--- a/packages/docx-comparison/src/testing/outputs/typescript_redline.docx
+++ b/packages/docx-comparison/src/testing/outputs/typescript_redline.docx
@@ -97,8 +97,8 @@
 <w:p><w:pPr><w:pStyle w:val="BodyText"></w:pStyle></w:pPr><w:r><w:t>“</w:t></w:r><w:r><w:rPr><w:b/></w:rPr><w:t>Defaulting Partner</w:t></w:r><w:r><w:t>” has the meaning set forth in Section </w:t></w:r><w:r><w:t>6.6.1</w:t></w:r><w:r><w:t>.</w:t></w:r></w:p>
 <w:p><w:pPr><w:pStyle w:val="BodyText"></w:pStyle></w:pPr><w:r><w:t>“</w:t></w:r><w:r><w:rPr><w:b/></w:rPr><w:t>Default Notice</w:t></w:r><w:r><w:t>” has the meaning set forth in Section</w:t></w:r><w:r><w:t> </w:t></w:r><w:r><w:t>6.6.1</w:t></w:r><w:r><w:t>.</w:t></w:r></w:p>
 <w:p><w:pPr><w:pStyle w:val="BodyText"></w:pStyle></w:pPr><w:r><w:t>“</w:t></w:r><w:r><w:rPr><w:b/></w:rPr><w:t>Designated Individual</w:t></w:r><w:r><w:t xml:space="preserve">” has the meaning set forth in Section </w:t></w:r><w:r><w:t>15.3.3.1</w:t></w:r><w:r><w:t>.</w:t></w:r></w:p>
-<w:p><w:pPr><w:pStyle w:val="BodyText"></w:pStyle></w:pPr><w:ins w:id="1" w:author="IntegrationTest" w:date="2026-02-20T03:04:20.964Z"><w:r><w:t>“</w:t></w:r><w:r><w:rPr><w:b/></w:rPr><w:t>Disposition</w:t></w:r><w:r><w:t xml:space="preserve">” means the sale, exchange, redemption, maturity, or other disposition by the Fund of all or a portion of a Portfolio Investment, including distributions in kind to the Partners.  For all purposes of this Agreement, an extraordinary divide</w:t></w:r><w:r><w:t>nd, refinancing, capital restructuring or similar transaction or distribution in connection with a Portfolio Investment shall be considered a “Disposition”.</w:t></w:r></w:ins></w:p>
-<w:p><w:pPr><w:pStyle w:val="BodyText"></w:pStyle></w:pPr><w:r><w:t>“</w:t></w:r><w:r><w:rPr><w:b/></w:rPr><w:t>Distributable Proceeds</w:t></w:r><w:r><w:t>” means, as of any date, the excess of (i) the cash received by the Fund fro</w:t></w:r><w:r><w:t xml:space="preserve">m any </w:t></w:r><w:del w:id="2" w:author="IntegrationTest" w:date="2026-02-20T03:04:20.964Z"><w:r><w:delText>sale or other d</w:delText></w:r></w:del><w:ins w:id="3" w:author="IntegrationTest" w:date="2026-02-20T03:04:20.964Z"><w:r><w:t>D</w:t></w:r></w:ins><w:r><w:t>isposition of, or dividends, interest or other income from or with respect to, a Portfolio Investment or otherwise attributable to a Portfolio Investment, or otherwise received by the Fund from any source (other than payments made by the Partners to</w:t></w:r><w:r><w:t xml:space="preserve"> the Fund pursuant to this Agreement), over (ii) the sum of the amount of such items as is necessary for (A) for the payment of Fund Expenses and (B) the establishment of Reserves.</w:t></w:r></w:p>
+<w:p><w:pPr><w:pStyle w:val="BodyText"></w:pStyle></w:pPr><w:ins w:id="1" w:author="IntegrationTest" w:date="2026-02-21T02:16:04.365Z"><w:r><w:t>“</w:t></w:r><w:r><w:rPr><w:b/></w:rPr><w:t>Disposition</w:t></w:r><w:r><w:t xml:space="preserve">” means the sale, exchange, redemption, maturity, or other disposition by the Fund of all or a portion of a Portfolio Investment, including distributions in kind to the Partners.  For all purposes of this Agreement, an extraordinary divide</w:t></w:r><w:r><w:t>nd, refinancing, capital restructuring or similar transaction or distribution in connection with a Portfolio Investment shall be considered a “Disposition”.</w:t></w:r></w:ins></w:p>
+<w:p><w:pPr><w:pStyle w:val="BodyText"></w:pStyle></w:pPr><w:r><w:t>“</w:t></w:r><w:r><w:rPr><w:b/></w:rPr><w:t>Distributable Proceeds</w:t></w:r><w:r><w:t>” means, as of any date, the excess of (i) the cash received by the Fund fro</w:t></w:r><w:r><w:t xml:space="preserve">m any </w:t></w:r><w:del w:id="2" w:author="IntegrationTest" w:date="2026-02-21T02:16:04.365Z"><w:r><w:delText>sale or other d</w:delText></w:r></w:del><w:ins w:id="3" w:author="IntegrationTest" w:date="2026-02-21T02:16:04.365Z"><w:r><w:t>D</w:t></w:r></w:ins><w:r><w:t>isposition of, or dividends, interest or other income from or with respect to, a Portfolio Investment or otherwise attributable to a Portfolio Investment, or otherwise received by the Fund from any source (other than payments made by the Partners to</w:t></w:r><w:r><w:t xml:space="preserve"> the Fund pursuant to this Agreement), over (ii) the sum of the amount of such items as is necessary for (A) for the payment of Fund Expenses and (B) the establishment of Reserves.</w:t></w:r></w:p>
 <w:p><w:pPr><w:pStyle w:val="BodyText"></w:pStyle></w:pPr><w:r><w:t>“</w:t></w:r><w:r><w:rPr><w:b/></w:rPr><w:t>Drawdown</w:t></w:r><w:r><w:t>” means each Capital Contribution made or to be made to the Fund p</w:t></w:r><w:r><w:t>ursuant to Section </w:t></w:r><w:r><w:t>6.2</w:t></w:r><w:r><w:t xml:space="preserve"> (</w:t></w:r><w:r><w:rPr><w:i/></w:rPr><w:t>Terms and Conditions; Capital Contributions</w:t></w:r><w:r><w:t>) from time to time by the Partners pursuant to a Drawdown Notice.</w:t></w:r></w:p>
 <w:p><w:pPr><w:pStyle w:val="BodyText"></w:pStyle></w:pPr><w:r><w:t>“</w:t></w:r><w:r><w:rPr><w:b/></w:rPr><w:t>Drawdown Notice</w:t></w:r><w:r><w:t>” has the meaning set forth in Section </w:t></w:r><w:r><w:t>6</w:t></w:r><w:r><w:t>.2.1</w:t></w:r><w:r><w:t>.</w:t></w:r></w:p>
 <w:p><w:pPr><w:pStyle w:val="BodyText"></w:pStyle></w:pPr><w:r><w:t>“</w:t></w:r><w:r><w:rPr><w:b/></w:rPr><w:t>Due Date</w:t></w:r><w:r><w:t>” has the meaning set forth in Section </w:t></w:r><w:r><w:t>6.2.1</w:t></w:r><w:r><w:t>.</w:t></w:r></w:p>
@@ -106,7 +106,7 @@
 <w:p><w:pPr><w:pStyle w:val="BodyText"></w:pStyle></w:pPr><w:r><w:t>“</w:t></w:r><w:r><w:rPr><w:b/></w:rPr><w:t>Equalization Payment</w:t></w:r><w:r><w:t>” has the meaning set forth in Section </w:t></w:r><w:r><w:t>5.1.4.1</w:t></w:r><w:r><w:t>.</w:t></w:r></w:p>
 <w:p><w:pPr><w:pStyle w:val="BodyText"></w:pStyle></w:pPr><w:r><w:t>“</w:t></w:r><w:r><w:rPr><w:b/></w:rPr><w:t>ERISA</w:t></w:r><w:r><w:t>” means the U.S. Employee Retire</w:t></w:r><w:r><w:t>ment Income Security Act of 1974 and the rules and regulations promulgated thereunder.</w:t></w:r></w:p>
 <w:p><w:pPr><w:pStyle w:val="BodyText"></w:pStyle></w:pPr><w:r><w:t>“</w:t></w:r><w:r><w:rPr><w:b/></w:rPr><w:t>ERISA Partner</w:t></w:r><w:r><w:t xml:space="preserve">” means, with respect to any determination hereunder, (i) any Limited Partner that (A) is a Benefit Plan Investor and (B) has notified the General Partner </w:t></w:r><w:r><w:t>in writing of such status at any time prior to such determination or (ii) any Limited Partner designated as an “ERISA Partner” by the General Partner with such Limited Partner’s consent (which designation may be for purposes of any or all provisions of thi</w:t></w:r><w:r><w:t>s Agreement).</w:t></w:r></w:p>
-<w:p><w:pPr><w:pStyle w:val="BodyText"></w:pStyle></w:pPr><w:r><w:t>“</w:t></w:r><w:r><w:rPr><w:b/></w:rPr><w:t>Escrow Account</w:t></w:r><w:r><w:t xml:space="preserve">” has the meaning set forth in Section </w:t></w:r><w:r><w:t>14.7.</w:t></w:r><w:del w:id="4" w:author="IntegrationTest" w:date="2026-02-20T03:04:20.964Z"><w:r><w:delText>2</w:delText></w:r></w:del><w:ins w:id="5" w:author="IntegrationTest" w:date="2026-02-20T03:04:20.964Z"><w:r><w:t>3</w:t></w:r></w:ins><w:r><w:t>.</w:t></w:r></w:p>
+<w:p><w:pPr><w:pStyle w:val="BodyText"></w:pStyle></w:pPr><w:r><w:t>“</w:t></w:r><w:r><w:rPr><w:b/></w:rPr><w:t>Escrow Account</w:t></w:r><w:r><w:t xml:space="preserve">” has the meaning set forth in Section </w:t></w:r><w:r><w:t>14.7.</w:t></w:r><w:del w:id="4" w:author="IntegrationTest" w:date="2026-02-21T02:16:04.365Z"><w:r><w:delText>2</w:delText></w:r></w:del><w:ins w:id="5" w:author="IntegrationTest" w:date="2026-02-21T02:16:04.365Z"><w:r><w:t>3</w:t></w:r></w:ins><w:r><w:t>.</w:t></w:r></w:p>
 <w:p><w:pPr><w:pStyle w:val="BodyText"></w:pStyle></w:pPr><w:r><w:t>“</w:t></w:r><w:r><w:rPr><w:b/></w:rPr><w:t>Exculpation Exclusion Event</w:t></w:r><w:r><w:t xml:space="preserve">” means, with respect to the relevant GP Covered Person, any </w:t></w:r><w:r><w:t xml:space="preserve">conduct or lack of conduct in relation to the activities of the Fund that constitutes any of the following:  </w:t></w:r></w:p>
 <w:p><w:pPr><w:pStyle w:val="Article5L6"></w:pStyle><w:numPr><w:ilvl w:val="5"></w:ilvl><w:numId w:val="12"></w:numId></w:numPr></w:pPr><w:r><w:t xml:space="preserve">fraud, bad faith or willful misconduct; </w:t></w:r></w:p>
 <w:p><w:pPr><w:pStyle w:val="Article5L6"></w:pStyle><w:numPr><w:ilvl w:val="5"></w:ilvl><w:numId w:val="49"></w:numId></w:numPr></w:pPr><w:r><w:t>gross negligence or reckless disregard;</w:t></w:r></w:p>
@@ -148,9 +148,9 @@
 <w:p><w:pPr><w:pStyle w:val="BodyText"></w:pStyle></w:pPr><w:r><w:t>“</w:t></w:r><w:r><w:rPr><w:b/></w:rPr><w:t>Initial Limited Partner</w:t></w:r><w:r><w:t>” means [</w:t></w:r><w:r><w:rPr><w:highlight w:val="yellow"/></w:rPr><w:t>_________________</w:t></w:r><w:r><w:t>].</w:t></w:r></w:p>
 <w:p><w:pPr><w:pStyle w:val="BodyText"></w:pStyle></w:pPr><w:r><w:t>“</w:t></w:r><w:r><w:rPr><w:b/></w:rPr><w:t>Interest</w:t></w:r><w:r><w:t>” means the interest of a Partner in the Fund at any time, including the right of such Partner to any and all benefits to which such Partner would be entitled as provided for in this Agreement.</w:t></w:r></w:p>
 <w:p><w:pPr><w:pStyle w:val="BodyText"></w:pStyle></w:pPr><w:r><w:t>“</w:t></w:r><w:r><w:rPr><w:b/></w:rPr><w:t>Interested Person</w:t></w:r><w:r><w:t>” means each of the General Partne</w:t></w:r><w:r><w:t>r, the Fund Manager, any Key Person, any member of the General Partner’s or Fund Manager’s investment committee, any of their respective relatives, employees, directors, officers, members, shareholders and partners and any Affiliate of any of the foregoing</w:t></w:r><w:r><w:t>.</w:t></w:r></w:p>
-<w:p><w:pPr><w:pStyle w:val="BodyText"></w:pStyle></w:pPr><w:ins w:id="6" w:author="IntegrationTest" w:date="2026-02-20T03:04:20.964Z"><w:r><w:t>“</w:t></w:r><w:r><w:rPr><w:b/></w:rPr><w:t>Interim Clawback Amount</w:t></w:r><w:r><w:t xml:space="preserve">” has the meaning set forth in Section </w:t></w:r><w:r><w:t>14.7.2</w:t></w:r><w:r><w:t xml:space="preserve">. </w:t></w:r></w:ins></w:p>
-<w:p><w:pPr><w:pStyle w:val="BodyText"></w:pStyle></w:pPr><w:ins w:id="7" w:author="IntegrationTest" w:date="2026-02-20T03:04:20.964Z"><w:r><w:t>“</w:t></w:r><w:r><w:rPr><w:b/></w:rPr><w:t>Interim Clawback Date</w:t></w:r><w:r><w:t xml:space="preserve">” has the meaning set forth in Section </w:t></w:r><w:r><w:t>14.7.2</w:t></w:r><w:r><w:t xml:space="preserve">. </w:t></w:r></w:ins></w:p>
-<w:p><w:pPr><w:pStyle w:val="BodyText"></w:pStyle></w:pPr><w:ins w:id="8" w:author="IntegrationTest" w:date="2026-02-20T03:04:20.964Z"><w:r><w:t>“</w:t></w:r><w:r><w:rPr><w:b/></w:rPr><w:t>Interim Clawback Obligation</w:t></w:r><w:r><w:t xml:space="preserve">” has the meaning set forth in Section </w:t></w:r><w:r><w:t>14.7.2</w:t></w:r><w:r><w:t xml:space="preserve">. </w:t></w:r></w:ins></w:p>
+<w:p><w:pPr><w:pStyle w:val="BodyText"></w:pStyle></w:pPr><w:ins w:id="6" w:author="IntegrationTest" w:date="2026-02-21T02:16:04.365Z"><w:r><w:t>“</w:t></w:r><w:r><w:rPr><w:b/></w:rPr><w:t>Interim Clawback Amount</w:t></w:r><w:r><w:t xml:space="preserve">” has the meaning set forth in Section </w:t></w:r><w:r><w:t>14.7.2</w:t></w:r><w:r><w:t xml:space="preserve">. </w:t></w:r></w:ins></w:p>
+<w:p><w:pPr><w:pStyle w:val="BodyText"></w:pStyle></w:pPr><w:ins w:id="7" w:author="IntegrationTest" w:date="2026-02-21T02:16:04.365Z"><w:r><w:t>“</w:t></w:r><w:r><w:rPr><w:b/></w:rPr><w:t>Interim Clawback Date</w:t></w:r><w:r><w:t xml:space="preserve">” has the meaning set forth in Section </w:t></w:r><w:r><w:t>14.7.2</w:t></w:r><w:r><w:t xml:space="preserve">. </w:t></w:r></w:ins></w:p>
+<w:p><w:pPr><w:pStyle w:val="BodyText"></w:pStyle></w:pPr><w:ins w:id="8" w:author="IntegrationTest" w:date="2026-02-21T02:16:04.365Z"><w:r><w:t>“</w:t></w:r><w:r><w:rPr><w:b/></w:rPr><w:t>Interim Clawback Obligation</w:t></w:r><w:r><w:t xml:space="preserve">” has the meaning set forth in Section </w:t></w:r><w:r><w:t>14.7.2</w:t></w:r><w:r><w:t xml:space="preserve">. </w:t></w:r></w:ins></w:p>
 <w:p><w:pPr><w:pStyle w:val="BodyText"></w:pStyle></w:pPr><w:r><w:t>“</w:t></w:r><w:r><w:rPr><w:b/></w:rPr><w:t>Investment Company Ac</w:t></w:r><w:r><w:rPr><w:b/></w:rPr><w:t>t</w:t></w:r><w:r><w:t>” means the U.S. Investment Company Act of 1940 and the rules and regulations promulgated thereunder.</w:t></w:r></w:p>
 <w:p><w:pPr><w:pStyle w:val="BodyText"></w:pStyle></w:pPr><w:r><w:t>“</w:t></w:r><w:r><w:rPr><w:b/></w:rPr><w:t>Investment Objectives</w:t></w:r><w:r><w:t>” has the meaning set forth in Section </w:t></w:r><w:r><w:t>2.2</w:t></w:r><w:r><w:t xml:space="preserve"> (</w:t></w:r><w:r><w:rPr><w:i/></w:rPr><w:t>Purposes</w:t></w:r><w:r><w:t>).</w:t></w:r></w:p>
 <w:p><w:pPr><w:pStyle w:val="BodyText"></w:pStyle></w:pPr><w:r><w:t>“</w:t></w:r><w:r><w:rPr><w:b/></w:rPr><w:t>Investment Policy</w:t></w:r><w:r><w:t>” means the investment policy of the Fund attached hereto as Schedule 2 (</w:t></w:r><w:r><w:rPr><w:i/></w:rPr><w:t>Investment Policy</w:t></w:r><w:r><w:t>).</w:t></w:r></w:p>
@@ -192,13 +192,13 @@
 <w:p><w:pPr><w:pStyle w:val="BodyText"></w:pStyle></w:pPr><w:r><w:t>“</w:t></w:r><w:r><w:rPr><w:b/></w:rPr><w:t>Plan Assets</w:t></w:r><w:r><w:t xml:space="preserve">” means “plan assets” of Benefit Plan </w:t></w:r><w:r><w:t>Investors under the Plan Assets Regulation.</w:t></w:r></w:p>
 <w:p><w:pPr><w:pStyle w:val="BodyText"></w:pStyle></w:pPr><w:r><w:t>“</w:t></w:r><w:r><w:rPr><w:b/></w:rPr><w:t>Portfolio Company</w:t></w:r><w:r><w:t>” means any Person in which a Portfolio Investment is made, whether directly or indirectly, and continues to be held, by the Fund.</w:t></w:r></w:p>
 <w:p><w:pPr><w:pStyle w:val="BodyText"></w:pStyle></w:pPr><w:r><w:t>“</w:t></w:r><w:r><w:rPr><w:b/></w:rPr><w:t>Portfolio Investments</w:t></w:r><w:r><w:t>” means investments made by the Fund (inc</w:t></w:r><w:r><w:t>luding Temporary Investments, Follow-on Investments and Bridge Investments).</w:t></w:r></w:p>
-<w:p><w:pPr><w:pStyle w:val="BodyText"></w:pStyle></w:pPr><w:r><w:t>“</w:t></w:r><w:r><w:rPr><w:b/></w:rPr><w:t>Preferred Return</w:t></w:r><w:r><w:t xml:space="preserve">” means, with respect to each Partner (other than an Affiliated Partner), as of any date of determination, such amount as is equal to an annual rate of return of </w:t></w:r><w:r><w:rPr><w:b/></w:rPr><w:t>[</w:t></w:r><w:r><w:rPr><w:highlight w:val="yellow"/></w:rPr><w:t>8</w:t></w:r><w:r><w:rPr><w:b/></w:rPr><w:t>]</w:t></w:r><w:r><w:t>%, compounded annually and calculated daily on the Capital Contributions made by such Limited Partner</w:t></w:r><w:ins w:id="9" w:author="IntegrationTest" w:date="2026-02-20T03:04:20.964Z"><w:r><w:t xml:space="preserve"> described in Section </w:t></w:r><w:r><w:t>14.3.1</w:t></w:r></w:ins><w:r><w:t>, calculated from the date of rec</w:t></w:r><w:r><w:t>eipt of each such Capital Contribution by the Fund</w:t></w:r><w:r><w:t xml:space="preserve"> and accrual of the Preferred Return, and ceasing on the date of distribution or deemed distribution by the Fund to such Limited Partner.</w:t></w:r></w:p>
+<w:p><w:pPr><w:pStyle w:val="BodyText"></w:pStyle></w:pPr><w:r><w:t>“</w:t></w:r><w:r><w:rPr><w:b/></w:rPr><w:t>Preferred Return</w:t></w:r><w:r><w:t xml:space="preserve">” means, with respect to each Partner (other than an Affiliated Partner), as of any date of determination, such amount as is equal to an annual rate of return of </w:t></w:r><w:r><w:rPr><w:b/></w:rPr><w:t>[</w:t></w:r><w:r><w:rPr><w:highlight w:val="yellow"/></w:rPr><w:t>8</w:t></w:r><w:r><w:rPr><w:b/></w:rPr><w:t>]</w:t></w:r><w:r><w:t>%, compounded annually and calculated daily on the Capital Contributions made by such Limited Partner</w:t></w:r><w:ins w:id="9" w:author="IntegrationTest" w:date="2026-02-21T02:16:04.365Z"><w:r><w:t xml:space="preserve"> described in Section </w:t></w:r><w:r><w:t>14.3.1</w:t></w:r></w:ins><w:r><w:t>, calculated from the date of rec</w:t></w:r><w:r><w:t>eipt of each such Capital Contribution by the Fund</w:t></w:r><w:r><w:t xml:space="preserve"> and accrual of the Preferred Return, and ceasing on the date of distribution or deemed distribution by the Fund to such Limited Partner.</w:t></w:r></w:p>
 <w:p><w:pPr><w:pStyle w:val="BodyText"></w:pStyle></w:pPr><w:r><w:t>“</w:t></w:r><w:r><w:rPr><w:b/></w:rPr><w:t>Prime Rate</w:t></w:r><w:r><w:t>” means the rate of interest publicly announced from ti</w:t></w:r><w:r><w:t xml:space="preserve">me to time by </w:t></w:r><w:r><w:rPr><w:b/></w:rPr><w:t>[</w:t></w:r><w:r><w:rPr><w:i/></w:rPr><w:t>The Wall Street Journal</w:t></w:r><w:r><w:rPr><w:b/></w:rPr><w:t>]</w:t></w:r><w:r><w:t>.</w:t></w:r></w:p>
 <w:p><w:pPr><w:pStyle w:val="BodyText"></w:pStyle></w:pPr><w:r><w:rPr><w:b/></w:rPr><w:t>[</w:t></w:r><w:r><w:t>“</w:t></w:r><w:r><w:rPr><w:b/></w:rPr><w:t>Prior Funds</w:t></w:r><w:r><w:t xml:space="preserve">” means </w:t></w:r><w:r><w:rPr><w:b/></w:rPr><w:t>[</w:t></w:r><w:r><w:rPr><w:highlight w:val="yellow"/></w:rPr><w:t>__</w:t></w:r><w:r><w:rPr><w:b/></w:rPr><w:t>]</w:t></w:r><w:r><w:t>.</w:t></w:r><w:r><w:rPr><w:b/></w:rPr><w:t>]</w:t></w:r></w:p>
 <w:p><w:pPr><w:pStyle w:val="BodyText"></w:pStyle></w:pPr><w:r><w:t>“</w:t></w:r><w:r><w:rPr><w:b/></w:rPr><w:t>Prior Partners</w:t></w:r><w:r><w:t>” has the meaning set forth in Section </w:t></w:r><w:r><w:t>5.1.4</w:t></w:r><w:r><w:t>.</w:t></w:r></w:p>
 <w:p><w:pPr><w:pStyle w:val="BodyText"></w:pStyle></w:pPr><w:r><w:t>“</w:t></w:r><w:r><w:rPr><w:b/></w:rPr><w:t>Proceeding</w:t></w:r><w:r><w:t>” means any investigation, action, suit, arbitration, dispute, claim or other proceeding, whether civil or criminal, administrative or investigative.</w:t></w:r></w:p>
 <w:p><w:pPr><w:pStyle w:val="BodyText"></w:pStyle></w:pPr><w:r><w:t>“</w:t></w:r><w:r><w:rPr><w:b/></w:rPr><w:t>Public Records Law</w:t></w:r><w:r><w:t>” means an</w:t></w:r><w:r><w:t>y statute or regulation of any jurisdiction which gives members of the public the right on request to view of obtain the records of any governmental body or agency or authority or related entity not otherwise made publicly available.</w:t></w:r></w:p>
-<w:p><w:pPr><w:pStyle w:val="BodyText"></w:pStyle></w:pPr><w:ins w:id="10" w:author="IntegrationTest" w:date="2026-02-20T03:04:20.964Z"><w:r><w:t>“</w:t></w:r><w:r><w:rPr><w:b/></w:rPr><w:t>Realized Investment</w:t></w:r><w:r><w:t xml:space="preserve">” </w:t></w:r><w:r><w:t>means, as of any date of determination, each Portfolio Investment (other than Temporary Investments) that has been the subject of a Disposition.</w:t></w:r></w:ins></w:p>
+<w:p><w:pPr><w:pStyle w:val="BodyText"></w:pStyle></w:pPr><w:ins w:id="10" w:author="IntegrationTest" w:date="2026-02-21T02:16:04.365Z"><w:r><w:t>“</w:t></w:r><w:r><w:rPr><w:b/></w:rPr><w:t>Realized Investment</w:t></w:r><w:r><w:t xml:space="preserve">” </w:t></w:r><w:r><w:t>means, as of any date of determination, each Portfolio Investment (other than Temporary Investments) that has been the subject of a Disposition.</w:t></w:r></w:ins></w:p>
 <w:p><w:pPr><w:pStyle w:val="BodyText"></w:pStyle></w:pPr><w:r><w:t>“</w:t></w:r><w:r><w:rPr><w:b/></w:rPr><w:t>Register</w:t></w:r><w:r><w:t>” has the meaning set forth in Section </w:t></w:r><w:r><w:t>2.4</w:t></w:r><w:r><w:t xml:space="preserve"> (</w:t></w:r><w:r><w:rPr><w:i/></w:rPr><w:t>Register</w:t></w:r><w:r><w:t>).</w:t></w:r></w:p>
 <w:p><w:pPr><w:pStyle w:val="BodyText"></w:pStyle></w:pPr><w:r><w:t>“</w:t></w:r><w:r><w:rPr><w:b/></w:rPr><w:t>Regulated Partner</w:t></w:r><w:r><w:t xml:space="preserve">” has the meaning set forth in Section </w:t></w:r><w:r><w:t>8.6.1</w:t></w:r><w:r><w:t>.</w:t></w:r></w:p>
 <w:p><w:pPr><w:pStyle w:val="BodyText"></w:pStyle></w:pPr><w:r><w:t>“</w:t></w:r><w:r><w:rPr><w:b/></w:rPr><w:t>Regulations</w:t></w:r><w:r><w:t>” means the temporary and final regulations p</w:t></w:r><w:r><w:t>romulgated by the U.S. Department of the Treasury under the Code.</w:t></w:r></w:p>
@@ -241,8 +241,8 @@
 <w:p><w:pPr><w:pStyle w:val="BodyText"></w:pStyle></w:pPr><w:r><w:t>“</w:t></w:r><w:r><w:rPr><w:b/></w:rPr><w:t>Transfer</w:t></w:r><w:r><w:t>” means a transfer in any form.</w:t></w:r></w:p>
 <w:p><w:pPr><w:pStyle w:val="BodyText"></w:pStyle></w:pPr><w:r><w:t>“</w:t></w:r><w:r><w:rPr><w:b/></w:rPr><w:t>Transferee</w:t></w:r><w:r><w:t xml:space="preserve">” </w:t></w:r><w:r><w:t>has the meaning set forth in Section </w:t></w:r><w:r><w:t>17.2.1</w:t></w:r><w:r><w:t>.</w:t></w:r></w:p>
 <w:p><w:pPr><w:pStyle w:val="BodyText"></w:pStyle></w:pPr><w:r><w:t>“</w:t></w:r><w:r><w:rPr><w:b/></w:rPr><w:t>Transferor</w:t></w:r><w:r><w:t>” has the meaning set forth in Section </w:t></w:r><w:r><w:t>17.2.1</w:t></w:r><w:r><w:t>.</w:t></w:r></w:p>
-<w:p><w:pPr><w:pStyle w:val="BodyText"></w:pStyle></w:pPr><w:ins w:id="11" w:author="IntegrationTest" w:date="2026-02-20T03:04:20.964Z"><w:r><w:t>“</w:t></w:r><w:r><w:rPr><w:b/></w:rPr><w:t>Unrealized Investment</w:t></w:r><w:r><w:t>” means each Portfolio Investment other than Temporary Investments and Realized Investments.</w:t></w:r></w:ins></w:p>
-<w:p><w:pPr><w:pStyle w:val="BodyText"></w:pStyle></w:pPr><w:ins w:id="12" w:author="IntegrationTest" w:date="2026-02-20T03:04:20.964Z"><w:r><w:t>“</w:t></w:r><w:r><w:rPr><w:b/></w:rPr><w:t>Unrealized Loss</w:t></w:r><w:r><w:t xml:space="preserve">” shall mean, with respect to each Partner and each Unrealized Investment, as of any date </w:t></w:r><w:r><w:t>of determination, the excess, if any, of (i) the Capital Contributions of such Partner used to fund the cost of such Unrealized Investment (including any expenses incurred in making or maintaining such Portfolio Investment) over (ii) the product of (A) the</w:t></w:r><w:r><w:t xml:space="preserve"> Value of such Unrealized Investment as of such date of determination and (B) such Partner’s Sharing Percentage for such Unrealized Investment.</w:t></w:r></w:ins></w:p>
+<w:p><w:pPr><w:pStyle w:val="BodyText"></w:pStyle></w:pPr><w:ins w:id="11" w:author="IntegrationTest" w:date="2026-02-21T02:16:04.365Z"><w:r><w:t>“</w:t></w:r><w:r><w:rPr><w:b/></w:rPr><w:t>Unrealized Investment</w:t></w:r><w:r><w:t>” means each Portfolio Investment other than Temporary Investments and Realized Investments.</w:t></w:r></w:ins></w:p>
+<w:p><w:pPr><w:pStyle w:val="BodyText"></w:pStyle></w:pPr><w:ins w:id="12" w:author="IntegrationTest" w:date="2026-02-21T02:16:04.365Z"><w:r><w:t>“</w:t></w:r><w:r><w:rPr><w:b/></w:rPr><w:t>Unrealized Loss</w:t></w:r><w:r><w:t xml:space="preserve">” shall mean, with respect to each Partner and each Unrealized Investment, as of any date </w:t></w:r><w:r><w:t>of determination, the excess, if any, of (i) the Capital Contributions of such Partner used to fund the cost of such Unrealized Investment (including any expenses incurred in making or maintaining such Portfolio Investment) over (ii) the product of (A) the</w:t></w:r><w:r><w:t xml:space="preserve"> Value of such Unrealized Investment as of such date of determination and (B) such Partner’s Sharing Percentage for such Unrealized Investment.</w:t></w:r></w:ins></w:p>
 <w:p><w:pPr><w:pStyle w:val="BodyText"></w:pStyle><w:rPr><w:b></w:b></w:rPr></w:pPr><w:r><w:t xml:space="preserve"> “</w:t></w:r><w:r><w:rPr><w:b/></w:rPr><w:t>US$</w:t></w:r><w:r><w:t>” means the lawful currency of the United States of America.</w:t></w:r></w:p>
 <w:p><w:pPr><w:pStyle w:val="BodyText"></w:pStyle></w:pPr><w:r><w:t>“</w:t></w:r><w:r><w:rPr><w:b/></w:rPr><w:t>Value</w:t></w:r><w:r><w:t xml:space="preserve">” means (subject to Section </w:t></w:r><w:r><w:t>8.4.2</w:t></w:r><w:r><w:t xml:space="preserve"> and Section </w:t></w:r><w:r><w:t>13.2.5.5</w:t></w:r><w:r><w:t>) the value determined by the General Partner in accordance w</w:t></w:r><w:r><w:t>ith [</w:t></w:r><w:r><w:rPr><w:highlight w:val="yellow"/></w:rPr><w:t>FASB ASC 820 (Fair Value Measurement)</w:t></w:r><w:r><w:t>]</w:t></w:r><w:r><w:t xml:space="preserve">, </w:t></w:r><w:r><w:rPr><w:u w:val="single"/></w:rPr><w:t>provided</w:t></w:r><w:r><w:t xml:space="preserve"> that all such values shall be disclosed to the Advisory Committee at the next Advisory Committee meeting after the determination of such value.</w:t></w:r></w:p>
 <w:p><w:pPr><w:pStyle w:val="BodyText"></w:pStyle></w:pPr><w:r><w:t>“</w:t></w:r><w:r><w:rPr><w:b/></w:rPr><w:t>VCOC</w:t></w:r><w:r><w:t>” means “venture capital operating company” as such</w:t></w:r><w:r><w:t xml:space="preserve"> term is defined in the Plan Asset Regulation.</w:t></w:r></w:p>
@@ -297,7 +297,7 @@
 <w:p><w:pPr><w:pStyle w:val="Article5L3"></w:pStyle><w:tabs><w:tab w:val="clear" w:pos="2520"></w:tab><w:tab w:val="num" w:pos="1440"></w:tab></w:tabs><w:ind w:left="0" w:firstLine="720"></w:ind></w:pPr><w:r><w:t xml:space="preserve">fees and expenses of the Fund’s and General Partner’s registered agent in the [State of </w:t></w:r><w:r><w:t>Delaware] and for maintaining the Fund’s and General Partner’s registered office in the [</w:t></w:r><w:r><w:rPr><w:highlight w:val="yellow"/></w:rPr><w:t>State of Delaware</w:t></w:r><w:r><w:t>];</w:t></w:r></w:p>
 <w:p><w:pPr><w:pStyle w:val="Article5L3"></w:pStyle><w:tabs><w:tab w:val="left" w:pos="1440"></w:tab></w:tabs><w:ind w:left="0" w:firstLine="720"></w:ind></w:pPr><w:r><w:t>costs and expenses of entertainment, including speaker fees, incurred in connection with conferences or meetings;</w:t></w:r></w:p>
 <w:p><w:pPr><w:pStyle w:val="Article5L3"></w:pStyle><w:tabs><w:tab w:val="left" w:pos="1440"></w:tab></w:tabs><w:ind w:left="0" w:firstLine="720"></w:ind></w:pPr><w:r><w:t>office space, furniture, computer</w:t></w:r><w:r><w:t>s, telephones, facilities, utilities, and communications, including the cost of maintaining any web portal of the General Partner, Fund Manager or Fund, and</w:t></w:r></w:p>
-<w:p><w:pPr><w:pStyle w:val="Article5L3"></w:pStyle><w:tabs><w:tab w:val="clear" w:pos="2520"></w:tab></w:tabs><w:ind w:left="0" w:firstLine="709"></w:ind></w:pPr><w:r><w:t>all costs of remedying an Exculpation Exclusion Event, Indemnification Exclusion Event or Removal C</w:t></w:r><w:r><w:t xml:space="preserve">onduct, all costs of enforcing any undertaking of the partners of the General Partner pursuant to Section </w:t></w:r><w:r><w:t>14.7.</w:t></w:r><w:del w:id="13" w:author="IntegrationTest" w:date="2026-02-20T03:04:20.964Z"><w:r><w:rPr><w:u w:val="single"/></w:rPr><w:delText>3</w:delText></w:r></w:del><w:ins w:id="14" w:author="IntegrationTest" w:date="2026-02-20T03:04:20.964Z"><w:r><w:t>4</w:t></w:r></w:ins><w:r><w:t>, and any taxes or other expenses incurred by the Fun</w:t></w:r><w:r><w:t>d or the General Partner or any of its Affiliates in respect of Carried Interest.</w:t></w:r></w:p>
+<w:p><w:pPr><w:pStyle w:val="Article5L3"></w:pStyle><w:tabs><w:tab w:val="clear" w:pos="2520"></w:tab></w:tabs><w:ind w:left="0" w:firstLine="709"></w:ind></w:pPr><w:r><w:t>all costs of remedying an Exculpation Exclusion Event, Indemnification Exclusion Event or Removal C</w:t></w:r><w:r><w:t xml:space="preserve">onduct, all costs of enforcing any undertaking of the partners of the General Partner pursuant to Section </w:t></w:r><w:r><w:t>14.7.</w:t></w:r><w:del w:id="13" w:author="IntegrationTest" w:date="2026-02-21T02:16:04.365Z"><w:r><w:rPr><w:u w:val="single"/></w:rPr><w:delText>3</w:delText></w:r></w:del><w:ins w:id="14" w:author="IntegrationTest" w:date="2026-02-21T02:16:04.365Z"><w:r><w:t>4</w:t></w:r></w:ins><w:r><w:t>, and any taxes or other expenses incurred by the Fun</w:t></w:r><w:r><w:t>d or the General Partner or any of its Affiliates in respect of Carried Interest.</w:t></w:r></w:p>
 <w:p><w:pPr><w:pStyle w:val="Article5L2"></w:pStyle><w:tabs><w:tab w:val="left" w:pos="720"></w:tab></w:tabs><w:ind w:firstLine="0"></w:ind></w:pPr><w:r><w:rPr><w:b/></w:rPr><w:t>Currency</w:t></w:r><w:r><w:t xml:space="preserve">.  All contributions by and distributions to the Partners, all calculations pursuant to the terms of this Agreement and all accounts of the Partners or the Fund shall</w:t></w:r><w:r><w:t xml:space="preserve"> be made, prepared and maintained (as the case may be) in </w:t></w:r><w:r><w:rPr><w:b/></w:rPr><w:t>[</w:t></w:r><w:r><w:rPr><w:highlight w:val="yellow"/></w:rPr><w:t>US$</w:t></w:r><w:r><w:rPr><w:b/></w:rPr><w:t>]</w:t></w:r><w:r><w:t>.</w:t></w:r></w:p>
 <w:p><w:pPr><w:pStyle w:val="Article5L2"></w:pStyle><w:tabs><w:tab w:val="left" w:pos="720"></w:tab></w:tabs><w:ind w:firstLine="0"></w:ind></w:pPr><w:r><w:rPr><w:b/></w:rPr><w:t>Parallel Vehicles</w:t></w:r><w:r><w:t>.</w:t></w:r></w:p>
 <w:p><w:pPr><w:pStyle w:val="Article5L3"></w:pStyle><w:tabs><w:tab w:val="left" w:pos="1440"></w:tab></w:tabs><w:ind w:left="0" w:firstLine="720"></w:ind></w:pPr><w:r><w:t>On or prior to the Final Closing Date, the General Partner or an Affiliate thereof may, to accommodate legal, tax or regulatory considerations of certain investors, form on</w:t></w:r><w:r><w:t>e or more pooled investment vehicles to co-invest with the Fund (each, a “</w:t></w:r><w:r><w:rPr><w:b/></w:rPr><w:t>Parallel Vehicle</w:t></w:r><w:r><w:t xml:space="preserve">”).  Each Parallel Vehicle shall be controlled by the General Partner or an Affiliate thereof, shall be managed by the Fund Manager or an Affiliate thereof, and shall</w:t></w:r><w:r><w:t xml:space="preserve"> be governed by organizational documents containing provisions substantially the same in all material respects as those of the Fund (including this Agreement), with only such differences </w:t></w:r><w:r><w:t>as may be required, or requested by the Investors therein, to accommo</w:t></w:r><w:r><w:t xml:space="preserve">date the legal, tax or regulatory considerations referred to in the preceding sentence.  The General Partner shall, subject to such legal, tax or regulatory considerations, cause each Parallel Vehicle to co-invest with the Fund in each Portfolio Company in</w:t></w:r><w:r><w:t xml:space="preserve"> proportion to the respective capital commitments of the Parallel Vehicles and the Fund.  All references in this Section </w:t></w:r><w:r><w:t>2.8</w:t></w:r><w:r><w:t xml:space="preserve"> (</w:t></w:r><w:r><w:rPr><w:i/></w:rPr><w:t>Parallel Vehicles</w:t></w:r><w:r><w:t xml:space="preserve">) to the Investors of </w:t></w:r><w:r><w:t>a Parallel Vehicle shall be deemed to include all Investors in a Parallel Vehicle formed as a vehicle other than a limited partnership.</w:t></w:r></w:p>
@@ -481,7 +481,7 @@
 <w:p><w:pPr><w:pStyle w:val="Article5L3"></w:pStyle><w:tabs><w:tab w:val="left" w:pos="1440"></w:tab></w:tabs><w:ind w:left="0" w:firstLine="720"></w:ind></w:pPr><w:r><w:t>On the Remov</w:t></w:r><w:r><w:t>al Date:</w:t></w:r></w:p>
 <w:p><w:pPr><w:pStyle w:val="Article5L4"></w:pStyle><w:tabs><w:tab w:val="left" w:pos="2520"></w:tab></w:tabs><w:ind w:left="720" w:firstLine="720"></w:ind></w:pPr><w:r><w:t>with respect to the delivery of a Removal For Cause Notice</w:t></w:r><w:r><w:t>:</w:t></w:r></w:p>
 <w:p><w:pPr><w:pStyle w:val="Article5L8"></w:pStyle><w:tabs><w:tab w:val="left" w:pos="3240"></w:tab></w:tabs><w:ind w:left="1440" w:firstLine="720"></w:ind></w:pPr><w:r><w:t>the right of the Fund Manager to receive installments of the Management Fee shall immediately and automatically terminate without further compensation, and no further payments of the Mana</w:t></w:r><w:r><w:t>gement Fee shall be made to the Fund Manager;</w:t></w:r><w:r><w:t xml:space="preserve"> </w:t></w:r></w:p>
-<w:p><w:pPr><w:pStyle w:val="Article5L8"></w:pStyle><w:tabs><w:tab w:val="left" w:pos="3240"></w:tab></w:tabs><w:ind w:left="1440" w:firstLine="720"></w:ind></w:pPr><w:r><w:t>the right of the removed General Partner to receive further distributions of Carried Interest from the Fund (including pursuant to Article </w:t></w:r><w:r><w:t>14</w:t></w:r><w:r><w:t xml:space="preserve"> (</w:t></w:r><w:r><w:rPr><w:i/></w:rPr><w:t>Distributions; Allocations</w:t></w:r><w:r><w:t xml:space="preserve">)) shall </w:t></w:r><w:r><w:t>immediately and automatically terminate, no further distributions of Carried Interest shall be made to the removed General Partner, and any amounts retained in the Escrow Account pursuant to Sect</w:t></w:r><w:r><w:t>ion </w:t></w:r><w:r><w:t>14.7.</w:t></w:r><w:del w:id="15" w:author="IntegrationTest" w:date="2026-02-20T03:04:20.964Z"><w:r><w:delText>2</w:delText></w:r></w:del><w:ins w:id="16" w:author="IntegrationTest" w:date="2026-02-20T03:04:20.964Z"><w:r><w:t>3</w:t></w:r></w:ins><w:r><w:t xml:space="preserve"> shall immediately be returned to the Fund for distribution to the Limited Partners; and </w:t></w:r></w:p>
+<w:p><w:pPr><w:pStyle w:val="Article5L8"></w:pStyle><w:tabs><w:tab w:val="left" w:pos="3240"></w:tab></w:tabs><w:ind w:left="1440" w:firstLine="720"></w:ind></w:pPr><w:r><w:t>the right of the removed General Partner to receive further distributions of Carried Interest from the Fund (including pursuant to Article </w:t></w:r><w:r><w:t>14</w:t></w:r><w:r><w:t xml:space="preserve"> (</w:t></w:r><w:r><w:rPr><w:i/></w:rPr><w:t>Distributions; Allocations</w:t></w:r><w:r><w:t xml:space="preserve">)) shall </w:t></w:r><w:r><w:t>immediately and automatically terminate, no further distributions of Carried Interest shall be made to the removed General Partner, and any amounts retained in the Escrow Account pursuant to Sect</w:t></w:r><w:r><w:t>ion </w:t></w:r><w:r><w:t>14.7.</w:t></w:r><w:del w:id="15" w:author="IntegrationTest" w:date="2026-02-21T02:16:04.365Z"><w:r><w:delText>2</w:delText></w:r></w:del><w:ins w:id="16" w:author="IntegrationTest" w:date="2026-02-21T02:16:04.365Z"><w:r><w:t>3</w:t></w:r></w:ins><w:r><w:t xml:space="preserve"> shall immediately be returned to the Fund for distribution to the Limited Partners; and </w:t></w:r></w:p>
 <w:p><w:pPr><w:pStyle w:val="Article5L8"></w:pStyle><w:tabs><w:tab w:val="left" w:pos="3240"></w:tab></w:tabs><w:ind w:left="1440" w:firstLine="720"></w:ind></w:pPr><w:r><w:t xml:space="preserve">in respect of its Commitment, the removed General Partner shall be treated as a Limited Partner, without any further action being required by any Person, and for </w:t></w:r><w:r><w:t>the avoidance of doubt, in that regard, shall be considered an “Affiliated Partner” for the purposes of Section </w:t></w:r><w:r><w:t>10.2</w:t></w:r><w:r><w:t xml:space="preserve"> (</w:t></w:r><w:r><w:rPr><w:i/></w:rPr><w:t>Consequences of Removal Notice</w:t></w:r><w:r><w:t xml:space="preserve">).  </w:t></w:r></w:p>
 <w:p><w:pPr><w:pStyle w:val="Article5L4"></w:pStyle><w:tabs><w:tab w:val="left" w:pos="2520"></w:tab></w:tabs><w:ind w:left="720" w:firstLine="720"></w:ind></w:pPr><w:r><w:t>with respect</w:t></w:r><w:r><w:t xml:space="preserve"> to the delivery of a Removal Without Cause Notice:</w:t></w:r></w:p>
 <w:p><w:pPr><w:pStyle w:val="Article5L8"></w:pStyle><w:tabs><w:tab w:val="left" w:pos="3240"></w:tab></w:tabs><w:ind w:left="1440" w:firstLine="720"></w:ind></w:pPr><w:r><w:t xml:space="preserve">the right of the Fund Manager to receive installments of the Management Fee shall immediately and automatically terminate without further </w:t></w:r><w:r><w:t xml:space="preserve">compensation, and no further payments of the Management Fee shall </w:t></w:r><w:r><w:t>be made to the Fund Manager</w:t></w:r><w:r><w:t xml:space="preserve">; </w:t></w:r></w:p>
@@ -499,7 +499,7 @@
 <w:p><w:pPr><w:pStyle w:val="Article5L2"></w:pStyle><w:tabs><w:tab w:val="left" w:pos="720"></w:tab></w:tabs><w:ind w:firstLine="0"></w:ind></w:pPr><w:r><w:rPr><w:b/></w:rPr><w:t>Co-operation on Removal</w:t></w:r><w:r><w:t xml:space="preserve">.  If the General Partner is removed or replaced, the removed General Partner and the Fund Manager shall:</w:t></w:r></w:p>
 <w:p><w:pPr><w:pStyle w:val="Article5L3"></w:pStyle><w:tabs><w:tab w:val="left" w:pos="1440"></w:tab></w:tabs><w:ind w:left="0" w:firstLine="720"></w:ind></w:pPr><w:r><w:t>pr</w:t></w:r><w:r><w:t>ovide to the replacement General Partner (or such other Person as has been notified to the removed General Partner and the Fund Manager with the approval of a Majority in Interest) or the liquidator of the Fund, all books of accounts, records, registers an</w:t></w:r><w:r><w:t>d other documents belonging to the Fund; and</w:t></w:r></w:p>
 <w:p><w:pPr><w:pStyle w:val="Article5L3"></w:pStyle><w:tabs><w:tab w:val="left" w:pos="1440"></w:tab></w:tabs><w:ind w:left="0" w:firstLine="720"></w:ind></w:pPr><w:r><w:t xml:space="preserve">use its best efforts to transfer control of the Fund and all assets of the Fund to such replacement General Partner or other Person without delay. </w:t></w:r></w:p>
-<w:p><w:pPr><w:pStyle w:val="Article5L2"></w:pStyle><w:tabs><w:tab w:val="left" w:pos="720"></w:tab></w:tabs><w:ind w:firstLine="0"></w:ind></w:pPr><w:r><w:rPr><w:b/></w:rPr><w:t>Consequences of Termination Notice.</w:t></w:r><w:r><w:t xml:space="preserve">  Upon the delivery of a Rem</w:t></w:r><w:r><w:t>oval For Cause Notice or a Removal Without Cause Notice in accordance with Section </w:t></w:r><w:r><w:t>10.1</w:t></w:r><w:r><w:t xml:space="preserve"> (</w:t></w:r><w:r><w:rPr><w:i/></w:rPr><w:t>Removal/Termination Notice</w:t></w:r><w:r><w:t xml:space="preserve">) in which </w:t></w:r><w:r><w:t xml:space="preserve">the Limited Partners elect to terminate </w:t></w:r><w:r><w:t xml:space="preserve">the Fund, the Fund shall be dissolved and wound up in accordance with Section </w:t></w:r><w:r><w:t>18.2</w:t></w:r><w:r><w:t xml:space="preserve"> (</w:t></w:r><w:r><w:rPr><w:i/></w:rPr><w:t>Dissolution</w:t></w:r><w:r><w:t xml:space="preserve">) and Section </w:t></w:r><w:r><w:t>18.3</w:t></w:r><w:r><w:t xml:space="preserve"> (</w:t></w:r><w:r><w:rPr><w:i/></w:rPr><w:t>Winding Up</w:t></w:r><w:r><w:t xml:space="preserve">); </w:t></w:r><w:r><w:rPr><w:u w:val="single"/></w:rPr><w:t>provided</w:t></w:r><w:r><w:t xml:space="preserve"> that with respect to a termination of the Fund on delivery of a Removal for Cause Notice, the right of the General Partner to receive further distributions of Carried In</w:t></w:r><w:r><w:t>terest from the Fund shall immediately and automatically terminate, no further distributions of Carried Interest shall be made to the General Partner, and any amounts retained in the Escrow Account pursuant to Section</w:t></w:r><w:del w:id="17" w:author="IntegrationTest" w:date="2026-02-20T03:04:20.964Z"><w:r><w:delText xml:space="preserve"> </w:delText></w:r></w:del><w:ins w:id="18" w:author="IntegrationTest" w:date="2026-02-20T03:04:20.964Z"><w:r><w:t> </w:t></w:r></w:ins><w:r><w:t>14.7.</w:t></w:r><w:del w:id="19" w:author="IntegrationTest" w:date="2026-02-20T03:04:20.964Z"><w:r><w:delText>2</w:delText></w:r></w:del><w:ins w:id="20" w:author="IntegrationTest" w:date="2026-02-20T03:04:20.964Z"><w:r><w:t>3</w:t></w:r></w:ins><w:r><w:t xml:space="preserve"> shall immediately be returned to the Fund for distribution to the Limited Partners[; </w:t></w:r><w:r><w:rPr><w:u w:val="single"/></w:rPr><w:t>provided</w:t></w:r><w:r><w:t xml:space="preserve">, </w:t></w:r><w:r><w:rPr><w:u w:val="single"/></w:rPr><w:t>further</w:t></w:r><w:r><w:t xml:space="preserve"> that with respect to a termination of the Fund on delivery of a Removal Without Cause Notice,</w:t></w:r><w:r><w:t xml:space="preserve"> the General Partner’s entitlement to receive further distributions of Carried Interest shall be immediately and automatically reduced to </w:t></w:r><w:r><w:rPr><w:b/></w:rPr><w:t>[</w:t></w:r><w:r><w:rPr><w:b/><w:highlight w:val="yellow"/></w:rPr><w:t>___</w:t></w:r><w:r><w:rPr><w:b/></w:rPr><w:t>]</w:t></w:r><w:r><w:t>% of the Carried Interest to which it is otherwise entitled].</w:t></w:r></w:p>
+<w:p><w:pPr><w:pStyle w:val="Article5L2"></w:pStyle><w:tabs><w:tab w:val="left" w:pos="720"></w:tab></w:tabs><w:ind w:firstLine="0"></w:ind></w:pPr><w:r><w:rPr><w:b/></w:rPr><w:t>Consequences of Termination Notice.</w:t></w:r><w:r><w:t xml:space="preserve">  Upon the delivery of a Rem</w:t></w:r><w:r><w:t>oval For Cause Notice or a Removal Without Cause Notice in accordance with Section </w:t></w:r><w:r><w:t>10.1</w:t></w:r><w:r><w:t xml:space="preserve"> (</w:t></w:r><w:r><w:rPr><w:i/></w:rPr><w:t>Removal/Termination Notice</w:t></w:r><w:r><w:t xml:space="preserve">) in which </w:t></w:r><w:r><w:t xml:space="preserve">the Limited Partners elect to terminate </w:t></w:r><w:r><w:t xml:space="preserve">the Fund, the Fund shall be dissolved and wound up in accordance with Section </w:t></w:r><w:r><w:t>18.2</w:t></w:r><w:r><w:t xml:space="preserve"> (</w:t></w:r><w:r><w:rPr><w:i/></w:rPr><w:t>Dissolution</w:t></w:r><w:r><w:t xml:space="preserve">) and Section </w:t></w:r><w:r><w:t>18.3</w:t></w:r><w:r><w:t xml:space="preserve"> (</w:t></w:r><w:r><w:rPr><w:i/></w:rPr><w:t>Winding Up</w:t></w:r><w:r><w:t xml:space="preserve">); </w:t></w:r><w:r><w:rPr><w:u w:val="single"/></w:rPr><w:t>provided</w:t></w:r><w:r><w:t xml:space="preserve"> that with respect to a termination of the Fund on delivery of a Removal for Cause Notice, the right of the General Partner to receive further distributions of Carried In</w:t></w:r><w:r><w:t>terest from the Fund shall immediately and automatically terminate, no further distributions of Carried Interest shall be made to the General Partner, and any amounts retained in the Escrow Account pursuant to Section</w:t></w:r><w:del w:id="17" w:author="IntegrationTest" w:date="2026-02-21T02:16:04.365Z"><w:r><w:delText xml:space="preserve"> </w:delText></w:r></w:del><w:ins w:id="18" w:author="IntegrationTest" w:date="2026-02-21T02:16:04.365Z"><w:r><w:t> </w:t></w:r></w:ins><w:r><w:t>14.7.</w:t></w:r><w:del w:id="19" w:author="IntegrationTest" w:date="2026-02-21T02:16:04.365Z"><w:r><w:delText>2</w:delText></w:r></w:del><w:ins w:id="20" w:author="IntegrationTest" w:date="2026-02-21T02:16:04.365Z"><w:r><w:t>3</w:t></w:r></w:ins><w:r><w:t xml:space="preserve"> shall immediately be returned to the Fund for distribution to the Limited Partners[; </w:t></w:r><w:r><w:rPr><w:u w:val="single"/></w:rPr><w:t>provided</w:t></w:r><w:r><w:t xml:space="preserve">, </w:t></w:r><w:r><w:rPr><w:u w:val="single"/></w:rPr><w:t>further</w:t></w:r><w:r><w:t xml:space="preserve"> that with respect to a termination of the Fund on delivery of a Removal Without Cause Notice,</w:t></w:r><w:r><w:t xml:space="preserve"> the General Partner’s entitlement to receive further distributions of Carried Interest shall be immediately and automatically reduced to </w:t></w:r><w:r><w:rPr><w:b/></w:rPr><w:t>[</w:t></w:r><w:r><w:rPr><w:b/><w:highlight w:val="yellow"/></w:rPr><w:t>___</w:t></w:r><w:r><w:rPr><w:b/></w:rPr><w:t>]</w:t></w:r><w:r><w:t>% of the Carried Interest to which it is otherwise entitled].</w:t></w:r></w:p>
 <w:p><w:pPr><w:pStyle w:val="Article5L1"></w:pStyle><w:rPr><w:b></w:b></w:rPr></w:pPr><w:r><w:rPr><w:b/></w:rPr><w:t>Key Person Event</w:t></w:r><w:r><w:rPr><w:b/></w:rPr><w:t>; Suspension</w:t></w:r></w:p>
 <w:p><w:pPr><w:pStyle w:val="Article5L2"></w:pStyle><w:tabs><w:tab w:val="left" w:pos="720"></w:tab></w:tabs><w:ind w:firstLine="0"></w:ind></w:pPr><w:r><w:t>The General Partner sh</w:t></w:r><w:r><w:t xml:space="preserve">all immediately notify each Limited Partner in writing of the occurrence of any Key Person Event. </w:t></w:r></w:p>
 <w:p><w:pPr><w:pStyle w:val="Article5L2"></w:pStyle><w:tabs><w:tab w:val="left" w:pos="720"></w:tab></w:tabs><w:ind w:firstLine="0"></w:ind></w:pPr><w:r><w:t>Upon the occurrence of a Key Person Event, the Commitment Period shall automatically and immediately be suspended until a Majority in Interest approves in wr</w:t></w:r><w:r><w:t>iting a remediation plan for such Key Person Event or otherwise waives such suspension generally or with respect to one or more specified Portfolio Investments.</w:t></w:r></w:p>
@@ -563,11 +563,11 @@
 <w:p><w:pPr><w:pStyle w:val="Article5L3"></w:pStyle><w:tabs><w:tab w:val="left" w:pos="1440"></w:tab></w:tabs><w:ind w:left="0" w:firstLine="720"></w:ind></w:pPr><w:r><w:t>Each distribution shall be accompanied by a distribution notice consistent with the requirements of the ILPA Capital Call</w:t></w:r><w:r><w:t xml:space="preserve"> and Distribution Notice Template (and including at least a description of the source and nature of the Distributable Proceeds, the calculation of the amount being distributed including Carried Interest, and any amounts that increase Remaining Commitments </w:t></w:r><w:r><w:t xml:space="preserve">pursuant to Section </w:t></w:r><w:r><w:t>6.4</w:t></w:r><w:r><w:t xml:space="preserve"> (</w:t></w:r><w:r><w:rPr><w:i/></w:rPr><w:t>Reinvestment</w:t></w:r><w:r><w:t>)).</w:t></w:r></w:p>
 <w:p><w:pPr><w:pStyle w:val="Article5L2"></w:pStyle><w:tabs><w:tab w:val="left" w:pos="720"></w:tab></w:tabs><w:ind w:firstLine="0"></w:ind></w:pPr><w:r><w:rPr><w:b/></w:rPr><w:t>Distributions of Temporary Investment Income</w:t></w:r><w:r><w:t xml:space="preserve">.  Subject to </w:t></w:r><w:r><w:t>6.5</w:t></w:r><w:r><w:t xml:space="preserve"> (</w:t></w:r><w:r><w:rPr><w:i/></w:rPr><w:t>Use of Distributable Proceeds to Fund Drawdowns</w:t></w:r><w:r><w:t>), Distributable Proceeds comprised of Temporary Investment Income shall be distributed among the Partners (other than Defaulting Partners) in proportion to their S</w:t></w:r><w:r><w:t>haring Percentages with respect to the relevant Portfolio Investment.</w:t></w:r></w:p>
 <w:p><w:pPr><w:pStyle w:val="Article5L2"></w:pStyle><w:tabs><w:tab w:val="left" w:pos="720"></w:tab></w:tabs><w:ind w:firstLine="0"></w:ind></w:pPr><w:r><w:rPr><w:b/></w:rPr><w:t>Distributions of Distributable Proceeds</w:t></w:r><w:r><w:t xml:space="preserve">.  Subject to </w:t></w:r><w:r><w:t>6.5</w:t></w:r><w:r><w:t xml:space="preserve"> (</w:t></w:r><w:r><w:rPr><w:i/></w:rPr><w:t>Use of Distributable Proceeds to Fund</w:t></w:r><w:r><w:rPr><w:i/></w:rPr><w:t xml:space="preserve"> Drawdowns</w:t></w:r><w:r><w:t xml:space="preserve">), Distributable Proceeds (other than Temporary Investment Income) from any Portfolio Investment shall be initially apportioned among the Partners in proportion to their Sharing Percentages with respect to the applicable Portfolio Investment.  Th</w:t></w:r><w:r><w:t xml:space="preserve">e amount so apportioned to any Affiliated Partner shall be distributed to such Person and, except as otherwise provided in this Article </w:t></w:r><w:r><w:t>14</w:t></w:r><w:r><w:t xml:space="preserve"> (</w:t></w:r><w:r><w:rPr><w:i/></w:rPr><w:t>Distributions; Allocatio</w:t></w:r><w:r><w:rPr><w:i/></w:rPr><w:t>ns</w:t></w:r><w:r><w:t xml:space="preserve">) and Section </w:t></w:r><w:r><w:t>6.6</w:t></w:r><w:r><w:t xml:space="preserve"> (</w:t></w:r><w:r><w:rPr><w:i/></w:rPr><w:t>Defaulting Partners</w:t></w:r><w:r><w:t>), the amount so apportioned to each other Partner shall be distributed between the General Partner and such Partner as follow</w:t></w:r><w:r><w:t>s:</w:t></w:r></w:p>
-<w:p><w:pPr><w:pStyle w:val="Article5L3"></w:pStyle><w:tabs><w:tab w:val="left" w:pos="1440"></w:tab></w:tabs><w:ind w:left="0" w:firstLine="720"></w:ind></w:pPr><w:r><w:rPr><w:u w:val="single"/></w:rPr><w:t>First</w:t></w:r><w:r><w:t>, 100% to such Partner until such Partner has received cumulative distributions pursuant to this Section </w:t></w:r><w:r><w:t>14.3.1</w:t></w:r><w:r><w:t xml:space="preserve"> equal to </w:t></w:r><w:del w:id="21" w:author="IntegrationTest" w:date="2026-02-20T03:04:20.964Z"><w:r><w:delText>such Partner’s aggregate Capital Contribu</w:delText></w:r></w:del><w:ins w:id="22" w:author="IntegrationTest" w:date="2026-02-20T03:04:20.964Z"><w:r><w:t>the sum of (without duplica</w:t></w:r></w:ins><w:r><w:t>tion</w:t></w:r><w:del w:id="23" w:author="IntegrationTest" w:date="2026-02-20T03:04:20.964Z"><w:r><w:delText>s;</w:delText></w:r></w:del><w:ins w:id="24" w:author="IntegrationTest" w:date="2026-02-20T03:04:20.964Z"><w:r><w:t>):</w:t></w:r></w:ins></w:p>
-<w:p><w:pPr><w:pStyle w:val="Article5L4"></w:pStyle><w:tabs><w:tab w:val="left" w:pos="2520"></w:tab></w:tabs><w:ind w:left="720" w:firstLine="720"></w:ind></w:pPr><w:ins w:id="25" w:author="IntegrationTest" w:date="2026-02-20T03:04:20.964Z"><w:r><w:t>the Capital Contributions of such Partner used to fund the cost of (i) such Portfolio Investment, (ii) each Realized Investment, and (iii) aggregate Unrealized Losses; and</w:t></w:r></w:ins></w:p>
-<w:p><w:pPr><w:pStyle w:val="Article5L4"></w:pStyle><w:tabs><w:tab w:val="left" w:pos="2520"></w:tab></w:tabs><w:ind w:left="720" w:firstLine="720"></w:ind></w:pPr><w:ins w:id="26" w:author="IntegrationTest" w:date="2026-02-20T03:04:20.964Z"><w:r><w:t>the Capital Contributions of such Partner used to fund Fund Expenses including the M</w:t></w:r><w:r><w:t>anagement Fee;</w:t></w:r></w:ins></w:p>
+<w:p><w:pPr><w:pStyle w:val="Article5L3"></w:pStyle><w:tabs><w:tab w:val="left" w:pos="1440"></w:tab></w:tabs><w:ind w:left="0" w:firstLine="720"></w:ind></w:pPr><w:r><w:rPr><w:u w:val="single"/></w:rPr><w:t>First</w:t></w:r><w:r><w:t>, 100% to such Partner until such Partner has received cumulative distributions pursuant to this Section </w:t></w:r><w:r><w:t>14.3.1</w:t></w:r><w:r><w:t xml:space="preserve"> equal to </w:t></w:r><w:del w:id="21" w:author="IntegrationTest" w:date="2026-02-21T02:16:04.365Z"><w:r><w:delText>such Partner’s aggregate Capital Contribu</w:delText></w:r></w:del><w:ins w:id="22" w:author="IntegrationTest" w:date="2026-02-21T02:16:04.365Z"><w:r><w:t>the sum of (without duplica</w:t></w:r></w:ins><w:r><w:t>tion</w:t></w:r><w:del w:id="23" w:author="IntegrationTest" w:date="2026-02-21T02:16:04.365Z"><w:r><w:delText>s;</w:delText></w:r></w:del><w:ins w:id="24" w:author="IntegrationTest" w:date="2026-02-21T02:16:04.365Z"><w:r><w:t>):</w:t></w:r></w:ins></w:p>
+<w:p><w:pPr><w:pStyle w:val="Article5L4"></w:pStyle><w:tabs><w:tab w:val="left" w:pos="2520"></w:tab></w:tabs><w:ind w:left="720" w:firstLine="720"></w:ind></w:pPr><w:ins w:id="25" w:author="IntegrationTest" w:date="2026-02-21T02:16:04.365Z"><w:r><w:t>the Capital Contributions of such Partner used to fund the cost of (i) such Portfolio Investment, (ii) each Realized Investment, and (iii) aggregate Unrealized Losses; and</w:t></w:r></w:ins></w:p>
+<w:p><w:pPr><w:pStyle w:val="Article5L4"></w:pStyle><w:tabs><w:tab w:val="left" w:pos="2520"></w:tab></w:tabs><w:ind w:left="720" w:firstLine="720"></w:ind></w:pPr><w:ins w:id="26" w:author="IntegrationTest" w:date="2026-02-21T02:16:04.365Z"><w:r><w:t>the Capital Contributions of such Partner used to fund Fund Expenses including the M</w:t></w:r><w:r><w:t>anagement Fee;</w:t></w:r></w:ins></w:p>
 <w:p><w:pPr><w:pStyle w:val="Article5L3"></w:pStyle><w:tabs><w:tab w:val="left" w:pos="1440"></w:tab></w:tabs><w:ind w:left="0" w:firstLine="720"></w:ind><w:rPr><w:i></w:i></w:rPr></w:pPr><w:r><w:rPr><w:u w:val="single"/></w:rPr><w:t>Second</w:t></w:r><w:r><w:t xml:space="preserve">, 100% to such Partner until the cumulative amount distributed to such Partner pursuant to this Section </w:t></w:r><w:r><w:t>14.3.2</w:t></w:r><w:r><w:t xml:space="preserve"> is equal to the </w:t></w:r><w:r><w:t>Preferred Return f</w:t></w:r><w:r><w:t>or such Partner;</w:t></w:r></w:p>
-<w:p><w:pPr><w:pStyle w:val="Article5L3"></w:pStyle><w:tabs><w:tab w:val="left" w:pos="1440"></w:tab></w:tabs><w:ind w:left="0" w:firstLine="720"></w:ind><w:rPr><w:i></w:i></w:rPr></w:pPr><w:r><w:rPr><w:u w:val="single"/></w:rPr><w:t>Third</w:t></w:r><w:r><w:t>,</w:t></w:r><w:ins w:id="27" w:author="IntegrationTest" w:date="2026-02-20T03:04:20.964Z"><w:r><w:t xml:space="preserve"> either (i)</w:t></w:r></w:ins><w:r><w:t xml:space="preserve"> </w:t></w:r><w:r><w:rPr><w:b/></w:rPr><w:t>[</w:t></w:r><w:r><w:rPr><w:highlight w:val="yellow"/></w:rPr><w:t>80</w:t></w:r><w:r><w:rPr><w:b/></w:rPr><w:t>]</w:t></w:r><w:r><w:t xml:space="preserve">% to the General Partner and </w:t></w:r><w:r><w:rPr><w:b/></w:rPr><w:t>[</w:t></w:r><w:r><w:rPr><w:highlight w:val="yellow"/></w:rPr><w:t>20</w:t></w:r><w:r><w:rPr><w:b/></w:rPr><w:t>]</w:t></w:r><w:r><w:t xml:space="preserve">% to such Partner </w:t></w:r><w:del w:id="28" w:author="IntegrationTest" w:date="2026-02-20T03:04:20.964Z"><w:r><w:delText>until the General</w:delText></w:r></w:del><w:ins w:id="29" w:author="IntegrationTest" w:date="2026-02-20T03:04:20.964Z"><w:r><w:t>or (ii) 100% to such</w:t></w:r></w:ins><w:r><w:t xml:space="preserve"> Partner</w:t></w:r><w:ins w:id="30" w:author="IntegrationTest" w:date="2026-02-20T03:04:20.964Z"><w:r><w:t>,</w:t></w:r></w:ins><w:r><w:t xml:space="preserve"> </w:t></w:r><w:del w:id="31" w:author="IntegrationTest" w:date="2026-02-20T03:04:20.964Z"><w:r><w:delText>h</w:delText></w:r></w:del><w:r><w:t xml:space="preserve">as </w:t></w:r><w:del w:id="32" w:author="IntegrationTest" w:date="2026-02-20T03:04:20.964Z"><w:r><w:delText>received</w:delText></w:r></w:del><w:ins w:id="33" w:author="IntegrationTest" w:date="2026-02-20T03:04:20.964Z"><w:r><w:t>appropriate, until the</w:t></w:r></w:ins><w:r><w:t xml:space="preserve"> cumulative distributions </w:t></w:r><w:ins w:id="34" w:author="IntegrationTest" w:date="2026-02-20T03:04:20.964Z"><w:r><w:t xml:space="preserve">received by the General Partner </w:t></w:r></w:ins><w:r><w:t xml:space="preserve">with respect to such Partner pursuant to </w:t></w:r><w:del w:id="35" w:author="IntegrationTest" w:date="2026-02-20T03:04:20.964Z"><w:r><w:delText xml:space="preserve">this </w:delText></w:r></w:del><w:r><w:t>Section </w:t></w:r><w:r><w:t>14.3</w:t></w:r><w:del w:id="36" w:author="IntegrationTest" w:date="2026-02-20T03:04:20.964Z"><w:r><w:delText>.3</w:delText></w:r></w:del><w:r><w:t xml:space="preserve"> equal to </w:t></w:r><w:r><w:rPr><w:b/></w:rPr><w:t>[</w:t></w:r><w:r><w:rPr><w:highlight w:val="yellow"/></w:rPr><w:t>20</w:t></w:r><w:r><w:rPr><w:b/></w:rPr><w:t>]</w:t></w:r><w:r><w:t>% of</w:t></w:r><w:ins w:id="37" w:author="IntegrationTest" w:date="2026-02-20T03:04:20.964Z"><w:r><w:t xml:space="preserve"> the excess of (x)</w:t></w:r></w:ins><w:r><w:t xml:space="preserve"> the cumulative amount of distributions made or being made to</w:t></w:r><w:del w:id="38" w:author="IntegrationTest" w:date="2026-02-20T03:04:20.964Z"><w:r><w:delText xml:space="preserve"> (i)</w:delText></w:r></w:del><w:r><w:t xml:space="preserve"> such Partner </w:t></w:r><w:del w:id="39" w:author="IntegrationTest" w:date="2026-02-20T03:04:20.964Z"><w:r><w:delText>pursuant to Section </w:delText></w:r><w:r><w:delText>14.3.2</w:delText></w:r><w:r><w:delText xml:space="preserve"> and this Section </w:delText></w:r><w:r><w:delText>14.3.3</w:delText></w:r><w:r><w:delText xml:space="preserve"> and (ii)</w:delText></w:r></w:del><w:ins w:id="40" w:author="IntegrationTest" w:date="2026-02-20T03:04:20.964Z"><w:r><w:t>and to</w:t></w:r></w:ins><w:r><w:t xml:space="preserve"> the General Partner with respect to</w:t></w:r><w:r><w:t xml:space="preserve"> such Partner pursuant to </w:t></w:r><w:del w:id="41" w:author="IntegrationTest" w:date="2026-02-20T03:04:20.964Z"><w:r><w:delText>this</w:delText></w:r></w:del><w:ins w:id="42" w:author="IntegrationTest" w:date="2026-02-20T03:04:20.964Z"><w:r><w:t>Section </w:t></w:r><w:r><w:t>14.3</w:t></w:r><w:r><w:t xml:space="preserve"> over (y) the Capital Contributions of such Partner described in</w:t></w:r></w:ins><w:r><w:t xml:space="preserve"> Section</w:t></w:r><w:del w:id="43" w:author="IntegrationTest" w:date="2026-02-20T03:04:20.964Z"><w:r><w:delText> </w:delText></w:r></w:del><w:ins w:id="44" w:author="IntegrationTest" w:date="2026-02-20T03:04:20.964Z"><w:r><w:t xml:space="preserve"> </w:t></w:r></w:ins><w:r><w:t>14.3.</w:t></w:r><w:del w:id="45" w:author="IntegrationTest" w:date="2026-02-20T03:04:20.964Z"><w:r><w:delText>3</w:delText></w:r></w:del><w:ins w:id="46" w:author="IntegrationTest" w:date="2026-02-20T03:04:20.964Z"><w:r><w:t>1</w:t></w:r></w:ins><w:r><w:t>; and</w:t></w:r></w:p>
+<w:p><w:pPr><w:pStyle w:val="Article5L3"></w:pStyle><w:tabs><w:tab w:val="left" w:pos="1440"></w:tab></w:tabs><w:ind w:left="0" w:firstLine="720"></w:ind><w:rPr><w:i></w:i></w:rPr></w:pPr><w:r><w:rPr><w:u w:val="single"/></w:rPr><w:t>Third</w:t></w:r><w:r><w:t>,</w:t></w:r><w:ins w:id="27" w:author="IntegrationTest" w:date="2026-02-21T02:16:04.365Z"><w:r><w:t xml:space="preserve"> either (i)</w:t></w:r></w:ins><w:r><w:t xml:space="preserve"> </w:t></w:r><w:r><w:rPr><w:b/></w:rPr><w:t>[</w:t></w:r><w:r><w:rPr><w:highlight w:val="yellow"/></w:rPr><w:t>80</w:t></w:r><w:r><w:rPr><w:b/></w:rPr><w:t>]</w:t></w:r><w:r><w:t xml:space="preserve">% to the General Partner and </w:t></w:r><w:r><w:rPr><w:b/></w:rPr><w:t>[</w:t></w:r><w:r><w:rPr><w:highlight w:val="yellow"/></w:rPr><w:t>20</w:t></w:r><w:r><w:rPr><w:b/></w:rPr><w:t>]</w:t></w:r><w:r><w:t xml:space="preserve">% to such Partner </w:t></w:r><w:del w:id="28" w:author="IntegrationTest" w:date="2026-02-21T02:16:04.365Z"><w:r><w:delText>until the General</w:delText></w:r></w:del><w:ins w:id="29" w:author="IntegrationTest" w:date="2026-02-21T02:16:04.365Z"><w:r><w:t>or (ii) 100% to such</w:t></w:r></w:ins><w:r><w:t xml:space="preserve"> Partner</w:t></w:r><w:ins w:id="30" w:author="IntegrationTest" w:date="2026-02-21T02:16:04.365Z"><w:r><w:t>,</w:t></w:r></w:ins><w:r><w:t xml:space="preserve"> </w:t></w:r><w:del w:id="31" w:author="IntegrationTest" w:date="2026-02-21T02:16:04.365Z"><w:r><w:delText>h</w:delText></w:r></w:del><w:r><w:t xml:space="preserve">as </w:t></w:r><w:del w:id="32" w:author="IntegrationTest" w:date="2026-02-21T02:16:04.365Z"><w:r><w:delText>received</w:delText></w:r></w:del><w:ins w:id="33" w:author="IntegrationTest" w:date="2026-02-21T02:16:04.365Z"><w:r><w:t>appropriate, until the</w:t></w:r></w:ins><w:r><w:t xml:space="preserve"> cumulative distributions </w:t></w:r><w:ins w:id="34" w:author="IntegrationTest" w:date="2026-02-21T02:16:04.365Z"><w:r><w:t xml:space="preserve">received by the General Partner </w:t></w:r></w:ins><w:r><w:t xml:space="preserve">with respect to such Partner pursuant to </w:t></w:r><w:del w:id="35" w:author="IntegrationTest" w:date="2026-02-21T02:16:04.365Z"><w:r><w:delText xml:space="preserve">this </w:delText></w:r></w:del><w:r><w:t>Section </w:t></w:r><w:r><w:t>14.3</w:t></w:r><w:del w:id="36" w:author="IntegrationTest" w:date="2026-02-21T02:16:04.365Z"><w:r><w:delText>.3</w:delText></w:r></w:del><w:r><w:t xml:space="preserve"> equal to </w:t></w:r><w:r><w:rPr><w:b/></w:rPr><w:t>[</w:t></w:r><w:r><w:rPr><w:highlight w:val="yellow"/></w:rPr><w:t>20</w:t></w:r><w:r><w:rPr><w:b/></w:rPr><w:t>]</w:t></w:r><w:r><w:t>% of</w:t></w:r><w:ins w:id="37" w:author="IntegrationTest" w:date="2026-02-21T02:16:04.365Z"><w:r><w:t xml:space="preserve"> the excess of (x)</w:t></w:r></w:ins><w:r><w:t xml:space="preserve"> the cumulative amount of distributions made or being made to</w:t></w:r><w:del w:id="38" w:author="IntegrationTest" w:date="2026-02-21T02:16:04.365Z"><w:r><w:delText xml:space="preserve"> (i)</w:delText></w:r></w:del><w:r><w:t xml:space="preserve"> such Partner </w:t></w:r><w:del w:id="39" w:author="IntegrationTest" w:date="2026-02-21T02:16:04.365Z"><w:r><w:delText>pursuant to Section </w:delText></w:r><w:r><w:delText>14.3.2</w:delText></w:r><w:r><w:delText xml:space="preserve"> and this Section </w:delText></w:r><w:r><w:delText>14.3.3</w:delText></w:r><w:r><w:delText xml:space="preserve"> and (ii)</w:delText></w:r></w:del><w:ins w:id="40" w:author="IntegrationTest" w:date="2026-02-21T02:16:04.365Z"><w:r><w:t>and to</w:t></w:r></w:ins><w:r><w:t xml:space="preserve"> the General Partner with respect to</w:t></w:r><w:r><w:t xml:space="preserve"> such Partner pursuant to </w:t></w:r><w:del w:id="41" w:author="IntegrationTest" w:date="2026-02-21T02:16:04.365Z"><w:r><w:delText>this</w:delText></w:r></w:del><w:ins w:id="42" w:author="IntegrationTest" w:date="2026-02-21T02:16:04.365Z"><w:r><w:t>Section </w:t></w:r><w:r><w:t>14.3</w:t></w:r><w:r><w:t xml:space="preserve"> over (y) the Capital Contributions of such Partner described in</w:t></w:r></w:ins><w:r><w:t xml:space="preserve"> Section</w:t></w:r><w:del w:id="43" w:author="IntegrationTest" w:date="2026-02-21T02:16:04.365Z"><w:r><w:delText> </w:delText></w:r></w:del><w:ins w:id="44" w:author="IntegrationTest" w:date="2026-02-21T02:16:04.365Z"><w:r><w:t xml:space="preserve"> </w:t></w:r></w:ins><w:r><w:t>14.3.</w:t></w:r><w:del w:id="45" w:author="IntegrationTest" w:date="2026-02-21T02:16:04.365Z"><w:r><w:delText>3</w:delText></w:r></w:del><w:ins w:id="46" w:author="IntegrationTest" w:date="2026-02-21T02:16:04.365Z"><w:r><w:t>1</w:t></w:r></w:ins><w:r><w:t>; and</w:t></w:r></w:p>
 <w:p><w:pPr><w:pStyle w:val="Article5L3"></w:pStyle><w:tabs><w:tab w:val="left" w:pos="1440"></w:tab></w:tabs><w:ind w:left="0" w:firstLine="720"></w:ind></w:pPr><w:r><w:rPr><w:u w:val="single"/></w:rPr><w:t>Fourth</w:t></w:r><w:r><w:t xml:space="preserve">, thereafter, (i) </w:t></w:r><w:r><w:rPr><w:b/></w:rPr><w:t>[</w:t></w:r><w:r><w:rPr><w:highlight w:val="yellow"/></w:rPr><w:t>20</w:t></w:r><w:r><w:rPr><w:b/></w:rPr><w:t>]</w:t></w:r><w:r><w:t xml:space="preserve">% to the General Partner and (ii) </w:t></w:r><w:r><w:rPr><w:b/></w:rPr><w:t>[</w:t></w:r><w:r><w:rPr><w:highlight w:val="yellow"/></w:rPr><w:t>80</w:t></w:r><w:r><w:rPr><w:b/></w:rPr><w:t>]</w:t></w:r><w:r><w:t>% to such Partner.</w:t></w:r></w:p>
 <w:p><w:pPr><w:pStyle w:val="Article5L2"></w:pStyle><w:tabs><w:tab w:val="left" w:pos="720"></w:tab></w:tabs><w:ind w:firstLine="0"></w:ind></w:pPr><w:r><w:rPr><w:b/></w:rPr><w:t>Distributions in Kind</w:t></w:r><w:r><w:t>.</w:t></w:r></w:p>
 <w:p><w:pPr><w:pStyle w:val="Article5L3"></w:pStyle><w:tabs><w:tab w:val="left" w:pos="1440"></w:tab></w:tabs><w:ind w:left="0" w:firstLine="720"></w:ind></w:pPr><w:r><w:t xml:space="preserve">Prior to the final distribution of assets in connection with the dissolution and winding up of the </w:t></w:r><w:r><w:t xml:space="preserve">Fund, the Fund may distribute only cash or Marketable Securities to a Partner. </w:t></w:r></w:p>
@@ -581,16 +581,16 @@
 <w:p><w:pPr><w:pStyle w:val="Article5L3"></w:pStyle><w:tabs><w:tab w:val="left" w:pos="1440"></w:tab></w:tabs><w:ind w:left="0" w:firstLine="720"></w:ind></w:pPr><w:r><w:t xml:space="preserve">For purposes of this Section </w:t></w:r><w:r><w:t>14.6</w:t></w:r><w:r><w:t>, any obligation to pay any amount in respect of taxes (including withholding taxes</w:t></w:r><w:r><w:t xml:space="preserve"> and any interest, penalties or additions to tax) incurred by the Fund or the General Partner with respect to income of or distributions made to any Partner or former Partner shall constitute a Fund Expense.</w:t></w:r></w:p>
 <w:p><w:pPr><w:pStyle w:val="Article5L3"></w:pStyle><w:tabs><w:tab w:val="left" w:pos="1440"></w:tab></w:tabs><w:ind w:left="0" w:firstLine="720"></w:ind></w:pPr><w:r><w:t>Notwithstanding anything to the contrary provide</w:t></w:r><w:r><w:t xml:space="preserve">d herein, the General Partner, in its reasonable discretion, will determine the amount, if any, of any Tax Liability attributable to any Partner or former Partner.  For this purpose, the General Partner shall be entitled to treat any Limited Partner as ine</w:t></w:r><w:r><w:t>ligible for an exemption from or reduction in rate of such Tax Liability under a tax treaty or otherwise except to the extent that such Limited Partner provides the General Partner with such evidence as the General Partner or the relevant tax authorities m</w:t></w:r><w:r><w:t xml:space="preserve">ay require to establish such Limited Partner’s entitlement to such exemption or reduction, and may treat a Tax Liability as attributable to a Limited Partner to the extent the Tax Liability is due to the Limited Partner failing to provide such information </w:t></w:r><w:r><w:t>or certifications regarding the Limited Partner or its beneficial owners as the General Partner may reasonably request or as the relevant tax authorities may require.</w:t></w:r></w:p>
 <w:p><w:pPr><w:pStyle w:val="Article5L2"></w:pStyle><w:tabs><w:tab w:val="left" w:pos="720"></w:tab></w:tabs><w:ind w:firstLine="0"></w:ind></w:pPr><w:r><w:rPr><w:b/></w:rPr><w:t>Clawback</w:t></w:r><w:r><w:t>.</w:t></w:r></w:p>
-<w:p><w:pPr><w:pStyle w:val="Article5L3"></w:pStyle><w:tabs><w:tab w:val="left" w:pos="1440"></w:tab></w:tabs><w:ind w:left="0" w:firstLine="720"></w:ind></w:pPr><w:r><w:t xml:space="preserve">If, upon </w:t></w:r><w:del w:id="47" w:author="IntegrationTest" w:date="2026-02-20T03:04:20.964Z"><w:r><w:delText xml:space="preserve">any of </w:delText></w:r></w:del><w:r><w:t>(i)</w:t></w:r><w:del w:id="48" w:author="IntegrationTest" w:date="2026-02-20T03:04:20.964Z"><w:r><w:delText xml:space="preserve"> the first anniversary following the end of the Commitment Period, (ii) a Removal Date, (iii)</w:delText></w:r></w:del><w:r><w:t xml:space="preserve"> the liquidation of the Fund and final distribution to the Partners pursuant to Section </w:t></w:r><w:r><w:t>18.3.2.2</w:t></w:r><w:del w:id="49" w:author="IntegrationTest" w:date="2026-02-20T03:04:20.964Z"><w:r><w:delText>;</w:delText></w:r></w:del><w:r><w:t xml:space="preserve"> or (i</w:t></w:r><w:del w:id="50" w:author="IntegrationTest" w:date="2026-02-20T03:04:20.964Z"><w:r><w:delText>v</w:delText></w:r></w:del><w:ins w:id="51" w:author="IntegrationTest" w:date="2026-02-20T03:04:20.964Z"><w:r><w:t>i</w:t></w:r></w:ins><w:r><w:t>) any re-advance of any amounts pursuant to Secti</w:t></w:r><w:r><w:t>on </w:t></w:r><w:r><w:t>16.3</w:t></w:r><w:r><w:t xml:space="preserve"> (</w:t></w:r><w:r><w:rPr><w:i/></w:rPr><w:t>Limited Partner Giveback</w:t></w:r><w:r><w:t>)</w:t></w:r><w:ins w:id="52" w:author="IntegrationTest" w:date="2026-02-20T03:04:20.964Z"><w:r><w:t xml:space="preserve"> after the liquidation of the Fund and final distribution to the Partners pursuant to Section </w:t></w:r><w:r><w:t>18.3.2.2</w:t></w:r></w:ins><w:r><w:t>, with respect to any Limited Partner, either:</w:t></w:r></w:p>
-<w:p><w:pPr><w:pStyle w:val="Article5L4"></w:pStyle><w:numPr><w:ilvl w:val="0"></w:ilvl><w:numId w:val="0"></w:numId></w:numPr><w:tabs><w:tab w:val="left" w:pos="2160"></w:tab><w:tab w:val="left" w:pos="2250"></w:tab></w:tabs><w:ind w:left="720" w:firstLine="720"></w:ind></w:pPr><w:r><w:t xml:space="preserve">(I) </w:t></w:r><w:r><w:t xml:space="preserve">	the </w:t></w:r><w:r><w:t>General Partner</w:t></w:r><w:r><w:t xml:space="preserve"> has received cumulative distributions of Carried Interest pursuant to Section </w:t></w:r><w:r><w:t>14.3</w:t></w:r><w:r><w:t xml:space="preserve"> (</w:t></w:r><w:r><w:rPr><w:i/></w:rPr><w:t>Distributions of Distributable Proceeds</w:t></w:r><w:r><w:t xml:space="preserve">), Section </w:t></w:r><w:r><w:t>14.5</w:t></w:r><w:r><w:t xml:space="preserve"> (</w:t></w:r><w:r><w:rPr><w:i/></w:rPr><w:t>Tax Distributions</w:t></w:r><w:r><w:t>) and Section </w:t></w:r><w:r><w:t>18</w:t></w:r><w:r><w:t>.3</w:t></w:r><w:r><w:t xml:space="preserve"> (</w:t></w:r><w:r><w:rPr><w:i/></w:rPr><w:t>Winding Up</w:t></w:r><w:r><w:t xml:space="preserve">) attributable to such Limited Partner that exceed the amount of distributions of Carried Interest that the </w:t></w:r><w:r><w:t>General Partner</w:t></w:r><w:r><w:t xml:space="preserve"> should have received, taking into account in the ag</w:t></w:r><w:r><w:t>gregate all Capital Contributions, all distributions by the Fund pursuant to Section</w:t></w:r><w:del w:id="53" w:author="IntegrationTest" w:date="2026-02-20T03:04:20.964Z"><w:r><w:delText xml:space="preserve"> </w:delText></w:r></w:del><w:ins w:id="54" w:author="IntegrationTest" w:date="2026-02-20T03:04:20.964Z"><w:r><w:t> </w:t></w:r></w:ins><w:r><w:t>14.3</w:t></w:r><w:r><w:t xml:space="preserve"> (</w:t></w:r><w:r><w:rPr><w:i/></w:rPr><w:t>Distributions of Distributable Proceeds</w:t></w:r><w:r><w:t xml:space="preserve">), Section </w:t></w:r><w:r><w:t>1</w:t></w:r><w:r><w:t>4.5</w:t></w:r><w:r><w:t xml:space="preserve"> (</w:t></w:r><w:r><w:rPr><w:i/></w:rPr><w:t>Tax Distributions</w:t></w:r><w:r><w:t>) and Section </w:t></w:r><w:r><w:t>18.3</w:t></w:r><w:r><w:t xml:space="preserve"> (</w:t></w:r><w:r><w:rPr><w:i/></w:rPr><w:t>Winding Up</w:t></w:r><w:r><w:t>), and all amounts returned pursuant to Section</w:t></w:r><w:r><w:t> </w:t></w:r><w:r><w:t>16.3</w:t></w:r><w:r><w:t xml:space="preserve"> (</w:t></w:r><w:r><w:rPr><w:i/></w:rPr><w:t>Limited Partner Giveback</w:t></w:r><w:r><w:t>) attributable to such Limited Partner</w:t></w:r><w:del w:id="55" w:author="IntegrationTest" w:date="2026-02-20T03:04:20.964Z"><w:r><w:delText xml:space="preserve"> at such time</w:delText></w:r></w:del><w:r><w:t>; or</w:t></w:r></w:p>
+<w:p><w:pPr><w:pStyle w:val="Article5L3"></w:pStyle><w:tabs><w:tab w:val="left" w:pos="1440"></w:tab></w:tabs><w:ind w:left="0" w:firstLine="720"></w:ind></w:pPr><w:r><w:t xml:space="preserve">If, upon </w:t></w:r><w:del w:id="47" w:author="IntegrationTest" w:date="2026-02-21T02:16:04.365Z"><w:r><w:delText xml:space="preserve">any of </w:delText></w:r></w:del><w:r><w:t>(i)</w:t></w:r><w:del w:id="48" w:author="IntegrationTest" w:date="2026-02-21T02:16:04.365Z"><w:r><w:delText xml:space="preserve"> the first anniversary following the end of the Commitment Period, (ii) a Removal Date, (iii)</w:delText></w:r></w:del><w:r><w:t xml:space="preserve"> the liquidation of the Fund and final distribution to the Partners pursuant to Section </w:t></w:r><w:r><w:t>18.3.2.2</w:t></w:r><w:del w:id="49" w:author="IntegrationTest" w:date="2026-02-21T02:16:04.365Z"><w:r><w:delText>;</w:delText></w:r></w:del><w:r><w:t xml:space="preserve"> or (i</w:t></w:r><w:del w:id="50" w:author="IntegrationTest" w:date="2026-02-21T02:16:04.365Z"><w:r><w:delText>v</w:delText></w:r></w:del><w:ins w:id="51" w:author="IntegrationTest" w:date="2026-02-21T02:16:04.365Z"><w:r><w:t>i</w:t></w:r></w:ins><w:r><w:t>) any re-advance of any amounts pursuant to Secti</w:t></w:r><w:r><w:t>on </w:t></w:r><w:r><w:t>16.3</w:t></w:r><w:r><w:t xml:space="preserve"> (</w:t></w:r><w:r><w:rPr><w:i/></w:rPr><w:t>Limited Partner Giveback</w:t></w:r><w:r><w:t>)</w:t></w:r><w:ins w:id="52" w:author="IntegrationTest" w:date="2026-02-21T02:16:04.365Z"><w:r><w:t xml:space="preserve"> after the liquidation of the Fund and final distribution to the Partners pursuant to Section </w:t></w:r><w:r><w:t>18.3.2.2</w:t></w:r></w:ins><w:r><w:t>, with respect to any Limited Partner, either:</w:t></w:r></w:p>
+<w:p><w:pPr><w:pStyle w:val="Article5L4"></w:pStyle><w:numPr><w:ilvl w:val="0"></w:ilvl><w:numId w:val="0"></w:numId></w:numPr><w:tabs><w:tab w:val="left" w:pos="2160"></w:tab><w:tab w:val="left" w:pos="2250"></w:tab></w:tabs><w:ind w:left="720" w:firstLine="720"></w:ind></w:pPr><w:r><w:t xml:space="preserve">(I) </w:t></w:r><w:r><w:t xml:space="preserve">	the </w:t></w:r><w:r><w:t>General Partner</w:t></w:r><w:r><w:t xml:space="preserve"> has received cumulative distributions of Carried Interest pursuant to Section </w:t></w:r><w:r><w:t>14.3</w:t></w:r><w:r><w:t xml:space="preserve"> (</w:t></w:r><w:r><w:rPr><w:i/></w:rPr><w:t>Distributions of Distributable Proceeds</w:t></w:r><w:r><w:t xml:space="preserve">), Section </w:t></w:r><w:r><w:t>14.5</w:t></w:r><w:r><w:t xml:space="preserve"> (</w:t></w:r><w:r><w:rPr><w:i/></w:rPr><w:t>Tax Distributions</w:t></w:r><w:r><w:t>) and Section </w:t></w:r><w:r><w:t>18</w:t></w:r><w:r><w:t>.3</w:t></w:r><w:r><w:t xml:space="preserve"> (</w:t></w:r><w:r><w:rPr><w:i/></w:rPr><w:t>Winding Up</w:t></w:r><w:r><w:t xml:space="preserve">) attributable to such Limited Partner that exceed the amount of distributions of Carried Interest that the </w:t></w:r><w:r><w:t>General Partner</w:t></w:r><w:r><w:t xml:space="preserve"> should have received, taking into account in the ag</w:t></w:r><w:r><w:t>gregate all Capital Contributions, all distributions by the Fund pursuant to Section</w:t></w:r><w:del w:id="53" w:author="IntegrationTest" w:date="2026-02-21T02:16:04.365Z"><w:r><w:delText xml:space="preserve"> </w:delText></w:r></w:del><w:ins w:id="54" w:author="IntegrationTest" w:date="2026-02-21T02:16:04.365Z"><w:r><w:t> </w:t></w:r></w:ins><w:r><w:t>14.3</w:t></w:r><w:r><w:t xml:space="preserve"> (</w:t></w:r><w:r><w:rPr><w:i/></w:rPr><w:t>Distributions of Distributable Proceeds</w:t></w:r><w:r><w:t xml:space="preserve">), Section </w:t></w:r><w:r><w:t>1</w:t></w:r><w:r><w:t>4.5</w:t></w:r><w:r><w:t xml:space="preserve"> (</w:t></w:r><w:r><w:rPr><w:i/></w:rPr><w:t>Tax Distributions</w:t></w:r><w:r><w:t>) and Section </w:t></w:r><w:r><w:t>18.3</w:t></w:r><w:r><w:t xml:space="preserve"> (</w:t></w:r><w:r><w:rPr><w:i/></w:rPr><w:t>Winding Up</w:t></w:r><w:r><w:t>), and all amounts returned pursuant to Section</w:t></w:r><w:r><w:t> </w:t></w:r><w:r><w:t>16.3</w:t></w:r><w:r><w:t xml:space="preserve"> (</w:t></w:r><w:r><w:rPr><w:i/></w:rPr><w:t>Limited Partner Giveback</w:t></w:r><w:r><w:t>) attributable to such Limited Partner</w:t></w:r><w:del w:id="55" w:author="IntegrationTest" w:date="2026-02-21T02:16:04.365Z"><w:r><w:delText xml:space="preserve"> at such time</w:delText></w:r></w:del><w:r><w:t>; or</w:t></w:r></w:p>
 <w:p><w:pPr><w:pStyle w:val="Article5L4"></w:pStyle><w:numPr><w:ilvl w:val="0"></w:ilvl><w:numId w:val="57"></w:numId></w:numPr><w:tabs><w:tab w:val="left" w:pos="2160"></w:tab></w:tabs><w:ind w:left="720" w:firstLine="720"></w:ind></w:pPr><w:r><w:t>the distributions received by such Limited Partner pursuant to Section </w:t></w:r><w:r><w:t>14.3</w:t></w:r><w:r><w:t xml:space="preserve"> (</w:t></w:r><w:r><w:rPr><w:i/></w:rPr><w:t>Distribution of Distributable Proceeds</w:t></w:r><w:r><w:t>) and Section </w:t></w:r><w:r><w:t>18.3</w:t></w:r><w:r><w:t xml:space="preserve"> (</w:t></w:r><w:r><w:rPr><w:i/></w:rPr><w:t>Winding Up</w:t></w:r><w:r><w:t>) to the extent in accordance with Section </w:t></w:r><w:r><w:t>14.3</w:t></w:r><w:r><w:t xml:space="preserve"> (</w:t></w:r><w:r><w:rPr><w:i/></w:rPr><w:t>Distribution of Distributable Proceeds</w:t></w:r><w:r><w:t>) a</w:t></w:r><w:r><w:t xml:space="preserve">re less than the sum of </w:t></w:r><w:r><w:rPr><w:i/></w:rPr><w:t>(a)</w:t></w:r><w:r><w:t xml:space="preserve"> the Capital Contributions made by such Limited Partner and </w:t></w:r><w:r><w:rPr><w:i/></w:rPr><w:t>(b)</w:t></w:r><w:r><w:t xml:space="preserve"> the Preferred Return with respect to such Limited Partner,</w:t></w:r><w:r><w:t xml:space="preserve"> </w:t></w:r></w:p>
 <w:p><w:pPr><w:pStyle w:val="Article5L4"></w:pStyle><w:numPr><w:ilvl w:val="0"></w:ilvl><w:numId w:val="0"></w:numId></w:numPr></w:pPr><w:r><w:t xml:space="preserve">then within ten (10) Business Days of such occurrence, (i) the General Partner shall notify each Limited </w:t></w:r><w:r><w:t xml:space="preserve">Partner in writing (providing detailed calculations), and (ii) the </w:t></w:r><w:r><w:t>General Partner</w:t></w:r><w:r><w:t xml:space="preserve"> shall contribute to the Fund the lesser of:</w:t></w:r></w:p>
 <w:p><w:pPr><w:pStyle w:val="Article5L4"></w:pStyle><w:numPr><w:ilvl w:val="0"></w:ilvl><w:numId w:val="0"></w:numId></w:numPr><w:tabs><w:tab w:val="left" w:pos="2160"></w:tab></w:tabs><w:ind w:left="720" w:firstLine="720"></w:ind></w:pPr><w:r><w:t xml:space="preserve">(1) </w:t></w:r><w:r><w:t>	the greater of (a) the amount of the excess distributions described in clause (I) of Section </w:t></w:r><w:r><w:t>14.7.1</w:t></w:r><w:r><w:t xml:space="preserve"> and (b) the amount of the shortfall described in clause (II) of Section </w:t></w:r><w:r><w:t>14.7.1</w:t></w:r><w:r><w:t>; and</w:t></w:r></w:p>
 <w:p><w:pPr><w:pStyle w:val="Article5L4"></w:pStyle><w:numPr><w:ilvl w:val="0"></w:ilvl><w:numId w:val="56"></w:numId></w:numPr><w:tabs><w:tab w:val="left" w:pos="2160"></w:tab></w:tabs><w:ind w:left="720" w:firstLine="720"></w:ind></w:pPr><w:r><w:t>the amount of d</w:t></w:r><w:r><w:t xml:space="preserve">istributions of Carried Interest made to the </w:t></w:r><w:r><w:t>General Partner</w:t></w:r><w:r><w:t xml:space="preserve"> pursuant to Section </w:t></w:r><w:r><w:t>14.3</w:t></w:r><w:r><w:t xml:space="preserve"> (</w:t></w:r><w:r><w:rPr><w:i/></w:rPr><w:t>Distributions of Distributable Proceeds</w:t></w:r><w:r><w:t>) and Section </w:t></w:r><w:r><w:t>18</w:t></w:r><w:r><w:t>.3</w:t></w:r><w:r><w:t xml:space="preserve"> (</w:t></w:r><w:r><w:rPr><w:i/></w:rPr><w:t>Winding Up</w:t></w:r><w:r><w:t xml:space="preserve">) attributable to such Limited Partner, less the sum of any taxes actually paid or payable by the </w:t></w:r><w:r><w:t>General Partner (or its direct or indirect owners)</w:t></w:r><w:r><w:t xml:space="preserve"> thereon, as disclosed and </w:t></w:r><w:r><w:t xml:space="preserve">evidenced to the Limited Partners; </w:t></w:r><w:r><w:rPr><w:u w:val="single"/></w:rPr><w:t>provided</w:t></w:r><w:r><w:t xml:space="preserve"> that the amount of such taxes shall be deemed reduced by the amount of any tax benefit that would be realized by the General Partner (or its direct or indirect beneficial owners) in respect of the contribution pu</w:t></w:r><w:r><w:t>rsuant to this Section </w:t></w:r><w:r><w:t>14.7.1</w:t></w:r><w:r><w:t>,</w:t></w:r><w:r><w:t xml:space="preserve"> </w:t></w:r></w:p>
 <w:p><w:pPr><w:pStyle w:val="Article5L4"></w:pStyle><w:numPr><w:ilvl w:val="0"></w:ilvl><w:numId w:val="0"></w:numId></w:numPr></w:pPr><w:r><w:t>and the General Partner shall cause the Fund, subject to Section </w:t></w:r><w:r><w:t>14.6</w:t></w:r><w:r><w:t xml:space="preserve"> (</w:t></w:r><w:r><w:rPr><w:i/></w:rPr><w:t>Withholding</w:t></w:r><w:r><w:t xml:space="preserve">) and applicable law, to distribute such amount to such Limited Partner; </w:t></w:r><w:r><w:rPr><w:u w:val="single"/></w:rPr><w:t>provided</w:t></w:r><w:r><w:t xml:space="preserve"> that any requirement of the General Partner to </w:t></w:r><w:r><w:t xml:space="preserve">make any contribution to the Fund pursuant to this Section </w:t></w:r><w:r><w:t>1</w:t></w:r><w:r><w:t>4.7.1</w:t></w:r><w:r><w:t xml:space="preserve"> shall be satisfied first by the amount, if any, held in the Escrow Account at such time.  </w:t></w:r></w:p>
-<w:p><w:pPr><w:pStyle w:val="Article5L3"></w:pStyle><w:tabs><w:tab w:val="left" w:pos="1440"></w:tab></w:tabs><w:ind w:left="0" w:firstLine="720"></w:ind></w:pPr><w:ins w:id="56" w:author="IntegrationTest" w:date="2026-02-20T03:04:20.964Z"><w:r><w:t>If, upon any of (i) the first anniversary following the end of the Commitment Period and [</w:t></w:r><w:r><w:rPr><w:highlight w:val="yellow"/></w:rPr><w:t>every year</w:t></w:r><w:r><w:t>] thereafter, (ii) a Removal Date, or (iii) any re-advance of any amounts pursuant to Section </w:t></w:r><w:r><w:t>16.3</w:t></w:r><w:r><w:t xml:space="preserve"> (</w:t></w:r><w:r><w:rPr><w:i/></w:rPr><w:t>Limited Partner Giveback</w:t></w:r><w:r><w:t>) (each such date, an “</w:t></w:r><w:r><w:rPr><w:b/></w:rPr><w:t xml:space="preserve">Interim </w:t></w:r><w:r><w:rPr><w:b/></w:rPr><w:t>Clawback Date</w:t></w:r><w:r><w:t>”), the General Partner has received distributions of Carried Interest pursuant to Section </w:t></w:r><w:r><w:t>14.3</w:t></w:r><w:r><w:t xml:space="preserve"> (</w:t></w:r><w:r><w:rPr><w:i/></w:rPr><w:t>Distributions of Distributable Proceeds</w:t></w:r><w:r><w:t>) and Section </w:t></w:r><w:r><w:t>18.3</w:t></w:r><w:r><w:t xml:space="preserve"> (</w:t></w:r><w:r><w:rPr><w:i/></w:rPr><w:t>Winding Up</w:t></w:r><w:r><w:t>) with respect to any Limited Partner, the General Partner shall calculate whether it would be obligated to make a contribution to the Fund pursuant to</w:t></w:r><w:r><w:t xml:space="preserve"> </w:t></w:r><w:r><w:rPr><w:u w:val="single"/></w:rPr><w:t xml:space="preserve">Section </w:t></w:r><w:r><w:rPr><w:u w:val="single"/></w:rPr><w:t>14.7.1</w:t></w:r><w:r><w:t xml:space="preserve"> with respect to such Limited Partner if the Fund had made a hypothetical final distribution of its assets on the Interim Clawback Date in accordance w</w:t></w:r><w:r><w:t>ith Section </w:t></w:r><w:r><w:t>18.3</w:t></w:r><w:r><w:t xml:space="preserve"> (</w:t></w:r><w:r><w:rPr><w:i/></w:rPr><w:t>Winding Up</w:t></w:r><w:r><w:t>) (with respect to each Limited Partner, an “</w:t></w:r><w:r><w:rPr><w:b/><w:u w:val="single"/></w:rPr><w:t>Interim Clawback Obligation</w:t></w:r><w:r><w:t>”, and the amount, if any, of such Interim Clawback Obligation, a</w:t></w:r><w:r><w:t>n “</w:t></w:r><w:r><w:rPr><w:b/><w:u w:val="single"/></w:rPr><w:t>Interim Clawback Amount</w:t></w:r><w:r><w:t xml:space="preserve">”).  The value of the Fund’s assets deemed to be distributed in such hypothetical final distribution shall be the Value on such Interim Clawback Date determined by the General Partner (subject to Section </w:t></w:r><w:r><w:t>13</w:t></w:r><w:r><w:t>.2.5.5</w:t></w:r><w:r><w:t>).</w:t></w:r><w:r><w:t xml:space="preserve">  If the General Partner would have an Interim Clawback Obligation with respect to any Limited Partner as of an Interim Clawback Date, the General Partner shall within ten (10) Busi</w:t></w:r><w:r><w:t xml:space="preserve">ness Days of such Interim Clawback Date, (i) notify such Limited Partner in writing (providing detailed calculations) and (ii) contribute to the Fund an amount equal to such Limited Partner’s Interim Clawback Amount; </w:t></w:r><w:r><w:rPr><w:u w:val="single"/></w:rPr><w:t>provided</w:t></w:r><w:r><w:t xml:space="preserve"> that the General Partner shall</w:t></w:r><w:r><w:t xml:space="preserve"> not be obligated, with respect to any Interim Clawback Date, to make a contribution with respect to any Limited Partner pursuant to this </w:t></w:r><w:r><w:rPr><w:u w:val="single"/></w:rPr><w:t xml:space="preserve">Section </w:t></w:r><w:r><w:rPr><w:u w:val="single"/></w:rPr><w:t>14.7.2</w:t></w:r><w:r><w:t xml:space="preserve"> in excess of</w:t></w:r><w:r><w:t xml:space="preserve"> the amount of cumulative distributions of Carried Interest made to the </w:t></w:r><w:r><w:t>General Partner</w:t></w:r><w:r><w:t xml:space="preserve"> pursuant to Section </w:t></w:r><w:r><w:t>14.3</w:t></w:r><w:r><w:t xml:space="preserve"> (</w:t></w:r><w:r><w:rPr><w:i/></w:rPr><w:t>Distributions of Distributable Proceeds</w:t></w:r><w:r><w:t>) and Sectio</w:t></w:r><w:r><w:t>n </w:t></w:r><w:r><w:t>18.3</w:t></w:r><w:r><w:t xml:space="preserve"> (</w:t></w:r><w:r><w:rPr><w:i/></w:rPr><w:t>Winding Up</w:t></w:r><w:r><w:t>) attributable to such Limited Partner on or prior to such Interim Clawback Date and not otherwise returned to the Fund by the General Partner, les</w:t></w:r><w:r><w:t xml:space="preserve">s the sum of any taxes actually paid or payable by the </w:t></w:r><w:r><w:t>General Partner (or its direct or indirect owners)</w:t></w:r><w:r><w:t xml:space="preserve"> thereon, as disclosed and evidenced to such Limited Partner; </w:t></w:r><w:r><w:rPr><w:u w:val="single"/></w:rPr><w:t>provided</w:t></w:r><w:r><w:t xml:space="preserve"> that the amount of such taxes shall be deemed reduced by the amount of any tax b</w:t></w:r><w:r><w:t>enefit that would be realized by the General Partner (or its direct or indirect beneficial owners) in respect of the contribution pursuant to this Section </w:t></w:r><w:r><w:t>14.7.2</w:t></w:r><w:r><w:t xml:space="preserve">; </w:t></w:r><w:r><w:rPr><w:u w:val="single"/></w:rPr><w:t>provided</w:t></w:r><w:r><w:t xml:space="preserve">, </w:t></w:r><w:r><w:rPr><w:u w:val="single"/></w:rPr><w:t>further</w:t></w:r><w:r><w:t xml:space="preserve"> that any requirement of the General Partner to make any contribution to the Fund pursuant to this Section </w:t></w:r><w:r><w:t>14.7.2</w:t></w:r><w:r><w:t xml:space="preserve"> shall be satisfied first by the amount, if any, held in the Escrow Account at such time.  The General Partner shall cause the Fund, subject to Section </w:t></w:r><w:r><w:t>14.6</w:t></w:r><w:r><w:t xml:space="preserve"> (</w:t></w:r><w:r><w:rPr><w:i/></w:rPr><w:t>Withholding</w:t></w:r><w:r><w:t xml:space="preserve">) and applicable law, to distribute any amount contributed by the General Partner to the Fund with respect to any Limited Partner pursuant to this </w:t></w:r><w:r><w:rPr><w:u w:val="single"/></w:rPr><w:t xml:space="preserve">Section </w:t></w:r><w:r><w:rPr><w:u w:val="single"/></w:rPr><w:t>14.7.2</w:t></w:r><w:r><w:rPr><w:u w:val="single"/></w:rPr><w:t xml:space="preserve"> </w:t></w:r><w:r><w:t>to such Limited Partner, and such distributions shall be treated as advances of distributions to such Limited Partner and shall be taken into account in determining the amount of future distribu</w:t></w:r><w:r><w:t xml:space="preserve">tions to such Limited Partner pursuant to </w:t></w:r><w:r><w:rPr><w:u w:val="single"/></w:rPr><w:t xml:space="preserve">Section </w:t></w:r><w:r><w:rPr><w:u w:val="single"/></w:rPr><w:t>14.3</w:t></w:r><w:r><w:t>.</w:t></w:r><w:r><w:t xml:space="preserve"> </w:t></w:r></w:ins></w:p>
+<w:p><w:pPr><w:pStyle w:val="Article5L3"></w:pStyle><w:tabs><w:tab w:val="left" w:pos="1440"></w:tab></w:tabs><w:ind w:left="0" w:firstLine="720"></w:ind></w:pPr><w:ins w:id="56" w:author="IntegrationTest" w:date="2026-02-21T02:16:04.365Z"><w:r><w:t>If, upon any of (i) the first anniversary following the end of the Commitment Period and [</w:t></w:r><w:r><w:rPr><w:highlight w:val="yellow"/></w:rPr><w:t>every year</w:t></w:r><w:r><w:t>] thereafter, (ii) a Removal Date, or (iii) any re-advance of any amounts pursuant to Section </w:t></w:r><w:r><w:t>16.3</w:t></w:r><w:r><w:t xml:space="preserve"> (</w:t></w:r><w:r><w:rPr><w:i/></w:rPr><w:t>Limited Partner Giveback</w:t></w:r><w:r><w:t>) (each such date, an “</w:t></w:r><w:r><w:rPr><w:b/></w:rPr><w:t xml:space="preserve">Interim </w:t></w:r><w:r><w:rPr><w:b/></w:rPr><w:t>Clawback Date</w:t></w:r><w:r><w:t>”), the General Partner has received distributions of Carried Interest pursuant to Section </w:t></w:r><w:r><w:t>14.3</w:t></w:r><w:r><w:t xml:space="preserve"> (</w:t></w:r><w:r><w:rPr><w:i/></w:rPr><w:t>Distributions of Distributable Proceeds</w:t></w:r><w:r><w:t>) and Section </w:t></w:r><w:r><w:t>18.3</w:t></w:r><w:r><w:t xml:space="preserve"> (</w:t></w:r><w:r><w:rPr><w:i/></w:rPr><w:t>Winding Up</w:t></w:r><w:r><w:t>) with respect to any Limited Partner, the General Partner shall calculate whether it would be obligated to make a contribution to the Fund pursuant to</w:t></w:r><w:r><w:t xml:space="preserve"> </w:t></w:r><w:r><w:rPr><w:u w:val="single"/></w:rPr><w:t xml:space="preserve">Section </w:t></w:r><w:r><w:rPr><w:u w:val="single"/></w:rPr><w:t>14.7.1</w:t></w:r><w:r><w:t xml:space="preserve"> with respect to such Limited Partner if the Fund had made a hypothetical final distribution of its assets on the Interim Clawback Date in accordance w</w:t></w:r><w:r><w:t>ith Section </w:t></w:r><w:r><w:t>18.3</w:t></w:r><w:r><w:t xml:space="preserve"> (</w:t></w:r><w:r><w:rPr><w:i/></w:rPr><w:t>Winding Up</w:t></w:r><w:r><w:t>) (with respect to each Limited Partner, an “</w:t></w:r><w:r><w:rPr><w:b/><w:u w:val="single"/></w:rPr><w:t>Interim Clawback Obligation</w:t></w:r><w:r><w:t>”, and the amount, if any, of such Interim Clawback Obligation, a</w:t></w:r><w:r><w:t>n “</w:t></w:r><w:r><w:rPr><w:b/><w:u w:val="single"/></w:rPr><w:t>Interim Clawback Amount</w:t></w:r><w:r><w:t xml:space="preserve">”).  The value of the Fund’s assets deemed to be distributed in such hypothetical final distribution shall be the Value on such Interim Clawback Date determined by the General Partner (subject to Section </w:t></w:r><w:r><w:t>13</w:t></w:r><w:r><w:t>.2.5.5</w:t></w:r><w:r><w:t>).</w:t></w:r><w:r><w:t xml:space="preserve">  If the General Partner would have an Interim Clawback Obligation with respect to any Limited Partner as of an Interim Clawback Date, the General Partner shall within ten (10) Busi</w:t></w:r><w:r><w:t xml:space="preserve">ness Days of such Interim Clawback Date, (i) notify such Limited Partner in writing (providing detailed calculations) and (ii) contribute to the Fund an amount equal to such Limited Partner’s Interim Clawback Amount; </w:t></w:r><w:r><w:rPr><w:u w:val="single"/></w:rPr><w:t>provided</w:t></w:r><w:r><w:t xml:space="preserve"> that the General Partner shall</w:t></w:r><w:r><w:t xml:space="preserve"> not be obligated, with respect to any Interim Clawback Date, to make a contribution with respect to any Limited Partner pursuant to this </w:t></w:r><w:r><w:rPr><w:u w:val="single"/></w:rPr><w:t xml:space="preserve">Section </w:t></w:r><w:r><w:rPr><w:u w:val="single"/></w:rPr><w:t>14.7.2</w:t></w:r><w:r><w:t xml:space="preserve"> in excess of</w:t></w:r><w:r><w:t xml:space="preserve"> the amount of cumulative distributions of Carried Interest made to the </w:t></w:r><w:r><w:t>General Partner</w:t></w:r><w:r><w:t xml:space="preserve"> pursuant to Section </w:t></w:r><w:r><w:t>14.3</w:t></w:r><w:r><w:t xml:space="preserve"> (</w:t></w:r><w:r><w:rPr><w:i/></w:rPr><w:t>Distributions of Distributable Proceeds</w:t></w:r><w:r><w:t>) and Sectio</w:t></w:r><w:r><w:t>n </w:t></w:r><w:r><w:t>18.3</w:t></w:r><w:r><w:t xml:space="preserve"> (</w:t></w:r><w:r><w:rPr><w:i/></w:rPr><w:t>Winding Up</w:t></w:r><w:r><w:t>) attributable to such Limited Partner on or prior to such Interim Clawback Date and not otherwise returned to the Fund by the General Partner, les</w:t></w:r><w:r><w:t xml:space="preserve">s the sum of any taxes actually paid or payable by the </w:t></w:r><w:r><w:t>General Partner (or its direct or indirect owners)</w:t></w:r><w:r><w:t xml:space="preserve"> thereon, as disclosed and evidenced to such Limited Partner; </w:t></w:r><w:r><w:rPr><w:u w:val="single"/></w:rPr><w:t>provided</w:t></w:r><w:r><w:t xml:space="preserve"> that the amount of such taxes shall be deemed reduced by the amount of any tax b</w:t></w:r><w:r><w:t>enefit that would be realized by the General Partner (or its direct or indirect beneficial owners) in respect of the contribution pursuant to this Section </w:t></w:r><w:r><w:t>14.7.2</w:t></w:r><w:r><w:t xml:space="preserve">; </w:t></w:r><w:r><w:rPr><w:u w:val="single"/></w:rPr><w:t>provided</w:t></w:r><w:r><w:t xml:space="preserve">, </w:t></w:r><w:r><w:rPr><w:u w:val="single"/></w:rPr><w:t>further</w:t></w:r><w:r><w:t xml:space="preserve"> that any requirement of the General Partner to make any contribution to the Fund pursuant to this Section </w:t></w:r><w:r><w:t>14.7.2</w:t></w:r><w:r><w:t xml:space="preserve"> shall be satisfied first by the amount, if any, held in the Escrow Account at such time.  The General Partner shall cause the Fund, subject to Section </w:t></w:r><w:r><w:t>14.6</w:t></w:r><w:r><w:t xml:space="preserve"> (</w:t></w:r><w:r><w:rPr><w:i/></w:rPr><w:t>Withholding</w:t></w:r><w:r><w:t xml:space="preserve">) and applicable law, to distribute any amount contributed by the General Partner to the Fund with respect to any Limited Partner pursuant to this </w:t></w:r><w:r><w:rPr><w:u w:val="single"/></w:rPr><w:t xml:space="preserve">Section </w:t></w:r><w:r><w:rPr><w:u w:val="single"/></w:rPr><w:t>14.7.2</w:t></w:r><w:r><w:rPr><w:u w:val="single"/></w:rPr><w:t xml:space="preserve"> </w:t></w:r><w:r><w:t>to such Limited Partner, and such distributions shall be treated as advances of distributions to such Limited Partner and shall be taken into account in determining the amount of future distribu</w:t></w:r><w:r><w:t xml:space="preserve">tions to such Limited Partner pursuant to </w:t></w:r><w:r><w:rPr><w:u w:val="single"/></w:rPr><w:t xml:space="preserve">Section </w:t></w:r><w:r><w:rPr><w:u w:val="single"/></w:rPr><w:t>14.3</w:t></w:r><w:r><w:t>.</w:t></w:r><w:r><w:t xml:space="preserve"> </w:t></w:r></w:ins></w:p>
 <w:p><w:pPr><w:pStyle w:val="Article5L3"></w:pStyle><w:tabs><w:tab w:val="left" w:pos="1440"></w:tab></w:tabs><w:ind w:left="0" w:firstLine="720"></w:ind></w:pPr><w:r><w:t xml:space="preserve"> </w:t></w:r><w:r><w:t>[Notwithstanding the priorities set forth in Section </w:t></w:r><w:r><w:t>14.3</w:t></w:r><w:r><w:t xml:space="preserve"> (</w:t></w:r><w:r><w:rPr><w:i/></w:rPr><w:t>Distributions of Distributable Proceeds</w:t></w:r><w:r><w:t>) and, except as provided in Section </w:t></w:r><w:r><w:t>14.5</w:t></w:r><w:r><w:t xml:space="preserve"> (</w:t></w:r><w:r><w:rPr><w:i/></w:rPr><w:t>Tax Distributions</w:t></w:r><w:r><w:t>), the General Partner s</w:t></w:r><w:r><w:t xml:space="preserve">hall deposit </w:t></w:r><w:r><w:rPr><w:b/></w:rPr><w:t>[</w:t></w:r><w:r><w:rPr><w:highlight w:val="yellow"/></w:rPr><w:t>30</w:t></w:r><w:r><w:rPr><w:b/></w:rPr><w:t>]</w:t></w:r><w:r><w:t xml:space="preserve">% of all amounts that would otherwise be distributed to the General Partner with respect to each Partner pursuant to Sections </w:t></w:r><w:r><w:t>14.3.3</w:t></w:r><w:r><w:t xml:space="preserve"> and </w:t></w:r><w:r><w:t>14.3.4</w:t></w:r><w:r><w:t xml:space="preserve"> above into a separate account of the Fund held with the Fund’s third-party commercial bank for the account of the applicable Partner (the “</w:t></w:r><w:r><w:rPr><w:b/></w:rPr><w:t>Escrow Account</w:t></w:r><w:r><w:t>”), until su</w:t></w:r><w:r><w:t>ch time as such applicable Partner has received aggregate distributions in an amount equal to its Commitment and any Preferred Return calculated on the aggregate Capital Contributions made by such Partner, whereupon the amounts held in the Escrow Account s</w:t></w:r><w:r><w:t xml:space="preserve">hall be released to the General Partner.  The General Partner shall be entitled to any Temporary Investment Income arising from the amounts that are held in the Escrow Account.  The balance of amounts retained in the Escrow Account shall, in any event, imm</w:t></w:r><w:r><w:t>ediately prior to completion of the final liquidation of the Fund be released to the General Partner after the deduction of the amount (if any) the General Partner would otherwise be liable to return to the Fund pursuant to Section </w:t></w:r><w:r><w:t>14.7.1</w:t></w:r><w:r><w:t>, which amount shall be distributed to the relevant Partner in accordance with the provisions thereof.</w:t></w:r><w:r><w:t>]</w:t></w:r><w:r><w:t xml:space="preserve"> </w:t></w:r></w:p>
-<w:p><w:pPr><w:pStyle w:val="Article5L3"></w:pStyle><w:tabs><w:tab w:val="left" w:pos="1440"></w:tab></w:tabs><w:ind w:left="0" w:firstLine="720"></w:ind></w:pPr><w:r><w:t>The General Partner shall ensure that each partner of the General Partner (wh</w:t></w:r><w:r><w:t xml:space="preserve">ich, for purposes of this Section </w:t></w:r><w:r><w:t>14.7.</w:t></w:r><w:del w:id="57" w:author="IntegrationTest" w:date="2026-02-20T03:04:20.964Z"><w:r><w:rPr><w:u w:val="single"/></w:rPr><w:delText>3</w:delText></w:r></w:del><w:ins w:id="58" w:author="IntegrationTest" w:date="2026-02-20T03:04:20.964Z"><w:r><w:t>4</w:t></w:r></w:ins><w:r><w:t xml:space="preserve">, shall include each indirect owner of any such partner) who is entitled to receive any portion of Carried Interest shall have entered into an undertaking in favor of the Fund and for the benefit of the Limited Partners pursuant to which, in the event the </w:t></w:r><w:r><w:t xml:space="preserve">General Partner is obligated to make a contribution to the Fund pursuant to Section </w:t></w:r><w:r><w:t>14.7.1</w:t></w:r><w:ins w:id="59" w:author="IntegrationTest" w:date="2026-02-20T03:04:20.964Z"><w:r><w:t xml:space="preserve"> or Section </w:t></w:r><w:r><w:t>14.7.2</w:t></w:r></w:ins><w:r><w:t xml:space="preserve">, such </w:t></w:r><w:ins w:id="60" w:author="IntegrationTest" w:date="2026-02-20T03:04:20.964Z"><w:r><w:t xml:space="preserve"> </w:t></w:r></w:ins><w:r><w:t>partner of the General Partner shall be obligated[</w:t></w:r><w:r><w:rPr><w:highlight w:val="yellow"/></w:rPr><w:t>, on a joint and several basis,</w:t></w:r><w:r><w:t xml:space="preserve">] to pay directly to the Fund its pro rata share of such contribution amount (based on amounts received as Carried Interest) to the </w:t></w:r><w:r><w:t>extent the General Partner has insufficient funds or has otherwise failed to meet its obligation</w:t></w:r><w:ins w:id="61" w:author="IntegrationTest" w:date="2026-02-20T03:04:20.964Z"><w:r><w:t>s</w:t></w:r></w:ins><w:r><w:t xml:space="preserve"> under Section </w:t></w:r><w:r><w:t>14.7.1</w:t></w:r><w:ins w:id="62" w:author="IntegrationTest" w:date="2026-02-20T03:04:20.964Z"><w:r><w:t xml:space="preserve"> or Section </w:t></w:r><w:r><w:t>14.7.2</w:t></w:r></w:ins><w:r><w:t xml:space="preserve">.  The Fund and the Limited Partners shall be direct and third-party beneficiaries, respectively, of and entitled to enforce such undertaking.  Any contributions made to the Fund pursuant to th</w:t></w:r><w:r><w:t xml:space="preserve">is Section </w:t></w:r><w:r><w:t>14.7.</w:t></w:r><w:del w:id="63" w:author="IntegrationTest" w:date="2026-02-20T03:04:20.964Z"><w:r><w:rPr><w:u w:val="single"/></w:rPr><w:delText>3</w:delText></w:r></w:del><w:ins w:id="64" w:author="IntegrationTest" w:date="2026-02-20T03:04:20.964Z"><w:r><w:t>4</w:t></w:r></w:ins><w:r><w:t xml:space="preserve"> shall be distributed to the Limited Partners pursuant to Section </w:t></w:r><w:r><w:t>14.7.1</w:t></w:r><w:ins w:id="65" w:author="IntegrationTest" w:date="2026-02-20T03:04:20.964Z"><w:r><w:t xml:space="preserve"> or Section </w:t></w:r><w:r><w:t>14.7.2</w:t></w:r><w:r><w:t>, as applicable</w:t></w:r></w:ins><w:r><w:t>.</w:t></w:r></w:p>
+<w:p><w:pPr><w:pStyle w:val="Article5L3"></w:pStyle><w:tabs><w:tab w:val="left" w:pos="1440"></w:tab></w:tabs><w:ind w:left="0" w:firstLine="720"></w:ind></w:pPr><w:r><w:t>The General Partner shall ensure that each partner of the General Partner (wh</w:t></w:r><w:r><w:t xml:space="preserve">ich, for purposes of this Section </w:t></w:r><w:r><w:t>14.7.</w:t></w:r><w:del w:id="57" w:author="IntegrationTest" w:date="2026-02-21T02:16:04.365Z"><w:r><w:rPr><w:u w:val="single"/></w:rPr><w:delText>3</w:delText></w:r></w:del><w:ins w:id="58" w:author="IntegrationTest" w:date="2026-02-21T02:16:04.365Z"><w:r><w:t>4</w:t></w:r></w:ins><w:r><w:t xml:space="preserve">, shall include each indirect owner of any such partner) who is entitled to receive any portion of Carried Interest shall have entered into an undertaking in favor of the Fund and for the benefit of the Limited Partners pursuant to which, in the event the </w:t></w:r><w:r><w:t xml:space="preserve">General Partner is obligated to make a contribution to the Fund pursuant to Section </w:t></w:r><w:r><w:t>14.7.1</w:t></w:r><w:ins w:id="59" w:author="IntegrationTest" w:date="2026-02-21T02:16:04.365Z"><w:r><w:t xml:space="preserve"> or Section </w:t></w:r><w:r><w:t>14.7.2</w:t></w:r></w:ins><w:r><w:t xml:space="preserve">, such </w:t></w:r><w:ins w:id="60" w:author="IntegrationTest" w:date="2026-02-21T02:16:04.365Z"><w:r><w:t xml:space="preserve"> </w:t></w:r></w:ins><w:r><w:t>partner of the General Partner shall be obligated[</w:t></w:r><w:r><w:rPr><w:highlight w:val="yellow"/></w:rPr><w:t>, on a joint and several basis,</w:t></w:r><w:r><w:t xml:space="preserve">] to pay directly to the Fund its pro rata share of such contribution amount (based on amounts received as Carried Interest) to the </w:t></w:r><w:r><w:t>extent the General Partner has insufficient funds or has otherwise failed to meet its obligation</w:t></w:r><w:ins w:id="61" w:author="IntegrationTest" w:date="2026-02-21T02:16:04.365Z"><w:r><w:t>s</w:t></w:r></w:ins><w:r><w:t xml:space="preserve"> under Section </w:t></w:r><w:r><w:t>14.7.1</w:t></w:r><w:ins w:id="62" w:author="IntegrationTest" w:date="2026-02-21T02:16:04.365Z"><w:r><w:t xml:space="preserve"> or Section </w:t></w:r><w:r><w:t>14.7.2</w:t></w:r></w:ins><w:r><w:t xml:space="preserve">.  The Fund and the Limited Partners shall be direct and third-party beneficiaries, respectively, of and entitled to enforce such undertaking.  Any contributions made to the Fund pursuant to th</w:t></w:r><w:r><w:t xml:space="preserve">is Section </w:t></w:r><w:r><w:t>14.7.</w:t></w:r><w:del w:id="63" w:author="IntegrationTest" w:date="2026-02-21T02:16:04.365Z"><w:r><w:rPr><w:u w:val="single"/></w:rPr><w:delText>3</w:delText></w:r></w:del><w:ins w:id="64" w:author="IntegrationTest" w:date="2026-02-21T02:16:04.365Z"><w:r><w:t>4</w:t></w:r></w:ins><w:r><w:t xml:space="preserve"> shall be distributed to the Limited Partners pursuant to Section </w:t></w:r><w:r><w:t>14.7.1</w:t></w:r><w:ins w:id="65" w:author="IntegrationTest" w:date="2026-02-21T02:16:04.365Z"><w:r><w:t xml:space="preserve"> or Section </w:t></w:r><w:r><w:t>14.7.2</w:t></w:r><w:r><w:t>, as applicable</w:t></w:r></w:ins><w:r><w:t>.</w:t></w:r></w:p>
 <w:p><w:pPr><w:pStyle w:val="Article5L3"></w:pStyle><w:tabs><w:tab w:val="left" w:pos="1530"></w:tab></w:tabs><w:ind w:left="0" w:firstLine="720"></w:ind></w:pPr><w:r><w:t xml:space="preserve">The obligations of the </w:t></w:r><w:r><w:t>General Partner</w:t></w:r><w:r><w:t xml:space="preserve"> and the Fund pursuant to this Section </w:t></w:r><w:r><w:t>14.7</w:t></w:r><w:r><w:t xml:space="preserve"> (</w:t></w:r><w:r><w:rPr><w:i/></w:rPr><w:t>Clawback</w:t></w:r><w:r><w:t xml:space="preserve">) shall survive (i) the removal and replacement of the General Partner and the </w:t></w:r><w:r><w:t>Fund Manager</w:t></w:r><w:r><w:t xml:space="preserve"> pursuant to Article </w:t></w:r><w:r><w:t>10</w:t></w:r><w:r><w:t xml:space="preserve"> (</w:t></w:r><w:r><w:rPr><w:i/></w:rPr><w:t>Removal of the General Partner; Termination of the Fund</w:t></w:r><w:r><w:t xml:space="preserve">), and (ii) the dissolution and liquidation of the Fund, and shall at all times apply to any former </w:t></w:r><w:r><w:t>Gener</w:t></w:r><w:r><w:t>al Partner</w:t></w:r><w:r><w:t xml:space="preserve"> with respect to the distributions to which it is entitled.  For the avoidance of doubt, for the purposes of this Section </w:t></w:r><w:r><w:t>14.7</w:t></w:r><w:r><w:t xml:space="preserve"> (</w:t></w:r><w:r><w:rPr><w:i/></w:rPr><w:t>Clawback</w:t></w:r><w:r><w:t xml:space="preserve">) reference to the </w:t></w:r><w:r><w:t>“</w:t></w:r><w:r><w:t>General Partner”</w:t></w:r><w:r><w:t xml:space="preserve"> shall be interpreted to include any former </w:t></w:r><w:r><w:t>General Partner</w:t></w:r><w:r><w:t>.</w:t></w:r></w:p>
 <w:p><w:pPr><w:pStyle w:val="Article5L2"></w:pStyle><w:tabs><w:tab w:val="left" w:pos="720"></w:tab></w:tabs><w:ind w:firstLine="0"></w:ind></w:pPr><w:r><w:rPr><w:b/></w:rPr><w:t>Capital Accounts</w:t></w:r><w:r><w:t>.</w:t></w:r><w:r><w:t xml:space="preserve">  </w:t></w:r></w:p>
 <w:p><w:pPr><w:pStyle w:val="Article5L3"></w:pStyle><w:tabs><w:tab w:val="left" w:pos="1440"></w:tab></w:tabs><w:ind w:left="0" w:firstLine="720"></w:ind></w:pPr><w:r><w:t>There shall be established on the books and records of the Fund a capital account (a “</w:t></w:r><w:r><w:rPr><w:b/></w:rPr><w:t>Capital Account</w:t></w:r><w:r><w:t>”) for each Partner.</w:t></w:r></w:p>
@@ -614,7 +614,7 @@
 <w:p><w:pPr><w:pStyle w:val="Article5L2"></w:pStyle><w:tabs><w:tab w:val="left" w:pos="720"></w:tab></w:tabs><w:ind w:firstLine="0"></w:ind></w:pPr><w:r><w:rPr><w:b/></w:rPr><w:t>Maintenance of Books and Records</w:t></w:r><w:r><w:t xml:space="preserve">.  The General Partner shall keep or require the Fund to keep or cause to be kept at the address of the Fund, the Register and full and accurate accounts of the transactions of the Fund in proper books, accounts and records of account and other records in </w:t></w:r><w:r><w:t xml:space="preserve">accordance with </w:t></w:r><w:r><w:rPr><w:b/></w:rPr><w:t>[</w:t></w:r><w:r><w:rPr><w:highlight w:val="yellow"/></w:rPr><w:t>the Act</w:t></w:r><w:r><w:rPr><w:b/></w:rPr><w:t>]</w:t></w:r><w:r><w:t>, until the final liquidation of the Fund and for a period of at least seven years thereafter (and shall notify the Limited Partners before it ceases to keep such records and, if requested to do so by any Limited Partner, provide c</w:t></w:r><w:r><w:t xml:space="preserve">opies of such books, accounts and records to such Limited Partner).  Such books, accounts and records shall be maintained in accordance with GAAP</w:t></w:r><w:r><w:rPr><w:i/></w:rPr><w:t>.</w:t></w:r></w:p>
 <w:p><w:pPr><w:pStyle w:val="Article5L2"></w:pStyle><w:tabs><w:tab w:val="left" w:pos="720"></w:tab></w:tabs><w:ind w:firstLine="0"></w:ind></w:pPr><w:r><w:rPr><w:b/></w:rPr><w:t>Audits and Reports</w:t></w:r><w:r><w:t>.</w:t></w:r></w:p>
 <w:p><w:pPr><w:pStyle w:val="Article5L3"></w:pStyle><w:tabs><w:tab w:val="left" w:pos="1440"></w:tab></w:tabs><w:ind w:left="0" w:firstLine="720"></w:ind></w:pPr><w:r><w:t>The books, accounts and records of the Fund as of the end of each Fiscal Year shall be au</w:t></w:r><w:r><w:t xml:space="preserve">dited by the Auditor.  Until the final liquidation of the Fund, the General Partner shall cause the Fund to prepare and provide to each Limited Partner the following:</w:t></w:r></w:p>
-<w:p><w:pPr><w:pStyle w:val="Article5L4"></w:pStyle><w:tabs><w:tab w:val="left" w:pos="2520"></w:tab></w:tabs><w:ind w:left="720" w:firstLine="720"></w:ind></w:pPr><w:r><w:t>within ninety (90) days after the end of each Fiscal Year (commencing after December 31 o</w:t></w:r><w:r><w:t xml:space="preserve">f the Fiscal Year of the Initial Closing Date), a financial report audited by the Auditor as of the end of such Fiscal Year, prepared in compliance with GAAP, </w:t></w:r><w:r><w:t>which shall include, among other things</w:t></w:r><w:r><w:t>, (i) the audited financial statements of the Fund, (ii) c</w:t></w:r><w:r><w:t>onfirmation that the amounts of Management Fee and Carried Interest that have been distributed, the amount of Carried Interest retained in the Escrow Account pursuant to Section </w:t></w:r><w:r><w:t>14.7.</w:t></w:r><w:del w:id="66" w:author="IntegrationTest" w:date="2026-02-20T03:04:20.964Z"><w:r><w:delText>2</w:delText></w:r></w:del><w:ins w:id="67" w:author="IntegrationTest" w:date="2026-02-20T03:04:20.964Z"><w:r><w:t>3</w:t></w:r></w:ins><w:r><w:t xml:space="preserve"> and the amounts of any Fee Income applied to reduce the Management Fee in accordance with Section </w:t></w:r><w:r><w:t>8.4</w:t></w:r><w:r><w:t xml:space="preserve"> (</w:t></w:r><w:r><w:rPr><w:i/></w:rPr><w:t>Management</w:t></w:r><w:r><w:t xml:space="preserve"> </w:t></w:r><w:r><w:rPr><w:i/></w:rPr><w:t xml:space="preserve">Fee </w:t></w:r><w:r><w:rPr><w:i/></w:rPr><w:t>Offset</w:t></w:r><w:r><w:t>) are correct, and (iii) each Limited Partner’s closing Capital Account balance as of the end of such Fiscal Year; and</w:t></w:r><w:r><w:t xml:space="preserve"> </w:t></w:r></w:p>
+<w:p><w:pPr><w:pStyle w:val="Article5L4"></w:pStyle><w:tabs><w:tab w:val="left" w:pos="2520"></w:tab></w:tabs><w:ind w:left="720" w:firstLine="720"></w:ind></w:pPr><w:r><w:t>within ninety (90) days after the end of each Fiscal Year (commencing after December 31 o</w:t></w:r><w:r><w:t xml:space="preserve">f the Fiscal Year of the Initial Closing Date), a financial report audited by the Auditor as of the end of such Fiscal Year, prepared in compliance with GAAP, </w:t></w:r><w:r><w:t>which shall include, among other things</w:t></w:r><w:r><w:t>, (i) the audited financial statements of the Fund, (ii) c</w:t></w:r><w:r><w:t>onfirmation that the amounts of Management Fee and Carried Interest that have been distributed, the amount of Carried Interest retained in the Escrow Account pursuant to Section </w:t></w:r><w:r><w:t>14.7.</w:t></w:r><w:del w:id="66" w:author="IntegrationTest" w:date="2026-02-21T02:16:04.365Z"><w:r><w:delText>2</w:delText></w:r></w:del><w:ins w:id="67" w:author="IntegrationTest" w:date="2026-02-21T02:16:04.365Z"><w:r><w:t>3</w:t></w:r></w:ins><w:r><w:t xml:space="preserve"> and the amounts of any Fee Income applied to reduce the Management Fee in accordance with Section </w:t></w:r><w:r><w:t>8.4</w:t></w:r><w:r><w:t xml:space="preserve"> (</w:t></w:r><w:r><w:rPr><w:i/></w:rPr><w:t>Management</w:t></w:r><w:r><w:t xml:space="preserve"> </w:t></w:r><w:r><w:rPr><w:i/></w:rPr><w:t xml:space="preserve">Fee </w:t></w:r><w:r><w:rPr><w:i/></w:rPr><w:t>Offset</w:t></w:r><w:r><w:t>) are correct, and (iii) each Limited Partner’s closing Capital Account balance as of the end of such Fiscal Year; and</w:t></w:r><w:r><w:t xml:space="preserve"> </w:t></w:r></w:p>
 <w:p><w:pPr><w:pStyle w:val="Article5L4"></w:pStyle><w:tabs><w:tab w:val="left" w:pos="2520"></w:tab></w:tabs><w:ind w:left="720" w:firstLine="720"></w:ind></w:pPr><w:r><w:t xml:space="preserve">within forty-five (45) days after the end of each </w:t></w:r><w:r><w:t>calendar quarter (commencing with the first full calendar quarter after the date of the first Drawdown), an unaudited report as of the end of such quarter made up in compliance with GAAP.</w:t></w:r></w:p>
 <w:p><w:pPr><w:pStyle w:val="Article5L3"></w:pStyle><w:tabs><w:tab w:val="left" w:pos="1440"></w:tab></w:tabs><w:ind w:left="0" w:firstLine="720"></w:ind></w:pPr><w:r><w:t>Each financial report provided to the Limited Partners pursuant to S</w:t></w:r><w:r><w:t>ection </w:t></w:r><w:r><w:t>15.2.1</w:t></w:r><w:r><w:t xml:space="preserve"> shall be consistent with the requirements of the ILPA Reporting Template and consist of at least:</w:t></w:r></w:p>
 <w:p><w:pPr><w:pStyle w:val="Article5L4"></w:pStyle><w:tabs><w:tab w:val="left" w:pos="2520"></w:tab></w:tabs><w:ind w:left="720" w:firstLine="720"></w:ind></w:pPr><w:r><w:t>the assets and liabilities of the Fund as of the en</w:t></w:r><w:r><w:t>d of such Fiscal Year or calendar quarter, as appropriate;</w:t></w:r></w:p>

--- a/packages/docx-comparison/src/testing/outputs/typescript_redline.docx
+++ b/packages/docx-comparison/src/testing/outputs/typescript_redline.docx
@@ -97,8 +97,8 @@
 <w:p><w:pPr><w:pStyle w:val="BodyText"></w:pStyle></w:pPr><w:r><w:t>“</w:t></w:r><w:r><w:rPr><w:b/></w:rPr><w:t>Defaulting Partner</w:t></w:r><w:r><w:t>” has the meaning set forth in Section </w:t></w:r><w:r><w:t>6.6.1</w:t></w:r><w:r><w:t>.</w:t></w:r></w:p>
 <w:p><w:pPr><w:pStyle w:val="BodyText"></w:pStyle></w:pPr><w:r><w:t>“</w:t></w:r><w:r><w:rPr><w:b/></w:rPr><w:t>Default Notice</w:t></w:r><w:r><w:t>” has the meaning set forth in Section</w:t></w:r><w:r><w:t> </w:t></w:r><w:r><w:t>6.6.1</w:t></w:r><w:r><w:t>.</w:t></w:r></w:p>
 <w:p><w:pPr><w:pStyle w:val="BodyText"></w:pStyle></w:pPr><w:r><w:t>“</w:t></w:r><w:r><w:rPr><w:b/></w:rPr><w:t>Designated Individual</w:t></w:r><w:r><w:t xml:space="preserve">” has the meaning set forth in Section </w:t></w:r><w:r><w:t>15.3.3.1</w:t></w:r><w:r><w:t>.</w:t></w:r></w:p>
-<w:p><w:pPr><w:pStyle w:val="BodyText"></w:pStyle></w:pPr><w:ins w:id="1" w:author="IntegrationTest" w:date="2026-02-21T02:16:04.365Z"><w:r><w:t>“</w:t></w:r><w:r><w:rPr><w:b/></w:rPr><w:t>Disposition</w:t></w:r><w:r><w:t xml:space="preserve">” means the sale, exchange, redemption, maturity, or other disposition by the Fund of all or a portion of a Portfolio Investment, including distributions in kind to the Partners.  For all purposes of this Agreement, an extraordinary divide</w:t></w:r><w:r><w:t>nd, refinancing, capital restructuring or similar transaction or distribution in connection with a Portfolio Investment shall be considered a “Disposition”.</w:t></w:r></w:ins></w:p>
-<w:p><w:pPr><w:pStyle w:val="BodyText"></w:pStyle></w:pPr><w:r><w:t>“</w:t></w:r><w:r><w:rPr><w:b/></w:rPr><w:t>Distributable Proceeds</w:t></w:r><w:r><w:t>” means, as of any date, the excess of (i) the cash received by the Fund fro</w:t></w:r><w:r><w:t xml:space="preserve">m any </w:t></w:r><w:del w:id="2" w:author="IntegrationTest" w:date="2026-02-21T02:16:04.365Z"><w:r><w:delText>sale or other d</w:delText></w:r></w:del><w:ins w:id="3" w:author="IntegrationTest" w:date="2026-02-21T02:16:04.365Z"><w:r><w:t>D</w:t></w:r></w:ins><w:r><w:t>isposition of, or dividends, interest or other income from or with respect to, a Portfolio Investment or otherwise attributable to a Portfolio Investment, or otherwise received by the Fund from any source (other than payments made by the Partners to</w:t></w:r><w:r><w:t xml:space="preserve"> the Fund pursuant to this Agreement), over (ii) the sum of the amount of such items as is necessary for (A) for the payment of Fund Expenses and (B) the establishment of Reserves.</w:t></w:r></w:p>
+<w:p><w:pPr><w:pStyle w:val="BodyText"></w:pStyle></w:pPr><w:ins w:id="1" w:author="IntegrationTest" w:date="2026-02-21T18:24:09.096Z"><w:r><w:t>“</w:t></w:r><w:r><w:rPr><w:b/></w:rPr><w:t>Disposition</w:t></w:r><w:r><w:t xml:space="preserve">” means the sale, exchange, redemption, maturity, or other disposition by the Fund of all or a portion of a Portfolio Investment, including distributions in kind to the Partners.  For all purposes of this Agreement, an extraordinary divide</w:t></w:r><w:r><w:t>nd, refinancing, capital restructuring or similar transaction or distribution in connection with a Portfolio Investment shall be considered a “Disposition”.</w:t></w:r></w:ins></w:p>
+<w:p><w:pPr><w:pStyle w:val="BodyText"></w:pStyle></w:pPr><w:r><w:t>“</w:t></w:r><w:r><w:rPr><w:b/></w:rPr><w:t>Distributable Proceeds</w:t></w:r><w:r><w:t>” means, as of any date, the excess of (i) the cash received by the Fund fro</w:t></w:r><w:r><w:t xml:space="preserve">m any </w:t></w:r><w:del w:id="2" w:author="IntegrationTest" w:date="2026-02-21T18:24:09.096Z"><w:r><w:delText>sale or other d</w:delText></w:r></w:del><w:ins w:id="3" w:author="IntegrationTest" w:date="2026-02-21T18:24:09.096Z"><w:r><w:t>D</w:t></w:r></w:ins><w:r><w:t>isposition of, or dividends, interest or other income from or with respect to, a Portfolio Investment or otherwise attributable to a Portfolio Investment, or otherwise received by the Fund from any source (other than payments made by the Partners to</w:t></w:r><w:r><w:t xml:space="preserve"> the Fund pursuant to this Agreement), over (ii) the sum of the amount of such items as is necessary for (A) for the payment of Fund Expenses and (B) the establishment of Reserves.</w:t></w:r></w:p>
 <w:p><w:pPr><w:pStyle w:val="BodyText"></w:pStyle></w:pPr><w:r><w:t>“</w:t></w:r><w:r><w:rPr><w:b/></w:rPr><w:t>Drawdown</w:t></w:r><w:r><w:t>” means each Capital Contribution made or to be made to the Fund p</w:t></w:r><w:r><w:t>ursuant to Section </w:t></w:r><w:r><w:t>6.2</w:t></w:r><w:r><w:t xml:space="preserve"> (</w:t></w:r><w:r><w:rPr><w:i/></w:rPr><w:t>Terms and Conditions; Capital Contributions</w:t></w:r><w:r><w:t>) from time to time by the Partners pursuant to a Drawdown Notice.</w:t></w:r></w:p>
 <w:p><w:pPr><w:pStyle w:val="BodyText"></w:pStyle></w:pPr><w:r><w:t>“</w:t></w:r><w:r><w:rPr><w:b/></w:rPr><w:t>Drawdown Notice</w:t></w:r><w:r><w:t>” has the meaning set forth in Section </w:t></w:r><w:r><w:t>6</w:t></w:r><w:r><w:t>.2.1</w:t></w:r><w:r><w:t>.</w:t></w:r></w:p>
 <w:p><w:pPr><w:pStyle w:val="BodyText"></w:pStyle></w:pPr><w:r><w:t>“</w:t></w:r><w:r><w:rPr><w:b/></w:rPr><w:t>Due Date</w:t></w:r><w:r><w:t>” has the meaning set forth in Section </w:t></w:r><w:r><w:t>6.2.1</w:t></w:r><w:r><w:t>.</w:t></w:r></w:p>
@@ -106,7 +106,7 @@
 <w:p><w:pPr><w:pStyle w:val="BodyText"></w:pStyle></w:pPr><w:r><w:t>“</w:t></w:r><w:r><w:rPr><w:b/></w:rPr><w:t>Equalization Payment</w:t></w:r><w:r><w:t>” has the meaning set forth in Section </w:t></w:r><w:r><w:t>5.1.4.1</w:t></w:r><w:r><w:t>.</w:t></w:r></w:p>
 <w:p><w:pPr><w:pStyle w:val="BodyText"></w:pStyle></w:pPr><w:r><w:t>“</w:t></w:r><w:r><w:rPr><w:b/></w:rPr><w:t>ERISA</w:t></w:r><w:r><w:t>” means the U.S. Employee Retire</w:t></w:r><w:r><w:t>ment Income Security Act of 1974 and the rules and regulations promulgated thereunder.</w:t></w:r></w:p>
 <w:p><w:pPr><w:pStyle w:val="BodyText"></w:pStyle></w:pPr><w:r><w:t>“</w:t></w:r><w:r><w:rPr><w:b/></w:rPr><w:t>ERISA Partner</w:t></w:r><w:r><w:t xml:space="preserve">” means, with respect to any determination hereunder, (i) any Limited Partner that (A) is a Benefit Plan Investor and (B) has notified the General Partner </w:t></w:r><w:r><w:t>in writing of such status at any time prior to such determination or (ii) any Limited Partner designated as an “ERISA Partner” by the General Partner with such Limited Partner’s consent (which designation may be for purposes of any or all provisions of thi</w:t></w:r><w:r><w:t>s Agreement).</w:t></w:r></w:p>
-<w:p><w:pPr><w:pStyle w:val="BodyText"></w:pStyle></w:pPr><w:r><w:t>“</w:t></w:r><w:r><w:rPr><w:b/></w:rPr><w:t>Escrow Account</w:t></w:r><w:r><w:t xml:space="preserve">” has the meaning set forth in Section </w:t></w:r><w:r><w:t>14.7.</w:t></w:r><w:del w:id="4" w:author="IntegrationTest" w:date="2026-02-21T02:16:04.365Z"><w:r><w:delText>2</w:delText></w:r></w:del><w:ins w:id="5" w:author="IntegrationTest" w:date="2026-02-21T02:16:04.365Z"><w:r><w:t>3</w:t></w:r></w:ins><w:r><w:t>.</w:t></w:r></w:p>
+<w:p><w:pPr><w:pStyle w:val="BodyText"></w:pStyle></w:pPr><w:r><w:t>“</w:t></w:r><w:r><w:rPr><w:b/></w:rPr><w:t>Escrow Account</w:t></w:r><w:r><w:t xml:space="preserve">” has the meaning set forth in Section </w:t></w:r><w:r><w:t>14.7.</w:t></w:r><w:del w:id="4" w:author="IntegrationTest" w:date="2026-02-21T18:24:09.096Z"><w:r><w:delText>2</w:delText></w:r></w:del><w:ins w:id="5" w:author="IntegrationTest" w:date="2026-02-21T18:24:09.096Z"><w:r><w:t>3</w:t></w:r></w:ins><w:r><w:t>.</w:t></w:r></w:p>
 <w:p><w:pPr><w:pStyle w:val="BodyText"></w:pStyle></w:pPr><w:r><w:t>“</w:t></w:r><w:r><w:rPr><w:b/></w:rPr><w:t>Exculpation Exclusion Event</w:t></w:r><w:r><w:t xml:space="preserve">” means, with respect to the relevant GP Covered Person, any </w:t></w:r><w:r><w:t xml:space="preserve">conduct or lack of conduct in relation to the activities of the Fund that constitutes any of the following:  </w:t></w:r></w:p>
 <w:p><w:pPr><w:pStyle w:val="Article5L6"></w:pStyle><w:numPr><w:ilvl w:val="5"></w:ilvl><w:numId w:val="12"></w:numId></w:numPr></w:pPr><w:r><w:t xml:space="preserve">fraud, bad faith or willful misconduct; </w:t></w:r></w:p>
 <w:p><w:pPr><w:pStyle w:val="Article5L6"></w:pStyle><w:numPr><w:ilvl w:val="5"></w:ilvl><w:numId w:val="49"></w:numId></w:numPr></w:pPr><w:r><w:t>gross negligence or reckless disregard;</w:t></w:r></w:p>
@@ -148,9 +148,9 @@
 <w:p><w:pPr><w:pStyle w:val="BodyText"></w:pStyle></w:pPr><w:r><w:t>“</w:t></w:r><w:r><w:rPr><w:b/></w:rPr><w:t>Initial Limited Partner</w:t></w:r><w:r><w:t>” means [</w:t></w:r><w:r><w:rPr><w:highlight w:val="yellow"/></w:rPr><w:t>_________________</w:t></w:r><w:r><w:t>].</w:t></w:r></w:p>
 <w:p><w:pPr><w:pStyle w:val="BodyText"></w:pStyle></w:pPr><w:r><w:t>“</w:t></w:r><w:r><w:rPr><w:b/></w:rPr><w:t>Interest</w:t></w:r><w:r><w:t>” means the interest of a Partner in the Fund at any time, including the right of such Partner to any and all benefits to which such Partner would be entitled as provided for in this Agreement.</w:t></w:r></w:p>
 <w:p><w:pPr><w:pStyle w:val="BodyText"></w:pStyle></w:pPr><w:r><w:t>“</w:t></w:r><w:r><w:rPr><w:b/></w:rPr><w:t>Interested Person</w:t></w:r><w:r><w:t>” means each of the General Partne</w:t></w:r><w:r><w:t>r, the Fund Manager, any Key Person, any member of the General Partner’s or Fund Manager’s investment committee, any of their respective relatives, employees, directors, officers, members, shareholders and partners and any Affiliate of any of the foregoing</w:t></w:r><w:r><w:t>.</w:t></w:r></w:p>
-<w:p><w:pPr><w:pStyle w:val="BodyText"></w:pStyle></w:pPr><w:ins w:id="6" w:author="IntegrationTest" w:date="2026-02-21T02:16:04.365Z"><w:r><w:t>“</w:t></w:r><w:r><w:rPr><w:b/></w:rPr><w:t>Interim Clawback Amount</w:t></w:r><w:r><w:t xml:space="preserve">” has the meaning set forth in Section </w:t></w:r><w:r><w:t>14.7.2</w:t></w:r><w:r><w:t xml:space="preserve">. </w:t></w:r></w:ins></w:p>
-<w:p><w:pPr><w:pStyle w:val="BodyText"></w:pStyle></w:pPr><w:ins w:id="7" w:author="IntegrationTest" w:date="2026-02-21T02:16:04.365Z"><w:r><w:t>“</w:t></w:r><w:r><w:rPr><w:b/></w:rPr><w:t>Interim Clawback Date</w:t></w:r><w:r><w:t xml:space="preserve">” has the meaning set forth in Section </w:t></w:r><w:r><w:t>14.7.2</w:t></w:r><w:r><w:t xml:space="preserve">. </w:t></w:r></w:ins></w:p>
-<w:p><w:pPr><w:pStyle w:val="BodyText"></w:pStyle></w:pPr><w:ins w:id="8" w:author="IntegrationTest" w:date="2026-02-21T02:16:04.365Z"><w:r><w:t>“</w:t></w:r><w:r><w:rPr><w:b/></w:rPr><w:t>Interim Clawback Obligation</w:t></w:r><w:r><w:t xml:space="preserve">” has the meaning set forth in Section </w:t></w:r><w:r><w:t>14.7.2</w:t></w:r><w:r><w:t xml:space="preserve">. </w:t></w:r></w:ins></w:p>
+<w:p><w:pPr><w:pStyle w:val="BodyText"></w:pStyle></w:pPr><w:ins w:id="6" w:author="IntegrationTest" w:date="2026-02-21T18:24:09.096Z"><w:r><w:t>“</w:t></w:r><w:r><w:rPr><w:b/></w:rPr><w:t>Interim Clawback Amount</w:t></w:r><w:r><w:t xml:space="preserve">” has the meaning set forth in Section </w:t></w:r><w:r><w:t>14.7.2</w:t></w:r><w:r><w:t xml:space="preserve">. </w:t></w:r></w:ins></w:p>
+<w:p><w:pPr><w:pStyle w:val="BodyText"></w:pStyle></w:pPr><w:ins w:id="7" w:author="IntegrationTest" w:date="2026-02-21T18:24:09.096Z"><w:r><w:t>“</w:t></w:r><w:r><w:rPr><w:b/></w:rPr><w:t>Interim Clawback Date</w:t></w:r><w:r><w:t xml:space="preserve">” has the meaning set forth in Section </w:t></w:r><w:r><w:t>14.7.2</w:t></w:r><w:r><w:t xml:space="preserve">. </w:t></w:r></w:ins></w:p>
+<w:p><w:pPr><w:pStyle w:val="BodyText"></w:pStyle></w:pPr><w:ins w:id="8" w:author="IntegrationTest" w:date="2026-02-21T18:24:09.096Z"><w:r><w:t>“</w:t></w:r><w:r><w:rPr><w:b/></w:rPr><w:t>Interim Clawback Obligation</w:t></w:r><w:r><w:t xml:space="preserve">” has the meaning set forth in Section </w:t></w:r><w:r><w:t>14.7.2</w:t></w:r><w:r><w:t xml:space="preserve">. </w:t></w:r></w:ins></w:p>
 <w:p><w:pPr><w:pStyle w:val="BodyText"></w:pStyle></w:pPr><w:r><w:t>“</w:t></w:r><w:r><w:rPr><w:b/></w:rPr><w:t>Investment Company Ac</w:t></w:r><w:r><w:rPr><w:b/></w:rPr><w:t>t</w:t></w:r><w:r><w:t>” means the U.S. Investment Company Act of 1940 and the rules and regulations promulgated thereunder.</w:t></w:r></w:p>
 <w:p><w:pPr><w:pStyle w:val="BodyText"></w:pStyle></w:pPr><w:r><w:t>“</w:t></w:r><w:r><w:rPr><w:b/></w:rPr><w:t>Investment Objectives</w:t></w:r><w:r><w:t>” has the meaning set forth in Section </w:t></w:r><w:r><w:t>2.2</w:t></w:r><w:r><w:t xml:space="preserve"> (</w:t></w:r><w:r><w:rPr><w:i/></w:rPr><w:t>Purposes</w:t></w:r><w:r><w:t>).</w:t></w:r></w:p>
 <w:p><w:pPr><w:pStyle w:val="BodyText"></w:pStyle></w:pPr><w:r><w:t>“</w:t></w:r><w:r><w:rPr><w:b/></w:rPr><w:t>Investment Policy</w:t></w:r><w:r><w:t>” means the investment policy of the Fund attached hereto as Schedule 2 (</w:t></w:r><w:r><w:rPr><w:i/></w:rPr><w:t>Investment Policy</w:t></w:r><w:r><w:t>).</w:t></w:r></w:p>
@@ -192,13 +192,13 @@
 <w:p><w:pPr><w:pStyle w:val="BodyText"></w:pStyle></w:pPr><w:r><w:t>“</w:t></w:r><w:r><w:rPr><w:b/></w:rPr><w:t>Plan Assets</w:t></w:r><w:r><w:t xml:space="preserve">” means “plan assets” of Benefit Plan </w:t></w:r><w:r><w:t>Investors under the Plan Assets Regulation.</w:t></w:r></w:p>
 <w:p><w:pPr><w:pStyle w:val="BodyText"></w:pStyle></w:pPr><w:r><w:t>“</w:t></w:r><w:r><w:rPr><w:b/></w:rPr><w:t>Portfolio Company</w:t></w:r><w:r><w:t>” means any Person in which a Portfolio Investment is made, whether directly or indirectly, and continues to be held, by the Fund.</w:t></w:r></w:p>
 <w:p><w:pPr><w:pStyle w:val="BodyText"></w:pStyle></w:pPr><w:r><w:t>“</w:t></w:r><w:r><w:rPr><w:b/></w:rPr><w:t>Portfolio Investments</w:t></w:r><w:r><w:t>” means investments made by the Fund (inc</w:t></w:r><w:r><w:t>luding Temporary Investments, Follow-on Investments and Bridge Investments).</w:t></w:r></w:p>
-<w:p><w:pPr><w:pStyle w:val="BodyText"></w:pStyle></w:pPr><w:r><w:t>“</w:t></w:r><w:r><w:rPr><w:b/></w:rPr><w:t>Preferred Return</w:t></w:r><w:r><w:t xml:space="preserve">” means, with respect to each Partner (other than an Affiliated Partner), as of any date of determination, such amount as is equal to an annual rate of return of </w:t></w:r><w:r><w:rPr><w:b/></w:rPr><w:t>[</w:t></w:r><w:r><w:rPr><w:highlight w:val="yellow"/></w:rPr><w:t>8</w:t></w:r><w:r><w:rPr><w:b/></w:rPr><w:t>]</w:t></w:r><w:r><w:t>%, compounded annually and calculated daily on the Capital Contributions made by such Limited Partner</w:t></w:r><w:ins w:id="9" w:author="IntegrationTest" w:date="2026-02-21T02:16:04.365Z"><w:r><w:t xml:space="preserve"> described in Section </w:t></w:r><w:r><w:t>14.3.1</w:t></w:r></w:ins><w:r><w:t>, calculated from the date of rec</w:t></w:r><w:r><w:t>eipt of each such Capital Contribution by the Fund</w:t></w:r><w:r><w:t xml:space="preserve"> and accrual of the Preferred Return, and ceasing on the date of distribution or deemed distribution by the Fund to such Limited Partner.</w:t></w:r></w:p>
+<w:p><w:pPr><w:pStyle w:val="BodyText"></w:pStyle></w:pPr><w:r><w:t>“</w:t></w:r><w:r><w:rPr><w:b/></w:rPr><w:t>Preferred Return</w:t></w:r><w:r><w:t xml:space="preserve">” means, with respect to each Partner (other than an Affiliated Partner), as of any date of determination, such amount as is equal to an annual rate of return of </w:t></w:r><w:r><w:rPr><w:b/></w:rPr><w:t>[</w:t></w:r><w:r><w:rPr><w:highlight w:val="yellow"/></w:rPr><w:t>8</w:t></w:r><w:r><w:rPr><w:b/></w:rPr><w:t>]</w:t></w:r><w:r><w:t>%, compounded annually and calculated daily on the Capital Contributions made by such Limited Partner</w:t></w:r><w:ins w:id="9" w:author="IntegrationTest" w:date="2026-02-21T18:24:09.096Z"><w:r><w:t xml:space="preserve"> described in Section </w:t></w:r><w:r><w:t>14.3.1</w:t></w:r></w:ins><w:r><w:t>, calculated from the date of rec</w:t></w:r><w:r><w:t>eipt of each such Capital Contribution by the Fund</w:t></w:r><w:r><w:t xml:space="preserve"> and accrual of the Preferred Return, and ceasing on the date of distribution or deemed distribution by the Fund to such Limited Partner.</w:t></w:r></w:p>
 <w:p><w:pPr><w:pStyle w:val="BodyText"></w:pStyle></w:pPr><w:r><w:t>“</w:t></w:r><w:r><w:rPr><w:b/></w:rPr><w:t>Prime Rate</w:t></w:r><w:r><w:t>” means the rate of interest publicly announced from ti</w:t></w:r><w:r><w:t xml:space="preserve">me to time by </w:t></w:r><w:r><w:rPr><w:b/></w:rPr><w:t>[</w:t></w:r><w:r><w:rPr><w:i/></w:rPr><w:t>The Wall Street Journal</w:t></w:r><w:r><w:rPr><w:b/></w:rPr><w:t>]</w:t></w:r><w:r><w:t>.</w:t></w:r></w:p>
 <w:p><w:pPr><w:pStyle w:val="BodyText"></w:pStyle></w:pPr><w:r><w:rPr><w:b/></w:rPr><w:t>[</w:t></w:r><w:r><w:t>“</w:t></w:r><w:r><w:rPr><w:b/></w:rPr><w:t>Prior Funds</w:t></w:r><w:r><w:t xml:space="preserve">” means </w:t></w:r><w:r><w:rPr><w:b/></w:rPr><w:t>[</w:t></w:r><w:r><w:rPr><w:highlight w:val="yellow"/></w:rPr><w:t>__</w:t></w:r><w:r><w:rPr><w:b/></w:rPr><w:t>]</w:t></w:r><w:r><w:t>.</w:t></w:r><w:r><w:rPr><w:b/></w:rPr><w:t>]</w:t></w:r></w:p>
 <w:p><w:pPr><w:pStyle w:val="BodyText"></w:pStyle></w:pPr><w:r><w:t>“</w:t></w:r><w:r><w:rPr><w:b/></w:rPr><w:t>Prior Partners</w:t></w:r><w:r><w:t>” has the meaning set forth in Section </w:t></w:r><w:r><w:t>5.1.4</w:t></w:r><w:r><w:t>.</w:t></w:r></w:p>
 <w:p><w:pPr><w:pStyle w:val="BodyText"></w:pStyle></w:pPr><w:r><w:t>“</w:t></w:r><w:r><w:rPr><w:b/></w:rPr><w:t>Proceeding</w:t></w:r><w:r><w:t>” means any investigation, action, suit, arbitration, dispute, claim or other proceeding, whether civil or criminal, administrative or investigative.</w:t></w:r></w:p>
 <w:p><w:pPr><w:pStyle w:val="BodyText"></w:pStyle></w:pPr><w:r><w:t>“</w:t></w:r><w:r><w:rPr><w:b/></w:rPr><w:t>Public Records Law</w:t></w:r><w:r><w:t>” means an</w:t></w:r><w:r><w:t>y statute or regulation of any jurisdiction which gives members of the public the right on request to view of obtain the records of any governmental body or agency or authority or related entity not otherwise made publicly available.</w:t></w:r></w:p>
-<w:p><w:pPr><w:pStyle w:val="BodyText"></w:pStyle></w:pPr><w:ins w:id="10" w:author="IntegrationTest" w:date="2026-02-21T02:16:04.365Z"><w:r><w:t>“</w:t></w:r><w:r><w:rPr><w:b/></w:rPr><w:t>Realized Investment</w:t></w:r><w:r><w:t xml:space="preserve">” </w:t></w:r><w:r><w:t>means, as of any date of determination, each Portfolio Investment (other than Temporary Investments) that has been the subject of a Disposition.</w:t></w:r></w:ins></w:p>
+<w:p><w:pPr><w:pStyle w:val="BodyText"></w:pStyle></w:pPr><w:ins w:id="10" w:author="IntegrationTest" w:date="2026-02-21T18:24:09.096Z"><w:r><w:t>“</w:t></w:r><w:r><w:rPr><w:b/></w:rPr><w:t>Realized Investment</w:t></w:r><w:r><w:t xml:space="preserve">” </w:t></w:r><w:r><w:t>means, as of any date of determination, each Portfolio Investment (other than Temporary Investments) that has been the subject of a Disposition.</w:t></w:r></w:ins></w:p>
 <w:p><w:pPr><w:pStyle w:val="BodyText"></w:pStyle></w:pPr><w:r><w:t>“</w:t></w:r><w:r><w:rPr><w:b/></w:rPr><w:t>Register</w:t></w:r><w:r><w:t>” has the meaning set forth in Section </w:t></w:r><w:r><w:t>2.4</w:t></w:r><w:r><w:t xml:space="preserve"> (</w:t></w:r><w:r><w:rPr><w:i/></w:rPr><w:t>Register</w:t></w:r><w:r><w:t>).</w:t></w:r></w:p>
 <w:p><w:pPr><w:pStyle w:val="BodyText"></w:pStyle></w:pPr><w:r><w:t>“</w:t></w:r><w:r><w:rPr><w:b/></w:rPr><w:t>Regulated Partner</w:t></w:r><w:r><w:t xml:space="preserve">” has the meaning set forth in Section </w:t></w:r><w:r><w:t>8.6.1</w:t></w:r><w:r><w:t>.</w:t></w:r></w:p>
 <w:p><w:pPr><w:pStyle w:val="BodyText"></w:pStyle></w:pPr><w:r><w:t>“</w:t></w:r><w:r><w:rPr><w:b/></w:rPr><w:t>Regulations</w:t></w:r><w:r><w:t>” means the temporary and final regulations p</w:t></w:r><w:r><w:t>romulgated by the U.S. Department of the Treasury under the Code.</w:t></w:r></w:p>
@@ -241,8 +241,8 @@
 <w:p><w:pPr><w:pStyle w:val="BodyText"></w:pStyle></w:pPr><w:r><w:t>“</w:t></w:r><w:r><w:rPr><w:b/></w:rPr><w:t>Transfer</w:t></w:r><w:r><w:t>” means a transfer in any form.</w:t></w:r></w:p>
 <w:p><w:pPr><w:pStyle w:val="BodyText"></w:pStyle></w:pPr><w:r><w:t>“</w:t></w:r><w:r><w:rPr><w:b/></w:rPr><w:t>Transferee</w:t></w:r><w:r><w:t xml:space="preserve">” </w:t></w:r><w:r><w:t>has the meaning set forth in Section </w:t></w:r><w:r><w:t>17.2.1</w:t></w:r><w:r><w:t>.</w:t></w:r></w:p>
 <w:p><w:pPr><w:pStyle w:val="BodyText"></w:pStyle></w:pPr><w:r><w:t>“</w:t></w:r><w:r><w:rPr><w:b/></w:rPr><w:t>Transferor</w:t></w:r><w:r><w:t>” has the meaning set forth in Section </w:t></w:r><w:r><w:t>17.2.1</w:t></w:r><w:r><w:t>.</w:t></w:r></w:p>
-<w:p><w:pPr><w:pStyle w:val="BodyText"></w:pStyle></w:pPr><w:ins w:id="11" w:author="IntegrationTest" w:date="2026-02-21T02:16:04.365Z"><w:r><w:t>“</w:t></w:r><w:r><w:rPr><w:b/></w:rPr><w:t>Unrealized Investment</w:t></w:r><w:r><w:t>” means each Portfolio Investment other than Temporary Investments and Realized Investments.</w:t></w:r></w:ins></w:p>
-<w:p><w:pPr><w:pStyle w:val="BodyText"></w:pStyle></w:pPr><w:ins w:id="12" w:author="IntegrationTest" w:date="2026-02-21T02:16:04.365Z"><w:r><w:t>“</w:t></w:r><w:r><w:rPr><w:b/></w:rPr><w:t>Unrealized Loss</w:t></w:r><w:r><w:t xml:space="preserve">” shall mean, with respect to each Partner and each Unrealized Investment, as of any date </w:t></w:r><w:r><w:t>of determination, the excess, if any, of (i) the Capital Contributions of such Partner used to fund the cost of such Unrealized Investment (including any expenses incurred in making or maintaining such Portfolio Investment) over (ii) the product of (A) the</w:t></w:r><w:r><w:t xml:space="preserve"> Value of such Unrealized Investment as of such date of determination and (B) such Partner’s Sharing Percentage for such Unrealized Investment.</w:t></w:r></w:ins></w:p>
+<w:p><w:pPr><w:pStyle w:val="BodyText"></w:pStyle></w:pPr><w:ins w:id="11" w:author="IntegrationTest" w:date="2026-02-21T18:24:09.096Z"><w:r><w:t>“</w:t></w:r><w:r><w:rPr><w:b/></w:rPr><w:t>Unrealized Investment</w:t></w:r><w:r><w:t>” means each Portfolio Investment other than Temporary Investments and Realized Investments.</w:t></w:r></w:ins></w:p>
+<w:p><w:pPr><w:pStyle w:val="BodyText"></w:pStyle></w:pPr><w:ins w:id="12" w:author="IntegrationTest" w:date="2026-02-21T18:24:09.096Z"><w:r><w:t>“</w:t></w:r><w:r><w:rPr><w:b/></w:rPr><w:t>Unrealized Loss</w:t></w:r><w:r><w:t xml:space="preserve">” shall mean, with respect to each Partner and each Unrealized Investment, as of any date </w:t></w:r><w:r><w:t>of determination, the excess, if any, of (i) the Capital Contributions of such Partner used to fund the cost of such Unrealized Investment (including any expenses incurred in making or maintaining such Portfolio Investment) over (ii) the product of (A) the</w:t></w:r><w:r><w:t xml:space="preserve"> Value of such Unrealized Investment as of such date of determination and (B) such Partner’s Sharing Percentage for such Unrealized Investment.</w:t></w:r></w:ins></w:p>
 <w:p><w:pPr><w:pStyle w:val="BodyText"></w:pStyle><w:rPr><w:b></w:b></w:rPr></w:pPr><w:r><w:t xml:space="preserve"> “</w:t></w:r><w:r><w:rPr><w:b/></w:rPr><w:t>US$</w:t></w:r><w:r><w:t>” means the lawful currency of the United States of America.</w:t></w:r></w:p>
 <w:p><w:pPr><w:pStyle w:val="BodyText"></w:pStyle></w:pPr><w:r><w:t>“</w:t></w:r><w:r><w:rPr><w:b/></w:rPr><w:t>Value</w:t></w:r><w:r><w:t xml:space="preserve">” means (subject to Section </w:t></w:r><w:r><w:t>8.4.2</w:t></w:r><w:r><w:t xml:space="preserve"> and Section </w:t></w:r><w:r><w:t>13.2.5.5</w:t></w:r><w:r><w:t>) the value determined by the General Partner in accordance w</w:t></w:r><w:r><w:t>ith [</w:t></w:r><w:r><w:rPr><w:highlight w:val="yellow"/></w:rPr><w:t>FASB ASC 820 (Fair Value Measurement)</w:t></w:r><w:r><w:t>]</w:t></w:r><w:r><w:t xml:space="preserve">, </w:t></w:r><w:r><w:rPr><w:u w:val="single"/></w:rPr><w:t>provided</w:t></w:r><w:r><w:t xml:space="preserve"> that all such values shall be disclosed to the Advisory Committee at the next Advisory Committee meeting after the determination of such value.</w:t></w:r></w:p>
 <w:p><w:pPr><w:pStyle w:val="BodyText"></w:pStyle></w:pPr><w:r><w:t>“</w:t></w:r><w:r><w:rPr><w:b/></w:rPr><w:t>VCOC</w:t></w:r><w:r><w:t>” means “venture capital operating company” as such</w:t></w:r><w:r><w:t xml:space="preserve"> term is defined in the Plan Asset Regulation.</w:t></w:r></w:p>
@@ -297,7 +297,7 @@
 <w:p><w:pPr><w:pStyle w:val="Article5L3"></w:pStyle><w:tabs><w:tab w:val="clear" w:pos="2520"></w:tab><w:tab w:val="num" w:pos="1440"></w:tab></w:tabs><w:ind w:left="0" w:firstLine="720"></w:ind></w:pPr><w:r><w:t xml:space="preserve">fees and expenses of the Fund’s and General Partner’s registered agent in the [State of </w:t></w:r><w:r><w:t>Delaware] and for maintaining the Fund’s and General Partner’s registered office in the [</w:t></w:r><w:r><w:rPr><w:highlight w:val="yellow"/></w:rPr><w:t>State of Delaware</w:t></w:r><w:r><w:t>];</w:t></w:r></w:p>
 <w:p><w:pPr><w:pStyle w:val="Article5L3"></w:pStyle><w:tabs><w:tab w:val="left" w:pos="1440"></w:tab></w:tabs><w:ind w:left="0" w:firstLine="720"></w:ind></w:pPr><w:r><w:t>costs and expenses of entertainment, including speaker fees, incurred in connection with conferences or meetings;</w:t></w:r></w:p>
 <w:p><w:pPr><w:pStyle w:val="Article5L3"></w:pStyle><w:tabs><w:tab w:val="left" w:pos="1440"></w:tab></w:tabs><w:ind w:left="0" w:firstLine="720"></w:ind></w:pPr><w:r><w:t>office space, furniture, computer</w:t></w:r><w:r><w:t>s, telephones, facilities, utilities, and communications, including the cost of maintaining any web portal of the General Partner, Fund Manager or Fund, and</w:t></w:r></w:p>
-<w:p><w:pPr><w:pStyle w:val="Article5L3"></w:pStyle><w:tabs><w:tab w:val="clear" w:pos="2520"></w:tab></w:tabs><w:ind w:left="0" w:firstLine="709"></w:ind></w:pPr><w:r><w:t>all costs of remedying an Exculpation Exclusion Event, Indemnification Exclusion Event or Removal C</w:t></w:r><w:r><w:t xml:space="preserve">onduct, all costs of enforcing any undertaking of the partners of the General Partner pursuant to Section </w:t></w:r><w:r><w:t>14.7.</w:t></w:r><w:del w:id="13" w:author="IntegrationTest" w:date="2026-02-21T02:16:04.365Z"><w:r><w:rPr><w:u w:val="single"/></w:rPr><w:delText>3</w:delText></w:r></w:del><w:ins w:id="14" w:author="IntegrationTest" w:date="2026-02-21T02:16:04.365Z"><w:r><w:t>4</w:t></w:r></w:ins><w:r><w:t>, and any taxes or other expenses incurred by the Fun</w:t></w:r><w:r><w:t>d or the General Partner or any of its Affiliates in respect of Carried Interest.</w:t></w:r></w:p>
+<w:p><w:pPr><w:pStyle w:val="Article5L3"></w:pStyle><w:tabs><w:tab w:val="clear" w:pos="2520"></w:tab></w:tabs><w:ind w:left="0" w:firstLine="709"></w:ind></w:pPr><w:r><w:t>all costs of remedying an Exculpation Exclusion Event, Indemnification Exclusion Event or Removal C</w:t></w:r><w:r><w:t xml:space="preserve">onduct, all costs of enforcing any undertaking of the partners of the General Partner pursuant to Section </w:t></w:r><w:r><w:t>14.7.</w:t></w:r><w:del w:id="13" w:author="IntegrationTest" w:date="2026-02-21T18:24:09.096Z"><w:r><w:rPr><w:u w:val="single"/></w:rPr><w:delText>3</w:delText></w:r></w:del><w:ins w:id="14" w:author="IntegrationTest" w:date="2026-02-21T18:24:09.096Z"><w:r><w:t>4</w:t></w:r></w:ins><w:r><w:t>, and any taxes or other expenses incurred by the Fun</w:t></w:r><w:r><w:t>d or the General Partner or any of its Affiliates in respect of Carried Interest.</w:t></w:r></w:p>
 <w:p><w:pPr><w:pStyle w:val="Article5L2"></w:pStyle><w:tabs><w:tab w:val="left" w:pos="720"></w:tab></w:tabs><w:ind w:firstLine="0"></w:ind></w:pPr><w:r><w:rPr><w:b/></w:rPr><w:t>Currency</w:t></w:r><w:r><w:t xml:space="preserve">.  All contributions by and distributions to the Partners, all calculations pursuant to the terms of this Agreement and all accounts of the Partners or the Fund shall</w:t></w:r><w:r><w:t xml:space="preserve"> be made, prepared and maintained (as the case may be) in </w:t></w:r><w:r><w:rPr><w:b/></w:rPr><w:t>[</w:t></w:r><w:r><w:rPr><w:highlight w:val="yellow"/></w:rPr><w:t>US$</w:t></w:r><w:r><w:rPr><w:b/></w:rPr><w:t>]</w:t></w:r><w:r><w:t>.</w:t></w:r></w:p>
 <w:p><w:pPr><w:pStyle w:val="Article5L2"></w:pStyle><w:tabs><w:tab w:val="left" w:pos="720"></w:tab></w:tabs><w:ind w:firstLine="0"></w:ind></w:pPr><w:r><w:rPr><w:b/></w:rPr><w:t>Parallel Vehicles</w:t></w:r><w:r><w:t>.</w:t></w:r></w:p>
 <w:p><w:pPr><w:pStyle w:val="Article5L3"></w:pStyle><w:tabs><w:tab w:val="left" w:pos="1440"></w:tab></w:tabs><w:ind w:left="0" w:firstLine="720"></w:ind></w:pPr><w:r><w:t>On or prior to the Final Closing Date, the General Partner or an Affiliate thereof may, to accommodate legal, tax or regulatory considerations of certain investors, form on</w:t></w:r><w:r><w:t>e or more pooled investment vehicles to co-invest with the Fund (each, a “</w:t></w:r><w:r><w:rPr><w:b/></w:rPr><w:t>Parallel Vehicle</w:t></w:r><w:r><w:t xml:space="preserve">”).  Each Parallel Vehicle shall be controlled by the General Partner or an Affiliate thereof, shall be managed by the Fund Manager or an Affiliate thereof, and shall</w:t></w:r><w:r><w:t xml:space="preserve"> be governed by organizational documents containing provisions substantially the same in all material respects as those of the Fund (including this Agreement), with only such differences </w:t></w:r><w:r><w:t>as may be required, or requested by the Investors therein, to accommo</w:t></w:r><w:r><w:t xml:space="preserve">date the legal, tax or regulatory considerations referred to in the preceding sentence.  The General Partner shall, subject to such legal, tax or regulatory considerations, cause each Parallel Vehicle to co-invest with the Fund in each Portfolio Company in</w:t></w:r><w:r><w:t xml:space="preserve"> proportion to the respective capital commitments of the Parallel Vehicles and the Fund.  All references in this Section </w:t></w:r><w:r><w:t>2.8</w:t></w:r><w:r><w:t xml:space="preserve"> (</w:t></w:r><w:r><w:rPr><w:i/></w:rPr><w:t>Parallel Vehicles</w:t></w:r><w:r><w:t xml:space="preserve">) to the Investors of </w:t></w:r><w:r><w:t>a Parallel Vehicle shall be deemed to include all Investors in a Parallel Vehicle formed as a vehicle other than a limited partnership.</w:t></w:r></w:p>
@@ -481,7 +481,7 @@
 <w:p><w:pPr><w:pStyle w:val="Article5L3"></w:pStyle><w:tabs><w:tab w:val="left" w:pos="1440"></w:tab></w:tabs><w:ind w:left="0" w:firstLine="720"></w:ind></w:pPr><w:r><w:t>On the Remov</w:t></w:r><w:r><w:t>al Date:</w:t></w:r></w:p>
 <w:p><w:pPr><w:pStyle w:val="Article5L4"></w:pStyle><w:tabs><w:tab w:val="left" w:pos="2520"></w:tab></w:tabs><w:ind w:left="720" w:firstLine="720"></w:ind></w:pPr><w:r><w:t>with respect to the delivery of a Removal For Cause Notice</w:t></w:r><w:r><w:t>:</w:t></w:r></w:p>
 <w:p><w:pPr><w:pStyle w:val="Article5L8"></w:pStyle><w:tabs><w:tab w:val="left" w:pos="3240"></w:tab></w:tabs><w:ind w:left="1440" w:firstLine="720"></w:ind></w:pPr><w:r><w:t>the right of the Fund Manager to receive installments of the Management Fee shall immediately and automatically terminate without further compensation, and no further payments of the Mana</w:t></w:r><w:r><w:t>gement Fee shall be made to the Fund Manager;</w:t></w:r><w:r><w:t xml:space="preserve"> </w:t></w:r></w:p>
-<w:p><w:pPr><w:pStyle w:val="Article5L8"></w:pStyle><w:tabs><w:tab w:val="left" w:pos="3240"></w:tab></w:tabs><w:ind w:left="1440" w:firstLine="720"></w:ind></w:pPr><w:r><w:t>the right of the removed General Partner to receive further distributions of Carried Interest from the Fund (including pursuant to Article </w:t></w:r><w:r><w:t>14</w:t></w:r><w:r><w:t xml:space="preserve"> (</w:t></w:r><w:r><w:rPr><w:i/></w:rPr><w:t>Distributions; Allocations</w:t></w:r><w:r><w:t xml:space="preserve">)) shall </w:t></w:r><w:r><w:t>immediately and automatically terminate, no further distributions of Carried Interest shall be made to the removed General Partner, and any amounts retained in the Escrow Account pursuant to Sect</w:t></w:r><w:r><w:t>ion </w:t></w:r><w:r><w:t>14.7.</w:t></w:r><w:del w:id="15" w:author="IntegrationTest" w:date="2026-02-21T02:16:04.365Z"><w:r><w:delText>2</w:delText></w:r></w:del><w:ins w:id="16" w:author="IntegrationTest" w:date="2026-02-21T02:16:04.365Z"><w:r><w:t>3</w:t></w:r></w:ins><w:r><w:t xml:space="preserve"> shall immediately be returned to the Fund for distribution to the Limited Partners; and </w:t></w:r></w:p>
+<w:p><w:pPr><w:pStyle w:val="Article5L8"></w:pStyle><w:tabs><w:tab w:val="left" w:pos="3240"></w:tab></w:tabs><w:ind w:left="1440" w:firstLine="720"></w:ind></w:pPr><w:r><w:t>the right of the removed General Partner to receive further distributions of Carried Interest from the Fund (including pursuant to Article </w:t></w:r><w:r><w:t>14</w:t></w:r><w:r><w:t xml:space="preserve"> (</w:t></w:r><w:r><w:rPr><w:i/></w:rPr><w:t>Distributions; Allocations</w:t></w:r><w:r><w:t xml:space="preserve">)) shall </w:t></w:r><w:r><w:t>immediately and automatically terminate, no further distributions of Carried Interest shall be made to the removed General Partner, and any amounts retained in the Escrow Account pursuant to Sect</w:t></w:r><w:r><w:t>ion </w:t></w:r><w:r><w:t>14.7.</w:t></w:r><w:del w:id="15" w:author="IntegrationTest" w:date="2026-02-21T18:24:09.096Z"><w:r><w:delText>2</w:delText></w:r></w:del><w:ins w:id="16" w:author="IntegrationTest" w:date="2026-02-21T18:24:09.096Z"><w:r><w:t>3</w:t></w:r></w:ins><w:r><w:t xml:space="preserve"> shall immediately be returned to the Fund for distribution to the Limited Partners; and </w:t></w:r></w:p>
 <w:p><w:pPr><w:pStyle w:val="Article5L8"></w:pStyle><w:tabs><w:tab w:val="left" w:pos="3240"></w:tab></w:tabs><w:ind w:left="1440" w:firstLine="720"></w:ind></w:pPr><w:r><w:t xml:space="preserve">in respect of its Commitment, the removed General Partner shall be treated as a Limited Partner, without any further action being required by any Person, and for </w:t></w:r><w:r><w:t>the avoidance of doubt, in that regard, shall be considered an “Affiliated Partner” for the purposes of Section </w:t></w:r><w:r><w:t>10.2</w:t></w:r><w:r><w:t xml:space="preserve"> (</w:t></w:r><w:r><w:rPr><w:i/></w:rPr><w:t>Consequences of Removal Notice</w:t></w:r><w:r><w:t xml:space="preserve">).  </w:t></w:r></w:p>
 <w:p><w:pPr><w:pStyle w:val="Article5L4"></w:pStyle><w:tabs><w:tab w:val="left" w:pos="2520"></w:tab></w:tabs><w:ind w:left="720" w:firstLine="720"></w:ind></w:pPr><w:r><w:t>with respect</w:t></w:r><w:r><w:t xml:space="preserve"> to the delivery of a Removal Without Cause Notice:</w:t></w:r></w:p>
 <w:p><w:pPr><w:pStyle w:val="Article5L8"></w:pStyle><w:tabs><w:tab w:val="left" w:pos="3240"></w:tab></w:tabs><w:ind w:left="1440" w:firstLine="720"></w:ind></w:pPr><w:r><w:t xml:space="preserve">the right of the Fund Manager to receive installments of the Management Fee shall immediately and automatically terminate without further </w:t></w:r><w:r><w:t xml:space="preserve">compensation, and no further payments of the Management Fee shall </w:t></w:r><w:r><w:t>be made to the Fund Manager</w:t></w:r><w:r><w:t xml:space="preserve">; </w:t></w:r></w:p>
@@ -499,7 +499,7 @@
 <w:p><w:pPr><w:pStyle w:val="Article5L2"></w:pStyle><w:tabs><w:tab w:val="left" w:pos="720"></w:tab></w:tabs><w:ind w:firstLine="0"></w:ind></w:pPr><w:r><w:rPr><w:b/></w:rPr><w:t>Co-operation on Removal</w:t></w:r><w:r><w:t xml:space="preserve">.  If the General Partner is removed or replaced, the removed General Partner and the Fund Manager shall:</w:t></w:r></w:p>
 <w:p><w:pPr><w:pStyle w:val="Article5L3"></w:pStyle><w:tabs><w:tab w:val="left" w:pos="1440"></w:tab></w:tabs><w:ind w:left="0" w:firstLine="720"></w:ind></w:pPr><w:r><w:t>pr</w:t></w:r><w:r><w:t>ovide to the replacement General Partner (or such other Person as has been notified to the removed General Partner and the Fund Manager with the approval of a Majority in Interest) or the liquidator of the Fund, all books of accounts, records, registers an</w:t></w:r><w:r><w:t>d other documents belonging to the Fund; and</w:t></w:r></w:p>
 <w:p><w:pPr><w:pStyle w:val="Article5L3"></w:pStyle><w:tabs><w:tab w:val="left" w:pos="1440"></w:tab></w:tabs><w:ind w:left="0" w:firstLine="720"></w:ind></w:pPr><w:r><w:t xml:space="preserve">use its best efforts to transfer control of the Fund and all assets of the Fund to such replacement General Partner or other Person without delay. </w:t></w:r></w:p>
-<w:p><w:pPr><w:pStyle w:val="Article5L2"></w:pStyle><w:tabs><w:tab w:val="left" w:pos="720"></w:tab></w:tabs><w:ind w:firstLine="0"></w:ind></w:pPr><w:r><w:rPr><w:b/></w:rPr><w:t>Consequences of Termination Notice.</w:t></w:r><w:r><w:t xml:space="preserve">  Upon the delivery of a Rem</w:t></w:r><w:r><w:t>oval For Cause Notice or a Removal Without Cause Notice in accordance with Section </w:t></w:r><w:r><w:t>10.1</w:t></w:r><w:r><w:t xml:space="preserve"> (</w:t></w:r><w:r><w:rPr><w:i/></w:rPr><w:t>Removal/Termination Notice</w:t></w:r><w:r><w:t xml:space="preserve">) in which </w:t></w:r><w:r><w:t xml:space="preserve">the Limited Partners elect to terminate </w:t></w:r><w:r><w:t xml:space="preserve">the Fund, the Fund shall be dissolved and wound up in accordance with Section </w:t></w:r><w:r><w:t>18.2</w:t></w:r><w:r><w:t xml:space="preserve"> (</w:t></w:r><w:r><w:rPr><w:i/></w:rPr><w:t>Dissolution</w:t></w:r><w:r><w:t xml:space="preserve">) and Section </w:t></w:r><w:r><w:t>18.3</w:t></w:r><w:r><w:t xml:space="preserve"> (</w:t></w:r><w:r><w:rPr><w:i/></w:rPr><w:t>Winding Up</w:t></w:r><w:r><w:t xml:space="preserve">); </w:t></w:r><w:r><w:rPr><w:u w:val="single"/></w:rPr><w:t>provided</w:t></w:r><w:r><w:t xml:space="preserve"> that with respect to a termination of the Fund on delivery of a Removal for Cause Notice, the right of the General Partner to receive further distributions of Carried In</w:t></w:r><w:r><w:t>terest from the Fund shall immediately and automatically terminate, no further distributions of Carried Interest shall be made to the General Partner, and any amounts retained in the Escrow Account pursuant to Section</w:t></w:r><w:del w:id="17" w:author="IntegrationTest" w:date="2026-02-21T02:16:04.365Z"><w:r><w:delText xml:space="preserve"> </w:delText></w:r></w:del><w:ins w:id="18" w:author="IntegrationTest" w:date="2026-02-21T02:16:04.365Z"><w:r><w:t> </w:t></w:r></w:ins><w:r><w:t>14.7.</w:t></w:r><w:del w:id="19" w:author="IntegrationTest" w:date="2026-02-21T02:16:04.365Z"><w:r><w:delText>2</w:delText></w:r></w:del><w:ins w:id="20" w:author="IntegrationTest" w:date="2026-02-21T02:16:04.365Z"><w:r><w:t>3</w:t></w:r></w:ins><w:r><w:t xml:space="preserve"> shall immediately be returned to the Fund for distribution to the Limited Partners[; </w:t></w:r><w:r><w:rPr><w:u w:val="single"/></w:rPr><w:t>provided</w:t></w:r><w:r><w:t xml:space="preserve">, </w:t></w:r><w:r><w:rPr><w:u w:val="single"/></w:rPr><w:t>further</w:t></w:r><w:r><w:t xml:space="preserve"> that with respect to a termination of the Fund on delivery of a Removal Without Cause Notice,</w:t></w:r><w:r><w:t xml:space="preserve"> the General Partner’s entitlement to receive further distributions of Carried Interest shall be immediately and automatically reduced to </w:t></w:r><w:r><w:rPr><w:b/></w:rPr><w:t>[</w:t></w:r><w:r><w:rPr><w:b/><w:highlight w:val="yellow"/></w:rPr><w:t>___</w:t></w:r><w:r><w:rPr><w:b/></w:rPr><w:t>]</w:t></w:r><w:r><w:t>% of the Carried Interest to which it is otherwise entitled].</w:t></w:r></w:p>
+<w:p><w:pPr><w:pStyle w:val="Article5L2"></w:pStyle><w:tabs><w:tab w:val="left" w:pos="720"></w:tab></w:tabs><w:ind w:firstLine="0"></w:ind></w:pPr><w:r><w:rPr><w:b/></w:rPr><w:t>Consequences of Termination Notice.</w:t></w:r><w:r><w:t xml:space="preserve">  Upon the delivery of a Rem</w:t></w:r><w:r><w:t>oval For Cause Notice or a Removal Without Cause Notice in accordance with Section </w:t></w:r><w:r><w:t>10.1</w:t></w:r><w:r><w:t xml:space="preserve"> (</w:t></w:r><w:r><w:rPr><w:i/></w:rPr><w:t>Removal/Termination Notice</w:t></w:r><w:r><w:t xml:space="preserve">) in which </w:t></w:r><w:r><w:t xml:space="preserve">the Limited Partners elect to terminate </w:t></w:r><w:r><w:t xml:space="preserve">the Fund, the Fund shall be dissolved and wound up in accordance with Section </w:t></w:r><w:r><w:t>18.2</w:t></w:r><w:r><w:t xml:space="preserve"> (</w:t></w:r><w:r><w:rPr><w:i/></w:rPr><w:t>Dissolution</w:t></w:r><w:r><w:t xml:space="preserve">) and Section </w:t></w:r><w:r><w:t>18.3</w:t></w:r><w:r><w:t xml:space="preserve"> (</w:t></w:r><w:r><w:rPr><w:i/></w:rPr><w:t>Winding Up</w:t></w:r><w:r><w:t xml:space="preserve">); </w:t></w:r><w:r><w:rPr><w:u w:val="single"/></w:rPr><w:t>provided</w:t></w:r><w:r><w:t xml:space="preserve"> that with respect to a termination of the Fund on delivery of a Removal for Cause Notice, the right of the General Partner to receive further distributions of Carried In</w:t></w:r><w:r><w:t>terest from the Fund shall immediately and automatically terminate, no further distributions of Carried Interest shall be made to the General Partner, and any amounts retained in the Escrow Account pursuant to Section</w:t></w:r><w:del w:id="17" w:author="IntegrationTest" w:date="2026-02-21T18:24:09.096Z"><w:r><w:delText xml:space="preserve"> </w:delText></w:r></w:del><w:ins w:id="18" w:author="IntegrationTest" w:date="2026-02-21T18:24:09.096Z"><w:r><w:t> </w:t></w:r></w:ins><w:r><w:t>14.7.</w:t></w:r><w:del w:id="19" w:author="IntegrationTest" w:date="2026-02-21T18:24:09.096Z"><w:r><w:delText>2</w:delText></w:r></w:del><w:ins w:id="20" w:author="IntegrationTest" w:date="2026-02-21T18:24:09.096Z"><w:r><w:t>3</w:t></w:r></w:ins><w:r><w:t xml:space="preserve"> shall immediately be returned to the Fund for distribution to the Limited Partners[; </w:t></w:r><w:r><w:rPr><w:u w:val="single"/></w:rPr><w:t>provided</w:t></w:r><w:r><w:t xml:space="preserve">, </w:t></w:r><w:r><w:rPr><w:u w:val="single"/></w:rPr><w:t>further</w:t></w:r><w:r><w:t xml:space="preserve"> that with respect to a termination of the Fund on delivery of a Removal Without Cause Notice,</w:t></w:r><w:r><w:t xml:space="preserve"> the General Partner’s entitlement to receive further distributions of Carried Interest shall be immediately and automatically reduced to </w:t></w:r><w:r><w:rPr><w:b/></w:rPr><w:t>[</w:t></w:r><w:r><w:rPr><w:b/><w:highlight w:val="yellow"/></w:rPr><w:t>___</w:t></w:r><w:r><w:rPr><w:b/></w:rPr><w:t>]</w:t></w:r><w:r><w:t>% of the Carried Interest to which it is otherwise entitled].</w:t></w:r></w:p>
 <w:p><w:pPr><w:pStyle w:val="Article5L1"></w:pStyle><w:rPr><w:b></w:b></w:rPr></w:pPr><w:r><w:rPr><w:b/></w:rPr><w:t>Key Person Event</w:t></w:r><w:r><w:rPr><w:b/></w:rPr><w:t>; Suspension</w:t></w:r></w:p>
 <w:p><w:pPr><w:pStyle w:val="Article5L2"></w:pStyle><w:tabs><w:tab w:val="left" w:pos="720"></w:tab></w:tabs><w:ind w:firstLine="0"></w:ind></w:pPr><w:r><w:t>The General Partner sh</w:t></w:r><w:r><w:t xml:space="preserve">all immediately notify each Limited Partner in writing of the occurrence of any Key Person Event. </w:t></w:r></w:p>
 <w:p><w:pPr><w:pStyle w:val="Article5L2"></w:pStyle><w:tabs><w:tab w:val="left" w:pos="720"></w:tab></w:tabs><w:ind w:firstLine="0"></w:ind></w:pPr><w:r><w:t>Upon the occurrence of a Key Person Event, the Commitment Period shall automatically and immediately be suspended until a Majority in Interest approves in wr</w:t></w:r><w:r><w:t>iting a remediation plan for such Key Person Event or otherwise waives such suspension generally or with respect to one or more specified Portfolio Investments.</w:t></w:r></w:p>
@@ -563,11 +563,11 @@
 <w:p><w:pPr><w:pStyle w:val="Article5L3"></w:pStyle><w:tabs><w:tab w:val="left" w:pos="1440"></w:tab></w:tabs><w:ind w:left="0" w:firstLine="720"></w:ind></w:pPr><w:r><w:t>Each distribution shall be accompanied by a distribution notice consistent with the requirements of the ILPA Capital Call</w:t></w:r><w:r><w:t xml:space="preserve"> and Distribution Notice Template (and including at least a description of the source and nature of the Distributable Proceeds, the calculation of the amount being distributed including Carried Interest, and any amounts that increase Remaining Commitments </w:t></w:r><w:r><w:t xml:space="preserve">pursuant to Section </w:t></w:r><w:r><w:t>6.4</w:t></w:r><w:r><w:t xml:space="preserve"> (</w:t></w:r><w:r><w:rPr><w:i/></w:rPr><w:t>Reinvestment</w:t></w:r><w:r><w:t>)).</w:t></w:r></w:p>
 <w:p><w:pPr><w:pStyle w:val="Article5L2"></w:pStyle><w:tabs><w:tab w:val="left" w:pos="720"></w:tab></w:tabs><w:ind w:firstLine="0"></w:ind></w:pPr><w:r><w:rPr><w:b/></w:rPr><w:t>Distributions of Temporary Investment Income</w:t></w:r><w:r><w:t xml:space="preserve">.  Subject to </w:t></w:r><w:r><w:t>6.5</w:t></w:r><w:r><w:t xml:space="preserve"> (</w:t></w:r><w:r><w:rPr><w:i/></w:rPr><w:t>Use of Distributable Proceeds to Fund Drawdowns</w:t></w:r><w:r><w:t>), Distributable Proceeds comprised of Temporary Investment Income shall be distributed among the Partners (other than Defaulting Partners) in proportion to their S</w:t></w:r><w:r><w:t>haring Percentages with respect to the relevant Portfolio Investment.</w:t></w:r></w:p>
 <w:p><w:pPr><w:pStyle w:val="Article5L2"></w:pStyle><w:tabs><w:tab w:val="left" w:pos="720"></w:tab></w:tabs><w:ind w:firstLine="0"></w:ind></w:pPr><w:r><w:rPr><w:b/></w:rPr><w:t>Distributions of Distributable Proceeds</w:t></w:r><w:r><w:t xml:space="preserve">.  Subject to </w:t></w:r><w:r><w:t>6.5</w:t></w:r><w:r><w:t xml:space="preserve"> (</w:t></w:r><w:r><w:rPr><w:i/></w:rPr><w:t>Use of Distributable Proceeds to Fund</w:t></w:r><w:r><w:rPr><w:i/></w:rPr><w:t xml:space="preserve"> Drawdowns</w:t></w:r><w:r><w:t xml:space="preserve">), Distributable Proceeds (other than Temporary Investment Income) from any Portfolio Investment shall be initially apportioned among the Partners in proportion to their Sharing Percentages with respect to the applicable Portfolio Investment.  Th</w:t></w:r><w:r><w:t xml:space="preserve">e amount so apportioned to any Affiliated Partner shall be distributed to such Person and, except as otherwise provided in this Article </w:t></w:r><w:r><w:t>14</w:t></w:r><w:r><w:t xml:space="preserve"> (</w:t></w:r><w:r><w:rPr><w:i/></w:rPr><w:t>Distributions; Allocatio</w:t></w:r><w:r><w:rPr><w:i/></w:rPr><w:t>ns</w:t></w:r><w:r><w:t xml:space="preserve">) and Section </w:t></w:r><w:r><w:t>6.6</w:t></w:r><w:r><w:t xml:space="preserve"> (</w:t></w:r><w:r><w:rPr><w:i/></w:rPr><w:t>Defaulting Partners</w:t></w:r><w:r><w:t>), the amount so apportioned to each other Partner shall be distributed between the General Partner and such Partner as follow</w:t></w:r><w:r><w:t>s:</w:t></w:r></w:p>
-<w:p><w:pPr><w:pStyle w:val="Article5L3"></w:pStyle><w:tabs><w:tab w:val="left" w:pos="1440"></w:tab></w:tabs><w:ind w:left="0" w:firstLine="720"></w:ind></w:pPr><w:r><w:rPr><w:u w:val="single"/></w:rPr><w:t>First</w:t></w:r><w:r><w:t>, 100% to such Partner until such Partner has received cumulative distributions pursuant to this Section </w:t></w:r><w:r><w:t>14.3.1</w:t></w:r><w:r><w:t xml:space="preserve"> equal to </w:t></w:r><w:del w:id="21" w:author="IntegrationTest" w:date="2026-02-21T02:16:04.365Z"><w:r><w:delText>such Partner’s aggregate Capital Contribu</w:delText></w:r></w:del><w:ins w:id="22" w:author="IntegrationTest" w:date="2026-02-21T02:16:04.365Z"><w:r><w:t>the sum of (without duplica</w:t></w:r></w:ins><w:r><w:t>tion</w:t></w:r><w:del w:id="23" w:author="IntegrationTest" w:date="2026-02-21T02:16:04.365Z"><w:r><w:delText>s;</w:delText></w:r></w:del><w:ins w:id="24" w:author="IntegrationTest" w:date="2026-02-21T02:16:04.365Z"><w:r><w:t>):</w:t></w:r></w:ins></w:p>
-<w:p><w:pPr><w:pStyle w:val="Article5L4"></w:pStyle><w:tabs><w:tab w:val="left" w:pos="2520"></w:tab></w:tabs><w:ind w:left="720" w:firstLine="720"></w:ind></w:pPr><w:ins w:id="25" w:author="IntegrationTest" w:date="2026-02-21T02:16:04.365Z"><w:r><w:t>the Capital Contributions of such Partner used to fund the cost of (i) such Portfolio Investment, (ii) each Realized Investment, and (iii) aggregate Unrealized Losses; and</w:t></w:r></w:ins></w:p>
-<w:p><w:pPr><w:pStyle w:val="Article5L4"></w:pStyle><w:tabs><w:tab w:val="left" w:pos="2520"></w:tab></w:tabs><w:ind w:left="720" w:firstLine="720"></w:ind></w:pPr><w:ins w:id="26" w:author="IntegrationTest" w:date="2026-02-21T02:16:04.365Z"><w:r><w:t>the Capital Contributions of such Partner used to fund Fund Expenses including the M</w:t></w:r><w:r><w:t>anagement Fee;</w:t></w:r></w:ins></w:p>
+<w:p><w:pPr><w:pStyle w:val="Article5L3"></w:pStyle><w:tabs><w:tab w:val="left" w:pos="1440"></w:tab></w:tabs><w:ind w:left="0" w:firstLine="720"></w:ind></w:pPr><w:r><w:rPr><w:u w:val="single"/></w:rPr><w:t>First</w:t></w:r><w:r><w:t>, 100% to such Partner until such Partner has received cumulative distributions pursuant to this Section </w:t></w:r><w:r><w:t>14.3.1</w:t></w:r><w:r><w:t xml:space="preserve"> equal to </w:t></w:r><w:del w:id="21" w:author="IntegrationTest" w:date="2026-02-21T18:24:09.096Z"><w:r><w:delText>such Partner’s aggregate Capital Contribu</w:delText></w:r></w:del><w:ins w:id="22" w:author="IntegrationTest" w:date="2026-02-21T18:24:09.096Z"><w:r><w:t>the sum of (without duplica</w:t></w:r></w:ins><w:r><w:t>tion</w:t></w:r><w:del w:id="23" w:author="IntegrationTest" w:date="2026-02-21T18:24:09.096Z"><w:r><w:delText>s;</w:delText></w:r></w:del><w:ins w:id="24" w:author="IntegrationTest" w:date="2026-02-21T18:24:09.096Z"><w:r><w:t>):</w:t></w:r></w:ins></w:p>
+<w:p><w:pPr><w:pStyle w:val="Article5L4"></w:pStyle><w:tabs><w:tab w:val="left" w:pos="2520"></w:tab></w:tabs><w:ind w:left="720" w:firstLine="720"></w:ind></w:pPr><w:ins w:id="25" w:author="IntegrationTest" w:date="2026-02-21T18:24:09.096Z"><w:r><w:t>the Capital Contributions of such Partner used to fund the cost of (i) such Portfolio Investment, (ii) each Realized Investment, and (iii) aggregate Unrealized Losses; and</w:t></w:r></w:ins></w:p>
+<w:p><w:pPr><w:pStyle w:val="Article5L4"></w:pStyle><w:tabs><w:tab w:val="left" w:pos="2520"></w:tab></w:tabs><w:ind w:left="720" w:firstLine="720"></w:ind></w:pPr><w:ins w:id="26" w:author="IntegrationTest" w:date="2026-02-21T18:24:09.096Z"><w:r><w:t>the Capital Contributions of such Partner used to fund Fund Expenses including the M</w:t></w:r><w:r><w:t>anagement Fee;</w:t></w:r></w:ins></w:p>
 <w:p><w:pPr><w:pStyle w:val="Article5L3"></w:pStyle><w:tabs><w:tab w:val="left" w:pos="1440"></w:tab></w:tabs><w:ind w:left="0" w:firstLine="720"></w:ind><w:rPr><w:i></w:i></w:rPr></w:pPr><w:r><w:rPr><w:u w:val="single"/></w:rPr><w:t>Second</w:t></w:r><w:r><w:t xml:space="preserve">, 100% to such Partner until the cumulative amount distributed to such Partner pursuant to this Section </w:t></w:r><w:r><w:t>14.3.2</w:t></w:r><w:r><w:t xml:space="preserve"> is equal to the </w:t></w:r><w:r><w:t>Preferred Return f</w:t></w:r><w:r><w:t>or such Partner;</w:t></w:r></w:p>
-<w:p><w:pPr><w:pStyle w:val="Article5L3"></w:pStyle><w:tabs><w:tab w:val="left" w:pos="1440"></w:tab></w:tabs><w:ind w:left="0" w:firstLine="720"></w:ind><w:rPr><w:i></w:i></w:rPr></w:pPr><w:r><w:rPr><w:u w:val="single"/></w:rPr><w:t>Third</w:t></w:r><w:r><w:t>,</w:t></w:r><w:ins w:id="27" w:author="IntegrationTest" w:date="2026-02-21T02:16:04.365Z"><w:r><w:t xml:space="preserve"> either (i)</w:t></w:r></w:ins><w:r><w:t xml:space="preserve"> </w:t></w:r><w:r><w:rPr><w:b/></w:rPr><w:t>[</w:t></w:r><w:r><w:rPr><w:highlight w:val="yellow"/></w:rPr><w:t>80</w:t></w:r><w:r><w:rPr><w:b/></w:rPr><w:t>]</w:t></w:r><w:r><w:t xml:space="preserve">% to the General Partner and </w:t></w:r><w:r><w:rPr><w:b/></w:rPr><w:t>[</w:t></w:r><w:r><w:rPr><w:highlight w:val="yellow"/></w:rPr><w:t>20</w:t></w:r><w:r><w:rPr><w:b/></w:rPr><w:t>]</w:t></w:r><w:r><w:t xml:space="preserve">% to such Partner </w:t></w:r><w:del w:id="28" w:author="IntegrationTest" w:date="2026-02-21T02:16:04.365Z"><w:r><w:delText>until the General</w:delText></w:r></w:del><w:ins w:id="29" w:author="IntegrationTest" w:date="2026-02-21T02:16:04.365Z"><w:r><w:t>or (ii) 100% to such</w:t></w:r></w:ins><w:r><w:t xml:space="preserve"> Partner</w:t></w:r><w:ins w:id="30" w:author="IntegrationTest" w:date="2026-02-21T02:16:04.365Z"><w:r><w:t>,</w:t></w:r></w:ins><w:r><w:t xml:space="preserve"> </w:t></w:r><w:del w:id="31" w:author="IntegrationTest" w:date="2026-02-21T02:16:04.365Z"><w:r><w:delText>h</w:delText></w:r></w:del><w:r><w:t xml:space="preserve">as </w:t></w:r><w:del w:id="32" w:author="IntegrationTest" w:date="2026-02-21T02:16:04.365Z"><w:r><w:delText>received</w:delText></w:r></w:del><w:ins w:id="33" w:author="IntegrationTest" w:date="2026-02-21T02:16:04.365Z"><w:r><w:t>appropriate, until the</w:t></w:r></w:ins><w:r><w:t xml:space="preserve"> cumulative distributions </w:t></w:r><w:ins w:id="34" w:author="IntegrationTest" w:date="2026-02-21T02:16:04.365Z"><w:r><w:t xml:space="preserve">received by the General Partner </w:t></w:r></w:ins><w:r><w:t xml:space="preserve">with respect to such Partner pursuant to </w:t></w:r><w:del w:id="35" w:author="IntegrationTest" w:date="2026-02-21T02:16:04.365Z"><w:r><w:delText xml:space="preserve">this </w:delText></w:r></w:del><w:r><w:t>Section </w:t></w:r><w:r><w:t>14.3</w:t></w:r><w:del w:id="36" w:author="IntegrationTest" w:date="2026-02-21T02:16:04.365Z"><w:r><w:delText>.3</w:delText></w:r></w:del><w:r><w:t xml:space="preserve"> equal to </w:t></w:r><w:r><w:rPr><w:b/></w:rPr><w:t>[</w:t></w:r><w:r><w:rPr><w:highlight w:val="yellow"/></w:rPr><w:t>20</w:t></w:r><w:r><w:rPr><w:b/></w:rPr><w:t>]</w:t></w:r><w:r><w:t>% of</w:t></w:r><w:ins w:id="37" w:author="IntegrationTest" w:date="2026-02-21T02:16:04.365Z"><w:r><w:t xml:space="preserve"> the excess of (x)</w:t></w:r></w:ins><w:r><w:t xml:space="preserve"> the cumulative amount of distributions made or being made to</w:t></w:r><w:del w:id="38" w:author="IntegrationTest" w:date="2026-02-21T02:16:04.365Z"><w:r><w:delText xml:space="preserve"> (i)</w:delText></w:r></w:del><w:r><w:t xml:space="preserve"> such Partner </w:t></w:r><w:del w:id="39" w:author="IntegrationTest" w:date="2026-02-21T02:16:04.365Z"><w:r><w:delText>pursuant to Section </w:delText></w:r><w:r><w:delText>14.3.2</w:delText></w:r><w:r><w:delText xml:space="preserve"> and this Section </w:delText></w:r><w:r><w:delText>14.3.3</w:delText></w:r><w:r><w:delText xml:space="preserve"> and (ii)</w:delText></w:r></w:del><w:ins w:id="40" w:author="IntegrationTest" w:date="2026-02-21T02:16:04.365Z"><w:r><w:t>and to</w:t></w:r></w:ins><w:r><w:t xml:space="preserve"> the General Partner with respect to</w:t></w:r><w:r><w:t xml:space="preserve"> such Partner pursuant to </w:t></w:r><w:del w:id="41" w:author="IntegrationTest" w:date="2026-02-21T02:16:04.365Z"><w:r><w:delText>this</w:delText></w:r></w:del><w:ins w:id="42" w:author="IntegrationTest" w:date="2026-02-21T02:16:04.365Z"><w:r><w:t>Section </w:t></w:r><w:r><w:t>14.3</w:t></w:r><w:r><w:t xml:space="preserve"> over (y) the Capital Contributions of such Partner described in</w:t></w:r></w:ins><w:r><w:t xml:space="preserve"> Section</w:t></w:r><w:del w:id="43" w:author="IntegrationTest" w:date="2026-02-21T02:16:04.365Z"><w:r><w:delText> </w:delText></w:r></w:del><w:ins w:id="44" w:author="IntegrationTest" w:date="2026-02-21T02:16:04.365Z"><w:r><w:t xml:space="preserve"> </w:t></w:r></w:ins><w:r><w:t>14.3.</w:t></w:r><w:del w:id="45" w:author="IntegrationTest" w:date="2026-02-21T02:16:04.365Z"><w:r><w:delText>3</w:delText></w:r></w:del><w:ins w:id="46" w:author="IntegrationTest" w:date="2026-02-21T02:16:04.365Z"><w:r><w:t>1</w:t></w:r></w:ins><w:r><w:t>; and</w:t></w:r></w:p>
+<w:p><w:pPr><w:pStyle w:val="Article5L3"></w:pStyle><w:tabs><w:tab w:val="left" w:pos="1440"></w:tab></w:tabs><w:ind w:left="0" w:firstLine="720"></w:ind><w:rPr><w:i></w:i></w:rPr></w:pPr><w:r><w:rPr><w:u w:val="single"/></w:rPr><w:t>Third</w:t></w:r><w:r><w:t>,</w:t></w:r><w:ins w:id="27" w:author="IntegrationTest" w:date="2026-02-21T18:24:09.096Z"><w:r><w:t xml:space="preserve"> either (i)</w:t></w:r></w:ins><w:r><w:t xml:space="preserve"> </w:t></w:r><w:r><w:rPr><w:b/></w:rPr><w:t>[</w:t></w:r><w:r><w:rPr><w:highlight w:val="yellow"/></w:rPr><w:t>80</w:t></w:r><w:r><w:rPr><w:b/></w:rPr><w:t>]</w:t></w:r><w:r><w:t xml:space="preserve">% to the General Partner and </w:t></w:r><w:r><w:rPr><w:b/></w:rPr><w:t>[</w:t></w:r><w:r><w:rPr><w:highlight w:val="yellow"/></w:rPr><w:t>20</w:t></w:r><w:r><w:rPr><w:b/></w:rPr><w:t>]</w:t></w:r><w:r><w:t xml:space="preserve">% to such Partner </w:t></w:r><w:del w:id="28" w:author="IntegrationTest" w:date="2026-02-21T18:24:09.096Z"><w:r><w:delText>until the General</w:delText></w:r></w:del><w:ins w:id="29" w:author="IntegrationTest" w:date="2026-02-21T18:24:09.096Z"><w:r><w:t>or (ii) 100% to such</w:t></w:r></w:ins><w:r><w:t xml:space="preserve"> Partner</w:t></w:r><w:ins w:id="30" w:author="IntegrationTest" w:date="2026-02-21T18:24:09.096Z"><w:r><w:t>,</w:t></w:r></w:ins><w:r><w:t xml:space="preserve"> </w:t></w:r><w:del w:id="31" w:author="IntegrationTest" w:date="2026-02-21T18:24:09.096Z"><w:r><w:delText>h</w:delText></w:r></w:del><w:r><w:t xml:space="preserve">as </w:t></w:r><w:del w:id="32" w:author="IntegrationTest" w:date="2026-02-21T18:24:09.096Z"><w:r><w:delText>received</w:delText></w:r></w:del><w:ins w:id="33" w:author="IntegrationTest" w:date="2026-02-21T18:24:09.096Z"><w:r><w:t>appropriate, until the</w:t></w:r></w:ins><w:r><w:t xml:space="preserve"> cumulative distributions </w:t></w:r><w:ins w:id="34" w:author="IntegrationTest" w:date="2026-02-21T18:24:09.096Z"><w:r><w:t xml:space="preserve">received by the General Partner </w:t></w:r></w:ins><w:r><w:t xml:space="preserve">with respect to such Partner pursuant to </w:t></w:r><w:del w:id="35" w:author="IntegrationTest" w:date="2026-02-21T18:24:09.096Z"><w:r><w:delText xml:space="preserve">this </w:delText></w:r></w:del><w:r><w:t>Section </w:t></w:r><w:r><w:t>14.3</w:t></w:r><w:del w:id="36" w:author="IntegrationTest" w:date="2026-02-21T18:24:09.096Z"><w:r><w:delText>.3</w:delText></w:r></w:del><w:r><w:t xml:space="preserve"> equal to </w:t></w:r><w:r><w:rPr><w:b/></w:rPr><w:t>[</w:t></w:r><w:r><w:rPr><w:highlight w:val="yellow"/></w:rPr><w:t>20</w:t></w:r><w:r><w:rPr><w:b/></w:rPr><w:t>]</w:t></w:r><w:r><w:t>% of</w:t></w:r><w:ins w:id="37" w:author="IntegrationTest" w:date="2026-02-21T18:24:09.096Z"><w:r><w:t xml:space="preserve"> the excess of (x)</w:t></w:r></w:ins><w:r><w:t xml:space="preserve"> the cumulative amount of distributions made or being made to</w:t></w:r><w:del w:id="38" w:author="IntegrationTest" w:date="2026-02-21T18:24:09.096Z"><w:r><w:delText xml:space="preserve"> (i)</w:delText></w:r></w:del><w:r><w:t xml:space="preserve"> such Partner </w:t></w:r><w:del w:id="39" w:author="IntegrationTest" w:date="2026-02-21T18:24:09.096Z"><w:r><w:delText>pursuant to Section </w:delText></w:r><w:r><w:delText>14.3.2</w:delText></w:r><w:r><w:delText xml:space="preserve"> and this Section </w:delText></w:r><w:r><w:delText>14.3.3</w:delText></w:r><w:r><w:delText xml:space="preserve"> and (ii)</w:delText></w:r></w:del><w:ins w:id="40" w:author="IntegrationTest" w:date="2026-02-21T18:24:09.096Z"><w:r><w:t>and to</w:t></w:r></w:ins><w:r><w:t xml:space="preserve"> the General Partner with respect to</w:t></w:r><w:r><w:t xml:space="preserve"> such Partner pursuant to </w:t></w:r><w:del w:id="41" w:author="IntegrationTest" w:date="2026-02-21T18:24:09.096Z"><w:r><w:delText>this</w:delText></w:r></w:del><w:ins w:id="42" w:author="IntegrationTest" w:date="2026-02-21T18:24:09.096Z"><w:r><w:t>Section </w:t></w:r><w:r><w:t>14.3</w:t></w:r><w:r><w:t xml:space="preserve"> over (y) the Capital Contributions of such Partner described in</w:t></w:r></w:ins><w:r><w:t xml:space="preserve"> Section</w:t></w:r><w:del w:id="43" w:author="IntegrationTest" w:date="2026-02-21T18:24:09.096Z"><w:r><w:delText> </w:delText></w:r></w:del><w:ins w:id="44" w:author="IntegrationTest" w:date="2026-02-21T18:24:09.096Z"><w:r><w:t xml:space="preserve"> </w:t></w:r></w:ins><w:r><w:t>14.3.</w:t></w:r><w:del w:id="45" w:author="IntegrationTest" w:date="2026-02-21T18:24:09.096Z"><w:r><w:delText>3</w:delText></w:r></w:del><w:ins w:id="46" w:author="IntegrationTest" w:date="2026-02-21T18:24:09.096Z"><w:r><w:t>1</w:t></w:r></w:ins><w:r><w:t>; and</w:t></w:r></w:p>
 <w:p><w:pPr><w:pStyle w:val="Article5L3"></w:pStyle><w:tabs><w:tab w:val="left" w:pos="1440"></w:tab></w:tabs><w:ind w:left="0" w:firstLine="720"></w:ind></w:pPr><w:r><w:rPr><w:u w:val="single"/></w:rPr><w:t>Fourth</w:t></w:r><w:r><w:t xml:space="preserve">, thereafter, (i) </w:t></w:r><w:r><w:rPr><w:b/></w:rPr><w:t>[</w:t></w:r><w:r><w:rPr><w:highlight w:val="yellow"/></w:rPr><w:t>20</w:t></w:r><w:r><w:rPr><w:b/></w:rPr><w:t>]</w:t></w:r><w:r><w:t xml:space="preserve">% to the General Partner and (ii) </w:t></w:r><w:r><w:rPr><w:b/></w:rPr><w:t>[</w:t></w:r><w:r><w:rPr><w:highlight w:val="yellow"/></w:rPr><w:t>80</w:t></w:r><w:r><w:rPr><w:b/></w:rPr><w:t>]</w:t></w:r><w:r><w:t>% to such Partner.</w:t></w:r></w:p>
 <w:p><w:pPr><w:pStyle w:val="Article5L2"></w:pStyle><w:tabs><w:tab w:val="left" w:pos="720"></w:tab></w:tabs><w:ind w:firstLine="0"></w:ind></w:pPr><w:r><w:rPr><w:b/></w:rPr><w:t>Distributions in Kind</w:t></w:r><w:r><w:t>.</w:t></w:r></w:p>
 <w:p><w:pPr><w:pStyle w:val="Article5L3"></w:pStyle><w:tabs><w:tab w:val="left" w:pos="1440"></w:tab></w:tabs><w:ind w:left="0" w:firstLine="720"></w:ind></w:pPr><w:r><w:t xml:space="preserve">Prior to the final distribution of assets in connection with the dissolution and winding up of the </w:t></w:r><w:r><w:t xml:space="preserve">Fund, the Fund may distribute only cash or Marketable Securities to a Partner. </w:t></w:r></w:p>
@@ -581,16 +581,16 @@
 <w:p><w:pPr><w:pStyle w:val="Article5L3"></w:pStyle><w:tabs><w:tab w:val="left" w:pos="1440"></w:tab></w:tabs><w:ind w:left="0" w:firstLine="720"></w:ind></w:pPr><w:r><w:t xml:space="preserve">For purposes of this Section </w:t></w:r><w:r><w:t>14.6</w:t></w:r><w:r><w:t>, any obligation to pay any amount in respect of taxes (including withholding taxes</w:t></w:r><w:r><w:t xml:space="preserve"> and any interest, penalties or additions to tax) incurred by the Fund or the General Partner with respect to income of or distributions made to any Partner or former Partner shall constitute a Fund Expense.</w:t></w:r></w:p>
 <w:p><w:pPr><w:pStyle w:val="Article5L3"></w:pStyle><w:tabs><w:tab w:val="left" w:pos="1440"></w:tab></w:tabs><w:ind w:left="0" w:firstLine="720"></w:ind></w:pPr><w:r><w:t>Notwithstanding anything to the contrary provide</w:t></w:r><w:r><w:t xml:space="preserve">d herein, the General Partner, in its reasonable discretion, will determine the amount, if any, of any Tax Liability attributable to any Partner or former Partner.  For this purpose, the General Partner shall be entitled to treat any Limited Partner as ine</w:t></w:r><w:r><w:t>ligible for an exemption from or reduction in rate of such Tax Liability under a tax treaty or otherwise except to the extent that such Limited Partner provides the General Partner with such evidence as the General Partner or the relevant tax authorities m</w:t></w:r><w:r><w:t xml:space="preserve">ay require to establish such Limited Partner’s entitlement to such exemption or reduction, and may treat a Tax Liability as attributable to a Limited Partner to the extent the Tax Liability is due to the Limited Partner failing to provide such information </w:t></w:r><w:r><w:t>or certifications regarding the Limited Partner or its beneficial owners as the General Partner may reasonably request or as the relevant tax authorities may require.</w:t></w:r></w:p>
 <w:p><w:pPr><w:pStyle w:val="Article5L2"></w:pStyle><w:tabs><w:tab w:val="left" w:pos="720"></w:tab></w:tabs><w:ind w:firstLine="0"></w:ind></w:pPr><w:r><w:rPr><w:b/></w:rPr><w:t>Clawback</w:t></w:r><w:r><w:t>.</w:t></w:r></w:p>
-<w:p><w:pPr><w:pStyle w:val="Article5L3"></w:pStyle><w:tabs><w:tab w:val="left" w:pos="1440"></w:tab></w:tabs><w:ind w:left="0" w:firstLine="720"></w:ind></w:pPr><w:r><w:t xml:space="preserve">If, upon </w:t></w:r><w:del w:id="47" w:author="IntegrationTest" w:date="2026-02-21T02:16:04.365Z"><w:r><w:delText xml:space="preserve">any of </w:delText></w:r></w:del><w:r><w:t>(i)</w:t></w:r><w:del w:id="48" w:author="IntegrationTest" w:date="2026-02-21T02:16:04.365Z"><w:r><w:delText xml:space="preserve"> the first anniversary following the end of the Commitment Period, (ii) a Removal Date, (iii)</w:delText></w:r></w:del><w:r><w:t xml:space="preserve"> the liquidation of the Fund and final distribution to the Partners pursuant to Section </w:t></w:r><w:r><w:t>18.3.2.2</w:t></w:r><w:del w:id="49" w:author="IntegrationTest" w:date="2026-02-21T02:16:04.365Z"><w:r><w:delText>;</w:delText></w:r></w:del><w:r><w:t xml:space="preserve"> or (i</w:t></w:r><w:del w:id="50" w:author="IntegrationTest" w:date="2026-02-21T02:16:04.365Z"><w:r><w:delText>v</w:delText></w:r></w:del><w:ins w:id="51" w:author="IntegrationTest" w:date="2026-02-21T02:16:04.365Z"><w:r><w:t>i</w:t></w:r></w:ins><w:r><w:t>) any re-advance of any amounts pursuant to Secti</w:t></w:r><w:r><w:t>on </w:t></w:r><w:r><w:t>16.3</w:t></w:r><w:r><w:t xml:space="preserve"> (</w:t></w:r><w:r><w:rPr><w:i/></w:rPr><w:t>Limited Partner Giveback</w:t></w:r><w:r><w:t>)</w:t></w:r><w:ins w:id="52" w:author="IntegrationTest" w:date="2026-02-21T02:16:04.365Z"><w:r><w:t xml:space="preserve"> after the liquidation of the Fund and final distribution to the Partners pursuant to Section </w:t></w:r><w:r><w:t>18.3.2.2</w:t></w:r></w:ins><w:r><w:t>, with respect to any Limited Partner, either:</w:t></w:r></w:p>
-<w:p><w:pPr><w:pStyle w:val="Article5L4"></w:pStyle><w:numPr><w:ilvl w:val="0"></w:ilvl><w:numId w:val="0"></w:numId></w:numPr><w:tabs><w:tab w:val="left" w:pos="2160"></w:tab><w:tab w:val="left" w:pos="2250"></w:tab></w:tabs><w:ind w:left="720" w:firstLine="720"></w:ind></w:pPr><w:r><w:t xml:space="preserve">(I) </w:t></w:r><w:r><w:t xml:space="preserve">	the </w:t></w:r><w:r><w:t>General Partner</w:t></w:r><w:r><w:t xml:space="preserve"> has received cumulative distributions of Carried Interest pursuant to Section </w:t></w:r><w:r><w:t>14.3</w:t></w:r><w:r><w:t xml:space="preserve"> (</w:t></w:r><w:r><w:rPr><w:i/></w:rPr><w:t>Distributions of Distributable Proceeds</w:t></w:r><w:r><w:t xml:space="preserve">), Section </w:t></w:r><w:r><w:t>14.5</w:t></w:r><w:r><w:t xml:space="preserve"> (</w:t></w:r><w:r><w:rPr><w:i/></w:rPr><w:t>Tax Distributions</w:t></w:r><w:r><w:t>) and Section </w:t></w:r><w:r><w:t>18</w:t></w:r><w:r><w:t>.3</w:t></w:r><w:r><w:t xml:space="preserve"> (</w:t></w:r><w:r><w:rPr><w:i/></w:rPr><w:t>Winding Up</w:t></w:r><w:r><w:t xml:space="preserve">) attributable to such Limited Partner that exceed the amount of distributions of Carried Interest that the </w:t></w:r><w:r><w:t>General Partner</w:t></w:r><w:r><w:t xml:space="preserve"> should have received, taking into account in the ag</w:t></w:r><w:r><w:t>gregate all Capital Contributions, all distributions by the Fund pursuant to Section</w:t></w:r><w:del w:id="53" w:author="IntegrationTest" w:date="2026-02-21T02:16:04.365Z"><w:r><w:delText xml:space="preserve"> </w:delText></w:r></w:del><w:ins w:id="54" w:author="IntegrationTest" w:date="2026-02-21T02:16:04.365Z"><w:r><w:t> </w:t></w:r></w:ins><w:r><w:t>14.3</w:t></w:r><w:r><w:t xml:space="preserve"> (</w:t></w:r><w:r><w:rPr><w:i/></w:rPr><w:t>Distributions of Distributable Proceeds</w:t></w:r><w:r><w:t xml:space="preserve">), Section </w:t></w:r><w:r><w:t>1</w:t></w:r><w:r><w:t>4.5</w:t></w:r><w:r><w:t xml:space="preserve"> (</w:t></w:r><w:r><w:rPr><w:i/></w:rPr><w:t>Tax Distributions</w:t></w:r><w:r><w:t>) and Section </w:t></w:r><w:r><w:t>18.3</w:t></w:r><w:r><w:t xml:space="preserve"> (</w:t></w:r><w:r><w:rPr><w:i/></w:rPr><w:t>Winding Up</w:t></w:r><w:r><w:t>), and all amounts returned pursuant to Section</w:t></w:r><w:r><w:t> </w:t></w:r><w:r><w:t>16.3</w:t></w:r><w:r><w:t xml:space="preserve"> (</w:t></w:r><w:r><w:rPr><w:i/></w:rPr><w:t>Limited Partner Giveback</w:t></w:r><w:r><w:t>) attributable to such Limited Partner</w:t></w:r><w:del w:id="55" w:author="IntegrationTest" w:date="2026-02-21T02:16:04.365Z"><w:r><w:delText xml:space="preserve"> at such time</w:delText></w:r></w:del><w:r><w:t>; or</w:t></w:r></w:p>
+<w:p><w:pPr><w:pStyle w:val="Article5L3"></w:pStyle><w:tabs><w:tab w:val="left" w:pos="1440"></w:tab></w:tabs><w:ind w:left="0" w:firstLine="720"></w:ind></w:pPr><w:r><w:t xml:space="preserve">If, upon </w:t></w:r><w:del w:id="47" w:author="IntegrationTest" w:date="2026-02-21T18:24:09.096Z"><w:r><w:delText xml:space="preserve">any of </w:delText></w:r></w:del><w:r><w:t>(i)</w:t></w:r><w:del w:id="48" w:author="IntegrationTest" w:date="2026-02-21T18:24:09.096Z"><w:r><w:delText xml:space="preserve"> the first anniversary following the end of the Commitment Period, (ii) a Removal Date, (iii)</w:delText></w:r></w:del><w:r><w:t xml:space="preserve"> the liquidation of the Fund and final distribution to the Partners pursuant to Section </w:t></w:r><w:r><w:t>18.3.2.2</w:t></w:r><w:del w:id="49" w:author="IntegrationTest" w:date="2026-02-21T18:24:09.096Z"><w:r><w:delText>;</w:delText></w:r></w:del><w:r><w:t xml:space="preserve"> or (i</w:t></w:r><w:del w:id="50" w:author="IntegrationTest" w:date="2026-02-21T18:24:09.096Z"><w:r><w:delText>v</w:delText></w:r></w:del><w:ins w:id="51" w:author="IntegrationTest" w:date="2026-02-21T18:24:09.096Z"><w:r><w:t>i</w:t></w:r></w:ins><w:r><w:t>) any re-advance of any amounts pursuant to Secti</w:t></w:r><w:r><w:t>on </w:t></w:r><w:r><w:t>16.3</w:t></w:r><w:r><w:t xml:space="preserve"> (</w:t></w:r><w:r><w:rPr><w:i/></w:rPr><w:t>Limited Partner Giveback</w:t></w:r><w:r><w:t>)</w:t></w:r><w:ins w:id="52" w:author="IntegrationTest" w:date="2026-02-21T18:24:09.096Z"><w:r><w:t xml:space="preserve"> after the liquidation of the Fund and final distribution to the Partners pursuant to Section </w:t></w:r><w:r><w:t>18.3.2.2</w:t></w:r></w:ins><w:r><w:t>, with respect to any Limited Partner, either:</w:t></w:r></w:p>
+<w:p><w:pPr><w:pStyle w:val="Article5L4"></w:pStyle><w:numPr><w:ilvl w:val="0"></w:ilvl><w:numId w:val="0"></w:numId></w:numPr><w:tabs><w:tab w:val="left" w:pos="2160"></w:tab><w:tab w:val="left" w:pos="2250"></w:tab></w:tabs><w:ind w:left="720" w:firstLine="720"></w:ind></w:pPr><w:r><w:t xml:space="preserve">(I) </w:t></w:r><w:r><w:t xml:space="preserve">	the </w:t></w:r><w:r><w:t>General Partner</w:t></w:r><w:r><w:t xml:space="preserve"> has received cumulative distributions of Carried Interest pursuant to Section </w:t></w:r><w:r><w:t>14.3</w:t></w:r><w:r><w:t xml:space="preserve"> (</w:t></w:r><w:r><w:rPr><w:i/></w:rPr><w:t>Distributions of Distributable Proceeds</w:t></w:r><w:r><w:t xml:space="preserve">), Section </w:t></w:r><w:r><w:t>14.5</w:t></w:r><w:r><w:t xml:space="preserve"> (</w:t></w:r><w:r><w:rPr><w:i/></w:rPr><w:t>Tax Distributions</w:t></w:r><w:r><w:t>) and Section </w:t></w:r><w:r><w:t>18</w:t></w:r><w:r><w:t>.3</w:t></w:r><w:r><w:t xml:space="preserve"> (</w:t></w:r><w:r><w:rPr><w:i/></w:rPr><w:t>Winding Up</w:t></w:r><w:r><w:t xml:space="preserve">) attributable to such Limited Partner that exceed the amount of distributions of Carried Interest that the </w:t></w:r><w:r><w:t>General Partner</w:t></w:r><w:r><w:t xml:space="preserve"> should have received, taking into account in the ag</w:t></w:r><w:r><w:t>gregate all Capital Contributions, all distributions by the Fund pursuant to Section</w:t></w:r><w:del w:id="53" w:author="IntegrationTest" w:date="2026-02-21T18:24:09.096Z"><w:r><w:delText xml:space="preserve"> </w:delText></w:r></w:del><w:ins w:id="54" w:author="IntegrationTest" w:date="2026-02-21T18:24:09.096Z"><w:r><w:t> </w:t></w:r></w:ins><w:r><w:t>14.3</w:t></w:r><w:r><w:t xml:space="preserve"> (</w:t></w:r><w:r><w:rPr><w:i/></w:rPr><w:t>Distributions of Distributable Proceeds</w:t></w:r><w:r><w:t xml:space="preserve">), Section </w:t></w:r><w:r><w:t>1</w:t></w:r><w:r><w:t>4.5</w:t></w:r><w:r><w:t xml:space="preserve"> (</w:t></w:r><w:r><w:rPr><w:i/></w:rPr><w:t>Tax Distributions</w:t></w:r><w:r><w:t>) and Section </w:t></w:r><w:r><w:t>18.3</w:t></w:r><w:r><w:t xml:space="preserve"> (</w:t></w:r><w:r><w:rPr><w:i/></w:rPr><w:t>Winding Up</w:t></w:r><w:r><w:t>), and all amounts returned pursuant to Section</w:t></w:r><w:r><w:t> </w:t></w:r><w:r><w:t>16.3</w:t></w:r><w:r><w:t xml:space="preserve"> (</w:t></w:r><w:r><w:rPr><w:i/></w:rPr><w:t>Limited Partner Giveback</w:t></w:r><w:r><w:t>) attributable to such Limited Partner</w:t></w:r><w:del w:id="55" w:author="IntegrationTest" w:date="2026-02-21T18:24:09.096Z"><w:r><w:delText xml:space="preserve"> at such time</w:delText></w:r></w:del><w:r><w:t>; or</w:t></w:r></w:p>
 <w:p><w:pPr><w:pStyle w:val="Article5L4"></w:pStyle><w:numPr><w:ilvl w:val="0"></w:ilvl><w:numId w:val="57"></w:numId></w:numPr><w:tabs><w:tab w:val="left" w:pos="2160"></w:tab></w:tabs><w:ind w:left="720" w:firstLine="720"></w:ind></w:pPr><w:r><w:t>the distributions received by such Limited Partner pursuant to Section </w:t></w:r><w:r><w:t>14.3</w:t></w:r><w:r><w:t xml:space="preserve"> (</w:t></w:r><w:r><w:rPr><w:i/></w:rPr><w:t>Distribution of Distributable Proceeds</w:t></w:r><w:r><w:t>) and Section </w:t></w:r><w:r><w:t>18.3</w:t></w:r><w:r><w:t xml:space="preserve"> (</w:t></w:r><w:r><w:rPr><w:i/></w:rPr><w:t>Winding Up</w:t></w:r><w:r><w:t>) to the extent in accordance with Section </w:t></w:r><w:r><w:t>14.3</w:t></w:r><w:r><w:t xml:space="preserve"> (</w:t></w:r><w:r><w:rPr><w:i/></w:rPr><w:t>Distribution of Distributable Proceeds</w:t></w:r><w:r><w:t>) a</w:t></w:r><w:r><w:t xml:space="preserve">re less than the sum of </w:t></w:r><w:r><w:rPr><w:i/></w:rPr><w:t>(a)</w:t></w:r><w:r><w:t xml:space="preserve"> the Capital Contributions made by such Limited Partner and </w:t></w:r><w:r><w:rPr><w:i/></w:rPr><w:t>(b)</w:t></w:r><w:r><w:t xml:space="preserve"> the Preferred Return with respect to such Limited Partner,</w:t></w:r><w:r><w:t xml:space="preserve"> </w:t></w:r></w:p>
 <w:p><w:pPr><w:pStyle w:val="Article5L4"></w:pStyle><w:numPr><w:ilvl w:val="0"></w:ilvl><w:numId w:val="0"></w:numId></w:numPr></w:pPr><w:r><w:t xml:space="preserve">then within ten (10) Business Days of such occurrence, (i) the General Partner shall notify each Limited </w:t></w:r><w:r><w:t xml:space="preserve">Partner in writing (providing detailed calculations), and (ii) the </w:t></w:r><w:r><w:t>General Partner</w:t></w:r><w:r><w:t xml:space="preserve"> shall contribute to the Fund the lesser of:</w:t></w:r></w:p>
 <w:p><w:pPr><w:pStyle w:val="Article5L4"></w:pStyle><w:numPr><w:ilvl w:val="0"></w:ilvl><w:numId w:val="0"></w:numId></w:numPr><w:tabs><w:tab w:val="left" w:pos="2160"></w:tab></w:tabs><w:ind w:left="720" w:firstLine="720"></w:ind></w:pPr><w:r><w:t xml:space="preserve">(1) </w:t></w:r><w:r><w:t>	the greater of (a) the amount of the excess distributions described in clause (I) of Section </w:t></w:r><w:r><w:t>14.7.1</w:t></w:r><w:r><w:t xml:space="preserve"> and (b) the amount of the shortfall described in clause (II) of Section </w:t></w:r><w:r><w:t>14.7.1</w:t></w:r><w:r><w:t>; and</w:t></w:r></w:p>
 <w:p><w:pPr><w:pStyle w:val="Article5L4"></w:pStyle><w:numPr><w:ilvl w:val="0"></w:ilvl><w:numId w:val="56"></w:numId></w:numPr><w:tabs><w:tab w:val="left" w:pos="2160"></w:tab></w:tabs><w:ind w:left="720" w:firstLine="720"></w:ind></w:pPr><w:r><w:t>the amount of d</w:t></w:r><w:r><w:t xml:space="preserve">istributions of Carried Interest made to the </w:t></w:r><w:r><w:t>General Partner</w:t></w:r><w:r><w:t xml:space="preserve"> pursuant to Section </w:t></w:r><w:r><w:t>14.3</w:t></w:r><w:r><w:t xml:space="preserve"> (</w:t></w:r><w:r><w:rPr><w:i/></w:rPr><w:t>Distributions of Distributable Proceeds</w:t></w:r><w:r><w:t>) and Section </w:t></w:r><w:r><w:t>18</w:t></w:r><w:r><w:t>.3</w:t></w:r><w:r><w:t xml:space="preserve"> (</w:t></w:r><w:r><w:rPr><w:i/></w:rPr><w:t>Winding Up</w:t></w:r><w:r><w:t xml:space="preserve">) attributable to such Limited Partner, less the sum of any taxes actually paid or payable by the </w:t></w:r><w:r><w:t>General Partner (or its direct or indirect owners)</w:t></w:r><w:r><w:t xml:space="preserve"> thereon, as disclosed and </w:t></w:r><w:r><w:t xml:space="preserve">evidenced to the Limited Partners; </w:t></w:r><w:r><w:rPr><w:u w:val="single"/></w:rPr><w:t>provided</w:t></w:r><w:r><w:t xml:space="preserve"> that the amount of such taxes shall be deemed reduced by the amount of any tax benefit that would be realized by the General Partner (or its direct or indirect beneficial owners) in respect of the contribution pu</w:t></w:r><w:r><w:t>rsuant to this Section </w:t></w:r><w:r><w:t>14.7.1</w:t></w:r><w:r><w:t>,</w:t></w:r><w:r><w:t xml:space="preserve"> </w:t></w:r></w:p>
 <w:p><w:pPr><w:pStyle w:val="Article5L4"></w:pStyle><w:numPr><w:ilvl w:val="0"></w:ilvl><w:numId w:val="0"></w:numId></w:numPr></w:pPr><w:r><w:t>and the General Partner shall cause the Fund, subject to Section </w:t></w:r><w:r><w:t>14.6</w:t></w:r><w:r><w:t xml:space="preserve"> (</w:t></w:r><w:r><w:rPr><w:i/></w:rPr><w:t>Withholding</w:t></w:r><w:r><w:t xml:space="preserve">) and applicable law, to distribute such amount to such Limited Partner; </w:t></w:r><w:r><w:rPr><w:u w:val="single"/></w:rPr><w:t>provided</w:t></w:r><w:r><w:t xml:space="preserve"> that any requirement of the General Partner to </w:t></w:r><w:r><w:t xml:space="preserve">make any contribution to the Fund pursuant to this Section </w:t></w:r><w:r><w:t>1</w:t></w:r><w:r><w:t>4.7.1</w:t></w:r><w:r><w:t xml:space="preserve"> shall be satisfied first by the amount, if any, held in the Escrow Account at such time.  </w:t></w:r></w:p>
-<w:p><w:pPr><w:pStyle w:val="Article5L3"></w:pStyle><w:tabs><w:tab w:val="left" w:pos="1440"></w:tab></w:tabs><w:ind w:left="0" w:firstLine="720"></w:ind></w:pPr><w:ins w:id="56" w:author="IntegrationTest" w:date="2026-02-21T02:16:04.365Z"><w:r><w:t>If, upon any of (i) the first anniversary following the end of the Commitment Period and [</w:t></w:r><w:r><w:rPr><w:highlight w:val="yellow"/></w:rPr><w:t>every year</w:t></w:r><w:r><w:t>] thereafter, (ii) a Removal Date, or (iii) any re-advance of any amounts pursuant to Section </w:t></w:r><w:r><w:t>16.3</w:t></w:r><w:r><w:t xml:space="preserve"> (</w:t></w:r><w:r><w:rPr><w:i/></w:rPr><w:t>Limited Partner Giveback</w:t></w:r><w:r><w:t>) (each such date, an “</w:t></w:r><w:r><w:rPr><w:b/></w:rPr><w:t xml:space="preserve">Interim </w:t></w:r><w:r><w:rPr><w:b/></w:rPr><w:t>Clawback Date</w:t></w:r><w:r><w:t>”), the General Partner has received distributions of Carried Interest pursuant to Section </w:t></w:r><w:r><w:t>14.3</w:t></w:r><w:r><w:t xml:space="preserve"> (</w:t></w:r><w:r><w:rPr><w:i/></w:rPr><w:t>Distributions of Distributable Proceeds</w:t></w:r><w:r><w:t>) and Section </w:t></w:r><w:r><w:t>18.3</w:t></w:r><w:r><w:t xml:space="preserve"> (</w:t></w:r><w:r><w:rPr><w:i/></w:rPr><w:t>Winding Up</w:t></w:r><w:r><w:t>) with respect to any Limited Partner, the General Partner shall calculate whether it would be obligated to make a contribution to the Fund pursuant to</w:t></w:r><w:r><w:t xml:space="preserve"> </w:t></w:r><w:r><w:rPr><w:u w:val="single"/></w:rPr><w:t xml:space="preserve">Section </w:t></w:r><w:r><w:rPr><w:u w:val="single"/></w:rPr><w:t>14.7.1</w:t></w:r><w:r><w:t xml:space="preserve"> with respect to such Limited Partner if the Fund had made a hypothetical final distribution of its assets on the Interim Clawback Date in accordance w</w:t></w:r><w:r><w:t>ith Section </w:t></w:r><w:r><w:t>18.3</w:t></w:r><w:r><w:t xml:space="preserve"> (</w:t></w:r><w:r><w:rPr><w:i/></w:rPr><w:t>Winding Up</w:t></w:r><w:r><w:t>) (with respect to each Limited Partner, an “</w:t></w:r><w:r><w:rPr><w:b/><w:u w:val="single"/></w:rPr><w:t>Interim Clawback Obligation</w:t></w:r><w:r><w:t>”, and the amount, if any, of such Interim Clawback Obligation, a</w:t></w:r><w:r><w:t>n “</w:t></w:r><w:r><w:rPr><w:b/><w:u w:val="single"/></w:rPr><w:t>Interim Clawback Amount</w:t></w:r><w:r><w:t xml:space="preserve">”).  The value of the Fund’s assets deemed to be distributed in such hypothetical final distribution shall be the Value on such Interim Clawback Date determined by the General Partner (subject to Section </w:t></w:r><w:r><w:t>13</w:t></w:r><w:r><w:t>.2.5.5</w:t></w:r><w:r><w:t>).</w:t></w:r><w:r><w:t xml:space="preserve">  If the General Partner would have an Interim Clawback Obligation with respect to any Limited Partner as of an Interim Clawback Date, the General Partner shall within ten (10) Busi</w:t></w:r><w:r><w:t xml:space="preserve">ness Days of such Interim Clawback Date, (i) notify such Limited Partner in writing (providing detailed calculations) and (ii) contribute to the Fund an amount equal to such Limited Partner’s Interim Clawback Amount; </w:t></w:r><w:r><w:rPr><w:u w:val="single"/></w:rPr><w:t>provided</w:t></w:r><w:r><w:t xml:space="preserve"> that the General Partner shall</w:t></w:r><w:r><w:t xml:space="preserve"> not be obligated, with respect to any Interim Clawback Date, to make a contribution with respect to any Limited Partner pursuant to this </w:t></w:r><w:r><w:rPr><w:u w:val="single"/></w:rPr><w:t xml:space="preserve">Section </w:t></w:r><w:r><w:rPr><w:u w:val="single"/></w:rPr><w:t>14.7.2</w:t></w:r><w:r><w:t xml:space="preserve"> in excess of</w:t></w:r><w:r><w:t xml:space="preserve"> the amount of cumulative distributions of Carried Interest made to the </w:t></w:r><w:r><w:t>General Partner</w:t></w:r><w:r><w:t xml:space="preserve"> pursuant to Section </w:t></w:r><w:r><w:t>14.3</w:t></w:r><w:r><w:t xml:space="preserve"> (</w:t></w:r><w:r><w:rPr><w:i/></w:rPr><w:t>Distributions of Distributable Proceeds</w:t></w:r><w:r><w:t>) and Sectio</w:t></w:r><w:r><w:t>n </w:t></w:r><w:r><w:t>18.3</w:t></w:r><w:r><w:t xml:space="preserve"> (</w:t></w:r><w:r><w:rPr><w:i/></w:rPr><w:t>Winding Up</w:t></w:r><w:r><w:t>) attributable to such Limited Partner on or prior to such Interim Clawback Date and not otherwise returned to the Fund by the General Partner, les</w:t></w:r><w:r><w:t xml:space="preserve">s the sum of any taxes actually paid or payable by the </w:t></w:r><w:r><w:t>General Partner (or its direct or indirect owners)</w:t></w:r><w:r><w:t xml:space="preserve"> thereon, as disclosed and evidenced to such Limited Partner; </w:t></w:r><w:r><w:rPr><w:u w:val="single"/></w:rPr><w:t>provided</w:t></w:r><w:r><w:t xml:space="preserve"> that the amount of such taxes shall be deemed reduced by the amount of any tax b</w:t></w:r><w:r><w:t>enefit that would be realized by the General Partner (or its direct or indirect beneficial owners) in respect of the contribution pursuant to this Section </w:t></w:r><w:r><w:t>14.7.2</w:t></w:r><w:r><w:t xml:space="preserve">; </w:t></w:r><w:r><w:rPr><w:u w:val="single"/></w:rPr><w:t>provided</w:t></w:r><w:r><w:t xml:space="preserve">, </w:t></w:r><w:r><w:rPr><w:u w:val="single"/></w:rPr><w:t>further</w:t></w:r><w:r><w:t xml:space="preserve"> that any requirement of the General Partner to make any contribution to the Fund pursuant to this Section </w:t></w:r><w:r><w:t>14.7.2</w:t></w:r><w:r><w:t xml:space="preserve"> shall be satisfied first by the amount, if any, held in the Escrow Account at such time.  The General Partner shall cause the Fund, subject to Section </w:t></w:r><w:r><w:t>14.6</w:t></w:r><w:r><w:t xml:space="preserve"> (</w:t></w:r><w:r><w:rPr><w:i/></w:rPr><w:t>Withholding</w:t></w:r><w:r><w:t xml:space="preserve">) and applicable law, to distribute any amount contributed by the General Partner to the Fund with respect to any Limited Partner pursuant to this </w:t></w:r><w:r><w:rPr><w:u w:val="single"/></w:rPr><w:t xml:space="preserve">Section </w:t></w:r><w:r><w:rPr><w:u w:val="single"/></w:rPr><w:t>14.7.2</w:t></w:r><w:r><w:rPr><w:u w:val="single"/></w:rPr><w:t xml:space="preserve"> </w:t></w:r><w:r><w:t>to such Limited Partner, and such distributions shall be treated as advances of distributions to such Limited Partner and shall be taken into account in determining the amount of future distribu</w:t></w:r><w:r><w:t xml:space="preserve">tions to such Limited Partner pursuant to </w:t></w:r><w:r><w:rPr><w:u w:val="single"/></w:rPr><w:t xml:space="preserve">Section </w:t></w:r><w:r><w:rPr><w:u w:val="single"/></w:rPr><w:t>14.3</w:t></w:r><w:r><w:t>.</w:t></w:r><w:r><w:t xml:space="preserve"> </w:t></w:r></w:ins></w:p>
+<w:p><w:pPr><w:pStyle w:val="Article5L3"></w:pStyle><w:tabs><w:tab w:val="left" w:pos="1440"></w:tab></w:tabs><w:ind w:left="0" w:firstLine="720"></w:ind></w:pPr><w:ins w:id="56" w:author="IntegrationTest" w:date="2026-02-21T18:24:09.096Z"><w:r><w:t>If, upon any of (i) the first anniversary following the end of the Commitment Period and [</w:t></w:r><w:r><w:rPr><w:highlight w:val="yellow"/></w:rPr><w:t>every year</w:t></w:r><w:r><w:t>] thereafter, (ii) a Removal Date, or (iii) any re-advance of any amounts pursuant to Section </w:t></w:r><w:r><w:t>16.3</w:t></w:r><w:r><w:t xml:space="preserve"> (</w:t></w:r><w:r><w:rPr><w:i/></w:rPr><w:t>Limited Partner Giveback</w:t></w:r><w:r><w:t>) (each such date, an “</w:t></w:r><w:r><w:rPr><w:b/></w:rPr><w:t xml:space="preserve">Interim </w:t></w:r><w:r><w:rPr><w:b/></w:rPr><w:t>Clawback Date</w:t></w:r><w:r><w:t>”), the General Partner has received distributions of Carried Interest pursuant to Section </w:t></w:r><w:r><w:t>14.3</w:t></w:r><w:r><w:t xml:space="preserve"> (</w:t></w:r><w:r><w:rPr><w:i/></w:rPr><w:t>Distributions of Distributable Proceeds</w:t></w:r><w:r><w:t>) and Section </w:t></w:r><w:r><w:t>18.3</w:t></w:r><w:r><w:t xml:space="preserve"> (</w:t></w:r><w:r><w:rPr><w:i/></w:rPr><w:t>Winding Up</w:t></w:r><w:r><w:t>) with respect to any Limited Partner, the General Partner shall calculate whether it would be obligated to make a contribution to the Fund pursuant to</w:t></w:r><w:r><w:t xml:space="preserve"> </w:t></w:r><w:r><w:rPr><w:u w:val="single"/></w:rPr><w:t xml:space="preserve">Section </w:t></w:r><w:r><w:rPr><w:u w:val="single"/></w:rPr><w:t>14.7.1</w:t></w:r><w:r><w:t xml:space="preserve"> with respect to such Limited Partner if the Fund had made a hypothetical final distribution of its assets on the Interim Clawback Date in accordance w</w:t></w:r><w:r><w:t>ith Section </w:t></w:r><w:r><w:t>18.3</w:t></w:r><w:r><w:t xml:space="preserve"> (</w:t></w:r><w:r><w:rPr><w:i/></w:rPr><w:t>Winding Up</w:t></w:r><w:r><w:t>) (with respect to each Limited Partner, an “</w:t></w:r><w:r><w:rPr><w:b/><w:u w:val="single"/></w:rPr><w:t>Interim Clawback Obligation</w:t></w:r><w:r><w:t>”, and the amount, if any, of such Interim Clawback Obligation, a</w:t></w:r><w:r><w:t>n “</w:t></w:r><w:r><w:rPr><w:b/><w:u w:val="single"/></w:rPr><w:t>Interim Clawback Amount</w:t></w:r><w:r><w:t xml:space="preserve">”).  The value of the Fund’s assets deemed to be distributed in such hypothetical final distribution shall be the Value on such Interim Clawback Date determined by the General Partner (subject to Section </w:t></w:r><w:r><w:t>13</w:t></w:r><w:r><w:t>.2.5.5</w:t></w:r><w:r><w:t>).</w:t></w:r><w:r><w:t xml:space="preserve">  If the General Partner would have an Interim Clawback Obligation with respect to any Limited Partner as of an Interim Clawback Date, the General Partner shall within ten (10) Busi</w:t></w:r><w:r><w:t xml:space="preserve">ness Days of such Interim Clawback Date, (i) notify such Limited Partner in writing (providing detailed calculations) and (ii) contribute to the Fund an amount equal to such Limited Partner’s Interim Clawback Amount; </w:t></w:r><w:r><w:rPr><w:u w:val="single"/></w:rPr><w:t>provided</w:t></w:r><w:r><w:t xml:space="preserve"> that the General Partner shall</w:t></w:r><w:r><w:t xml:space="preserve"> not be obligated, with respect to any Interim Clawback Date, to make a contribution with respect to any Limited Partner pursuant to this </w:t></w:r><w:r><w:rPr><w:u w:val="single"/></w:rPr><w:t xml:space="preserve">Section </w:t></w:r><w:r><w:rPr><w:u w:val="single"/></w:rPr><w:t>14.7.2</w:t></w:r><w:r><w:t xml:space="preserve"> in excess of</w:t></w:r><w:r><w:t xml:space="preserve"> the amount of cumulative distributions of Carried Interest made to the </w:t></w:r><w:r><w:t>General Partner</w:t></w:r><w:r><w:t xml:space="preserve"> pursuant to Section </w:t></w:r><w:r><w:t>14.3</w:t></w:r><w:r><w:t xml:space="preserve"> (</w:t></w:r><w:r><w:rPr><w:i/></w:rPr><w:t>Distributions of Distributable Proceeds</w:t></w:r><w:r><w:t>) and Sectio</w:t></w:r><w:r><w:t>n </w:t></w:r><w:r><w:t>18.3</w:t></w:r><w:r><w:t xml:space="preserve"> (</w:t></w:r><w:r><w:rPr><w:i/></w:rPr><w:t>Winding Up</w:t></w:r><w:r><w:t>) attributable to such Limited Partner on or prior to such Interim Clawback Date and not otherwise returned to the Fund by the General Partner, les</w:t></w:r><w:r><w:t xml:space="preserve">s the sum of any taxes actually paid or payable by the </w:t></w:r><w:r><w:t>General Partner (or its direct or indirect owners)</w:t></w:r><w:r><w:t xml:space="preserve"> thereon, as disclosed and evidenced to such Limited Partner; </w:t></w:r><w:r><w:rPr><w:u w:val="single"/></w:rPr><w:t>provided</w:t></w:r><w:r><w:t xml:space="preserve"> that the amount of such taxes shall be deemed reduced by the amount of any tax b</w:t></w:r><w:r><w:t>enefit that would be realized by the General Partner (or its direct or indirect beneficial owners) in respect of the contribution pursuant to this Section </w:t></w:r><w:r><w:t>14.7.2</w:t></w:r><w:r><w:t xml:space="preserve">; </w:t></w:r><w:r><w:rPr><w:u w:val="single"/></w:rPr><w:t>provided</w:t></w:r><w:r><w:t xml:space="preserve">, </w:t></w:r><w:r><w:rPr><w:u w:val="single"/></w:rPr><w:t>further</w:t></w:r><w:r><w:t xml:space="preserve"> that any requirement of the General Partner to make any contribution to the Fund pursuant to this Section </w:t></w:r><w:r><w:t>14.7.2</w:t></w:r><w:r><w:t xml:space="preserve"> shall be satisfied first by the amount, if any, held in the Escrow Account at such time.  The General Partner shall cause the Fund, subject to Section </w:t></w:r><w:r><w:t>14.6</w:t></w:r><w:r><w:t xml:space="preserve"> (</w:t></w:r><w:r><w:rPr><w:i/></w:rPr><w:t>Withholding</w:t></w:r><w:r><w:t xml:space="preserve">) and applicable law, to distribute any amount contributed by the General Partner to the Fund with respect to any Limited Partner pursuant to this </w:t></w:r><w:r><w:rPr><w:u w:val="single"/></w:rPr><w:t xml:space="preserve">Section </w:t></w:r><w:r><w:rPr><w:u w:val="single"/></w:rPr><w:t>14.7.2</w:t></w:r><w:r><w:rPr><w:u w:val="single"/></w:rPr><w:t xml:space="preserve"> </w:t></w:r><w:r><w:t>to such Limited Partner, and such distributions shall be treated as advances of distributions to such Limited Partner and shall be taken into account in determining the amount of future distribu</w:t></w:r><w:r><w:t xml:space="preserve">tions to such Limited Partner pursuant to </w:t></w:r><w:r><w:rPr><w:u w:val="single"/></w:rPr><w:t xml:space="preserve">Section </w:t></w:r><w:r><w:rPr><w:u w:val="single"/></w:rPr><w:t>14.3</w:t></w:r><w:r><w:t>.</w:t></w:r><w:r><w:t xml:space="preserve"> </w:t></w:r></w:ins></w:p>
 <w:p><w:pPr><w:pStyle w:val="Article5L3"></w:pStyle><w:tabs><w:tab w:val="left" w:pos="1440"></w:tab></w:tabs><w:ind w:left="0" w:firstLine="720"></w:ind></w:pPr><w:r><w:t xml:space="preserve"> </w:t></w:r><w:r><w:t>[Notwithstanding the priorities set forth in Section </w:t></w:r><w:r><w:t>14.3</w:t></w:r><w:r><w:t xml:space="preserve"> (</w:t></w:r><w:r><w:rPr><w:i/></w:rPr><w:t>Distributions of Distributable Proceeds</w:t></w:r><w:r><w:t>) and, except as provided in Section </w:t></w:r><w:r><w:t>14.5</w:t></w:r><w:r><w:t xml:space="preserve"> (</w:t></w:r><w:r><w:rPr><w:i/></w:rPr><w:t>Tax Distributions</w:t></w:r><w:r><w:t>), the General Partner s</w:t></w:r><w:r><w:t xml:space="preserve">hall deposit </w:t></w:r><w:r><w:rPr><w:b/></w:rPr><w:t>[</w:t></w:r><w:r><w:rPr><w:highlight w:val="yellow"/></w:rPr><w:t>30</w:t></w:r><w:r><w:rPr><w:b/></w:rPr><w:t>]</w:t></w:r><w:r><w:t xml:space="preserve">% of all amounts that would otherwise be distributed to the General Partner with respect to each Partner pursuant to Sections </w:t></w:r><w:r><w:t>14.3.3</w:t></w:r><w:r><w:t xml:space="preserve"> and </w:t></w:r><w:r><w:t>14.3.4</w:t></w:r><w:r><w:t xml:space="preserve"> above into a separate account of the Fund held with the Fund’s third-party commercial bank for the account of the applicable Partner (the “</w:t></w:r><w:r><w:rPr><w:b/></w:rPr><w:t>Escrow Account</w:t></w:r><w:r><w:t>”), until su</w:t></w:r><w:r><w:t>ch time as such applicable Partner has received aggregate distributions in an amount equal to its Commitment and any Preferred Return calculated on the aggregate Capital Contributions made by such Partner, whereupon the amounts held in the Escrow Account s</w:t></w:r><w:r><w:t xml:space="preserve">hall be released to the General Partner.  The General Partner shall be entitled to any Temporary Investment Income arising from the amounts that are held in the Escrow Account.  The balance of amounts retained in the Escrow Account shall, in any event, imm</w:t></w:r><w:r><w:t>ediately prior to completion of the final liquidation of the Fund be released to the General Partner after the deduction of the amount (if any) the General Partner would otherwise be liable to return to the Fund pursuant to Section </w:t></w:r><w:r><w:t>14.7.1</w:t></w:r><w:r><w:t>, which amount shall be distributed to the relevant Partner in accordance with the provisions thereof.</w:t></w:r><w:r><w:t>]</w:t></w:r><w:r><w:t xml:space="preserve"> </w:t></w:r></w:p>
-<w:p><w:pPr><w:pStyle w:val="Article5L3"></w:pStyle><w:tabs><w:tab w:val="left" w:pos="1440"></w:tab></w:tabs><w:ind w:left="0" w:firstLine="720"></w:ind></w:pPr><w:r><w:t>The General Partner shall ensure that each partner of the General Partner (wh</w:t></w:r><w:r><w:t xml:space="preserve">ich, for purposes of this Section </w:t></w:r><w:r><w:t>14.7.</w:t></w:r><w:del w:id="57" w:author="IntegrationTest" w:date="2026-02-21T02:16:04.365Z"><w:r><w:rPr><w:u w:val="single"/></w:rPr><w:delText>3</w:delText></w:r></w:del><w:ins w:id="58" w:author="IntegrationTest" w:date="2026-02-21T02:16:04.365Z"><w:r><w:t>4</w:t></w:r></w:ins><w:r><w:t xml:space="preserve">, shall include each indirect owner of any such partner) who is entitled to receive any portion of Carried Interest shall have entered into an undertaking in favor of the Fund and for the benefit of the Limited Partners pursuant to which, in the event the </w:t></w:r><w:r><w:t xml:space="preserve">General Partner is obligated to make a contribution to the Fund pursuant to Section </w:t></w:r><w:r><w:t>14.7.1</w:t></w:r><w:ins w:id="59" w:author="IntegrationTest" w:date="2026-02-21T02:16:04.365Z"><w:r><w:t xml:space="preserve"> or Section </w:t></w:r><w:r><w:t>14.7.2</w:t></w:r></w:ins><w:r><w:t xml:space="preserve">, such </w:t></w:r><w:ins w:id="60" w:author="IntegrationTest" w:date="2026-02-21T02:16:04.365Z"><w:r><w:t xml:space="preserve"> </w:t></w:r></w:ins><w:r><w:t>partner of the General Partner shall be obligated[</w:t></w:r><w:r><w:rPr><w:highlight w:val="yellow"/></w:rPr><w:t>, on a joint and several basis,</w:t></w:r><w:r><w:t xml:space="preserve">] to pay directly to the Fund its pro rata share of such contribution amount (based on amounts received as Carried Interest) to the </w:t></w:r><w:r><w:t>extent the General Partner has insufficient funds or has otherwise failed to meet its obligation</w:t></w:r><w:ins w:id="61" w:author="IntegrationTest" w:date="2026-02-21T02:16:04.365Z"><w:r><w:t>s</w:t></w:r></w:ins><w:r><w:t xml:space="preserve"> under Section </w:t></w:r><w:r><w:t>14.7.1</w:t></w:r><w:ins w:id="62" w:author="IntegrationTest" w:date="2026-02-21T02:16:04.365Z"><w:r><w:t xml:space="preserve"> or Section </w:t></w:r><w:r><w:t>14.7.2</w:t></w:r></w:ins><w:r><w:t xml:space="preserve">.  The Fund and the Limited Partners shall be direct and third-party beneficiaries, respectively, of and entitled to enforce such undertaking.  Any contributions made to the Fund pursuant to th</w:t></w:r><w:r><w:t xml:space="preserve">is Section </w:t></w:r><w:r><w:t>14.7.</w:t></w:r><w:del w:id="63" w:author="IntegrationTest" w:date="2026-02-21T02:16:04.365Z"><w:r><w:rPr><w:u w:val="single"/></w:rPr><w:delText>3</w:delText></w:r></w:del><w:ins w:id="64" w:author="IntegrationTest" w:date="2026-02-21T02:16:04.365Z"><w:r><w:t>4</w:t></w:r></w:ins><w:r><w:t xml:space="preserve"> shall be distributed to the Limited Partners pursuant to Section </w:t></w:r><w:r><w:t>14.7.1</w:t></w:r><w:ins w:id="65" w:author="IntegrationTest" w:date="2026-02-21T02:16:04.365Z"><w:r><w:t xml:space="preserve"> or Section </w:t></w:r><w:r><w:t>14.7.2</w:t></w:r><w:r><w:t>, as applicable</w:t></w:r></w:ins><w:r><w:t>.</w:t></w:r></w:p>
+<w:p><w:pPr><w:pStyle w:val="Article5L3"></w:pStyle><w:tabs><w:tab w:val="left" w:pos="1440"></w:tab></w:tabs><w:ind w:left="0" w:firstLine="720"></w:ind></w:pPr><w:r><w:t>The General Partner shall ensure that each partner of the General Partner (wh</w:t></w:r><w:r><w:t xml:space="preserve">ich, for purposes of this Section </w:t></w:r><w:r><w:t>14.7.</w:t></w:r><w:del w:id="57" w:author="IntegrationTest" w:date="2026-02-21T18:24:09.096Z"><w:r><w:rPr><w:u w:val="single"/></w:rPr><w:delText>3</w:delText></w:r></w:del><w:ins w:id="58" w:author="IntegrationTest" w:date="2026-02-21T18:24:09.096Z"><w:r><w:t>4</w:t></w:r></w:ins><w:r><w:t xml:space="preserve">, shall include each indirect owner of any such partner) who is entitled to receive any portion of Carried Interest shall have entered into an undertaking in favor of the Fund and for the benefit of the Limited Partners pursuant to which, in the event the </w:t></w:r><w:r><w:t xml:space="preserve">General Partner is obligated to make a contribution to the Fund pursuant to Section </w:t></w:r><w:r><w:t>14.7.1</w:t></w:r><w:ins w:id="59" w:author="IntegrationTest" w:date="2026-02-21T18:24:09.096Z"><w:r><w:t xml:space="preserve"> or Section </w:t></w:r><w:r><w:t>14.7.2</w:t></w:r></w:ins><w:r><w:t xml:space="preserve">, such </w:t></w:r><w:ins w:id="60" w:author="IntegrationTest" w:date="2026-02-21T18:24:09.096Z"><w:r><w:t xml:space="preserve"> </w:t></w:r></w:ins><w:r><w:t>partner of the General Partner shall be obligated[</w:t></w:r><w:r><w:rPr><w:highlight w:val="yellow"/></w:rPr><w:t>, on a joint and several basis,</w:t></w:r><w:r><w:t xml:space="preserve">] to pay directly to the Fund its pro rata share of such contribution amount (based on amounts received as Carried Interest) to the </w:t></w:r><w:r><w:t>extent the General Partner has insufficient funds or has otherwise failed to meet its obligation</w:t></w:r><w:ins w:id="61" w:author="IntegrationTest" w:date="2026-02-21T18:24:09.096Z"><w:r><w:t>s</w:t></w:r></w:ins><w:r><w:t xml:space="preserve"> under Section </w:t></w:r><w:r><w:t>14.7.1</w:t></w:r><w:ins w:id="62" w:author="IntegrationTest" w:date="2026-02-21T18:24:09.096Z"><w:r><w:t xml:space="preserve"> or Section </w:t></w:r><w:r><w:t>14.7.2</w:t></w:r></w:ins><w:r><w:t xml:space="preserve">.  The Fund and the Limited Partners shall be direct and third-party beneficiaries, respectively, of and entitled to enforce such undertaking.  Any contributions made to the Fund pursuant to th</w:t></w:r><w:r><w:t xml:space="preserve">is Section </w:t></w:r><w:r><w:t>14.7.</w:t></w:r><w:del w:id="63" w:author="IntegrationTest" w:date="2026-02-21T18:24:09.096Z"><w:r><w:rPr><w:u w:val="single"/></w:rPr><w:delText>3</w:delText></w:r></w:del><w:ins w:id="64" w:author="IntegrationTest" w:date="2026-02-21T18:24:09.096Z"><w:r><w:t>4</w:t></w:r></w:ins><w:r><w:t xml:space="preserve"> shall be distributed to the Limited Partners pursuant to Section </w:t></w:r><w:r><w:t>14.7.1</w:t></w:r><w:ins w:id="65" w:author="IntegrationTest" w:date="2026-02-21T18:24:09.096Z"><w:r><w:t xml:space="preserve"> or Section </w:t></w:r><w:r><w:t>14.7.2</w:t></w:r><w:r><w:t>, as applicable</w:t></w:r></w:ins><w:r><w:t>.</w:t></w:r></w:p>
 <w:p><w:pPr><w:pStyle w:val="Article5L3"></w:pStyle><w:tabs><w:tab w:val="left" w:pos="1530"></w:tab></w:tabs><w:ind w:left="0" w:firstLine="720"></w:ind></w:pPr><w:r><w:t xml:space="preserve">The obligations of the </w:t></w:r><w:r><w:t>General Partner</w:t></w:r><w:r><w:t xml:space="preserve"> and the Fund pursuant to this Section </w:t></w:r><w:r><w:t>14.7</w:t></w:r><w:r><w:t xml:space="preserve"> (</w:t></w:r><w:r><w:rPr><w:i/></w:rPr><w:t>Clawback</w:t></w:r><w:r><w:t xml:space="preserve">) shall survive (i) the removal and replacement of the General Partner and the </w:t></w:r><w:r><w:t>Fund Manager</w:t></w:r><w:r><w:t xml:space="preserve"> pursuant to Article </w:t></w:r><w:r><w:t>10</w:t></w:r><w:r><w:t xml:space="preserve"> (</w:t></w:r><w:r><w:rPr><w:i/></w:rPr><w:t>Removal of the General Partner; Termination of the Fund</w:t></w:r><w:r><w:t xml:space="preserve">), and (ii) the dissolution and liquidation of the Fund, and shall at all times apply to any former </w:t></w:r><w:r><w:t>Gener</w:t></w:r><w:r><w:t>al Partner</w:t></w:r><w:r><w:t xml:space="preserve"> with respect to the distributions to which it is entitled.  For the avoidance of doubt, for the purposes of this Section </w:t></w:r><w:r><w:t>14.7</w:t></w:r><w:r><w:t xml:space="preserve"> (</w:t></w:r><w:r><w:rPr><w:i/></w:rPr><w:t>Clawback</w:t></w:r><w:r><w:t xml:space="preserve">) reference to the </w:t></w:r><w:r><w:t>“</w:t></w:r><w:r><w:t>General Partner”</w:t></w:r><w:r><w:t xml:space="preserve"> shall be interpreted to include any former </w:t></w:r><w:r><w:t>General Partner</w:t></w:r><w:r><w:t>.</w:t></w:r></w:p>
 <w:p><w:pPr><w:pStyle w:val="Article5L2"></w:pStyle><w:tabs><w:tab w:val="left" w:pos="720"></w:tab></w:tabs><w:ind w:firstLine="0"></w:ind></w:pPr><w:r><w:rPr><w:b/></w:rPr><w:t>Capital Accounts</w:t></w:r><w:r><w:t>.</w:t></w:r><w:r><w:t xml:space="preserve">  </w:t></w:r></w:p>
 <w:p><w:pPr><w:pStyle w:val="Article5L3"></w:pStyle><w:tabs><w:tab w:val="left" w:pos="1440"></w:tab></w:tabs><w:ind w:left="0" w:firstLine="720"></w:ind></w:pPr><w:r><w:t>There shall be established on the books and records of the Fund a capital account (a “</w:t></w:r><w:r><w:rPr><w:b/></w:rPr><w:t>Capital Account</w:t></w:r><w:r><w:t>”) for each Partner.</w:t></w:r></w:p>
@@ -614,7 +614,7 @@
 <w:p><w:pPr><w:pStyle w:val="Article5L2"></w:pStyle><w:tabs><w:tab w:val="left" w:pos="720"></w:tab></w:tabs><w:ind w:firstLine="0"></w:ind></w:pPr><w:r><w:rPr><w:b/></w:rPr><w:t>Maintenance of Books and Records</w:t></w:r><w:r><w:t xml:space="preserve">.  The General Partner shall keep or require the Fund to keep or cause to be kept at the address of the Fund, the Register and full and accurate accounts of the transactions of the Fund in proper books, accounts and records of account and other records in </w:t></w:r><w:r><w:t xml:space="preserve">accordance with </w:t></w:r><w:r><w:rPr><w:b/></w:rPr><w:t>[</w:t></w:r><w:r><w:rPr><w:highlight w:val="yellow"/></w:rPr><w:t>the Act</w:t></w:r><w:r><w:rPr><w:b/></w:rPr><w:t>]</w:t></w:r><w:r><w:t>, until the final liquidation of the Fund and for a period of at least seven years thereafter (and shall notify the Limited Partners before it ceases to keep such records and, if requested to do so by any Limited Partner, provide c</w:t></w:r><w:r><w:t xml:space="preserve">opies of such books, accounts and records to such Limited Partner).  Such books, accounts and records shall be maintained in accordance with GAAP</w:t></w:r><w:r><w:rPr><w:i/></w:rPr><w:t>.</w:t></w:r></w:p>
 <w:p><w:pPr><w:pStyle w:val="Article5L2"></w:pStyle><w:tabs><w:tab w:val="left" w:pos="720"></w:tab></w:tabs><w:ind w:firstLine="0"></w:ind></w:pPr><w:r><w:rPr><w:b/></w:rPr><w:t>Audits and Reports</w:t></w:r><w:r><w:t>.</w:t></w:r></w:p>
 <w:p><w:pPr><w:pStyle w:val="Article5L3"></w:pStyle><w:tabs><w:tab w:val="left" w:pos="1440"></w:tab></w:tabs><w:ind w:left="0" w:firstLine="720"></w:ind></w:pPr><w:r><w:t>The books, accounts and records of the Fund as of the end of each Fiscal Year shall be au</w:t></w:r><w:r><w:t xml:space="preserve">dited by the Auditor.  Until the final liquidation of the Fund, the General Partner shall cause the Fund to prepare and provide to each Limited Partner the following:</w:t></w:r></w:p>
-<w:p><w:pPr><w:pStyle w:val="Article5L4"></w:pStyle><w:tabs><w:tab w:val="left" w:pos="2520"></w:tab></w:tabs><w:ind w:left="720" w:firstLine="720"></w:ind></w:pPr><w:r><w:t>within ninety (90) days after the end of each Fiscal Year (commencing after December 31 o</w:t></w:r><w:r><w:t xml:space="preserve">f the Fiscal Year of the Initial Closing Date), a financial report audited by the Auditor as of the end of such Fiscal Year, prepared in compliance with GAAP, </w:t></w:r><w:r><w:t>which shall include, among other things</w:t></w:r><w:r><w:t>, (i) the audited financial statements of the Fund, (ii) c</w:t></w:r><w:r><w:t>onfirmation that the amounts of Management Fee and Carried Interest that have been distributed, the amount of Carried Interest retained in the Escrow Account pursuant to Section </w:t></w:r><w:r><w:t>14.7.</w:t></w:r><w:del w:id="66" w:author="IntegrationTest" w:date="2026-02-21T02:16:04.365Z"><w:r><w:delText>2</w:delText></w:r></w:del><w:ins w:id="67" w:author="IntegrationTest" w:date="2026-02-21T02:16:04.365Z"><w:r><w:t>3</w:t></w:r></w:ins><w:r><w:t xml:space="preserve"> and the amounts of any Fee Income applied to reduce the Management Fee in accordance with Section </w:t></w:r><w:r><w:t>8.4</w:t></w:r><w:r><w:t xml:space="preserve"> (</w:t></w:r><w:r><w:rPr><w:i/></w:rPr><w:t>Management</w:t></w:r><w:r><w:t xml:space="preserve"> </w:t></w:r><w:r><w:rPr><w:i/></w:rPr><w:t xml:space="preserve">Fee </w:t></w:r><w:r><w:rPr><w:i/></w:rPr><w:t>Offset</w:t></w:r><w:r><w:t>) are correct, and (iii) each Limited Partner’s closing Capital Account balance as of the end of such Fiscal Year; and</w:t></w:r><w:r><w:t xml:space="preserve"> </w:t></w:r></w:p>
+<w:p><w:pPr><w:pStyle w:val="Article5L4"></w:pStyle><w:tabs><w:tab w:val="left" w:pos="2520"></w:tab></w:tabs><w:ind w:left="720" w:firstLine="720"></w:ind></w:pPr><w:r><w:t>within ninety (90) days after the end of each Fiscal Year (commencing after December 31 o</w:t></w:r><w:r><w:t xml:space="preserve">f the Fiscal Year of the Initial Closing Date), a financial report audited by the Auditor as of the end of such Fiscal Year, prepared in compliance with GAAP, </w:t></w:r><w:r><w:t>which shall include, among other things</w:t></w:r><w:r><w:t>, (i) the audited financial statements of the Fund, (ii) c</w:t></w:r><w:r><w:t>onfirmation that the amounts of Management Fee and Carried Interest that have been distributed, the amount of Carried Interest retained in the Escrow Account pursuant to Section </w:t></w:r><w:r><w:t>14.7.</w:t></w:r><w:del w:id="66" w:author="IntegrationTest" w:date="2026-02-21T18:24:09.096Z"><w:r><w:delText>2</w:delText></w:r></w:del><w:ins w:id="67" w:author="IntegrationTest" w:date="2026-02-21T18:24:09.096Z"><w:r><w:t>3</w:t></w:r></w:ins><w:r><w:t xml:space="preserve"> and the amounts of any Fee Income applied to reduce the Management Fee in accordance with Section </w:t></w:r><w:r><w:t>8.4</w:t></w:r><w:r><w:t xml:space="preserve"> (</w:t></w:r><w:r><w:rPr><w:i/></w:rPr><w:t>Management</w:t></w:r><w:r><w:t xml:space="preserve"> </w:t></w:r><w:r><w:rPr><w:i/></w:rPr><w:t xml:space="preserve">Fee </w:t></w:r><w:r><w:rPr><w:i/></w:rPr><w:t>Offset</w:t></w:r><w:r><w:t>) are correct, and (iii) each Limited Partner’s closing Capital Account balance as of the end of such Fiscal Year; and</w:t></w:r><w:r><w:t xml:space="preserve"> </w:t></w:r></w:p>
 <w:p><w:pPr><w:pStyle w:val="Article5L4"></w:pStyle><w:tabs><w:tab w:val="left" w:pos="2520"></w:tab></w:tabs><w:ind w:left="720" w:firstLine="720"></w:ind></w:pPr><w:r><w:t xml:space="preserve">within forty-five (45) days after the end of each </w:t></w:r><w:r><w:t>calendar quarter (commencing with the first full calendar quarter after the date of the first Drawdown), an unaudited report as of the end of such quarter made up in compliance with GAAP.</w:t></w:r></w:p>
 <w:p><w:pPr><w:pStyle w:val="Article5L3"></w:pStyle><w:tabs><w:tab w:val="left" w:pos="1440"></w:tab></w:tabs><w:ind w:left="0" w:firstLine="720"></w:ind></w:pPr><w:r><w:t>Each financial report provided to the Limited Partners pursuant to S</w:t></w:r><w:r><w:t>ection </w:t></w:r><w:r><w:t>15.2.1</w:t></w:r><w:r><w:t xml:space="preserve"> shall be consistent with the requirements of the ILPA Reporting Template and consist of at least:</w:t></w:r></w:p>
 <w:p><w:pPr><w:pStyle w:val="Article5L4"></w:pStyle><w:tabs><w:tab w:val="left" w:pos="2520"></w:tab></w:tabs><w:ind w:left="720" w:firstLine="720"></w:ind></w:pPr><w:r><w:t>the assets and liabilities of the Fund as of the en</w:t></w:r><w:r><w:t>d of such Fiscal Year or calendar quarter, as appropriate;</w:t></w:r></w:p>

--- a/packages/docx-comparison/src/testing/outputs/typescript_redline.docx
+++ b/packages/docx-comparison/src/testing/outputs/typescript_redline.docx
@@ -97,8 +97,8 @@
 <w:p><w:pPr><w:pStyle w:val="BodyText"></w:pStyle></w:pPr><w:r><w:t>“</w:t></w:r><w:r><w:rPr><w:b/></w:rPr><w:t>Defaulting Partner</w:t></w:r><w:r><w:t>” has the meaning set forth in Section </w:t></w:r><w:r><w:t>6.6.1</w:t></w:r><w:r><w:t>.</w:t></w:r></w:p>
 <w:p><w:pPr><w:pStyle w:val="BodyText"></w:pStyle></w:pPr><w:r><w:t>“</w:t></w:r><w:r><w:rPr><w:b/></w:rPr><w:t>Default Notice</w:t></w:r><w:r><w:t>” has the meaning set forth in Section</w:t></w:r><w:r><w:t> </w:t></w:r><w:r><w:t>6.6.1</w:t></w:r><w:r><w:t>.</w:t></w:r></w:p>
 <w:p><w:pPr><w:pStyle w:val="BodyText"></w:pStyle></w:pPr><w:r><w:t>“</w:t></w:r><w:r><w:rPr><w:b/></w:rPr><w:t>Designated Individual</w:t></w:r><w:r><w:t xml:space="preserve">” has the meaning set forth in Section </w:t></w:r><w:r><w:t>15.3.3.1</w:t></w:r><w:r><w:t>.</w:t></w:r></w:p>
-<w:p><w:pPr><w:pStyle w:val="BodyText"></w:pStyle></w:pPr><w:ins w:id="1" w:author="IntegrationTest" w:date="2026-02-21T18:24:09.096Z"><w:r><w:t>“</w:t></w:r><w:r><w:rPr><w:b/></w:rPr><w:t>Disposition</w:t></w:r><w:r><w:t xml:space="preserve">” means the sale, exchange, redemption, maturity, or other disposition by the Fund of all or a portion of a Portfolio Investment, including distributions in kind to the Partners.  For all purposes of this Agreement, an extraordinary divide</w:t></w:r><w:r><w:t>nd, refinancing, capital restructuring or similar transaction or distribution in connection with a Portfolio Investment shall be considered a “Disposition”.</w:t></w:r></w:ins></w:p>
-<w:p><w:pPr><w:pStyle w:val="BodyText"></w:pStyle></w:pPr><w:r><w:t>“</w:t></w:r><w:r><w:rPr><w:b/></w:rPr><w:t>Distributable Proceeds</w:t></w:r><w:r><w:t>” means, as of any date, the excess of (i) the cash received by the Fund fro</w:t></w:r><w:r><w:t xml:space="preserve">m any </w:t></w:r><w:del w:id="2" w:author="IntegrationTest" w:date="2026-02-21T18:24:09.096Z"><w:r><w:delText>sale or other d</w:delText></w:r></w:del><w:ins w:id="3" w:author="IntegrationTest" w:date="2026-02-21T18:24:09.096Z"><w:r><w:t>D</w:t></w:r></w:ins><w:r><w:t>isposition of, or dividends, interest or other income from or with respect to, a Portfolio Investment or otherwise attributable to a Portfolio Investment, or otherwise received by the Fund from any source (other than payments made by the Partners to</w:t></w:r><w:r><w:t xml:space="preserve"> the Fund pursuant to this Agreement), over (ii) the sum of the amount of such items as is necessary for (A) for the payment of Fund Expenses and (B) the establishment of Reserves.</w:t></w:r></w:p>
+<w:p><w:pPr><w:pStyle w:val="BodyText"></w:pStyle></w:pPr><w:ins w:id="1" w:author="IntegrationTest" w:date="2026-02-22T03:05:13.231Z"><w:r><w:t>“</w:t></w:r><w:r><w:rPr><w:b/></w:rPr><w:t>Disposition</w:t></w:r><w:r><w:t xml:space="preserve">” means the sale, exchange, redemption, maturity, or other disposition by the Fund of all or a portion of a Portfolio Investment, including distributions in kind to the Partners.  For all purposes of this Agreement, an extraordinary divide</w:t></w:r><w:r><w:t>nd, refinancing, capital restructuring or similar transaction or distribution in connection with a Portfolio Investment shall be considered a “Disposition”.</w:t></w:r></w:ins></w:p>
+<w:p><w:pPr><w:pStyle w:val="BodyText"></w:pStyle></w:pPr><w:r><w:t>“</w:t></w:r><w:r><w:rPr><w:b/></w:rPr><w:t>Distributable Proceeds</w:t></w:r><w:r><w:t>” means, as of any date, the excess of (i) the cash received by the Fund fro</w:t></w:r><w:r><w:t xml:space="preserve">m any </w:t></w:r><w:del w:id="2" w:author="IntegrationTest" w:date="2026-02-22T03:05:13.231Z"><w:r><w:delText>sale or other d</w:delText></w:r></w:del><w:ins w:id="3" w:author="IntegrationTest" w:date="2026-02-22T03:05:13.231Z"><w:r><w:t>D</w:t></w:r></w:ins><w:r><w:t>isposition of, or dividends, interest or other income from or with respect to, a Portfolio Investment or otherwise attributable to a Portfolio Investment, or otherwise received by the Fund from any source (other than payments made by the Partners to</w:t></w:r><w:r><w:t xml:space="preserve"> the Fund pursuant to this Agreement), over (ii) the sum of the amount of such items as is necessary for (A) for the payment of Fund Expenses and (B) the establishment of Reserves.</w:t></w:r></w:p>
 <w:p><w:pPr><w:pStyle w:val="BodyText"></w:pStyle></w:pPr><w:r><w:t>“</w:t></w:r><w:r><w:rPr><w:b/></w:rPr><w:t>Drawdown</w:t></w:r><w:r><w:t>” means each Capital Contribution made or to be made to the Fund p</w:t></w:r><w:r><w:t>ursuant to Section </w:t></w:r><w:r><w:t>6.2</w:t></w:r><w:r><w:t xml:space="preserve"> (</w:t></w:r><w:r><w:rPr><w:i/></w:rPr><w:t>Terms and Conditions; Capital Contributions</w:t></w:r><w:r><w:t>) from time to time by the Partners pursuant to a Drawdown Notice.</w:t></w:r></w:p>
 <w:p><w:pPr><w:pStyle w:val="BodyText"></w:pStyle></w:pPr><w:r><w:t>“</w:t></w:r><w:r><w:rPr><w:b/></w:rPr><w:t>Drawdown Notice</w:t></w:r><w:r><w:t>” has the meaning set forth in Section </w:t></w:r><w:r><w:t>6</w:t></w:r><w:r><w:t>.2.1</w:t></w:r><w:r><w:t>.</w:t></w:r></w:p>
 <w:p><w:pPr><w:pStyle w:val="BodyText"></w:pStyle></w:pPr><w:r><w:t>“</w:t></w:r><w:r><w:rPr><w:b/></w:rPr><w:t>Due Date</w:t></w:r><w:r><w:t>” has the meaning set forth in Section </w:t></w:r><w:r><w:t>6.2.1</w:t></w:r><w:r><w:t>.</w:t></w:r></w:p>
@@ -106,7 +106,7 @@
 <w:p><w:pPr><w:pStyle w:val="BodyText"></w:pStyle></w:pPr><w:r><w:t>“</w:t></w:r><w:r><w:rPr><w:b/></w:rPr><w:t>Equalization Payment</w:t></w:r><w:r><w:t>” has the meaning set forth in Section </w:t></w:r><w:r><w:t>5.1.4.1</w:t></w:r><w:r><w:t>.</w:t></w:r></w:p>
 <w:p><w:pPr><w:pStyle w:val="BodyText"></w:pStyle></w:pPr><w:r><w:t>“</w:t></w:r><w:r><w:rPr><w:b/></w:rPr><w:t>ERISA</w:t></w:r><w:r><w:t>” means the U.S. Employee Retire</w:t></w:r><w:r><w:t>ment Income Security Act of 1974 and the rules and regulations promulgated thereunder.</w:t></w:r></w:p>
 <w:p><w:pPr><w:pStyle w:val="BodyText"></w:pStyle></w:pPr><w:r><w:t>“</w:t></w:r><w:r><w:rPr><w:b/></w:rPr><w:t>ERISA Partner</w:t></w:r><w:r><w:t xml:space="preserve">” means, with respect to any determination hereunder, (i) any Limited Partner that (A) is a Benefit Plan Investor and (B) has notified the General Partner </w:t></w:r><w:r><w:t>in writing of such status at any time prior to such determination or (ii) any Limited Partner designated as an “ERISA Partner” by the General Partner with such Limited Partner’s consent (which designation may be for purposes of any or all provisions of thi</w:t></w:r><w:r><w:t>s Agreement).</w:t></w:r></w:p>
-<w:p><w:pPr><w:pStyle w:val="BodyText"></w:pStyle></w:pPr><w:r><w:t>“</w:t></w:r><w:r><w:rPr><w:b/></w:rPr><w:t>Escrow Account</w:t></w:r><w:r><w:t xml:space="preserve">” has the meaning set forth in Section </w:t></w:r><w:r><w:t>14.7.</w:t></w:r><w:del w:id="4" w:author="IntegrationTest" w:date="2026-02-21T18:24:09.096Z"><w:r><w:delText>2</w:delText></w:r></w:del><w:ins w:id="5" w:author="IntegrationTest" w:date="2026-02-21T18:24:09.096Z"><w:r><w:t>3</w:t></w:r></w:ins><w:r><w:t>.</w:t></w:r></w:p>
+<w:p><w:pPr><w:pStyle w:val="BodyText"></w:pStyle></w:pPr><w:r><w:t>“</w:t></w:r><w:r><w:rPr><w:b/></w:rPr><w:t>Escrow Account</w:t></w:r><w:r><w:t xml:space="preserve">” has the meaning set forth in Section </w:t></w:r><w:r><w:t>14.7.</w:t></w:r><w:del w:id="4" w:author="IntegrationTest" w:date="2026-02-22T03:05:13.231Z"><w:r><w:delText>2</w:delText></w:r></w:del><w:ins w:id="5" w:author="IntegrationTest" w:date="2026-02-22T03:05:13.231Z"><w:r><w:t>3</w:t></w:r></w:ins><w:r><w:t>.</w:t></w:r></w:p>
 <w:p><w:pPr><w:pStyle w:val="BodyText"></w:pStyle></w:pPr><w:r><w:t>“</w:t></w:r><w:r><w:rPr><w:b/></w:rPr><w:t>Exculpation Exclusion Event</w:t></w:r><w:r><w:t xml:space="preserve">” means, with respect to the relevant GP Covered Person, any </w:t></w:r><w:r><w:t xml:space="preserve">conduct or lack of conduct in relation to the activities of the Fund that constitutes any of the following:  </w:t></w:r></w:p>
 <w:p><w:pPr><w:pStyle w:val="Article5L6"></w:pStyle><w:numPr><w:ilvl w:val="5"></w:ilvl><w:numId w:val="12"></w:numId></w:numPr></w:pPr><w:r><w:t xml:space="preserve">fraud, bad faith or willful misconduct; </w:t></w:r></w:p>
 <w:p><w:pPr><w:pStyle w:val="Article5L6"></w:pStyle><w:numPr><w:ilvl w:val="5"></w:ilvl><w:numId w:val="49"></w:numId></w:numPr></w:pPr><w:r><w:t>gross negligence or reckless disregard;</w:t></w:r></w:p>
@@ -148,9 +148,9 @@
 <w:p><w:pPr><w:pStyle w:val="BodyText"></w:pStyle></w:pPr><w:r><w:t>“</w:t></w:r><w:r><w:rPr><w:b/></w:rPr><w:t>Initial Limited Partner</w:t></w:r><w:r><w:t>” means [</w:t></w:r><w:r><w:rPr><w:highlight w:val="yellow"/></w:rPr><w:t>_________________</w:t></w:r><w:r><w:t>].</w:t></w:r></w:p>
 <w:p><w:pPr><w:pStyle w:val="BodyText"></w:pStyle></w:pPr><w:r><w:t>“</w:t></w:r><w:r><w:rPr><w:b/></w:rPr><w:t>Interest</w:t></w:r><w:r><w:t>” means the interest of a Partner in the Fund at any time, including the right of such Partner to any and all benefits to which such Partner would be entitled as provided for in this Agreement.</w:t></w:r></w:p>
 <w:p><w:pPr><w:pStyle w:val="BodyText"></w:pStyle></w:pPr><w:r><w:t>“</w:t></w:r><w:r><w:rPr><w:b/></w:rPr><w:t>Interested Person</w:t></w:r><w:r><w:t>” means each of the General Partne</w:t></w:r><w:r><w:t>r, the Fund Manager, any Key Person, any member of the General Partner’s or Fund Manager’s investment committee, any of their respective relatives, employees, directors, officers, members, shareholders and partners and any Affiliate of any of the foregoing</w:t></w:r><w:r><w:t>.</w:t></w:r></w:p>
-<w:p><w:pPr><w:pStyle w:val="BodyText"></w:pStyle></w:pPr><w:ins w:id="6" w:author="IntegrationTest" w:date="2026-02-21T18:24:09.096Z"><w:r><w:t>“</w:t></w:r><w:r><w:rPr><w:b/></w:rPr><w:t>Interim Clawback Amount</w:t></w:r><w:r><w:t xml:space="preserve">” has the meaning set forth in Section </w:t></w:r><w:r><w:t>14.7.2</w:t></w:r><w:r><w:t xml:space="preserve">. </w:t></w:r></w:ins></w:p>
-<w:p><w:pPr><w:pStyle w:val="BodyText"></w:pStyle></w:pPr><w:ins w:id="7" w:author="IntegrationTest" w:date="2026-02-21T18:24:09.096Z"><w:r><w:t>“</w:t></w:r><w:r><w:rPr><w:b/></w:rPr><w:t>Interim Clawback Date</w:t></w:r><w:r><w:t xml:space="preserve">” has the meaning set forth in Section </w:t></w:r><w:r><w:t>14.7.2</w:t></w:r><w:r><w:t xml:space="preserve">. </w:t></w:r></w:ins></w:p>
-<w:p><w:pPr><w:pStyle w:val="BodyText"></w:pStyle></w:pPr><w:ins w:id="8" w:author="IntegrationTest" w:date="2026-02-21T18:24:09.096Z"><w:r><w:t>“</w:t></w:r><w:r><w:rPr><w:b/></w:rPr><w:t>Interim Clawback Obligation</w:t></w:r><w:r><w:t xml:space="preserve">” has the meaning set forth in Section </w:t></w:r><w:r><w:t>14.7.2</w:t></w:r><w:r><w:t xml:space="preserve">. </w:t></w:r></w:ins></w:p>
+<w:p><w:pPr><w:pStyle w:val="BodyText"></w:pStyle></w:pPr><w:ins w:id="6" w:author="IntegrationTest" w:date="2026-02-22T03:05:13.231Z"><w:r><w:t>“</w:t></w:r><w:r><w:rPr><w:b/></w:rPr><w:t>Interim Clawback Amount</w:t></w:r><w:r><w:t xml:space="preserve">” has the meaning set forth in Section </w:t></w:r><w:r><w:t>14.7.2</w:t></w:r><w:r><w:t xml:space="preserve">. </w:t></w:r></w:ins></w:p>
+<w:p><w:pPr><w:pStyle w:val="BodyText"></w:pStyle></w:pPr><w:ins w:id="7" w:author="IntegrationTest" w:date="2026-02-22T03:05:13.231Z"><w:r><w:t>“</w:t></w:r><w:r><w:rPr><w:b/></w:rPr><w:t>Interim Clawback Date</w:t></w:r><w:r><w:t xml:space="preserve">” has the meaning set forth in Section </w:t></w:r><w:r><w:t>14.7.2</w:t></w:r><w:r><w:t xml:space="preserve">. </w:t></w:r></w:ins></w:p>
+<w:p><w:pPr><w:pStyle w:val="BodyText"></w:pStyle></w:pPr><w:ins w:id="8" w:author="IntegrationTest" w:date="2026-02-22T03:05:13.231Z"><w:r><w:t>“</w:t></w:r><w:r><w:rPr><w:b/></w:rPr><w:t>Interim Clawback Obligation</w:t></w:r><w:r><w:t xml:space="preserve">” has the meaning set forth in Section </w:t></w:r><w:r><w:t>14.7.2</w:t></w:r><w:r><w:t xml:space="preserve">. </w:t></w:r></w:ins></w:p>
 <w:p><w:pPr><w:pStyle w:val="BodyText"></w:pStyle></w:pPr><w:r><w:t>“</w:t></w:r><w:r><w:rPr><w:b/></w:rPr><w:t>Investment Company Ac</w:t></w:r><w:r><w:rPr><w:b/></w:rPr><w:t>t</w:t></w:r><w:r><w:t>” means the U.S. Investment Company Act of 1940 and the rules and regulations promulgated thereunder.</w:t></w:r></w:p>
 <w:p><w:pPr><w:pStyle w:val="BodyText"></w:pStyle></w:pPr><w:r><w:t>“</w:t></w:r><w:r><w:rPr><w:b/></w:rPr><w:t>Investment Objectives</w:t></w:r><w:r><w:t>” has the meaning set forth in Section </w:t></w:r><w:r><w:t>2.2</w:t></w:r><w:r><w:t xml:space="preserve"> (</w:t></w:r><w:r><w:rPr><w:i/></w:rPr><w:t>Purposes</w:t></w:r><w:r><w:t>).</w:t></w:r></w:p>
 <w:p><w:pPr><w:pStyle w:val="BodyText"></w:pStyle></w:pPr><w:r><w:t>“</w:t></w:r><w:r><w:rPr><w:b/></w:rPr><w:t>Investment Policy</w:t></w:r><w:r><w:t>” means the investment policy of the Fund attached hereto as Schedule 2 (</w:t></w:r><w:r><w:rPr><w:i/></w:rPr><w:t>Investment Policy</w:t></w:r><w:r><w:t>).</w:t></w:r></w:p>
@@ -192,13 +192,13 @@
 <w:p><w:pPr><w:pStyle w:val="BodyText"></w:pStyle></w:pPr><w:r><w:t>“</w:t></w:r><w:r><w:rPr><w:b/></w:rPr><w:t>Plan Assets</w:t></w:r><w:r><w:t xml:space="preserve">” means “plan assets” of Benefit Plan </w:t></w:r><w:r><w:t>Investors under the Plan Assets Regulation.</w:t></w:r></w:p>
 <w:p><w:pPr><w:pStyle w:val="BodyText"></w:pStyle></w:pPr><w:r><w:t>“</w:t></w:r><w:r><w:rPr><w:b/></w:rPr><w:t>Portfolio Company</w:t></w:r><w:r><w:t>” means any Person in which a Portfolio Investment is made, whether directly or indirectly, and continues to be held, by the Fund.</w:t></w:r></w:p>
 <w:p><w:pPr><w:pStyle w:val="BodyText"></w:pStyle></w:pPr><w:r><w:t>“</w:t></w:r><w:r><w:rPr><w:b/></w:rPr><w:t>Portfolio Investments</w:t></w:r><w:r><w:t>” means investments made by the Fund (inc</w:t></w:r><w:r><w:t>luding Temporary Investments, Follow-on Investments and Bridge Investments).</w:t></w:r></w:p>
-<w:p><w:pPr><w:pStyle w:val="BodyText"></w:pStyle></w:pPr><w:r><w:t>“</w:t></w:r><w:r><w:rPr><w:b/></w:rPr><w:t>Preferred Return</w:t></w:r><w:r><w:t xml:space="preserve">” means, with respect to each Partner (other than an Affiliated Partner), as of any date of determination, such amount as is equal to an annual rate of return of </w:t></w:r><w:r><w:rPr><w:b/></w:rPr><w:t>[</w:t></w:r><w:r><w:rPr><w:highlight w:val="yellow"/></w:rPr><w:t>8</w:t></w:r><w:r><w:rPr><w:b/></w:rPr><w:t>]</w:t></w:r><w:r><w:t>%, compounded annually and calculated daily on the Capital Contributions made by such Limited Partner</w:t></w:r><w:ins w:id="9" w:author="IntegrationTest" w:date="2026-02-21T18:24:09.096Z"><w:r><w:t xml:space="preserve"> described in Section </w:t></w:r><w:r><w:t>14.3.1</w:t></w:r></w:ins><w:r><w:t>, calculated from the date of rec</w:t></w:r><w:r><w:t>eipt of each such Capital Contribution by the Fund</w:t></w:r><w:r><w:t xml:space="preserve"> and accrual of the Preferred Return, and ceasing on the date of distribution or deemed distribution by the Fund to such Limited Partner.</w:t></w:r></w:p>
+<w:p><w:pPr><w:pStyle w:val="BodyText"></w:pStyle></w:pPr><w:r><w:t>“</w:t></w:r><w:r><w:rPr><w:b/></w:rPr><w:t>Preferred Return</w:t></w:r><w:r><w:t xml:space="preserve">” means, with respect to each Partner (other than an Affiliated Partner), as of any date of determination, such amount as is equal to an annual rate of return of </w:t></w:r><w:r><w:rPr><w:b/></w:rPr><w:t>[</w:t></w:r><w:r><w:rPr><w:highlight w:val="yellow"/></w:rPr><w:t>8</w:t></w:r><w:r><w:rPr><w:b/></w:rPr><w:t>]</w:t></w:r><w:r><w:t>%, compounded annually and calculated daily on the Capital Contributions made by such Limited Partner</w:t></w:r><w:ins w:id="9" w:author="IntegrationTest" w:date="2026-02-22T03:05:13.231Z"><w:r><w:t xml:space="preserve"> described in Section </w:t></w:r><w:r><w:t>14.3.1</w:t></w:r></w:ins><w:r><w:t>, calculated from the date of rec</w:t></w:r><w:r><w:t>eipt of each such Capital Contribution by the Fund</w:t></w:r><w:r><w:t xml:space="preserve"> and accrual of the Preferred Return, and ceasing on the date of distribution or deemed distribution by the Fund to such Limited Partner.</w:t></w:r></w:p>
 <w:p><w:pPr><w:pStyle w:val="BodyText"></w:pStyle></w:pPr><w:r><w:t>“</w:t></w:r><w:r><w:rPr><w:b/></w:rPr><w:t>Prime Rate</w:t></w:r><w:r><w:t>” means the rate of interest publicly announced from ti</w:t></w:r><w:r><w:t xml:space="preserve">me to time by </w:t></w:r><w:r><w:rPr><w:b/></w:rPr><w:t>[</w:t></w:r><w:r><w:rPr><w:i/></w:rPr><w:t>The Wall Street Journal</w:t></w:r><w:r><w:rPr><w:b/></w:rPr><w:t>]</w:t></w:r><w:r><w:t>.</w:t></w:r></w:p>
 <w:p><w:pPr><w:pStyle w:val="BodyText"></w:pStyle></w:pPr><w:r><w:rPr><w:b/></w:rPr><w:t>[</w:t></w:r><w:r><w:t>“</w:t></w:r><w:r><w:rPr><w:b/></w:rPr><w:t>Prior Funds</w:t></w:r><w:r><w:t xml:space="preserve">” means </w:t></w:r><w:r><w:rPr><w:b/></w:rPr><w:t>[</w:t></w:r><w:r><w:rPr><w:highlight w:val="yellow"/></w:rPr><w:t>__</w:t></w:r><w:r><w:rPr><w:b/></w:rPr><w:t>]</w:t></w:r><w:r><w:t>.</w:t></w:r><w:r><w:rPr><w:b/></w:rPr><w:t>]</w:t></w:r></w:p>
 <w:p><w:pPr><w:pStyle w:val="BodyText"></w:pStyle></w:pPr><w:r><w:t>“</w:t></w:r><w:r><w:rPr><w:b/></w:rPr><w:t>Prior Partners</w:t></w:r><w:r><w:t>” has the meaning set forth in Section </w:t></w:r><w:r><w:t>5.1.4</w:t></w:r><w:r><w:t>.</w:t></w:r></w:p>
 <w:p><w:pPr><w:pStyle w:val="BodyText"></w:pStyle></w:pPr><w:r><w:t>“</w:t></w:r><w:r><w:rPr><w:b/></w:rPr><w:t>Proceeding</w:t></w:r><w:r><w:t>” means any investigation, action, suit, arbitration, dispute, claim or other proceeding, whether civil or criminal, administrative or investigative.</w:t></w:r></w:p>
 <w:p><w:pPr><w:pStyle w:val="BodyText"></w:pStyle></w:pPr><w:r><w:t>“</w:t></w:r><w:r><w:rPr><w:b/></w:rPr><w:t>Public Records Law</w:t></w:r><w:r><w:t>” means an</w:t></w:r><w:r><w:t>y statute or regulation of any jurisdiction which gives members of the public the right on request to view of obtain the records of any governmental body or agency or authority or related entity not otherwise made publicly available.</w:t></w:r></w:p>
-<w:p><w:pPr><w:pStyle w:val="BodyText"></w:pStyle></w:pPr><w:ins w:id="10" w:author="IntegrationTest" w:date="2026-02-21T18:24:09.096Z"><w:r><w:t>“</w:t></w:r><w:r><w:rPr><w:b/></w:rPr><w:t>Realized Investment</w:t></w:r><w:r><w:t xml:space="preserve">” </w:t></w:r><w:r><w:t>means, as of any date of determination, each Portfolio Investment (other than Temporary Investments) that has been the subject of a Disposition.</w:t></w:r></w:ins></w:p>
+<w:p><w:pPr><w:pStyle w:val="BodyText"></w:pStyle></w:pPr><w:ins w:id="10" w:author="IntegrationTest" w:date="2026-02-22T03:05:13.231Z"><w:r><w:t>“</w:t></w:r><w:r><w:rPr><w:b/></w:rPr><w:t>Realized Investment</w:t></w:r><w:r><w:t xml:space="preserve">” </w:t></w:r><w:r><w:t>means, as of any date of determination, each Portfolio Investment (other than Temporary Investments) that has been the subject of a Disposition.</w:t></w:r></w:ins></w:p>
 <w:p><w:pPr><w:pStyle w:val="BodyText"></w:pStyle></w:pPr><w:r><w:t>“</w:t></w:r><w:r><w:rPr><w:b/></w:rPr><w:t>Register</w:t></w:r><w:r><w:t>” has the meaning set forth in Section </w:t></w:r><w:r><w:t>2.4</w:t></w:r><w:r><w:t xml:space="preserve"> (</w:t></w:r><w:r><w:rPr><w:i/></w:rPr><w:t>Register</w:t></w:r><w:r><w:t>).</w:t></w:r></w:p>
 <w:p><w:pPr><w:pStyle w:val="BodyText"></w:pStyle></w:pPr><w:r><w:t>“</w:t></w:r><w:r><w:rPr><w:b/></w:rPr><w:t>Regulated Partner</w:t></w:r><w:r><w:t xml:space="preserve">” has the meaning set forth in Section </w:t></w:r><w:r><w:t>8.6.1</w:t></w:r><w:r><w:t>.</w:t></w:r></w:p>
 <w:p><w:pPr><w:pStyle w:val="BodyText"></w:pStyle></w:pPr><w:r><w:t>“</w:t></w:r><w:r><w:rPr><w:b/></w:rPr><w:t>Regulations</w:t></w:r><w:r><w:t>” means the temporary and final regulations p</w:t></w:r><w:r><w:t>romulgated by the U.S. Department of the Treasury under the Code.</w:t></w:r></w:p>
@@ -241,8 +241,8 @@
 <w:p><w:pPr><w:pStyle w:val="BodyText"></w:pStyle></w:pPr><w:r><w:t>“</w:t></w:r><w:r><w:rPr><w:b/></w:rPr><w:t>Transfer</w:t></w:r><w:r><w:t>” means a transfer in any form.</w:t></w:r></w:p>
 <w:p><w:pPr><w:pStyle w:val="BodyText"></w:pStyle></w:pPr><w:r><w:t>“</w:t></w:r><w:r><w:rPr><w:b/></w:rPr><w:t>Transferee</w:t></w:r><w:r><w:t xml:space="preserve">” </w:t></w:r><w:r><w:t>has the meaning set forth in Section </w:t></w:r><w:r><w:t>17.2.1</w:t></w:r><w:r><w:t>.</w:t></w:r></w:p>
 <w:p><w:pPr><w:pStyle w:val="BodyText"></w:pStyle></w:pPr><w:r><w:t>“</w:t></w:r><w:r><w:rPr><w:b/></w:rPr><w:t>Transferor</w:t></w:r><w:r><w:t>” has the meaning set forth in Section </w:t></w:r><w:r><w:t>17.2.1</w:t></w:r><w:r><w:t>.</w:t></w:r></w:p>
-<w:p><w:pPr><w:pStyle w:val="BodyText"></w:pStyle></w:pPr><w:ins w:id="11" w:author="IntegrationTest" w:date="2026-02-21T18:24:09.096Z"><w:r><w:t>“</w:t></w:r><w:r><w:rPr><w:b/></w:rPr><w:t>Unrealized Investment</w:t></w:r><w:r><w:t>” means each Portfolio Investment other than Temporary Investments and Realized Investments.</w:t></w:r></w:ins></w:p>
-<w:p><w:pPr><w:pStyle w:val="BodyText"></w:pStyle></w:pPr><w:ins w:id="12" w:author="IntegrationTest" w:date="2026-02-21T18:24:09.096Z"><w:r><w:t>“</w:t></w:r><w:r><w:rPr><w:b/></w:rPr><w:t>Unrealized Loss</w:t></w:r><w:r><w:t xml:space="preserve">” shall mean, with respect to each Partner and each Unrealized Investment, as of any date </w:t></w:r><w:r><w:t>of determination, the excess, if any, of (i) the Capital Contributions of such Partner used to fund the cost of such Unrealized Investment (including any expenses incurred in making or maintaining such Portfolio Investment) over (ii) the product of (A) the</w:t></w:r><w:r><w:t xml:space="preserve"> Value of such Unrealized Investment as of such date of determination and (B) such Partner’s Sharing Percentage for such Unrealized Investment.</w:t></w:r></w:ins></w:p>
+<w:p><w:pPr><w:pStyle w:val="BodyText"></w:pStyle></w:pPr><w:ins w:id="11" w:author="IntegrationTest" w:date="2026-02-22T03:05:13.231Z"><w:r><w:t>“</w:t></w:r><w:r><w:rPr><w:b/></w:rPr><w:t>Unrealized Investment</w:t></w:r><w:r><w:t>” means each Portfolio Investment other than Temporary Investments and Realized Investments.</w:t></w:r></w:ins></w:p>
+<w:p><w:pPr><w:pStyle w:val="BodyText"></w:pStyle></w:pPr><w:ins w:id="12" w:author="IntegrationTest" w:date="2026-02-22T03:05:13.231Z"><w:r><w:t>“</w:t></w:r><w:r><w:rPr><w:b/></w:rPr><w:t>Unrealized Loss</w:t></w:r><w:r><w:t xml:space="preserve">” shall mean, with respect to each Partner and each Unrealized Investment, as of any date </w:t></w:r><w:r><w:t>of determination, the excess, if any, of (i) the Capital Contributions of such Partner used to fund the cost of such Unrealized Investment (including any expenses incurred in making or maintaining such Portfolio Investment) over (ii) the product of (A) the</w:t></w:r><w:r><w:t xml:space="preserve"> Value of such Unrealized Investment as of such date of determination and (B) such Partner’s Sharing Percentage for such Unrealized Investment.</w:t></w:r></w:ins></w:p>
 <w:p><w:pPr><w:pStyle w:val="BodyText"></w:pStyle><w:rPr><w:b></w:b></w:rPr></w:pPr><w:r><w:t xml:space="preserve"> “</w:t></w:r><w:r><w:rPr><w:b/></w:rPr><w:t>US$</w:t></w:r><w:r><w:t>” means the lawful currency of the United States of America.</w:t></w:r></w:p>
 <w:p><w:pPr><w:pStyle w:val="BodyText"></w:pStyle></w:pPr><w:r><w:t>“</w:t></w:r><w:r><w:rPr><w:b/></w:rPr><w:t>Value</w:t></w:r><w:r><w:t xml:space="preserve">” means (subject to Section </w:t></w:r><w:r><w:t>8.4.2</w:t></w:r><w:r><w:t xml:space="preserve"> and Section </w:t></w:r><w:r><w:t>13.2.5.5</w:t></w:r><w:r><w:t>) the value determined by the General Partner in accordance w</w:t></w:r><w:r><w:t>ith [</w:t></w:r><w:r><w:rPr><w:highlight w:val="yellow"/></w:rPr><w:t>FASB ASC 820 (Fair Value Measurement)</w:t></w:r><w:r><w:t>]</w:t></w:r><w:r><w:t xml:space="preserve">, </w:t></w:r><w:r><w:rPr><w:u w:val="single"/></w:rPr><w:t>provided</w:t></w:r><w:r><w:t xml:space="preserve"> that all such values shall be disclosed to the Advisory Committee at the next Advisory Committee meeting after the determination of such value.</w:t></w:r></w:p>
 <w:p><w:pPr><w:pStyle w:val="BodyText"></w:pStyle></w:pPr><w:r><w:t>“</w:t></w:r><w:r><w:rPr><w:b/></w:rPr><w:t>VCOC</w:t></w:r><w:r><w:t>” means “venture capital operating company” as such</w:t></w:r><w:r><w:t xml:space="preserve"> term is defined in the Plan Asset Regulation.</w:t></w:r></w:p>
@@ -297,7 +297,7 @@
 <w:p><w:pPr><w:pStyle w:val="Article5L3"></w:pStyle><w:tabs><w:tab w:val="clear" w:pos="2520"></w:tab><w:tab w:val="num" w:pos="1440"></w:tab></w:tabs><w:ind w:left="0" w:firstLine="720"></w:ind></w:pPr><w:r><w:t xml:space="preserve">fees and expenses of the Fund’s and General Partner’s registered agent in the [State of </w:t></w:r><w:r><w:t>Delaware] and for maintaining the Fund’s and General Partner’s registered office in the [</w:t></w:r><w:r><w:rPr><w:highlight w:val="yellow"/></w:rPr><w:t>State of Delaware</w:t></w:r><w:r><w:t>];</w:t></w:r></w:p>
 <w:p><w:pPr><w:pStyle w:val="Article5L3"></w:pStyle><w:tabs><w:tab w:val="left" w:pos="1440"></w:tab></w:tabs><w:ind w:left="0" w:firstLine="720"></w:ind></w:pPr><w:r><w:t>costs and expenses of entertainment, including speaker fees, incurred in connection with conferences or meetings;</w:t></w:r></w:p>
 <w:p><w:pPr><w:pStyle w:val="Article5L3"></w:pStyle><w:tabs><w:tab w:val="left" w:pos="1440"></w:tab></w:tabs><w:ind w:left="0" w:firstLine="720"></w:ind></w:pPr><w:r><w:t>office space, furniture, computer</w:t></w:r><w:r><w:t>s, telephones, facilities, utilities, and communications, including the cost of maintaining any web portal of the General Partner, Fund Manager or Fund, and</w:t></w:r></w:p>
-<w:p><w:pPr><w:pStyle w:val="Article5L3"></w:pStyle><w:tabs><w:tab w:val="clear" w:pos="2520"></w:tab></w:tabs><w:ind w:left="0" w:firstLine="709"></w:ind></w:pPr><w:r><w:t>all costs of remedying an Exculpation Exclusion Event, Indemnification Exclusion Event or Removal C</w:t></w:r><w:r><w:t xml:space="preserve">onduct, all costs of enforcing any undertaking of the partners of the General Partner pursuant to Section </w:t></w:r><w:r><w:t>14.7.</w:t></w:r><w:del w:id="13" w:author="IntegrationTest" w:date="2026-02-21T18:24:09.096Z"><w:r><w:rPr><w:u w:val="single"/></w:rPr><w:delText>3</w:delText></w:r></w:del><w:ins w:id="14" w:author="IntegrationTest" w:date="2026-02-21T18:24:09.096Z"><w:r><w:t>4</w:t></w:r></w:ins><w:r><w:t>, and any taxes or other expenses incurred by the Fun</w:t></w:r><w:r><w:t>d or the General Partner or any of its Affiliates in respect of Carried Interest.</w:t></w:r></w:p>
+<w:p><w:pPr><w:pStyle w:val="Article5L3"></w:pStyle><w:tabs><w:tab w:val="clear" w:pos="2520"></w:tab></w:tabs><w:ind w:left="0" w:firstLine="709"></w:ind></w:pPr><w:r><w:t>all costs of remedying an Exculpation Exclusion Event, Indemnification Exclusion Event or Removal C</w:t></w:r><w:r><w:t xml:space="preserve">onduct, all costs of enforcing any undertaking of the partners of the General Partner pursuant to Section </w:t></w:r><w:r><w:t>14.7.</w:t></w:r><w:del w:id="13" w:author="IntegrationTest" w:date="2026-02-22T03:05:13.231Z"><w:r><w:rPr><w:u w:val="single"/></w:rPr><w:delText>3</w:delText></w:r></w:del><w:ins w:id="14" w:author="IntegrationTest" w:date="2026-02-22T03:05:13.231Z"><w:r><w:t>4</w:t></w:r></w:ins><w:r><w:t>, and any taxes or other expenses incurred by the Fun</w:t></w:r><w:r><w:t>d or the General Partner or any of its Affiliates in respect of Carried Interest.</w:t></w:r></w:p>
 <w:p><w:pPr><w:pStyle w:val="Article5L2"></w:pStyle><w:tabs><w:tab w:val="left" w:pos="720"></w:tab></w:tabs><w:ind w:firstLine="0"></w:ind></w:pPr><w:r><w:rPr><w:b/></w:rPr><w:t>Currency</w:t></w:r><w:r><w:t xml:space="preserve">.  All contributions by and distributions to the Partners, all calculations pursuant to the terms of this Agreement and all accounts of the Partners or the Fund shall</w:t></w:r><w:r><w:t xml:space="preserve"> be made, prepared and maintained (as the case may be) in </w:t></w:r><w:r><w:rPr><w:b/></w:rPr><w:t>[</w:t></w:r><w:r><w:rPr><w:highlight w:val="yellow"/></w:rPr><w:t>US$</w:t></w:r><w:r><w:rPr><w:b/></w:rPr><w:t>]</w:t></w:r><w:r><w:t>.</w:t></w:r></w:p>
 <w:p><w:pPr><w:pStyle w:val="Article5L2"></w:pStyle><w:tabs><w:tab w:val="left" w:pos="720"></w:tab></w:tabs><w:ind w:firstLine="0"></w:ind></w:pPr><w:r><w:rPr><w:b/></w:rPr><w:t>Parallel Vehicles</w:t></w:r><w:r><w:t>.</w:t></w:r></w:p>
 <w:p><w:pPr><w:pStyle w:val="Article5L3"></w:pStyle><w:tabs><w:tab w:val="left" w:pos="1440"></w:tab></w:tabs><w:ind w:left="0" w:firstLine="720"></w:ind></w:pPr><w:r><w:t>On or prior to the Final Closing Date, the General Partner or an Affiliate thereof may, to accommodate legal, tax or regulatory considerations of certain investors, form on</w:t></w:r><w:r><w:t>e or more pooled investment vehicles to co-invest with the Fund (each, a “</w:t></w:r><w:r><w:rPr><w:b/></w:rPr><w:t>Parallel Vehicle</w:t></w:r><w:r><w:t xml:space="preserve">”).  Each Parallel Vehicle shall be controlled by the General Partner or an Affiliate thereof, shall be managed by the Fund Manager or an Affiliate thereof, and shall</w:t></w:r><w:r><w:t xml:space="preserve"> be governed by organizational documents containing provisions substantially the same in all material respects as those of the Fund (including this Agreement), with only such differences </w:t></w:r><w:r><w:t>as may be required, or requested by the Investors therein, to accommo</w:t></w:r><w:r><w:t xml:space="preserve">date the legal, tax or regulatory considerations referred to in the preceding sentence.  The General Partner shall, subject to such legal, tax or regulatory considerations, cause each Parallel Vehicle to co-invest with the Fund in each Portfolio Company in</w:t></w:r><w:r><w:t xml:space="preserve"> proportion to the respective capital commitments of the Parallel Vehicles and the Fund.  All references in this Section </w:t></w:r><w:r><w:t>2.8</w:t></w:r><w:r><w:t xml:space="preserve"> (</w:t></w:r><w:r><w:rPr><w:i/></w:rPr><w:t>Parallel Vehicles</w:t></w:r><w:r><w:t xml:space="preserve">) to the Investors of </w:t></w:r><w:r><w:t>a Parallel Vehicle shall be deemed to include all Investors in a Parallel Vehicle formed as a vehicle other than a limited partnership.</w:t></w:r></w:p>
@@ -481,7 +481,7 @@
 <w:p><w:pPr><w:pStyle w:val="Article5L3"></w:pStyle><w:tabs><w:tab w:val="left" w:pos="1440"></w:tab></w:tabs><w:ind w:left="0" w:firstLine="720"></w:ind></w:pPr><w:r><w:t>On the Remov</w:t></w:r><w:r><w:t>al Date:</w:t></w:r></w:p>
 <w:p><w:pPr><w:pStyle w:val="Article5L4"></w:pStyle><w:tabs><w:tab w:val="left" w:pos="2520"></w:tab></w:tabs><w:ind w:left="720" w:firstLine="720"></w:ind></w:pPr><w:r><w:t>with respect to the delivery of a Removal For Cause Notice</w:t></w:r><w:r><w:t>:</w:t></w:r></w:p>
 <w:p><w:pPr><w:pStyle w:val="Article5L8"></w:pStyle><w:tabs><w:tab w:val="left" w:pos="3240"></w:tab></w:tabs><w:ind w:left="1440" w:firstLine="720"></w:ind></w:pPr><w:r><w:t>the right of the Fund Manager to receive installments of the Management Fee shall immediately and automatically terminate without further compensation, and no further payments of the Mana</w:t></w:r><w:r><w:t>gement Fee shall be made to the Fund Manager;</w:t></w:r><w:r><w:t xml:space="preserve"> </w:t></w:r></w:p>
-<w:p><w:pPr><w:pStyle w:val="Article5L8"></w:pStyle><w:tabs><w:tab w:val="left" w:pos="3240"></w:tab></w:tabs><w:ind w:left="1440" w:firstLine="720"></w:ind></w:pPr><w:r><w:t>the right of the removed General Partner to receive further distributions of Carried Interest from the Fund (including pursuant to Article </w:t></w:r><w:r><w:t>14</w:t></w:r><w:r><w:t xml:space="preserve"> (</w:t></w:r><w:r><w:rPr><w:i/></w:rPr><w:t>Distributions; Allocations</w:t></w:r><w:r><w:t xml:space="preserve">)) shall </w:t></w:r><w:r><w:t>immediately and automatically terminate, no further distributions of Carried Interest shall be made to the removed General Partner, and any amounts retained in the Escrow Account pursuant to Sect</w:t></w:r><w:r><w:t>ion </w:t></w:r><w:r><w:t>14.7.</w:t></w:r><w:del w:id="15" w:author="IntegrationTest" w:date="2026-02-21T18:24:09.096Z"><w:r><w:delText>2</w:delText></w:r></w:del><w:ins w:id="16" w:author="IntegrationTest" w:date="2026-02-21T18:24:09.096Z"><w:r><w:t>3</w:t></w:r></w:ins><w:r><w:t xml:space="preserve"> shall immediately be returned to the Fund for distribution to the Limited Partners; and </w:t></w:r></w:p>
+<w:p><w:pPr><w:pStyle w:val="Article5L8"></w:pStyle><w:tabs><w:tab w:val="left" w:pos="3240"></w:tab></w:tabs><w:ind w:left="1440" w:firstLine="720"></w:ind></w:pPr><w:r><w:t>the right of the removed General Partner to receive further distributions of Carried Interest from the Fund (including pursuant to Article </w:t></w:r><w:r><w:t>14</w:t></w:r><w:r><w:t xml:space="preserve"> (</w:t></w:r><w:r><w:rPr><w:i/></w:rPr><w:t>Distributions; Allocations</w:t></w:r><w:r><w:t xml:space="preserve">)) shall </w:t></w:r><w:r><w:t>immediately and automatically terminate, no further distributions of Carried Interest shall be made to the removed General Partner, and any amounts retained in the Escrow Account pursuant to Sect</w:t></w:r><w:r><w:t>ion </w:t></w:r><w:r><w:t>14.7.</w:t></w:r><w:del w:id="15" w:author="IntegrationTest" w:date="2026-02-22T03:05:13.231Z"><w:r><w:delText>2</w:delText></w:r></w:del><w:ins w:id="16" w:author="IntegrationTest" w:date="2026-02-22T03:05:13.231Z"><w:r><w:t>3</w:t></w:r></w:ins><w:r><w:t xml:space="preserve"> shall immediately be returned to the Fund for distribution to the Limited Partners; and </w:t></w:r></w:p>
 <w:p><w:pPr><w:pStyle w:val="Article5L8"></w:pStyle><w:tabs><w:tab w:val="left" w:pos="3240"></w:tab></w:tabs><w:ind w:left="1440" w:firstLine="720"></w:ind></w:pPr><w:r><w:t xml:space="preserve">in respect of its Commitment, the removed General Partner shall be treated as a Limited Partner, without any further action being required by any Person, and for </w:t></w:r><w:r><w:t>the avoidance of doubt, in that regard, shall be considered an “Affiliated Partner” for the purposes of Section </w:t></w:r><w:r><w:t>10.2</w:t></w:r><w:r><w:t xml:space="preserve"> (</w:t></w:r><w:r><w:rPr><w:i/></w:rPr><w:t>Consequences of Removal Notice</w:t></w:r><w:r><w:t xml:space="preserve">).  </w:t></w:r></w:p>
 <w:p><w:pPr><w:pStyle w:val="Article5L4"></w:pStyle><w:tabs><w:tab w:val="left" w:pos="2520"></w:tab></w:tabs><w:ind w:left="720" w:firstLine="720"></w:ind></w:pPr><w:r><w:t>with respect</w:t></w:r><w:r><w:t xml:space="preserve"> to the delivery of a Removal Without Cause Notice:</w:t></w:r></w:p>
 <w:p><w:pPr><w:pStyle w:val="Article5L8"></w:pStyle><w:tabs><w:tab w:val="left" w:pos="3240"></w:tab></w:tabs><w:ind w:left="1440" w:firstLine="720"></w:ind></w:pPr><w:r><w:t xml:space="preserve">the right of the Fund Manager to receive installments of the Management Fee shall immediately and automatically terminate without further </w:t></w:r><w:r><w:t xml:space="preserve">compensation, and no further payments of the Management Fee shall </w:t></w:r><w:r><w:t>be made to the Fund Manager</w:t></w:r><w:r><w:t xml:space="preserve">; </w:t></w:r></w:p>
@@ -499,7 +499,7 @@
 <w:p><w:pPr><w:pStyle w:val="Article5L2"></w:pStyle><w:tabs><w:tab w:val="left" w:pos="720"></w:tab></w:tabs><w:ind w:firstLine="0"></w:ind></w:pPr><w:r><w:rPr><w:b/></w:rPr><w:t>Co-operation on Removal</w:t></w:r><w:r><w:t xml:space="preserve">.  If the General Partner is removed or replaced, the removed General Partner and the Fund Manager shall:</w:t></w:r></w:p>
 <w:p><w:pPr><w:pStyle w:val="Article5L3"></w:pStyle><w:tabs><w:tab w:val="left" w:pos="1440"></w:tab></w:tabs><w:ind w:left="0" w:firstLine="720"></w:ind></w:pPr><w:r><w:t>pr</w:t></w:r><w:r><w:t>ovide to the replacement General Partner (or such other Person as has been notified to the removed General Partner and the Fund Manager with the approval of a Majority in Interest) or the liquidator of the Fund, all books of accounts, records, registers an</w:t></w:r><w:r><w:t>d other documents belonging to the Fund; and</w:t></w:r></w:p>
 <w:p><w:pPr><w:pStyle w:val="Article5L3"></w:pStyle><w:tabs><w:tab w:val="left" w:pos="1440"></w:tab></w:tabs><w:ind w:left="0" w:firstLine="720"></w:ind></w:pPr><w:r><w:t xml:space="preserve">use its best efforts to transfer control of the Fund and all assets of the Fund to such replacement General Partner or other Person without delay. </w:t></w:r></w:p>
-<w:p><w:pPr><w:pStyle w:val="Article5L2"></w:pStyle><w:tabs><w:tab w:val="left" w:pos="720"></w:tab></w:tabs><w:ind w:firstLine="0"></w:ind></w:pPr><w:r><w:rPr><w:b/></w:rPr><w:t>Consequences of Termination Notice.</w:t></w:r><w:r><w:t xml:space="preserve">  Upon the delivery of a Rem</w:t></w:r><w:r><w:t>oval For Cause Notice or a Removal Without Cause Notice in accordance with Section </w:t></w:r><w:r><w:t>10.1</w:t></w:r><w:r><w:t xml:space="preserve"> (</w:t></w:r><w:r><w:rPr><w:i/></w:rPr><w:t>Removal/Termination Notice</w:t></w:r><w:r><w:t xml:space="preserve">) in which </w:t></w:r><w:r><w:t xml:space="preserve">the Limited Partners elect to terminate </w:t></w:r><w:r><w:t xml:space="preserve">the Fund, the Fund shall be dissolved and wound up in accordance with Section </w:t></w:r><w:r><w:t>18.2</w:t></w:r><w:r><w:t xml:space="preserve"> (</w:t></w:r><w:r><w:rPr><w:i/></w:rPr><w:t>Dissolution</w:t></w:r><w:r><w:t xml:space="preserve">) and Section </w:t></w:r><w:r><w:t>18.3</w:t></w:r><w:r><w:t xml:space="preserve"> (</w:t></w:r><w:r><w:rPr><w:i/></w:rPr><w:t>Winding Up</w:t></w:r><w:r><w:t xml:space="preserve">); </w:t></w:r><w:r><w:rPr><w:u w:val="single"/></w:rPr><w:t>provided</w:t></w:r><w:r><w:t xml:space="preserve"> that with respect to a termination of the Fund on delivery of a Removal for Cause Notice, the right of the General Partner to receive further distributions of Carried In</w:t></w:r><w:r><w:t>terest from the Fund shall immediately and automatically terminate, no further distributions of Carried Interest shall be made to the General Partner, and any amounts retained in the Escrow Account pursuant to Section</w:t></w:r><w:del w:id="17" w:author="IntegrationTest" w:date="2026-02-21T18:24:09.096Z"><w:r><w:delText xml:space="preserve"> </w:delText></w:r></w:del><w:ins w:id="18" w:author="IntegrationTest" w:date="2026-02-21T18:24:09.096Z"><w:r><w:t> </w:t></w:r></w:ins><w:r><w:t>14.7.</w:t></w:r><w:del w:id="19" w:author="IntegrationTest" w:date="2026-02-21T18:24:09.096Z"><w:r><w:delText>2</w:delText></w:r></w:del><w:ins w:id="20" w:author="IntegrationTest" w:date="2026-02-21T18:24:09.096Z"><w:r><w:t>3</w:t></w:r></w:ins><w:r><w:t xml:space="preserve"> shall immediately be returned to the Fund for distribution to the Limited Partners[; </w:t></w:r><w:r><w:rPr><w:u w:val="single"/></w:rPr><w:t>provided</w:t></w:r><w:r><w:t xml:space="preserve">, </w:t></w:r><w:r><w:rPr><w:u w:val="single"/></w:rPr><w:t>further</w:t></w:r><w:r><w:t xml:space="preserve"> that with respect to a termination of the Fund on delivery of a Removal Without Cause Notice,</w:t></w:r><w:r><w:t xml:space="preserve"> the General Partner’s entitlement to receive further distributions of Carried Interest shall be immediately and automatically reduced to </w:t></w:r><w:r><w:rPr><w:b/></w:rPr><w:t>[</w:t></w:r><w:r><w:rPr><w:b/><w:highlight w:val="yellow"/></w:rPr><w:t>___</w:t></w:r><w:r><w:rPr><w:b/></w:rPr><w:t>]</w:t></w:r><w:r><w:t>% of the Carried Interest to which it is otherwise entitled].</w:t></w:r></w:p>
+<w:p><w:pPr><w:pStyle w:val="Article5L2"></w:pStyle><w:tabs><w:tab w:val="left" w:pos="720"></w:tab></w:tabs><w:ind w:firstLine="0"></w:ind></w:pPr><w:r><w:rPr><w:b/></w:rPr><w:t>Consequences of Termination Notice.</w:t></w:r><w:r><w:t xml:space="preserve">  Upon the delivery of a Rem</w:t></w:r><w:r><w:t>oval For Cause Notice or a Removal Without Cause Notice in accordance with Section </w:t></w:r><w:r><w:t>10.1</w:t></w:r><w:r><w:t xml:space="preserve"> (</w:t></w:r><w:r><w:rPr><w:i/></w:rPr><w:t>Removal/Termination Notice</w:t></w:r><w:r><w:t xml:space="preserve">) in which </w:t></w:r><w:r><w:t xml:space="preserve">the Limited Partners elect to terminate </w:t></w:r><w:r><w:t xml:space="preserve">the Fund, the Fund shall be dissolved and wound up in accordance with Section </w:t></w:r><w:r><w:t>18.2</w:t></w:r><w:r><w:t xml:space="preserve"> (</w:t></w:r><w:r><w:rPr><w:i/></w:rPr><w:t>Dissolution</w:t></w:r><w:r><w:t xml:space="preserve">) and Section </w:t></w:r><w:r><w:t>18.3</w:t></w:r><w:r><w:t xml:space="preserve"> (</w:t></w:r><w:r><w:rPr><w:i/></w:rPr><w:t>Winding Up</w:t></w:r><w:r><w:t xml:space="preserve">); </w:t></w:r><w:r><w:rPr><w:u w:val="single"/></w:rPr><w:t>provided</w:t></w:r><w:r><w:t xml:space="preserve"> that with respect to a termination of the Fund on delivery of a Removal for Cause Notice, the right of the General Partner to receive further distributions of Carried In</w:t></w:r><w:r><w:t>terest from the Fund shall immediately and automatically terminate, no further distributions of Carried Interest shall be made to the General Partner, and any amounts retained in the Escrow Account pursuant to Section</w:t></w:r><w:del w:id="17" w:author="IntegrationTest" w:date="2026-02-22T03:05:13.231Z"><w:r><w:delText xml:space="preserve"> </w:delText></w:r></w:del><w:ins w:id="18" w:author="IntegrationTest" w:date="2026-02-22T03:05:13.231Z"><w:r><w:t> </w:t></w:r></w:ins><w:r><w:t>14.7.</w:t></w:r><w:del w:id="19" w:author="IntegrationTest" w:date="2026-02-22T03:05:13.231Z"><w:r><w:delText>2</w:delText></w:r></w:del><w:ins w:id="20" w:author="IntegrationTest" w:date="2026-02-22T03:05:13.231Z"><w:r><w:t>3</w:t></w:r></w:ins><w:r><w:t xml:space="preserve"> shall immediately be returned to the Fund for distribution to the Limited Partners[; </w:t></w:r><w:r><w:rPr><w:u w:val="single"/></w:rPr><w:t>provided</w:t></w:r><w:r><w:t xml:space="preserve">, </w:t></w:r><w:r><w:rPr><w:u w:val="single"/></w:rPr><w:t>further</w:t></w:r><w:r><w:t xml:space="preserve"> that with respect to a termination of the Fund on delivery of a Removal Without Cause Notice,</w:t></w:r><w:r><w:t xml:space="preserve"> the General Partner’s entitlement to receive further distributions of Carried Interest shall be immediately and automatically reduced to </w:t></w:r><w:r><w:rPr><w:b/></w:rPr><w:t>[</w:t></w:r><w:r><w:rPr><w:b/><w:highlight w:val="yellow"/></w:rPr><w:t>___</w:t></w:r><w:r><w:rPr><w:b/></w:rPr><w:t>]</w:t></w:r><w:r><w:t>% of the Carried Interest to which it is otherwise entitled].</w:t></w:r></w:p>
 <w:p><w:pPr><w:pStyle w:val="Article5L1"></w:pStyle><w:rPr><w:b></w:b></w:rPr></w:pPr><w:r><w:rPr><w:b/></w:rPr><w:t>Key Person Event</w:t></w:r><w:r><w:rPr><w:b/></w:rPr><w:t>; Suspension</w:t></w:r></w:p>
 <w:p><w:pPr><w:pStyle w:val="Article5L2"></w:pStyle><w:tabs><w:tab w:val="left" w:pos="720"></w:tab></w:tabs><w:ind w:firstLine="0"></w:ind></w:pPr><w:r><w:t>The General Partner sh</w:t></w:r><w:r><w:t xml:space="preserve">all immediately notify each Limited Partner in writing of the occurrence of any Key Person Event. </w:t></w:r></w:p>
 <w:p><w:pPr><w:pStyle w:val="Article5L2"></w:pStyle><w:tabs><w:tab w:val="left" w:pos="720"></w:tab></w:tabs><w:ind w:firstLine="0"></w:ind></w:pPr><w:r><w:t>Upon the occurrence of a Key Person Event, the Commitment Period shall automatically and immediately be suspended until a Majority in Interest approves in wr</w:t></w:r><w:r><w:t>iting a remediation plan for such Key Person Event or otherwise waives such suspension generally or with respect to one or more specified Portfolio Investments.</w:t></w:r></w:p>
@@ -563,11 +563,11 @@
 <w:p><w:pPr><w:pStyle w:val="Article5L3"></w:pStyle><w:tabs><w:tab w:val="left" w:pos="1440"></w:tab></w:tabs><w:ind w:left="0" w:firstLine="720"></w:ind></w:pPr><w:r><w:t>Each distribution shall be accompanied by a distribution notice consistent with the requirements of the ILPA Capital Call</w:t></w:r><w:r><w:t xml:space="preserve"> and Distribution Notice Template (and including at least a description of the source and nature of the Distributable Proceeds, the calculation of the amount being distributed including Carried Interest, and any amounts that increase Remaining Commitments </w:t></w:r><w:r><w:t xml:space="preserve">pursuant to Section </w:t></w:r><w:r><w:t>6.4</w:t></w:r><w:r><w:t xml:space="preserve"> (</w:t></w:r><w:r><w:rPr><w:i/></w:rPr><w:t>Reinvestment</w:t></w:r><w:r><w:t>)).</w:t></w:r></w:p>
 <w:p><w:pPr><w:pStyle w:val="Article5L2"></w:pStyle><w:tabs><w:tab w:val="left" w:pos="720"></w:tab></w:tabs><w:ind w:firstLine="0"></w:ind></w:pPr><w:r><w:rPr><w:b/></w:rPr><w:t>Distributions of Temporary Investment Income</w:t></w:r><w:r><w:t xml:space="preserve">.  Subject to </w:t></w:r><w:r><w:t>6.5</w:t></w:r><w:r><w:t xml:space="preserve"> (</w:t></w:r><w:r><w:rPr><w:i/></w:rPr><w:t>Use of Distributable Proceeds to Fund Drawdowns</w:t></w:r><w:r><w:t>), Distributable Proceeds comprised of Temporary Investment Income shall be distributed among the Partners (other than Defaulting Partners) in proportion to their S</w:t></w:r><w:r><w:t>haring Percentages with respect to the relevant Portfolio Investment.</w:t></w:r></w:p>
 <w:p><w:pPr><w:pStyle w:val="Article5L2"></w:pStyle><w:tabs><w:tab w:val="left" w:pos="720"></w:tab></w:tabs><w:ind w:firstLine="0"></w:ind></w:pPr><w:r><w:rPr><w:b/></w:rPr><w:t>Distributions of Distributable Proceeds</w:t></w:r><w:r><w:t xml:space="preserve">.  Subject to </w:t></w:r><w:r><w:t>6.5</w:t></w:r><w:r><w:t xml:space="preserve"> (</w:t></w:r><w:r><w:rPr><w:i/></w:rPr><w:t>Use of Distributable Proceeds to Fund</w:t></w:r><w:r><w:rPr><w:i/></w:rPr><w:t xml:space="preserve"> Drawdowns</w:t></w:r><w:r><w:t xml:space="preserve">), Distributable Proceeds (other than Temporary Investment Income) from any Portfolio Investment shall be initially apportioned among the Partners in proportion to their Sharing Percentages with respect to the applicable Portfolio Investment.  Th</w:t></w:r><w:r><w:t xml:space="preserve">e amount so apportioned to any Affiliated Partner shall be distributed to such Person and, except as otherwise provided in this Article </w:t></w:r><w:r><w:t>14</w:t></w:r><w:r><w:t xml:space="preserve"> (</w:t></w:r><w:r><w:rPr><w:i/></w:rPr><w:t>Distributions; Allocatio</w:t></w:r><w:r><w:rPr><w:i/></w:rPr><w:t>ns</w:t></w:r><w:r><w:t xml:space="preserve">) and Section </w:t></w:r><w:r><w:t>6.6</w:t></w:r><w:r><w:t xml:space="preserve"> (</w:t></w:r><w:r><w:rPr><w:i/></w:rPr><w:t>Defaulting Partners</w:t></w:r><w:r><w:t>), the amount so apportioned to each other Partner shall be distributed between the General Partner and such Partner as follow</w:t></w:r><w:r><w:t>s:</w:t></w:r></w:p>
-<w:p><w:pPr><w:pStyle w:val="Article5L3"></w:pStyle><w:tabs><w:tab w:val="left" w:pos="1440"></w:tab></w:tabs><w:ind w:left="0" w:firstLine="720"></w:ind></w:pPr><w:r><w:rPr><w:u w:val="single"/></w:rPr><w:t>First</w:t></w:r><w:r><w:t>, 100% to such Partner until such Partner has received cumulative distributions pursuant to this Section </w:t></w:r><w:r><w:t>14.3.1</w:t></w:r><w:r><w:t xml:space="preserve"> equal to </w:t></w:r><w:del w:id="21" w:author="IntegrationTest" w:date="2026-02-21T18:24:09.096Z"><w:r><w:delText>such Partner’s aggregate Capital Contribu</w:delText></w:r></w:del><w:ins w:id="22" w:author="IntegrationTest" w:date="2026-02-21T18:24:09.096Z"><w:r><w:t>the sum of (without duplica</w:t></w:r></w:ins><w:r><w:t>tion</w:t></w:r><w:del w:id="23" w:author="IntegrationTest" w:date="2026-02-21T18:24:09.096Z"><w:r><w:delText>s;</w:delText></w:r></w:del><w:ins w:id="24" w:author="IntegrationTest" w:date="2026-02-21T18:24:09.096Z"><w:r><w:t>):</w:t></w:r></w:ins></w:p>
-<w:p><w:pPr><w:pStyle w:val="Article5L4"></w:pStyle><w:tabs><w:tab w:val="left" w:pos="2520"></w:tab></w:tabs><w:ind w:left="720" w:firstLine="720"></w:ind></w:pPr><w:ins w:id="25" w:author="IntegrationTest" w:date="2026-02-21T18:24:09.096Z"><w:r><w:t>the Capital Contributions of such Partner used to fund the cost of (i) such Portfolio Investment, (ii) each Realized Investment, and (iii) aggregate Unrealized Losses; and</w:t></w:r></w:ins></w:p>
-<w:p><w:pPr><w:pStyle w:val="Article5L4"></w:pStyle><w:tabs><w:tab w:val="left" w:pos="2520"></w:tab></w:tabs><w:ind w:left="720" w:firstLine="720"></w:ind></w:pPr><w:ins w:id="26" w:author="IntegrationTest" w:date="2026-02-21T18:24:09.096Z"><w:r><w:t>the Capital Contributions of such Partner used to fund Fund Expenses including the M</w:t></w:r><w:r><w:t>anagement Fee;</w:t></w:r></w:ins></w:p>
+<w:p><w:pPr><w:pStyle w:val="Article5L3"></w:pStyle><w:tabs><w:tab w:val="left" w:pos="1440"></w:tab></w:tabs><w:ind w:left="0" w:firstLine="720"></w:ind></w:pPr><w:r><w:rPr><w:u w:val="single"/></w:rPr><w:t>First</w:t></w:r><w:r><w:t>, 100% to such Partner until such Partner has received cumulative distributions pursuant to this Section </w:t></w:r><w:r><w:t>14.3.1</w:t></w:r><w:r><w:t xml:space="preserve"> equal to </w:t></w:r><w:del w:id="21" w:author="IntegrationTest" w:date="2026-02-22T03:05:13.231Z"><w:r><w:delText>such Partner’s aggregate Capital Contribu</w:delText></w:r></w:del><w:ins w:id="22" w:author="IntegrationTest" w:date="2026-02-22T03:05:13.231Z"><w:r><w:t>the sum of (without duplica</w:t></w:r></w:ins><w:r><w:t>tion</w:t></w:r><w:del w:id="23" w:author="IntegrationTest" w:date="2026-02-22T03:05:13.231Z"><w:r><w:delText>s;</w:delText></w:r></w:del><w:ins w:id="24" w:author="IntegrationTest" w:date="2026-02-22T03:05:13.231Z"><w:r><w:t>):</w:t></w:r></w:ins></w:p>
+<w:p><w:pPr><w:pStyle w:val="Article5L4"></w:pStyle><w:tabs><w:tab w:val="left" w:pos="2520"></w:tab></w:tabs><w:ind w:left="720" w:firstLine="720"></w:ind></w:pPr><w:ins w:id="25" w:author="IntegrationTest" w:date="2026-02-22T03:05:13.231Z"><w:r><w:t>the Capital Contributions of such Partner used to fund the cost of (i) such Portfolio Investment, (ii) each Realized Investment, and (iii) aggregate Unrealized Losses; and</w:t></w:r></w:ins></w:p>
+<w:p><w:pPr><w:pStyle w:val="Article5L4"></w:pStyle><w:tabs><w:tab w:val="left" w:pos="2520"></w:tab></w:tabs><w:ind w:left="720" w:firstLine="720"></w:ind></w:pPr><w:ins w:id="26" w:author="IntegrationTest" w:date="2026-02-22T03:05:13.231Z"><w:r><w:t>the Capital Contributions of such Partner used to fund Fund Expenses including the M</w:t></w:r><w:r><w:t>anagement Fee;</w:t></w:r></w:ins></w:p>
 <w:p><w:pPr><w:pStyle w:val="Article5L3"></w:pStyle><w:tabs><w:tab w:val="left" w:pos="1440"></w:tab></w:tabs><w:ind w:left="0" w:firstLine="720"></w:ind><w:rPr><w:i></w:i></w:rPr></w:pPr><w:r><w:rPr><w:u w:val="single"/></w:rPr><w:t>Second</w:t></w:r><w:r><w:t xml:space="preserve">, 100% to such Partner until the cumulative amount distributed to such Partner pursuant to this Section </w:t></w:r><w:r><w:t>14.3.2</w:t></w:r><w:r><w:t xml:space="preserve"> is equal to the </w:t></w:r><w:r><w:t>Preferred Return f</w:t></w:r><w:r><w:t>or such Partner;</w:t></w:r></w:p>
-<w:p><w:pPr><w:pStyle w:val="Article5L3"></w:pStyle><w:tabs><w:tab w:val="left" w:pos="1440"></w:tab></w:tabs><w:ind w:left="0" w:firstLine="720"></w:ind><w:rPr><w:i></w:i></w:rPr></w:pPr><w:r><w:rPr><w:u w:val="single"/></w:rPr><w:t>Third</w:t></w:r><w:r><w:t>,</w:t></w:r><w:ins w:id="27" w:author="IntegrationTest" w:date="2026-02-21T18:24:09.096Z"><w:r><w:t xml:space="preserve"> either (i)</w:t></w:r></w:ins><w:r><w:t xml:space="preserve"> </w:t></w:r><w:r><w:rPr><w:b/></w:rPr><w:t>[</w:t></w:r><w:r><w:rPr><w:highlight w:val="yellow"/></w:rPr><w:t>80</w:t></w:r><w:r><w:rPr><w:b/></w:rPr><w:t>]</w:t></w:r><w:r><w:t xml:space="preserve">% to the General Partner and </w:t></w:r><w:r><w:rPr><w:b/></w:rPr><w:t>[</w:t></w:r><w:r><w:rPr><w:highlight w:val="yellow"/></w:rPr><w:t>20</w:t></w:r><w:r><w:rPr><w:b/></w:rPr><w:t>]</w:t></w:r><w:r><w:t xml:space="preserve">% to such Partner </w:t></w:r><w:del w:id="28" w:author="IntegrationTest" w:date="2026-02-21T18:24:09.096Z"><w:r><w:delText>until the General</w:delText></w:r></w:del><w:ins w:id="29" w:author="IntegrationTest" w:date="2026-02-21T18:24:09.096Z"><w:r><w:t>or (ii) 100% to such</w:t></w:r></w:ins><w:r><w:t xml:space="preserve"> Partner</w:t></w:r><w:ins w:id="30" w:author="IntegrationTest" w:date="2026-02-21T18:24:09.096Z"><w:r><w:t>,</w:t></w:r></w:ins><w:r><w:t xml:space="preserve"> </w:t></w:r><w:del w:id="31" w:author="IntegrationTest" w:date="2026-02-21T18:24:09.096Z"><w:r><w:delText>h</w:delText></w:r></w:del><w:r><w:t xml:space="preserve">as </w:t></w:r><w:del w:id="32" w:author="IntegrationTest" w:date="2026-02-21T18:24:09.096Z"><w:r><w:delText>received</w:delText></w:r></w:del><w:ins w:id="33" w:author="IntegrationTest" w:date="2026-02-21T18:24:09.096Z"><w:r><w:t>appropriate, until the</w:t></w:r></w:ins><w:r><w:t xml:space="preserve"> cumulative distributions </w:t></w:r><w:ins w:id="34" w:author="IntegrationTest" w:date="2026-02-21T18:24:09.096Z"><w:r><w:t xml:space="preserve">received by the General Partner </w:t></w:r></w:ins><w:r><w:t xml:space="preserve">with respect to such Partner pursuant to </w:t></w:r><w:del w:id="35" w:author="IntegrationTest" w:date="2026-02-21T18:24:09.096Z"><w:r><w:delText xml:space="preserve">this </w:delText></w:r></w:del><w:r><w:t>Section </w:t></w:r><w:r><w:t>14.3</w:t></w:r><w:del w:id="36" w:author="IntegrationTest" w:date="2026-02-21T18:24:09.096Z"><w:r><w:delText>.3</w:delText></w:r></w:del><w:r><w:t xml:space="preserve"> equal to </w:t></w:r><w:r><w:rPr><w:b/></w:rPr><w:t>[</w:t></w:r><w:r><w:rPr><w:highlight w:val="yellow"/></w:rPr><w:t>20</w:t></w:r><w:r><w:rPr><w:b/></w:rPr><w:t>]</w:t></w:r><w:r><w:t>% of</w:t></w:r><w:ins w:id="37" w:author="IntegrationTest" w:date="2026-02-21T18:24:09.096Z"><w:r><w:t xml:space="preserve"> the excess of (x)</w:t></w:r></w:ins><w:r><w:t xml:space="preserve"> the cumulative amount of distributions made or being made to</w:t></w:r><w:del w:id="38" w:author="IntegrationTest" w:date="2026-02-21T18:24:09.096Z"><w:r><w:delText xml:space="preserve"> (i)</w:delText></w:r></w:del><w:r><w:t xml:space="preserve"> such Partner </w:t></w:r><w:del w:id="39" w:author="IntegrationTest" w:date="2026-02-21T18:24:09.096Z"><w:r><w:delText>pursuant to Section </w:delText></w:r><w:r><w:delText>14.3.2</w:delText></w:r><w:r><w:delText xml:space="preserve"> and this Section </w:delText></w:r><w:r><w:delText>14.3.3</w:delText></w:r><w:r><w:delText xml:space="preserve"> and (ii)</w:delText></w:r></w:del><w:ins w:id="40" w:author="IntegrationTest" w:date="2026-02-21T18:24:09.096Z"><w:r><w:t>and to</w:t></w:r></w:ins><w:r><w:t xml:space="preserve"> the General Partner with respect to</w:t></w:r><w:r><w:t xml:space="preserve"> such Partner pursuant to </w:t></w:r><w:del w:id="41" w:author="IntegrationTest" w:date="2026-02-21T18:24:09.096Z"><w:r><w:delText>this</w:delText></w:r></w:del><w:ins w:id="42" w:author="IntegrationTest" w:date="2026-02-21T18:24:09.096Z"><w:r><w:t>Section </w:t></w:r><w:r><w:t>14.3</w:t></w:r><w:r><w:t xml:space="preserve"> over (y) the Capital Contributions of such Partner described in</w:t></w:r></w:ins><w:r><w:t xml:space="preserve"> Section</w:t></w:r><w:del w:id="43" w:author="IntegrationTest" w:date="2026-02-21T18:24:09.096Z"><w:r><w:delText> </w:delText></w:r></w:del><w:ins w:id="44" w:author="IntegrationTest" w:date="2026-02-21T18:24:09.096Z"><w:r><w:t xml:space="preserve"> </w:t></w:r></w:ins><w:r><w:t>14.3.</w:t></w:r><w:del w:id="45" w:author="IntegrationTest" w:date="2026-02-21T18:24:09.096Z"><w:r><w:delText>3</w:delText></w:r></w:del><w:ins w:id="46" w:author="IntegrationTest" w:date="2026-02-21T18:24:09.096Z"><w:r><w:t>1</w:t></w:r></w:ins><w:r><w:t>; and</w:t></w:r></w:p>
+<w:p><w:pPr><w:pStyle w:val="Article5L3"></w:pStyle><w:tabs><w:tab w:val="left" w:pos="1440"></w:tab></w:tabs><w:ind w:left="0" w:firstLine="720"></w:ind><w:rPr><w:i></w:i></w:rPr></w:pPr><w:r><w:rPr><w:u w:val="single"/></w:rPr><w:t>Third</w:t></w:r><w:r><w:t>,</w:t></w:r><w:ins w:id="27" w:author="IntegrationTest" w:date="2026-02-22T03:05:13.231Z"><w:r><w:t xml:space="preserve"> either (i)</w:t></w:r></w:ins><w:r><w:t xml:space="preserve"> </w:t></w:r><w:r><w:rPr><w:b/></w:rPr><w:t>[</w:t></w:r><w:r><w:rPr><w:highlight w:val="yellow"/></w:rPr><w:t>80</w:t></w:r><w:r><w:rPr><w:b/></w:rPr><w:t>]</w:t></w:r><w:r><w:t xml:space="preserve">% to the General Partner and </w:t></w:r><w:r><w:rPr><w:b/></w:rPr><w:t>[</w:t></w:r><w:r><w:rPr><w:highlight w:val="yellow"/></w:rPr><w:t>20</w:t></w:r><w:r><w:rPr><w:b/></w:rPr><w:t>]</w:t></w:r><w:r><w:t xml:space="preserve">% to such Partner </w:t></w:r><w:del w:id="28" w:author="IntegrationTest" w:date="2026-02-22T03:05:13.231Z"><w:r><w:delText>until the General</w:delText></w:r></w:del><w:ins w:id="29" w:author="IntegrationTest" w:date="2026-02-22T03:05:13.231Z"><w:r><w:t>or (ii) 100% to such</w:t></w:r></w:ins><w:r><w:t xml:space="preserve"> Partner</w:t></w:r><w:ins w:id="30" w:author="IntegrationTest" w:date="2026-02-22T03:05:13.231Z"><w:r><w:t>,</w:t></w:r></w:ins><w:r><w:t xml:space="preserve"> </w:t></w:r><w:del w:id="31" w:author="IntegrationTest" w:date="2026-02-22T03:05:13.231Z"><w:r><w:delText>h</w:delText></w:r></w:del><w:r><w:t xml:space="preserve">as </w:t></w:r><w:del w:id="32" w:author="IntegrationTest" w:date="2026-02-22T03:05:13.231Z"><w:r><w:delText>received</w:delText></w:r></w:del><w:ins w:id="33" w:author="IntegrationTest" w:date="2026-02-22T03:05:13.231Z"><w:r><w:t>appropriate, until the</w:t></w:r></w:ins><w:r><w:t xml:space="preserve"> cumulative distributions </w:t></w:r><w:ins w:id="34" w:author="IntegrationTest" w:date="2026-02-22T03:05:13.231Z"><w:r><w:t xml:space="preserve">received by the General Partner </w:t></w:r></w:ins><w:r><w:t xml:space="preserve">with respect to such Partner pursuant to </w:t></w:r><w:del w:id="35" w:author="IntegrationTest" w:date="2026-02-22T03:05:13.231Z"><w:r><w:delText xml:space="preserve">this </w:delText></w:r></w:del><w:r><w:t>Section </w:t></w:r><w:r><w:t>14.3</w:t></w:r><w:del w:id="36" w:author="IntegrationTest" w:date="2026-02-22T03:05:13.231Z"><w:r><w:delText>.3</w:delText></w:r></w:del><w:r><w:t xml:space="preserve"> equal to </w:t></w:r><w:r><w:rPr><w:b/></w:rPr><w:t>[</w:t></w:r><w:r><w:rPr><w:highlight w:val="yellow"/></w:rPr><w:t>20</w:t></w:r><w:r><w:rPr><w:b/></w:rPr><w:t>]</w:t></w:r><w:r><w:t>% of</w:t></w:r><w:ins w:id="37" w:author="IntegrationTest" w:date="2026-02-22T03:05:13.231Z"><w:r><w:t xml:space="preserve"> the excess of (x)</w:t></w:r></w:ins><w:r><w:t xml:space="preserve"> the cumulative amount of distributions made or being made to</w:t></w:r><w:del w:id="38" w:author="IntegrationTest" w:date="2026-02-22T03:05:13.231Z"><w:r><w:delText xml:space="preserve"> (i)</w:delText></w:r></w:del><w:r><w:t xml:space="preserve"> such Partner </w:t></w:r><w:del w:id="39" w:author="IntegrationTest" w:date="2026-02-22T03:05:13.231Z"><w:r><w:delText>pursuant to Section </w:delText></w:r><w:r><w:delText>14.3.2</w:delText></w:r><w:r><w:delText xml:space="preserve"> and this Section </w:delText></w:r><w:r><w:delText>14.3.3</w:delText></w:r><w:r><w:delText xml:space="preserve"> and (ii)</w:delText></w:r></w:del><w:ins w:id="40" w:author="IntegrationTest" w:date="2026-02-22T03:05:13.231Z"><w:r><w:t>and to</w:t></w:r></w:ins><w:r><w:t xml:space="preserve"> the General Partner with respect to</w:t></w:r><w:r><w:t xml:space="preserve"> such Partner pursuant to </w:t></w:r><w:del w:id="41" w:author="IntegrationTest" w:date="2026-02-22T03:05:13.231Z"><w:r><w:delText>this</w:delText></w:r></w:del><w:ins w:id="42" w:author="IntegrationTest" w:date="2026-02-22T03:05:13.231Z"><w:r><w:t>Section </w:t></w:r><w:r><w:t>14.3</w:t></w:r><w:r><w:t xml:space="preserve"> over (y) the Capital Contributions of such Partner described in</w:t></w:r></w:ins><w:r><w:t xml:space="preserve"> Section</w:t></w:r><w:del w:id="43" w:author="IntegrationTest" w:date="2026-02-22T03:05:13.231Z"><w:r><w:delText> </w:delText></w:r></w:del><w:ins w:id="44" w:author="IntegrationTest" w:date="2026-02-22T03:05:13.231Z"><w:r><w:t xml:space="preserve"> </w:t></w:r></w:ins><w:r><w:t>14.3.</w:t></w:r><w:del w:id="45" w:author="IntegrationTest" w:date="2026-02-22T03:05:13.231Z"><w:r><w:delText>3</w:delText></w:r></w:del><w:ins w:id="46" w:author="IntegrationTest" w:date="2026-02-22T03:05:13.231Z"><w:r><w:t>1</w:t></w:r></w:ins><w:r><w:t>; and</w:t></w:r></w:p>
 <w:p><w:pPr><w:pStyle w:val="Article5L3"></w:pStyle><w:tabs><w:tab w:val="left" w:pos="1440"></w:tab></w:tabs><w:ind w:left="0" w:firstLine="720"></w:ind></w:pPr><w:r><w:rPr><w:u w:val="single"/></w:rPr><w:t>Fourth</w:t></w:r><w:r><w:t xml:space="preserve">, thereafter, (i) </w:t></w:r><w:r><w:rPr><w:b/></w:rPr><w:t>[</w:t></w:r><w:r><w:rPr><w:highlight w:val="yellow"/></w:rPr><w:t>20</w:t></w:r><w:r><w:rPr><w:b/></w:rPr><w:t>]</w:t></w:r><w:r><w:t xml:space="preserve">% to the General Partner and (ii) </w:t></w:r><w:r><w:rPr><w:b/></w:rPr><w:t>[</w:t></w:r><w:r><w:rPr><w:highlight w:val="yellow"/></w:rPr><w:t>80</w:t></w:r><w:r><w:rPr><w:b/></w:rPr><w:t>]</w:t></w:r><w:r><w:t>% to such Partner.</w:t></w:r></w:p>
 <w:p><w:pPr><w:pStyle w:val="Article5L2"></w:pStyle><w:tabs><w:tab w:val="left" w:pos="720"></w:tab></w:tabs><w:ind w:firstLine="0"></w:ind></w:pPr><w:r><w:rPr><w:b/></w:rPr><w:t>Distributions in Kind</w:t></w:r><w:r><w:t>.</w:t></w:r></w:p>
 <w:p><w:pPr><w:pStyle w:val="Article5L3"></w:pStyle><w:tabs><w:tab w:val="left" w:pos="1440"></w:tab></w:tabs><w:ind w:left="0" w:firstLine="720"></w:ind></w:pPr><w:r><w:t xml:space="preserve">Prior to the final distribution of assets in connection with the dissolution and winding up of the </w:t></w:r><w:r><w:t xml:space="preserve">Fund, the Fund may distribute only cash or Marketable Securities to a Partner. </w:t></w:r></w:p>
@@ -581,16 +581,16 @@
 <w:p><w:pPr><w:pStyle w:val="Article5L3"></w:pStyle><w:tabs><w:tab w:val="left" w:pos="1440"></w:tab></w:tabs><w:ind w:left="0" w:firstLine="720"></w:ind></w:pPr><w:r><w:t xml:space="preserve">For purposes of this Section </w:t></w:r><w:r><w:t>14.6</w:t></w:r><w:r><w:t>, any obligation to pay any amount in respect of taxes (including withholding taxes</w:t></w:r><w:r><w:t xml:space="preserve"> and any interest, penalties or additions to tax) incurred by the Fund or the General Partner with respect to income of or distributions made to any Partner or former Partner shall constitute a Fund Expense.</w:t></w:r></w:p>
 <w:p><w:pPr><w:pStyle w:val="Article5L3"></w:pStyle><w:tabs><w:tab w:val="left" w:pos="1440"></w:tab></w:tabs><w:ind w:left="0" w:firstLine="720"></w:ind></w:pPr><w:r><w:t>Notwithstanding anything to the contrary provide</w:t></w:r><w:r><w:t xml:space="preserve">d herein, the General Partner, in its reasonable discretion, will determine the amount, if any, of any Tax Liability attributable to any Partner or former Partner.  For this purpose, the General Partner shall be entitled to treat any Limited Partner as ine</w:t></w:r><w:r><w:t>ligible for an exemption from or reduction in rate of such Tax Liability under a tax treaty or otherwise except to the extent that such Limited Partner provides the General Partner with such evidence as the General Partner or the relevant tax authorities m</w:t></w:r><w:r><w:t xml:space="preserve">ay require to establish such Limited Partner’s entitlement to such exemption or reduction, and may treat a Tax Liability as attributable to a Limited Partner to the extent the Tax Liability is due to the Limited Partner failing to provide such information </w:t></w:r><w:r><w:t>or certifications regarding the Limited Partner or its beneficial owners as the General Partner may reasonably request or as the relevant tax authorities may require.</w:t></w:r></w:p>
 <w:p><w:pPr><w:pStyle w:val="Article5L2"></w:pStyle><w:tabs><w:tab w:val="left" w:pos="720"></w:tab></w:tabs><w:ind w:firstLine="0"></w:ind></w:pPr><w:r><w:rPr><w:b/></w:rPr><w:t>Clawback</w:t></w:r><w:r><w:t>.</w:t></w:r></w:p>
-<w:p><w:pPr><w:pStyle w:val="Article5L3"></w:pStyle><w:tabs><w:tab w:val="left" w:pos="1440"></w:tab></w:tabs><w:ind w:left="0" w:firstLine="720"></w:ind></w:pPr><w:r><w:t xml:space="preserve">If, upon </w:t></w:r><w:del w:id="47" w:author="IntegrationTest" w:date="2026-02-21T18:24:09.096Z"><w:r><w:delText xml:space="preserve">any of </w:delText></w:r></w:del><w:r><w:t>(i)</w:t></w:r><w:del w:id="48" w:author="IntegrationTest" w:date="2026-02-21T18:24:09.096Z"><w:r><w:delText xml:space="preserve"> the first anniversary following the end of the Commitment Period, (ii) a Removal Date, (iii)</w:delText></w:r></w:del><w:r><w:t xml:space="preserve"> the liquidation of the Fund and final distribution to the Partners pursuant to Section </w:t></w:r><w:r><w:t>18.3.2.2</w:t></w:r><w:del w:id="49" w:author="IntegrationTest" w:date="2026-02-21T18:24:09.096Z"><w:r><w:delText>;</w:delText></w:r></w:del><w:r><w:t xml:space="preserve"> or (i</w:t></w:r><w:del w:id="50" w:author="IntegrationTest" w:date="2026-02-21T18:24:09.096Z"><w:r><w:delText>v</w:delText></w:r></w:del><w:ins w:id="51" w:author="IntegrationTest" w:date="2026-02-21T18:24:09.096Z"><w:r><w:t>i</w:t></w:r></w:ins><w:r><w:t>) any re-advance of any amounts pursuant to Secti</w:t></w:r><w:r><w:t>on </w:t></w:r><w:r><w:t>16.3</w:t></w:r><w:r><w:t xml:space="preserve"> (</w:t></w:r><w:r><w:rPr><w:i/></w:rPr><w:t>Limited Partner Giveback</w:t></w:r><w:r><w:t>)</w:t></w:r><w:ins w:id="52" w:author="IntegrationTest" w:date="2026-02-21T18:24:09.096Z"><w:r><w:t xml:space="preserve"> after the liquidation of the Fund and final distribution to the Partners pursuant to Section </w:t></w:r><w:r><w:t>18.3.2.2</w:t></w:r></w:ins><w:r><w:t>, with respect to any Limited Partner, either:</w:t></w:r></w:p>
-<w:p><w:pPr><w:pStyle w:val="Article5L4"></w:pStyle><w:numPr><w:ilvl w:val="0"></w:ilvl><w:numId w:val="0"></w:numId></w:numPr><w:tabs><w:tab w:val="left" w:pos="2160"></w:tab><w:tab w:val="left" w:pos="2250"></w:tab></w:tabs><w:ind w:left="720" w:firstLine="720"></w:ind></w:pPr><w:r><w:t xml:space="preserve">(I) </w:t></w:r><w:r><w:t xml:space="preserve">	the </w:t></w:r><w:r><w:t>General Partner</w:t></w:r><w:r><w:t xml:space="preserve"> has received cumulative distributions of Carried Interest pursuant to Section </w:t></w:r><w:r><w:t>14.3</w:t></w:r><w:r><w:t xml:space="preserve"> (</w:t></w:r><w:r><w:rPr><w:i/></w:rPr><w:t>Distributions of Distributable Proceeds</w:t></w:r><w:r><w:t xml:space="preserve">), Section </w:t></w:r><w:r><w:t>14.5</w:t></w:r><w:r><w:t xml:space="preserve"> (</w:t></w:r><w:r><w:rPr><w:i/></w:rPr><w:t>Tax Distributions</w:t></w:r><w:r><w:t>) and Section </w:t></w:r><w:r><w:t>18</w:t></w:r><w:r><w:t>.3</w:t></w:r><w:r><w:t xml:space="preserve"> (</w:t></w:r><w:r><w:rPr><w:i/></w:rPr><w:t>Winding Up</w:t></w:r><w:r><w:t xml:space="preserve">) attributable to such Limited Partner that exceed the amount of distributions of Carried Interest that the </w:t></w:r><w:r><w:t>General Partner</w:t></w:r><w:r><w:t xml:space="preserve"> should have received, taking into account in the ag</w:t></w:r><w:r><w:t>gregate all Capital Contributions, all distributions by the Fund pursuant to Section</w:t></w:r><w:del w:id="53" w:author="IntegrationTest" w:date="2026-02-21T18:24:09.096Z"><w:r><w:delText xml:space="preserve"> </w:delText></w:r></w:del><w:ins w:id="54" w:author="IntegrationTest" w:date="2026-02-21T18:24:09.096Z"><w:r><w:t> </w:t></w:r></w:ins><w:r><w:t>14.3</w:t></w:r><w:r><w:t xml:space="preserve"> (</w:t></w:r><w:r><w:rPr><w:i/></w:rPr><w:t>Distributions of Distributable Proceeds</w:t></w:r><w:r><w:t xml:space="preserve">), Section </w:t></w:r><w:r><w:t>1</w:t></w:r><w:r><w:t>4.5</w:t></w:r><w:r><w:t xml:space="preserve"> (</w:t></w:r><w:r><w:rPr><w:i/></w:rPr><w:t>Tax Distributions</w:t></w:r><w:r><w:t>) and Section </w:t></w:r><w:r><w:t>18.3</w:t></w:r><w:r><w:t xml:space="preserve"> (</w:t></w:r><w:r><w:rPr><w:i/></w:rPr><w:t>Winding Up</w:t></w:r><w:r><w:t>), and all amounts returned pursuant to Section</w:t></w:r><w:r><w:t> </w:t></w:r><w:r><w:t>16.3</w:t></w:r><w:r><w:t xml:space="preserve"> (</w:t></w:r><w:r><w:rPr><w:i/></w:rPr><w:t>Limited Partner Giveback</w:t></w:r><w:r><w:t>) attributable to such Limited Partner</w:t></w:r><w:del w:id="55" w:author="IntegrationTest" w:date="2026-02-21T18:24:09.096Z"><w:r><w:delText xml:space="preserve"> at such time</w:delText></w:r></w:del><w:r><w:t>; or</w:t></w:r></w:p>
+<w:p><w:pPr><w:pStyle w:val="Article5L3"></w:pStyle><w:tabs><w:tab w:val="left" w:pos="1440"></w:tab></w:tabs><w:ind w:left="0" w:firstLine="720"></w:ind></w:pPr><w:r><w:t xml:space="preserve">If, upon </w:t></w:r><w:del w:id="47" w:author="IntegrationTest" w:date="2026-02-22T03:05:13.231Z"><w:r><w:delText xml:space="preserve">any of </w:delText></w:r></w:del><w:r><w:t>(i)</w:t></w:r><w:del w:id="48" w:author="IntegrationTest" w:date="2026-02-22T03:05:13.231Z"><w:r><w:delText xml:space="preserve"> the first anniversary following the end of the Commitment Period, (ii) a Removal Date, (iii)</w:delText></w:r></w:del><w:r><w:t xml:space="preserve"> the liquidation of the Fund and final distribution to the Partners pursuant to Section </w:t></w:r><w:r><w:t>18.3.2.2</w:t></w:r><w:del w:id="49" w:author="IntegrationTest" w:date="2026-02-22T03:05:13.231Z"><w:r><w:delText>;</w:delText></w:r></w:del><w:r><w:t xml:space="preserve"> or (i</w:t></w:r><w:del w:id="50" w:author="IntegrationTest" w:date="2026-02-22T03:05:13.231Z"><w:r><w:delText>v</w:delText></w:r></w:del><w:ins w:id="51" w:author="IntegrationTest" w:date="2026-02-22T03:05:13.231Z"><w:r><w:t>i</w:t></w:r></w:ins><w:r><w:t>) any re-advance of any amounts pursuant to Secti</w:t></w:r><w:r><w:t>on </w:t></w:r><w:r><w:t>16.3</w:t></w:r><w:r><w:t xml:space="preserve"> (</w:t></w:r><w:r><w:rPr><w:i/></w:rPr><w:t>Limited Partner Giveback</w:t></w:r><w:r><w:t>)</w:t></w:r><w:ins w:id="52" w:author="IntegrationTest" w:date="2026-02-22T03:05:13.231Z"><w:r><w:t xml:space="preserve"> after the liquidation of the Fund and final distribution to the Partners pursuant to Section </w:t></w:r><w:r><w:t>18.3.2.2</w:t></w:r></w:ins><w:r><w:t>, with respect to any Limited Partner, either:</w:t></w:r></w:p>
+<w:p><w:pPr><w:pStyle w:val="Article5L4"></w:pStyle><w:numPr><w:ilvl w:val="0"></w:ilvl><w:numId w:val="0"></w:numId></w:numPr><w:tabs><w:tab w:val="left" w:pos="2160"></w:tab><w:tab w:val="left" w:pos="2250"></w:tab></w:tabs><w:ind w:left="720" w:firstLine="720"></w:ind></w:pPr><w:r><w:t xml:space="preserve">(I) </w:t></w:r><w:r><w:t xml:space="preserve">	the </w:t></w:r><w:r><w:t>General Partner</w:t></w:r><w:r><w:t xml:space="preserve"> has received cumulative distributions of Carried Interest pursuant to Section </w:t></w:r><w:r><w:t>14.3</w:t></w:r><w:r><w:t xml:space="preserve"> (</w:t></w:r><w:r><w:rPr><w:i/></w:rPr><w:t>Distributions of Distributable Proceeds</w:t></w:r><w:r><w:t xml:space="preserve">), Section </w:t></w:r><w:r><w:t>14.5</w:t></w:r><w:r><w:t xml:space="preserve"> (</w:t></w:r><w:r><w:rPr><w:i/></w:rPr><w:t>Tax Distributions</w:t></w:r><w:r><w:t>) and Section </w:t></w:r><w:r><w:t>18</w:t></w:r><w:r><w:t>.3</w:t></w:r><w:r><w:t xml:space="preserve"> (</w:t></w:r><w:r><w:rPr><w:i/></w:rPr><w:t>Winding Up</w:t></w:r><w:r><w:t xml:space="preserve">) attributable to such Limited Partner that exceed the amount of distributions of Carried Interest that the </w:t></w:r><w:r><w:t>General Partner</w:t></w:r><w:r><w:t xml:space="preserve"> should have received, taking into account in the ag</w:t></w:r><w:r><w:t>gregate all Capital Contributions, all distributions by the Fund pursuant to Section</w:t></w:r><w:del w:id="53" w:author="IntegrationTest" w:date="2026-02-22T03:05:13.231Z"><w:r><w:delText xml:space="preserve"> </w:delText></w:r></w:del><w:ins w:id="54" w:author="IntegrationTest" w:date="2026-02-22T03:05:13.231Z"><w:r><w:t> </w:t></w:r></w:ins><w:r><w:t>14.3</w:t></w:r><w:r><w:t xml:space="preserve"> (</w:t></w:r><w:r><w:rPr><w:i/></w:rPr><w:t>Distributions of Distributable Proceeds</w:t></w:r><w:r><w:t xml:space="preserve">), Section </w:t></w:r><w:r><w:t>1</w:t></w:r><w:r><w:t>4.5</w:t></w:r><w:r><w:t xml:space="preserve"> (</w:t></w:r><w:r><w:rPr><w:i/></w:rPr><w:t>Tax Distributions</w:t></w:r><w:r><w:t>) and Section </w:t></w:r><w:r><w:t>18.3</w:t></w:r><w:r><w:t xml:space="preserve"> (</w:t></w:r><w:r><w:rPr><w:i/></w:rPr><w:t>Winding Up</w:t></w:r><w:r><w:t>), and all amounts returned pursuant to Section</w:t></w:r><w:r><w:t> </w:t></w:r><w:r><w:t>16.3</w:t></w:r><w:r><w:t xml:space="preserve"> (</w:t></w:r><w:r><w:rPr><w:i/></w:rPr><w:t>Limited Partner Giveback</w:t></w:r><w:r><w:t>) attributable to such Limited Partner</w:t></w:r><w:del w:id="55" w:author="IntegrationTest" w:date="2026-02-22T03:05:13.231Z"><w:r><w:delText xml:space="preserve"> at such time</w:delText></w:r></w:del><w:r><w:t>; or</w:t></w:r></w:p>
 <w:p><w:pPr><w:pStyle w:val="Article5L4"></w:pStyle><w:numPr><w:ilvl w:val="0"></w:ilvl><w:numId w:val="57"></w:numId></w:numPr><w:tabs><w:tab w:val="left" w:pos="2160"></w:tab></w:tabs><w:ind w:left="720" w:firstLine="720"></w:ind></w:pPr><w:r><w:t>the distributions received by such Limited Partner pursuant to Section </w:t></w:r><w:r><w:t>14.3</w:t></w:r><w:r><w:t xml:space="preserve"> (</w:t></w:r><w:r><w:rPr><w:i/></w:rPr><w:t>Distribution of Distributable Proceeds</w:t></w:r><w:r><w:t>) and Section </w:t></w:r><w:r><w:t>18.3</w:t></w:r><w:r><w:t xml:space="preserve"> (</w:t></w:r><w:r><w:rPr><w:i/></w:rPr><w:t>Winding Up</w:t></w:r><w:r><w:t>) to the extent in accordance with Section </w:t></w:r><w:r><w:t>14.3</w:t></w:r><w:r><w:t xml:space="preserve"> (</w:t></w:r><w:r><w:rPr><w:i/></w:rPr><w:t>Distribution of Distributable Proceeds</w:t></w:r><w:r><w:t>) a</w:t></w:r><w:r><w:t xml:space="preserve">re less than the sum of </w:t></w:r><w:r><w:rPr><w:i/></w:rPr><w:t>(a)</w:t></w:r><w:r><w:t xml:space="preserve"> the Capital Contributions made by such Limited Partner and </w:t></w:r><w:r><w:rPr><w:i/></w:rPr><w:t>(b)</w:t></w:r><w:r><w:t xml:space="preserve"> the Preferred Return with respect to such Limited Partner,</w:t></w:r><w:r><w:t xml:space="preserve"> </w:t></w:r></w:p>
 <w:p><w:pPr><w:pStyle w:val="Article5L4"></w:pStyle><w:numPr><w:ilvl w:val="0"></w:ilvl><w:numId w:val="0"></w:numId></w:numPr></w:pPr><w:r><w:t xml:space="preserve">then within ten (10) Business Days of such occurrence, (i) the General Partner shall notify each Limited </w:t></w:r><w:r><w:t xml:space="preserve">Partner in writing (providing detailed calculations), and (ii) the </w:t></w:r><w:r><w:t>General Partner</w:t></w:r><w:r><w:t xml:space="preserve"> shall contribute to the Fund the lesser of:</w:t></w:r></w:p>
 <w:p><w:pPr><w:pStyle w:val="Article5L4"></w:pStyle><w:numPr><w:ilvl w:val="0"></w:ilvl><w:numId w:val="0"></w:numId></w:numPr><w:tabs><w:tab w:val="left" w:pos="2160"></w:tab></w:tabs><w:ind w:left="720" w:firstLine="720"></w:ind></w:pPr><w:r><w:t xml:space="preserve">(1) </w:t></w:r><w:r><w:t>	the greater of (a) the amount of the excess distributions described in clause (I) of Section </w:t></w:r><w:r><w:t>14.7.1</w:t></w:r><w:r><w:t xml:space="preserve"> and (b) the amount of the shortfall described in clause (II) of Section </w:t></w:r><w:r><w:t>14.7.1</w:t></w:r><w:r><w:t>; and</w:t></w:r></w:p>
 <w:p><w:pPr><w:pStyle w:val="Article5L4"></w:pStyle><w:numPr><w:ilvl w:val="0"></w:ilvl><w:numId w:val="56"></w:numId></w:numPr><w:tabs><w:tab w:val="left" w:pos="2160"></w:tab></w:tabs><w:ind w:left="720" w:firstLine="720"></w:ind></w:pPr><w:r><w:t>the amount of d</w:t></w:r><w:r><w:t xml:space="preserve">istributions of Carried Interest made to the </w:t></w:r><w:r><w:t>General Partner</w:t></w:r><w:r><w:t xml:space="preserve"> pursuant to Section </w:t></w:r><w:r><w:t>14.3</w:t></w:r><w:r><w:t xml:space="preserve"> (</w:t></w:r><w:r><w:rPr><w:i/></w:rPr><w:t>Distributions of Distributable Proceeds</w:t></w:r><w:r><w:t>) and Section </w:t></w:r><w:r><w:t>18</w:t></w:r><w:r><w:t>.3</w:t></w:r><w:r><w:t xml:space="preserve"> (</w:t></w:r><w:r><w:rPr><w:i/></w:rPr><w:t>Winding Up</w:t></w:r><w:r><w:t xml:space="preserve">) attributable to such Limited Partner, less the sum of any taxes actually paid or payable by the </w:t></w:r><w:r><w:t>General Partner (or its direct or indirect owners)</w:t></w:r><w:r><w:t xml:space="preserve"> thereon, as disclosed and </w:t></w:r><w:r><w:t xml:space="preserve">evidenced to the Limited Partners; </w:t></w:r><w:r><w:rPr><w:u w:val="single"/></w:rPr><w:t>provided</w:t></w:r><w:r><w:t xml:space="preserve"> that the amount of such taxes shall be deemed reduced by the amount of any tax benefit that would be realized by the General Partner (or its direct or indirect beneficial owners) in respect of the contribution pu</w:t></w:r><w:r><w:t>rsuant to this Section </w:t></w:r><w:r><w:t>14.7.1</w:t></w:r><w:r><w:t>,</w:t></w:r><w:r><w:t xml:space="preserve"> </w:t></w:r></w:p>
 <w:p><w:pPr><w:pStyle w:val="Article5L4"></w:pStyle><w:numPr><w:ilvl w:val="0"></w:ilvl><w:numId w:val="0"></w:numId></w:numPr></w:pPr><w:r><w:t>and the General Partner shall cause the Fund, subject to Section </w:t></w:r><w:r><w:t>14.6</w:t></w:r><w:r><w:t xml:space="preserve"> (</w:t></w:r><w:r><w:rPr><w:i/></w:rPr><w:t>Withholding</w:t></w:r><w:r><w:t xml:space="preserve">) and applicable law, to distribute such amount to such Limited Partner; </w:t></w:r><w:r><w:rPr><w:u w:val="single"/></w:rPr><w:t>provided</w:t></w:r><w:r><w:t xml:space="preserve"> that any requirement of the General Partner to </w:t></w:r><w:r><w:t xml:space="preserve">make any contribution to the Fund pursuant to this Section </w:t></w:r><w:r><w:t>1</w:t></w:r><w:r><w:t>4.7.1</w:t></w:r><w:r><w:t xml:space="preserve"> shall be satisfied first by the amount, if any, held in the Escrow Account at such time.  </w:t></w:r></w:p>
-<w:p><w:pPr><w:pStyle w:val="Article5L3"></w:pStyle><w:tabs><w:tab w:val="left" w:pos="1440"></w:tab></w:tabs><w:ind w:left="0" w:firstLine="720"></w:ind></w:pPr><w:ins w:id="56" w:author="IntegrationTest" w:date="2026-02-21T18:24:09.096Z"><w:r><w:t>If, upon any of (i) the first anniversary following the end of the Commitment Period and [</w:t></w:r><w:r><w:rPr><w:highlight w:val="yellow"/></w:rPr><w:t>every year</w:t></w:r><w:r><w:t>] thereafter, (ii) a Removal Date, or (iii) any re-advance of any amounts pursuant to Section </w:t></w:r><w:r><w:t>16.3</w:t></w:r><w:r><w:t xml:space="preserve"> (</w:t></w:r><w:r><w:rPr><w:i/></w:rPr><w:t>Limited Partner Giveback</w:t></w:r><w:r><w:t>) (each such date, an “</w:t></w:r><w:r><w:rPr><w:b/></w:rPr><w:t xml:space="preserve">Interim </w:t></w:r><w:r><w:rPr><w:b/></w:rPr><w:t>Clawback Date</w:t></w:r><w:r><w:t>”), the General Partner has received distributions of Carried Interest pursuant to Section </w:t></w:r><w:r><w:t>14.3</w:t></w:r><w:r><w:t xml:space="preserve"> (</w:t></w:r><w:r><w:rPr><w:i/></w:rPr><w:t>Distributions of Distributable Proceeds</w:t></w:r><w:r><w:t>) and Section </w:t></w:r><w:r><w:t>18.3</w:t></w:r><w:r><w:t xml:space="preserve"> (</w:t></w:r><w:r><w:rPr><w:i/></w:rPr><w:t>Winding Up</w:t></w:r><w:r><w:t>) with respect to any Limited Partner, the General Partner shall calculate whether it would be obligated to make a contribution to the Fund pursuant to</w:t></w:r><w:r><w:t xml:space="preserve"> </w:t></w:r><w:r><w:rPr><w:u w:val="single"/></w:rPr><w:t xml:space="preserve">Section </w:t></w:r><w:r><w:rPr><w:u w:val="single"/></w:rPr><w:t>14.7.1</w:t></w:r><w:r><w:t xml:space="preserve"> with respect to such Limited Partner if the Fund had made a hypothetical final distribution of its assets on the Interim Clawback Date in accordance w</w:t></w:r><w:r><w:t>ith Section </w:t></w:r><w:r><w:t>18.3</w:t></w:r><w:r><w:t xml:space="preserve"> (</w:t></w:r><w:r><w:rPr><w:i/></w:rPr><w:t>Winding Up</w:t></w:r><w:r><w:t>) (with respect to each Limited Partner, an “</w:t></w:r><w:r><w:rPr><w:b/><w:u w:val="single"/></w:rPr><w:t>Interim Clawback Obligation</w:t></w:r><w:r><w:t>”, and the amount, if any, of such Interim Clawback Obligation, a</w:t></w:r><w:r><w:t>n “</w:t></w:r><w:r><w:rPr><w:b/><w:u w:val="single"/></w:rPr><w:t>Interim Clawback Amount</w:t></w:r><w:r><w:t xml:space="preserve">”).  The value of the Fund’s assets deemed to be distributed in such hypothetical final distribution shall be the Value on such Interim Clawback Date determined by the General Partner (subject to Section </w:t></w:r><w:r><w:t>13</w:t></w:r><w:r><w:t>.2.5.5</w:t></w:r><w:r><w:t>).</w:t></w:r><w:r><w:t xml:space="preserve">  If the General Partner would have an Interim Clawback Obligation with respect to any Limited Partner as of an Interim Clawback Date, the General Partner shall within ten (10) Busi</w:t></w:r><w:r><w:t xml:space="preserve">ness Days of such Interim Clawback Date, (i) notify such Limited Partner in writing (providing detailed calculations) and (ii) contribute to the Fund an amount equal to such Limited Partner’s Interim Clawback Amount; </w:t></w:r><w:r><w:rPr><w:u w:val="single"/></w:rPr><w:t>provided</w:t></w:r><w:r><w:t xml:space="preserve"> that the General Partner shall</w:t></w:r><w:r><w:t xml:space="preserve"> not be obligated, with respect to any Interim Clawback Date, to make a contribution with respect to any Limited Partner pursuant to this </w:t></w:r><w:r><w:rPr><w:u w:val="single"/></w:rPr><w:t xml:space="preserve">Section </w:t></w:r><w:r><w:rPr><w:u w:val="single"/></w:rPr><w:t>14.7.2</w:t></w:r><w:r><w:t xml:space="preserve"> in excess of</w:t></w:r><w:r><w:t xml:space="preserve"> the amount of cumulative distributions of Carried Interest made to the </w:t></w:r><w:r><w:t>General Partner</w:t></w:r><w:r><w:t xml:space="preserve"> pursuant to Section </w:t></w:r><w:r><w:t>14.3</w:t></w:r><w:r><w:t xml:space="preserve"> (</w:t></w:r><w:r><w:rPr><w:i/></w:rPr><w:t>Distributions of Distributable Proceeds</w:t></w:r><w:r><w:t>) and Sectio</w:t></w:r><w:r><w:t>n </w:t></w:r><w:r><w:t>18.3</w:t></w:r><w:r><w:t xml:space="preserve"> (</w:t></w:r><w:r><w:rPr><w:i/></w:rPr><w:t>Winding Up</w:t></w:r><w:r><w:t>) attributable to such Limited Partner on or prior to such Interim Clawback Date and not otherwise returned to the Fund by the General Partner, les</w:t></w:r><w:r><w:t xml:space="preserve">s the sum of any taxes actually paid or payable by the </w:t></w:r><w:r><w:t>General Partner (or its direct or indirect owners)</w:t></w:r><w:r><w:t xml:space="preserve"> thereon, as disclosed and evidenced to such Limited Partner; </w:t></w:r><w:r><w:rPr><w:u w:val="single"/></w:rPr><w:t>provided</w:t></w:r><w:r><w:t xml:space="preserve"> that the amount of such taxes shall be deemed reduced by the amount of any tax b</w:t></w:r><w:r><w:t>enefit that would be realized by the General Partner (or its direct or indirect beneficial owners) in respect of the contribution pursuant to this Section </w:t></w:r><w:r><w:t>14.7.2</w:t></w:r><w:r><w:t xml:space="preserve">; </w:t></w:r><w:r><w:rPr><w:u w:val="single"/></w:rPr><w:t>provided</w:t></w:r><w:r><w:t xml:space="preserve">, </w:t></w:r><w:r><w:rPr><w:u w:val="single"/></w:rPr><w:t>further</w:t></w:r><w:r><w:t xml:space="preserve"> that any requirement of the General Partner to make any contribution to the Fund pursuant to this Section </w:t></w:r><w:r><w:t>14.7.2</w:t></w:r><w:r><w:t xml:space="preserve"> shall be satisfied first by the amount, if any, held in the Escrow Account at such time.  The General Partner shall cause the Fund, subject to Section </w:t></w:r><w:r><w:t>14.6</w:t></w:r><w:r><w:t xml:space="preserve"> (</w:t></w:r><w:r><w:rPr><w:i/></w:rPr><w:t>Withholding</w:t></w:r><w:r><w:t xml:space="preserve">) and applicable law, to distribute any amount contributed by the General Partner to the Fund with respect to any Limited Partner pursuant to this </w:t></w:r><w:r><w:rPr><w:u w:val="single"/></w:rPr><w:t xml:space="preserve">Section </w:t></w:r><w:r><w:rPr><w:u w:val="single"/></w:rPr><w:t>14.7.2</w:t></w:r><w:r><w:rPr><w:u w:val="single"/></w:rPr><w:t xml:space="preserve"> </w:t></w:r><w:r><w:t>to such Limited Partner, and such distributions shall be treated as advances of distributions to such Limited Partner and shall be taken into account in determining the amount of future distribu</w:t></w:r><w:r><w:t xml:space="preserve">tions to such Limited Partner pursuant to </w:t></w:r><w:r><w:rPr><w:u w:val="single"/></w:rPr><w:t xml:space="preserve">Section </w:t></w:r><w:r><w:rPr><w:u w:val="single"/></w:rPr><w:t>14.3</w:t></w:r><w:r><w:t>.</w:t></w:r><w:r><w:t xml:space="preserve"> </w:t></w:r></w:ins></w:p>
+<w:p><w:pPr><w:pStyle w:val="Article5L3"></w:pStyle><w:tabs><w:tab w:val="left" w:pos="1440"></w:tab></w:tabs><w:ind w:left="0" w:firstLine="720"></w:ind></w:pPr><w:ins w:id="56" w:author="IntegrationTest" w:date="2026-02-22T03:05:13.231Z"><w:r><w:t>If, upon any of (i) the first anniversary following the end of the Commitment Period and [</w:t></w:r><w:r><w:rPr><w:highlight w:val="yellow"/></w:rPr><w:t>every year</w:t></w:r><w:r><w:t>] thereafter, (ii) a Removal Date, or (iii) any re-advance of any amounts pursuant to Section </w:t></w:r><w:r><w:t>16.3</w:t></w:r><w:r><w:t xml:space="preserve"> (</w:t></w:r><w:r><w:rPr><w:i/></w:rPr><w:t>Limited Partner Giveback</w:t></w:r><w:r><w:t>) (each such date, an “</w:t></w:r><w:r><w:rPr><w:b/></w:rPr><w:t xml:space="preserve">Interim </w:t></w:r><w:r><w:rPr><w:b/></w:rPr><w:t>Clawback Date</w:t></w:r><w:r><w:t>”), the General Partner has received distributions of Carried Interest pursuant to Section </w:t></w:r><w:r><w:t>14.3</w:t></w:r><w:r><w:t xml:space="preserve"> (</w:t></w:r><w:r><w:rPr><w:i/></w:rPr><w:t>Distributions of Distributable Proceeds</w:t></w:r><w:r><w:t>) and Section </w:t></w:r><w:r><w:t>18.3</w:t></w:r><w:r><w:t xml:space="preserve"> (</w:t></w:r><w:r><w:rPr><w:i/></w:rPr><w:t>Winding Up</w:t></w:r><w:r><w:t>) with respect to any Limited Partner, the General Partner shall calculate whether it would be obligated to make a contribution to the Fund pursuant to</w:t></w:r><w:r><w:t xml:space="preserve"> </w:t></w:r><w:r><w:rPr><w:u w:val="single"/></w:rPr><w:t xml:space="preserve">Section </w:t></w:r><w:r><w:rPr><w:u w:val="single"/></w:rPr><w:t>14.7.1</w:t></w:r><w:r><w:t xml:space="preserve"> with respect to such Limited Partner if the Fund had made a hypothetical final distribution of its assets on the Interim Clawback Date in accordance w</w:t></w:r><w:r><w:t>ith Section </w:t></w:r><w:r><w:t>18.3</w:t></w:r><w:r><w:t xml:space="preserve"> (</w:t></w:r><w:r><w:rPr><w:i/></w:rPr><w:t>Winding Up</w:t></w:r><w:r><w:t>) (with respect to each Limited Partner, an “</w:t></w:r><w:r><w:rPr><w:b/><w:u w:val="single"/></w:rPr><w:t>Interim Clawback Obligation</w:t></w:r><w:r><w:t>”, and the amount, if any, of such Interim Clawback Obligation, a</w:t></w:r><w:r><w:t>n “</w:t></w:r><w:r><w:rPr><w:b/><w:u w:val="single"/></w:rPr><w:t>Interim Clawback Amount</w:t></w:r><w:r><w:t xml:space="preserve">”).  The value of the Fund’s assets deemed to be distributed in such hypothetical final distribution shall be the Value on such Interim Clawback Date determined by the General Partner (subject to Section </w:t></w:r><w:r><w:t>13</w:t></w:r><w:r><w:t>.2.5.5</w:t></w:r><w:r><w:t>).</w:t></w:r><w:r><w:t xml:space="preserve">  If the General Partner would have an Interim Clawback Obligation with respect to any Limited Partner as of an Interim Clawback Date, the General Partner shall within ten (10) Busi</w:t></w:r><w:r><w:t xml:space="preserve">ness Days of such Interim Clawback Date, (i) notify such Limited Partner in writing (providing detailed calculations) and (ii) contribute to the Fund an amount equal to such Limited Partner’s Interim Clawback Amount; </w:t></w:r><w:r><w:rPr><w:u w:val="single"/></w:rPr><w:t>provided</w:t></w:r><w:r><w:t xml:space="preserve"> that the General Partner shall</w:t></w:r><w:r><w:t xml:space="preserve"> not be obligated, with respect to any Interim Clawback Date, to make a contribution with respect to any Limited Partner pursuant to this </w:t></w:r><w:r><w:rPr><w:u w:val="single"/></w:rPr><w:t xml:space="preserve">Section </w:t></w:r><w:r><w:rPr><w:u w:val="single"/></w:rPr><w:t>14.7.2</w:t></w:r><w:r><w:t xml:space="preserve"> in excess of</w:t></w:r><w:r><w:t xml:space="preserve"> the amount of cumulative distributions of Carried Interest made to the </w:t></w:r><w:r><w:t>General Partner</w:t></w:r><w:r><w:t xml:space="preserve"> pursuant to Section </w:t></w:r><w:r><w:t>14.3</w:t></w:r><w:r><w:t xml:space="preserve"> (</w:t></w:r><w:r><w:rPr><w:i/></w:rPr><w:t>Distributions of Distributable Proceeds</w:t></w:r><w:r><w:t>) and Sectio</w:t></w:r><w:r><w:t>n </w:t></w:r><w:r><w:t>18.3</w:t></w:r><w:r><w:t xml:space="preserve"> (</w:t></w:r><w:r><w:rPr><w:i/></w:rPr><w:t>Winding Up</w:t></w:r><w:r><w:t>) attributable to such Limited Partner on or prior to such Interim Clawback Date and not otherwise returned to the Fund by the General Partner, les</w:t></w:r><w:r><w:t xml:space="preserve">s the sum of any taxes actually paid or payable by the </w:t></w:r><w:r><w:t>General Partner (or its direct or indirect owners)</w:t></w:r><w:r><w:t xml:space="preserve"> thereon, as disclosed and evidenced to such Limited Partner; </w:t></w:r><w:r><w:rPr><w:u w:val="single"/></w:rPr><w:t>provided</w:t></w:r><w:r><w:t xml:space="preserve"> that the amount of such taxes shall be deemed reduced by the amount of any tax b</w:t></w:r><w:r><w:t>enefit that would be realized by the General Partner (or its direct or indirect beneficial owners) in respect of the contribution pursuant to this Section </w:t></w:r><w:r><w:t>14.7.2</w:t></w:r><w:r><w:t xml:space="preserve">; </w:t></w:r><w:r><w:rPr><w:u w:val="single"/></w:rPr><w:t>provided</w:t></w:r><w:r><w:t xml:space="preserve">, </w:t></w:r><w:r><w:rPr><w:u w:val="single"/></w:rPr><w:t>further</w:t></w:r><w:r><w:t xml:space="preserve"> that any requirement of the General Partner to make any contribution to the Fund pursuant to this Section </w:t></w:r><w:r><w:t>14.7.2</w:t></w:r><w:r><w:t xml:space="preserve"> shall be satisfied first by the amount, if any, held in the Escrow Account at such time.  The General Partner shall cause the Fund, subject to Section </w:t></w:r><w:r><w:t>14.6</w:t></w:r><w:r><w:t xml:space="preserve"> (</w:t></w:r><w:r><w:rPr><w:i/></w:rPr><w:t>Withholding</w:t></w:r><w:r><w:t xml:space="preserve">) and applicable law, to distribute any amount contributed by the General Partner to the Fund with respect to any Limited Partner pursuant to this </w:t></w:r><w:r><w:rPr><w:u w:val="single"/></w:rPr><w:t xml:space="preserve">Section </w:t></w:r><w:r><w:rPr><w:u w:val="single"/></w:rPr><w:t>14.7.2</w:t></w:r><w:r><w:rPr><w:u w:val="single"/></w:rPr><w:t xml:space="preserve"> </w:t></w:r><w:r><w:t>to such Limited Partner, and such distributions shall be treated as advances of distributions to such Limited Partner and shall be taken into account in determining the amount of future distribu</w:t></w:r><w:r><w:t xml:space="preserve">tions to such Limited Partner pursuant to </w:t></w:r><w:r><w:rPr><w:u w:val="single"/></w:rPr><w:t xml:space="preserve">Section </w:t></w:r><w:r><w:rPr><w:u w:val="single"/></w:rPr><w:t>14.3</w:t></w:r><w:r><w:t>.</w:t></w:r><w:r><w:t xml:space="preserve"> </w:t></w:r></w:ins></w:p>
 <w:p><w:pPr><w:pStyle w:val="Article5L3"></w:pStyle><w:tabs><w:tab w:val="left" w:pos="1440"></w:tab></w:tabs><w:ind w:left="0" w:firstLine="720"></w:ind></w:pPr><w:r><w:t xml:space="preserve"> </w:t></w:r><w:r><w:t>[Notwithstanding the priorities set forth in Section </w:t></w:r><w:r><w:t>14.3</w:t></w:r><w:r><w:t xml:space="preserve"> (</w:t></w:r><w:r><w:rPr><w:i/></w:rPr><w:t>Distributions of Distributable Proceeds</w:t></w:r><w:r><w:t>) and, except as provided in Section </w:t></w:r><w:r><w:t>14.5</w:t></w:r><w:r><w:t xml:space="preserve"> (</w:t></w:r><w:r><w:rPr><w:i/></w:rPr><w:t>Tax Distributions</w:t></w:r><w:r><w:t>), the General Partner s</w:t></w:r><w:r><w:t xml:space="preserve">hall deposit </w:t></w:r><w:r><w:rPr><w:b/></w:rPr><w:t>[</w:t></w:r><w:r><w:rPr><w:highlight w:val="yellow"/></w:rPr><w:t>30</w:t></w:r><w:r><w:rPr><w:b/></w:rPr><w:t>]</w:t></w:r><w:r><w:t xml:space="preserve">% of all amounts that would otherwise be distributed to the General Partner with respect to each Partner pursuant to Sections </w:t></w:r><w:r><w:t>14.3.3</w:t></w:r><w:r><w:t xml:space="preserve"> and </w:t></w:r><w:r><w:t>14.3.4</w:t></w:r><w:r><w:t xml:space="preserve"> above into a separate account of the Fund held with the Fund’s third-party commercial bank for the account of the applicable Partner (the “</w:t></w:r><w:r><w:rPr><w:b/></w:rPr><w:t>Escrow Account</w:t></w:r><w:r><w:t>”), until su</w:t></w:r><w:r><w:t>ch time as such applicable Partner has received aggregate distributions in an amount equal to its Commitment and any Preferred Return calculated on the aggregate Capital Contributions made by such Partner, whereupon the amounts held in the Escrow Account s</w:t></w:r><w:r><w:t xml:space="preserve">hall be released to the General Partner.  The General Partner shall be entitled to any Temporary Investment Income arising from the amounts that are held in the Escrow Account.  The balance of amounts retained in the Escrow Account shall, in any event, imm</w:t></w:r><w:r><w:t>ediately prior to completion of the final liquidation of the Fund be released to the General Partner after the deduction of the amount (if any) the General Partner would otherwise be liable to return to the Fund pursuant to Section </w:t></w:r><w:r><w:t>14.7.1</w:t></w:r><w:r><w:t>, which amount shall be distributed to the relevant Partner in accordance with the provisions thereof.</w:t></w:r><w:r><w:t>]</w:t></w:r><w:r><w:t xml:space="preserve"> </w:t></w:r></w:p>
-<w:p><w:pPr><w:pStyle w:val="Article5L3"></w:pStyle><w:tabs><w:tab w:val="left" w:pos="1440"></w:tab></w:tabs><w:ind w:left="0" w:firstLine="720"></w:ind></w:pPr><w:r><w:t>The General Partner shall ensure that each partner of the General Partner (wh</w:t></w:r><w:r><w:t xml:space="preserve">ich, for purposes of this Section </w:t></w:r><w:r><w:t>14.7.</w:t></w:r><w:del w:id="57" w:author="IntegrationTest" w:date="2026-02-21T18:24:09.096Z"><w:r><w:rPr><w:u w:val="single"/></w:rPr><w:delText>3</w:delText></w:r></w:del><w:ins w:id="58" w:author="IntegrationTest" w:date="2026-02-21T18:24:09.096Z"><w:r><w:t>4</w:t></w:r></w:ins><w:r><w:t xml:space="preserve">, shall include each indirect owner of any such partner) who is entitled to receive any portion of Carried Interest shall have entered into an undertaking in favor of the Fund and for the benefit of the Limited Partners pursuant to which, in the event the </w:t></w:r><w:r><w:t xml:space="preserve">General Partner is obligated to make a contribution to the Fund pursuant to Section </w:t></w:r><w:r><w:t>14.7.1</w:t></w:r><w:ins w:id="59" w:author="IntegrationTest" w:date="2026-02-21T18:24:09.096Z"><w:r><w:t xml:space="preserve"> or Section </w:t></w:r><w:r><w:t>14.7.2</w:t></w:r></w:ins><w:r><w:t xml:space="preserve">, such </w:t></w:r><w:ins w:id="60" w:author="IntegrationTest" w:date="2026-02-21T18:24:09.096Z"><w:r><w:t xml:space="preserve"> </w:t></w:r></w:ins><w:r><w:t>partner of the General Partner shall be obligated[</w:t></w:r><w:r><w:rPr><w:highlight w:val="yellow"/></w:rPr><w:t>, on a joint and several basis,</w:t></w:r><w:r><w:t xml:space="preserve">] to pay directly to the Fund its pro rata share of such contribution amount (based on amounts received as Carried Interest) to the </w:t></w:r><w:r><w:t>extent the General Partner has insufficient funds or has otherwise failed to meet its obligation</w:t></w:r><w:ins w:id="61" w:author="IntegrationTest" w:date="2026-02-21T18:24:09.096Z"><w:r><w:t>s</w:t></w:r></w:ins><w:r><w:t xml:space="preserve"> under Section </w:t></w:r><w:r><w:t>14.7.1</w:t></w:r><w:ins w:id="62" w:author="IntegrationTest" w:date="2026-02-21T18:24:09.096Z"><w:r><w:t xml:space="preserve"> or Section </w:t></w:r><w:r><w:t>14.7.2</w:t></w:r></w:ins><w:r><w:t xml:space="preserve">.  The Fund and the Limited Partners shall be direct and third-party beneficiaries, respectively, of and entitled to enforce such undertaking.  Any contributions made to the Fund pursuant to th</w:t></w:r><w:r><w:t xml:space="preserve">is Section </w:t></w:r><w:r><w:t>14.7.</w:t></w:r><w:del w:id="63" w:author="IntegrationTest" w:date="2026-02-21T18:24:09.096Z"><w:r><w:rPr><w:u w:val="single"/></w:rPr><w:delText>3</w:delText></w:r></w:del><w:ins w:id="64" w:author="IntegrationTest" w:date="2026-02-21T18:24:09.096Z"><w:r><w:t>4</w:t></w:r></w:ins><w:r><w:t xml:space="preserve"> shall be distributed to the Limited Partners pursuant to Section </w:t></w:r><w:r><w:t>14.7.1</w:t></w:r><w:ins w:id="65" w:author="IntegrationTest" w:date="2026-02-21T18:24:09.096Z"><w:r><w:t xml:space="preserve"> or Section </w:t></w:r><w:r><w:t>14.7.2</w:t></w:r><w:r><w:t>, as applicable</w:t></w:r></w:ins><w:r><w:t>.</w:t></w:r></w:p>
+<w:p><w:pPr><w:pStyle w:val="Article5L3"></w:pStyle><w:tabs><w:tab w:val="left" w:pos="1440"></w:tab></w:tabs><w:ind w:left="0" w:firstLine="720"></w:ind></w:pPr><w:r><w:t>The General Partner shall ensure that each partner of the General Partner (wh</w:t></w:r><w:r><w:t xml:space="preserve">ich, for purposes of this Section </w:t></w:r><w:r><w:t>14.7.</w:t></w:r><w:del w:id="57" w:author="IntegrationTest" w:date="2026-02-22T03:05:13.231Z"><w:r><w:rPr><w:u w:val="single"/></w:rPr><w:delText>3</w:delText></w:r></w:del><w:ins w:id="58" w:author="IntegrationTest" w:date="2026-02-22T03:05:13.231Z"><w:r><w:t>4</w:t></w:r></w:ins><w:r><w:t xml:space="preserve">, shall include each indirect owner of any such partner) who is entitled to receive any portion of Carried Interest shall have entered into an undertaking in favor of the Fund and for the benefit of the Limited Partners pursuant to which, in the event the </w:t></w:r><w:r><w:t xml:space="preserve">General Partner is obligated to make a contribution to the Fund pursuant to Section </w:t></w:r><w:r><w:t>14.7.1</w:t></w:r><w:ins w:id="59" w:author="IntegrationTest" w:date="2026-02-22T03:05:13.231Z"><w:r><w:t xml:space="preserve"> or Section </w:t></w:r><w:r><w:t>14.7.2</w:t></w:r></w:ins><w:r><w:t xml:space="preserve">, such </w:t></w:r><w:ins w:id="60" w:author="IntegrationTest" w:date="2026-02-22T03:05:13.231Z"><w:r><w:t xml:space="preserve"> </w:t></w:r></w:ins><w:r><w:t>partner of the General Partner shall be obligated[</w:t></w:r><w:r><w:rPr><w:highlight w:val="yellow"/></w:rPr><w:t>, on a joint and several basis,</w:t></w:r><w:r><w:t xml:space="preserve">] to pay directly to the Fund its pro rata share of such contribution amount (based on amounts received as Carried Interest) to the </w:t></w:r><w:r><w:t>extent the General Partner has insufficient funds or has otherwise failed to meet its obligation</w:t></w:r><w:ins w:id="61" w:author="IntegrationTest" w:date="2026-02-22T03:05:13.231Z"><w:r><w:t>s</w:t></w:r></w:ins><w:r><w:t xml:space="preserve"> under Section </w:t></w:r><w:r><w:t>14.7.1</w:t></w:r><w:ins w:id="62" w:author="IntegrationTest" w:date="2026-02-22T03:05:13.231Z"><w:r><w:t xml:space="preserve"> or Section </w:t></w:r><w:r><w:t>14.7.2</w:t></w:r></w:ins><w:r><w:t xml:space="preserve">.  The Fund and the Limited Partners shall be direct and third-party beneficiaries, respectively, of and entitled to enforce such undertaking.  Any contributions made to the Fund pursuant to th</w:t></w:r><w:r><w:t xml:space="preserve">is Section </w:t></w:r><w:r><w:t>14.7.</w:t></w:r><w:del w:id="63" w:author="IntegrationTest" w:date="2026-02-22T03:05:13.231Z"><w:r><w:rPr><w:u w:val="single"/></w:rPr><w:delText>3</w:delText></w:r></w:del><w:ins w:id="64" w:author="IntegrationTest" w:date="2026-02-22T03:05:13.231Z"><w:r><w:t>4</w:t></w:r></w:ins><w:r><w:t xml:space="preserve"> shall be distributed to the Limited Partners pursuant to Section </w:t></w:r><w:r><w:t>14.7.1</w:t></w:r><w:ins w:id="65" w:author="IntegrationTest" w:date="2026-02-22T03:05:13.231Z"><w:r><w:t xml:space="preserve"> or Section </w:t></w:r><w:r><w:t>14.7.2</w:t></w:r><w:r><w:t>, as applicable</w:t></w:r></w:ins><w:r><w:t>.</w:t></w:r></w:p>
 <w:p><w:pPr><w:pStyle w:val="Article5L3"></w:pStyle><w:tabs><w:tab w:val="left" w:pos="1530"></w:tab></w:tabs><w:ind w:left="0" w:firstLine="720"></w:ind></w:pPr><w:r><w:t xml:space="preserve">The obligations of the </w:t></w:r><w:r><w:t>General Partner</w:t></w:r><w:r><w:t xml:space="preserve"> and the Fund pursuant to this Section </w:t></w:r><w:r><w:t>14.7</w:t></w:r><w:r><w:t xml:space="preserve"> (</w:t></w:r><w:r><w:rPr><w:i/></w:rPr><w:t>Clawback</w:t></w:r><w:r><w:t xml:space="preserve">) shall survive (i) the removal and replacement of the General Partner and the </w:t></w:r><w:r><w:t>Fund Manager</w:t></w:r><w:r><w:t xml:space="preserve"> pursuant to Article </w:t></w:r><w:r><w:t>10</w:t></w:r><w:r><w:t xml:space="preserve"> (</w:t></w:r><w:r><w:rPr><w:i/></w:rPr><w:t>Removal of the General Partner; Termination of the Fund</w:t></w:r><w:r><w:t xml:space="preserve">), and (ii) the dissolution and liquidation of the Fund, and shall at all times apply to any former </w:t></w:r><w:r><w:t>Gener</w:t></w:r><w:r><w:t>al Partner</w:t></w:r><w:r><w:t xml:space="preserve"> with respect to the distributions to which it is entitled.  For the avoidance of doubt, for the purposes of this Section </w:t></w:r><w:r><w:t>14.7</w:t></w:r><w:r><w:t xml:space="preserve"> (</w:t></w:r><w:r><w:rPr><w:i/></w:rPr><w:t>Clawback</w:t></w:r><w:r><w:t xml:space="preserve">) reference to the </w:t></w:r><w:r><w:t>“</w:t></w:r><w:r><w:t>General Partner”</w:t></w:r><w:r><w:t xml:space="preserve"> shall be interpreted to include any former </w:t></w:r><w:r><w:t>General Partner</w:t></w:r><w:r><w:t>.</w:t></w:r></w:p>
 <w:p><w:pPr><w:pStyle w:val="Article5L2"></w:pStyle><w:tabs><w:tab w:val="left" w:pos="720"></w:tab></w:tabs><w:ind w:firstLine="0"></w:ind></w:pPr><w:r><w:rPr><w:b/></w:rPr><w:t>Capital Accounts</w:t></w:r><w:r><w:t>.</w:t></w:r><w:r><w:t xml:space="preserve">  </w:t></w:r></w:p>
 <w:p><w:pPr><w:pStyle w:val="Article5L3"></w:pStyle><w:tabs><w:tab w:val="left" w:pos="1440"></w:tab></w:tabs><w:ind w:left="0" w:firstLine="720"></w:ind></w:pPr><w:r><w:t>There shall be established on the books and records of the Fund a capital account (a “</w:t></w:r><w:r><w:rPr><w:b/></w:rPr><w:t>Capital Account</w:t></w:r><w:r><w:t>”) for each Partner.</w:t></w:r></w:p>
@@ -614,7 +614,7 @@
 <w:p><w:pPr><w:pStyle w:val="Article5L2"></w:pStyle><w:tabs><w:tab w:val="left" w:pos="720"></w:tab></w:tabs><w:ind w:firstLine="0"></w:ind></w:pPr><w:r><w:rPr><w:b/></w:rPr><w:t>Maintenance of Books and Records</w:t></w:r><w:r><w:t xml:space="preserve">.  The General Partner shall keep or require the Fund to keep or cause to be kept at the address of the Fund, the Register and full and accurate accounts of the transactions of the Fund in proper books, accounts and records of account and other records in </w:t></w:r><w:r><w:t xml:space="preserve">accordance with </w:t></w:r><w:r><w:rPr><w:b/></w:rPr><w:t>[</w:t></w:r><w:r><w:rPr><w:highlight w:val="yellow"/></w:rPr><w:t>the Act</w:t></w:r><w:r><w:rPr><w:b/></w:rPr><w:t>]</w:t></w:r><w:r><w:t>, until the final liquidation of the Fund and for a period of at least seven years thereafter (and shall notify the Limited Partners before it ceases to keep such records and, if requested to do so by any Limited Partner, provide c</w:t></w:r><w:r><w:t xml:space="preserve">opies of such books, accounts and records to such Limited Partner).  Such books, accounts and records shall be maintained in accordance with GAAP</w:t></w:r><w:r><w:rPr><w:i/></w:rPr><w:t>.</w:t></w:r></w:p>
 <w:p><w:pPr><w:pStyle w:val="Article5L2"></w:pStyle><w:tabs><w:tab w:val="left" w:pos="720"></w:tab></w:tabs><w:ind w:firstLine="0"></w:ind></w:pPr><w:r><w:rPr><w:b/></w:rPr><w:t>Audits and Reports</w:t></w:r><w:r><w:t>.</w:t></w:r></w:p>
 <w:p><w:pPr><w:pStyle w:val="Article5L3"></w:pStyle><w:tabs><w:tab w:val="left" w:pos="1440"></w:tab></w:tabs><w:ind w:left="0" w:firstLine="720"></w:ind></w:pPr><w:r><w:t>The books, accounts and records of the Fund as of the end of each Fiscal Year shall be au</w:t></w:r><w:r><w:t xml:space="preserve">dited by the Auditor.  Until the final liquidation of the Fund, the General Partner shall cause the Fund to prepare and provide to each Limited Partner the following:</w:t></w:r></w:p>
-<w:p><w:pPr><w:pStyle w:val="Article5L4"></w:pStyle><w:tabs><w:tab w:val="left" w:pos="2520"></w:tab></w:tabs><w:ind w:left="720" w:firstLine="720"></w:ind></w:pPr><w:r><w:t>within ninety (90) days after the end of each Fiscal Year (commencing after December 31 o</w:t></w:r><w:r><w:t xml:space="preserve">f the Fiscal Year of the Initial Closing Date), a financial report audited by the Auditor as of the end of such Fiscal Year, prepared in compliance with GAAP, </w:t></w:r><w:r><w:t>which shall include, among other things</w:t></w:r><w:r><w:t>, (i) the audited financial statements of the Fund, (ii) c</w:t></w:r><w:r><w:t>onfirmation that the amounts of Management Fee and Carried Interest that have been distributed, the amount of Carried Interest retained in the Escrow Account pursuant to Section </w:t></w:r><w:r><w:t>14.7.</w:t></w:r><w:del w:id="66" w:author="IntegrationTest" w:date="2026-02-21T18:24:09.096Z"><w:r><w:delText>2</w:delText></w:r></w:del><w:ins w:id="67" w:author="IntegrationTest" w:date="2026-02-21T18:24:09.096Z"><w:r><w:t>3</w:t></w:r></w:ins><w:r><w:t xml:space="preserve"> and the amounts of any Fee Income applied to reduce the Management Fee in accordance with Section </w:t></w:r><w:r><w:t>8.4</w:t></w:r><w:r><w:t xml:space="preserve"> (</w:t></w:r><w:r><w:rPr><w:i/></w:rPr><w:t>Management</w:t></w:r><w:r><w:t xml:space="preserve"> </w:t></w:r><w:r><w:rPr><w:i/></w:rPr><w:t xml:space="preserve">Fee </w:t></w:r><w:r><w:rPr><w:i/></w:rPr><w:t>Offset</w:t></w:r><w:r><w:t>) are correct, and (iii) each Limited Partner’s closing Capital Account balance as of the end of such Fiscal Year; and</w:t></w:r><w:r><w:t xml:space="preserve"> </w:t></w:r></w:p>
+<w:p><w:pPr><w:pStyle w:val="Article5L4"></w:pStyle><w:tabs><w:tab w:val="left" w:pos="2520"></w:tab></w:tabs><w:ind w:left="720" w:firstLine="720"></w:ind></w:pPr><w:r><w:t>within ninety (90) days after the end of each Fiscal Year (commencing after December 31 o</w:t></w:r><w:r><w:t xml:space="preserve">f the Fiscal Year of the Initial Closing Date), a financial report audited by the Auditor as of the end of such Fiscal Year, prepared in compliance with GAAP, </w:t></w:r><w:r><w:t>which shall include, among other things</w:t></w:r><w:r><w:t>, (i) the audited financial statements of the Fund, (ii) c</w:t></w:r><w:r><w:t>onfirmation that the amounts of Management Fee and Carried Interest that have been distributed, the amount of Carried Interest retained in the Escrow Account pursuant to Section </w:t></w:r><w:r><w:t>14.7.</w:t></w:r><w:del w:id="66" w:author="IntegrationTest" w:date="2026-02-22T03:05:13.231Z"><w:r><w:delText>2</w:delText></w:r></w:del><w:ins w:id="67" w:author="IntegrationTest" w:date="2026-02-22T03:05:13.231Z"><w:r><w:t>3</w:t></w:r></w:ins><w:r><w:t xml:space="preserve"> and the amounts of any Fee Income applied to reduce the Management Fee in accordance with Section </w:t></w:r><w:r><w:t>8.4</w:t></w:r><w:r><w:t xml:space="preserve"> (</w:t></w:r><w:r><w:rPr><w:i/></w:rPr><w:t>Management</w:t></w:r><w:r><w:t xml:space="preserve"> </w:t></w:r><w:r><w:rPr><w:i/></w:rPr><w:t xml:space="preserve">Fee </w:t></w:r><w:r><w:rPr><w:i/></w:rPr><w:t>Offset</w:t></w:r><w:r><w:t>) are correct, and (iii) each Limited Partner’s closing Capital Account balance as of the end of such Fiscal Year; and</w:t></w:r><w:r><w:t xml:space="preserve"> </w:t></w:r></w:p>
 <w:p><w:pPr><w:pStyle w:val="Article5L4"></w:pStyle><w:tabs><w:tab w:val="left" w:pos="2520"></w:tab></w:tabs><w:ind w:left="720" w:firstLine="720"></w:ind></w:pPr><w:r><w:t xml:space="preserve">within forty-five (45) days after the end of each </w:t></w:r><w:r><w:t>calendar quarter (commencing with the first full calendar quarter after the date of the first Drawdown), an unaudited report as of the end of such quarter made up in compliance with GAAP.</w:t></w:r></w:p>
 <w:p><w:pPr><w:pStyle w:val="Article5L3"></w:pStyle><w:tabs><w:tab w:val="left" w:pos="1440"></w:tab></w:tabs><w:ind w:left="0" w:firstLine="720"></w:ind></w:pPr><w:r><w:t>Each financial report provided to the Limited Partners pursuant to S</w:t></w:r><w:r><w:t>ection </w:t></w:r><w:r><w:t>15.2.1</w:t></w:r><w:r><w:t xml:space="preserve"> shall be consistent with the requirements of the ILPA Reporting Template and consist of at least:</w:t></w:r></w:p>
 <w:p><w:pPr><w:pStyle w:val="Article5L4"></w:pStyle><w:tabs><w:tab w:val="left" w:pos="2520"></w:tab></w:tabs><w:ind w:left="720" w:firstLine="720"></w:ind></w:pPr><w:r><w:t>the assets and liabilities of the Fund as of the en</w:t></w:r><w:r><w:t>d of such Fiscal Year or calendar quarter, as appropriate;</w:t></w:r></w:p>
